--- a/Training Calendar. Performance metrics and algorithms.docx
+++ b/Training Calendar. Performance metrics and algorithms.docx
@@ -60,15 +60,7 @@
     <w:p/>
     <w:p>
       <w:r>
-        <w:t xml:space="preserve">| Zone | Name | Range | </w:t>
-      </w:r>
-      <w:proofErr w:type="spellStart"/>
-      <w:r>
-        <w:t>Color</w:t>
-      </w:r>
-      <w:proofErr w:type="spellEnd"/>
-      <w:r>
-        <w:t xml:space="preserve"> |</w:t>
+        <w:t>| Zone | Name | Range | Color |</w:t>
       </w:r>
     </w:p>
     <w:p>
@@ -118,34 +110,10 @@
           <w:b/>
           <w:bCs/>
         </w:rPr>
-        <w:t>**</w:t>
-      </w:r>
-      <w:proofErr w:type="gramStart"/>
-      <w:r>
-        <w:rPr>
-          <w:b/>
-          <w:bCs/>
-        </w:rPr>
-        <w:t>Function:*</w:t>
-      </w:r>
-      <w:proofErr w:type="gramEnd"/>
-      <w:r>
-        <w:rPr>
-          <w:b/>
-          <w:bCs/>
-        </w:rPr>
-        <w:t>*</w:t>
-      </w:r>
-      <w:r>
-        <w:t xml:space="preserve"> `</w:t>
-      </w:r>
-      <w:proofErr w:type="spellStart"/>
-      <w:r>
-        <w:t>calculateZones</w:t>
-      </w:r>
-      <w:proofErr w:type="spellEnd"/>
-      <w:r>
-        <w:t>(ftp)`</w:t>
+        <w:t>**Function:**</w:t>
+      </w:r>
+      <w:r>
+        <w:t xml:space="preserve"> `calculateZones(ftp)`</w:t>
       </w:r>
     </w:p>
     <w:p/>
@@ -171,23 +139,7 @@
     <w:p>
       <w:r>
         <w:lastRenderedPageBreak/>
-        <w:t xml:space="preserve">2. Find the zone where `power &gt;= </w:t>
-      </w:r>
-      <w:proofErr w:type="spellStart"/>
-      <w:r>
-        <w:t>zone.min</w:t>
-      </w:r>
-      <w:proofErr w:type="spellEnd"/>
-      <w:r>
-        <w:t xml:space="preserve"> &amp;&amp; power &lt; </w:t>
-      </w:r>
-      <w:proofErr w:type="spellStart"/>
-      <w:r>
-        <w:t>zone.max</w:t>
-      </w:r>
-      <w:proofErr w:type="spellEnd"/>
-      <w:r>
-        <w:t>`</w:t>
+        <w:t>2. Find the zone where `power &gt;= zone.min &amp;&amp; power &lt; zone.max`</w:t>
       </w:r>
     </w:p>
     <w:p>
@@ -207,45 +159,11 @@
           <w:b/>
           <w:bCs/>
         </w:rPr>
-        <w:t>**</w:t>
-      </w:r>
-      <w:proofErr w:type="gramStart"/>
-      <w:r>
-        <w:rPr>
-          <w:b/>
-          <w:bCs/>
-        </w:rPr>
-        <w:t>Function:*</w:t>
-      </w:r>
-      <w:proofErr w:type="gramEnd"/>
-      <w:r>
-        <w:rPr>
-          <w:b/>
-          <w:bCs/>
-        </w:rPr>
-        <w:t>*</w:t>
-      </w:r>
-      <w:r>
-        <w:t xml:space="preserve"> `</w:t>
-      </w:r>
-      <w:proofErr w:type="spellStart"/>
-      <w:proofErr w:type="gramStart"/>
-      <w:r>
-        <w:t>calculateTimeInZones</w:t>
-      </w:r>
-      <w:proofErr w:type="spellEnd"/>
-      <w:r>
-        <w:t>(</w:t>
-      </w:r>
-      <w:proofErr w:type="gramEnd"/>
-      <w:r>
-        <w:t xml:space="preserve">streams, </w:t>
-      </w:r>
-      <w:proofErr w:type="gramStart"/>
-      <w:r>
-        <w:t>ftp)`</w:t>
-      </w:r>
-      <w:proofErr w:type="gramEnd"/>
+        <w:t>**Function:**</w:t>
+      </w:r>
+      <w:r>
+        <w:t xml:space="preserve"> `calculateTimeInZones(streams, ftp)`</w:t>
+      </w:r>
     </w:p>
     <w:p>
       <w:r>
@@ -289,23 +207,7 @@
           <w:b/>
           <w:bCs/>
         </w:rPr>
-        <w:t>**</w:t>
-      </w:r>
-      <w:proofErr w:type="gramStart"/>
-      <w:r>
-        <w:rPr>
-          <w:b/>
-          <w:bCs/>
-        </w:rPr>
-        <w:t>Formula:*</w:t>
-      </w:r>
-      <w:proofErr w:type="gramEnd"/>
-      <w:r>
-        <w:rPr>
-          <w:b/>
-          <w:bCs/>
-        </w:rPr>
-        <w:t>*</w:t>
+        <w:t>**Formula:**</w:t>
       </w:r>
     </w:p>
     <w:p>
@@ -365,23 +267,7 @@
           <w:b/>
           <w:bCs/>
         </w:rPr>
-        <w:t>**</w:t>
-      </w:r>
-      <w:proofErr w:type="gramStart"/>
-      <w:r>
-        <w:rPr>
-          <w:b/>
-          <w:bCs/>
-        </w:rPr>
-        <w:t>Meaning:*</w:t>
-      </w:r>
-      <w:proofErr w:type="gramEnd"/>
-      <w:r>
-        <w:rPr>
-          <w:b/>
-          <w:bCs/>
-        </w:rPr>
-        <w:t>*</w:t>
+        <w:t>**Meaning:**</w:t>
       </w:r>
       <w:r>
         <w:t xml:space="preserve"> Ratio of the actual effort to your threshold power. Values above 1.0 indicate sustained power above FTP.</w:t>
@@ -394,45 +280,11 @@
           <w:b/>
           <w:bCs/>
         </w:rPr>
-        <w:t>**</w:t>
-      </w:r>
-      <w:proofErr w:type="gramStart"/>
-      <w:r>
-        <w:rPr>
-          <w:b/>
-          <w:bCs/>
-        </w:rPr>
-        <w:t>Function:*</w:t>
-      </w:r>
-      <w:proofErr w:type="gramEnd"/>
-      <w:r>
-        <w:rPr>
-          <w:b/>
-          <w:bCs/>
-        </w:rPr>
-        <w:t>*</w:t>
-      </w:r>
-      <w:r>
-        <w:t xml:space="preserve"> `</w:t>
-      </w:r>
-      <w:proofErr w:type="spellStart"/>
-      <w:proofErr w:type="gramStart"/>
-      <w:r>
-        <w:t>calculateIntensityFactor</w:t>
-      </w:r>
-      <w:proofErr w:type="spellEnd"/>
-      <w:r>
-        <w:t>(</w:t>
-      </w:r>
-      <w:proofErr w:type="gramEnd"/>
-      <w:r>
-        <w:t xml:space="preserve">workout, </w:t>
-      </w:r>
-      <w:proofErr w:type="gramStart"/>
-      <w:r>
-        <w:t>ftp)`</w:t>
-      </w:r>
-      <w:proofErr w:type="gramEnd"/>
+        <w:t>**Function:**</w:t>
+      </w:r>
+      <w:r>
+        <w:t xml:space="preserve"> `calculateIntensityFactor(workout, ftp)`</w:t>
+      </w:r>
     </w:p>
     <w:p/>
     <w:p>
@@ -450,23 +302,7 @@
           <w:b/>
           <w:bCs/>
         </w:rPr>
-        <w:t>**</w:t>
-      </w:r>
-      <w:proofErr w:type="gramStart"/>
-      <w:r>
-        <w:rPr>
-          <w:b/>
-          <w:bCs/>
-        </w:rPr>
-        <w:t>Formula:*</w:t>
-      </w:r>
-      <w:proofErr w:type="gramEnd"/>
-      <w:r>
-        <w:rPr>
-          <w:b/>
-          <w:bCs/>
-        </w:rPr>
-        <w:t>*</w:t>
+        <w:t>**Formula:**</w:t>
       </w:r>
     </w:p>
     <w:p>
@@ -477,15 +313,7 @@
     </w:p>
     <w:p>
       <w:r>
-        <w:t>TSS = (</w:t>
-      </w:r>
-      <w:proofErr w:type="spellStart"/>
-      <w:r>
-        <w:t>Duration_seconds</w:t>
-      </w:r>
-      <w:proofErr w:type="spellEnd"/>
-      <w:r>
-        <w:t xml:space="preserve"> × NP × IF) / (FTP × 36)</w:t>
+        <w:t>TSS = (Duration_seconds × NP × IF) / (FTP × 36)</w:t>
       </w:r>
     </w:p>
     <w:p>
@@ -508,23 +336,7 @@
           <w:b/>
           <w:bCs/>
         </w:rPr>
-        <w:t>**</w:t>
-      </w:r>
-      <w:proofErr w:type="spellStart"/>
-      <w:r>
-        <w:rPr>
-          <w:b/>
-          <w:bCs/>
-        </w:rPr>
-        <w:t>Duration_seconds</w:t>
-      </w:r>
-      <w:proofErr w:type="spellEnd"/>
-      <w:r>
-        <w:rPr>
-          <w:b/>
-          <w:bCs/>
-        </w:rPr>
-        <w:t>**</w:t>
+        <w:t>**Duration_seconds**</w:t>
       </w:r>
       <w:r>
         <w:t xml:space="preserve"> = Total elapsed time of the workout</w:t>
@@ -582,23 +394,7 @@
           <w:b/>
           <w:bCs/>
         </w:rPr>
-        <w:t xml:space="preserve">**Calculation </w:t>
-      </w:r>
-      <w:proofErr w:type="gramStart"/>
-      <w:r>
-        <w:rPr>
-          <w:b/>
-          <w:bCs/>
-        </w:rPr>
-        <w:t>Steps:*</w:t>
-      </w:r>
-      <w:proofErr w:type="gramEnd"/>
-      <w:r>
-        <w:rPr>
-          <w:b/>
-          <w:bCs/>
-        </w:rPr>
-        <w:t>*</w:t>
+        <w:t>**Calculation Steps:**</w:t>
       </w:r>
     </w:p>
     <w:p>
@@ -623,23 +419,7 @@
           <w:b/>
           <w:bCs/>
         </w:rPr>
-        <w:t>**</w:t>
-      </w:r>
-      <w:proofErr w:type="gramStart"/>
-      <w:r>
-        <w:rPr>
-          <w:b/>
-          <w:bCs/>
-        </w:rPr>
-        <w:t>Meaning:*</w:t>
-      </w:r>
-      <w:proofErr w:type="gramEnd"/>
-      <w:r>
-        <w:rPr>
-          <w:b/>
-          <w:bCs/>
-        </w:rPr>
-        <w:t>*</w:t>
+        <w:t>**Meaning:**</w:t>
       </w:r>
       <w:r>
         <w:t xml:space="preserve"> Quantifies the total training stimulus received. A 1-hour moderate effort (~100 TSS) can be equivalent to 2 hours of easy riding (~50-60 TSS).</w:t>
@@ -652,45 +432,11 @@
           <w:b/>
           <w:bCs/>
         </w:rPr>
-        <w:t>**</w:t>
-      </w:r>
-      <w:proofErr w:type="gramStart"/>
-      <w:r>
-        <w:rPr>
-          <w:b/>
-          <w:bCs/>
-        </w:rPr>
-        <w:t>Function:*</w:t>
-      </w:r>
-      <w:proofErr w:type="gramEnd"/>
-      <w:r>
-        <w:rPr>
-          <w:b/>
-          <w:bCs/>
-        </w:rPr>
-        <w:t>*</w:t>
-      </w:r>
-      <w:r>
-        <w:t xml:space="preserve"> `</w:t>
-      </w:r>
-      <w:proofErr w:type="spellStart"/>
-      <w:proofErr w:type="gramStart"/>
-      <w:r>
-        <w:t>calculateTSS</w:t>
-      </w:r>
-      <w:proofErr w:type="spellEnd"/>
-      <w:r>
-        <w:t>(</w:t>
-      </w:r>
-      <w:proofErr w:type="gramEnd"/>
-      <w:r>
-        <w:t xml:space="preserve">workout, </w:t>
-      </w:r>
-      <w:proofErr w:type="gramStart"/>
-      <w:r>
-        <w:t>ftp)`</w:t>
-      </w:r>
-      <w:proofErr w:type="gramEnd"/>
+        <w:t>**Function:**</w:t>
+      </w:r>
+      <w:r>
+        <w:t xml:space="preserve"> `calculateTSS(workout, ftp)`</w:t>
+      </w:r>
     </w:p>
     <w:p/>
     <w:p>
@@ -708,23 +454,7 @@
           <w:b/>
           <w:bCs/>
         </w:rPr>
-        <w:t>**Algorithm (Standard 30-second Rolling Average</w:t>
-      </w:r>
-      <w:proofErr w:type="gramStart"/>
-      <w:r>
-        <w:rPr>
-          <w:b/>
-          <w:bCs/>
-        </w:rPr>
-        <w:t>):*</w:t>
-      </w:r>
-      <w:proofErr w:type="gramEnd"/>
-      <w:r>
-        <w:rPr>
-          <w:b/>
-          <w:bCs/>
-        </w:rPr>
-        <w:t>*</w:t>
+        <w:t>**Algorithm (Standard 30-second Rolling Average):**</w:t>
       </w:r>
     </w:p>
     <w:p>
@@ -754,23 +484,7 @@
           <w:b/>
           <w:bCs/>
         </w:rPr>
-        <w:t>**</w:t>
-      </w:r>
-      <w:proofErr w:type="gramStart"/>
-      <w:r>
-        <w:rPr>
-          <w:b/>
-          <w:bCs/>
-        </w:rPr>
-        <w:t>Formula:*</w:t>
-      </w:r>
-      <w:proofErr w:type="gramEnd"/>
-      <w:r>
-        <w:rPr>
-          <w:b/>
-          <w:bCs/>
-        </w:rPr>
-        <w:t>*</w:t>
+        <w:t>**Formula:**</w:t>
       </w:r>
     </w:p>
     <w:p>
@@ -781,15 +495,7 @@
     </w:p>
     <w:p>
       <w:r>
-        <w:t>NP = (Average(avg_30s^4</w:t>
-      </w:r>
-      <w:proofErr w:type="gramStart"/>
-      <w:r>
-        <w:t>))^</w:t>
-      </w:r>
-      <w:proofErr w:type="gramEnd"/>
-      <w:r>
-        <w:t>(1/4)</w:t>
+        <w:t>NP = (Average(avg_30s^4))^(1/4)</w:t>
       </w:r>
     </w:p>
     <w:p>
@@ -804,23 +510,7 @@
           <w:b/>
           <w:bCs/>
         </w:rPr>
-        <w:t>**</w:t>
-      </w:r>
-      <w:proofErr w:type="gramStart"/>
-      <w:r>
-        <w:rPr>
-          <w:b/>
-          <w:bCs/>
-        </w:rPr>
-        <w:t>Purpose:*</w:t>
-      </w:r>
-      <w:proofErr w:type="gramEnd"/>
-      <w:r>
-        <w:rPr>
-          <w:b/>
-          <w:bCs/>
-        </w:rPr>
-        <w:t>*</w:t>
+        <w:t>**Purpose:**</w:t>
       </w:r>
       <w:r>
         <w:t xml:space="preserve"> Accounts for the non-linear relationship between power and physiological effort. A zigzag effort at average power P produces more fatigue than steady power P.</w:t>
@@ -833,34 +523,10 @@
           <w:b/>
           <w:bCs/>
         </w:rPr>
-        <w:t>**</w:t>
-      </w:r>
-      <w:proofErr w:type="gramStart"/>
-      <w:r>
-        <w:rPr>
-          <w:b/>
-          <w:bCs/>
-        </w:rPr>
-        <w:t>Function:*</w:t>
-      </w:r>
-      <w:proofErr w:type="gramEnd"/>
-      <w:r>
-        <w:rPr>
-          <w:b/>
-          <w:bCs/>
-        </w:rPr>
-        <w:t>*</w:t>
-      </w:r>
-      <w:r>
-        <w:t xml:space="preserve"> `</w:t>
-      </w:r>
-      <w:proofErr w:type="spellStart"/>
-      <w:r>
-        <w:t>calculateNormalizedPower</w:t>
-      </w:r>
-      <w:proofErr w:type="spellEnd"/>
-      <w:r>
-        <w:t>(streams)`</w:t>
+        <w:t>**Function:**</w:t>
+      </w:r>
+      <w:r>
+        <w:t xml:space="preserve"> `calculateNormalizedPower(streams)`</w:t>
       </w:r>
     </w:p>
     <w:p/>
@@ -879,23 +545,7 @@
           <w:b/>
           <w:bCs/>
         </w:rPr>
-        <w:t>**</w:t>
-      </w:r>
-      <w:proofErr w:type="gramStart"/>
-      <w:r>
-        <w:rPr>
-          <w:b/>
-          <w:bCs/>
-        </w:rPr>
-        <w:t>Formula:*</w:t>
-      </w:r>
-      <w:proofErr w:type="gramEnd"/>
-      <w:r>
-        <w:rPr>
-          <w:b/>
-          <w:bCs/>
-        </w:rPr>
-        <w:t>*</w:t>
+        <w:t>**Formula:**</w:t>
       </w:r>
     </w:p>
     <w:p>
@@ -905,13 +555,8 @@
     </w:p>
     <w:p>
       <w:r>
-        <w:t xml:space="preserve">EF = NP / </w:t>
-      </w:r>
-      <w:proofErr w:type="spellStart"/>
-      <w:r>
-        <w:t>Average_Heart_Rate</w:t>
-      </w:r>
-      <w:proofErr w:type="spellEnd"/>
+        <w:t>EF = NP / Average_Heart_Rate</w:t>
+      </w:r>
     </w:p>
     <w:p>
       <w:r>
@@ -925,23 +570,7 @@
           <w:b/>
           <w:bCs/>
         </w:rPr>
-        <w:t xml:space="preserve">**Criteria for </w:t>
-      </w:r>
-      <w:proofErr w:type="gramStart"/>
-      <w:r>
-        <w:rPr>
-          <w:b/>
-          <w:bCs/>
-        </w:rPr>
-        <w:t>Measurement:*</w:t>
-      </w:r>
-      <w:proofErr w:type="gramEnd"/>
-      <w:r>
-        <w:rPr>
-          <w:b/>
-          <w:bCs/>
-        </w:rPr>
-        <w:t>*</w:t>
+        <w:t>**Criteria for Measurement:**</w:t>
       </w:r>
     </w:p>
     <w:p>
@@ -966,23 +595,7 @@
           <w:b/>
           <w:bCs/>
         </w:rPr>
-        <w:t>**</w:t>
-      </w:r>
-      <w:proofErr w:type="gramStart"/>
-      <w:r>
-        <w:rPr>
-          <w:b/>
-          <w:bCs/>
-        </w:rPr>
-        <w:t>Meaning:*</w:t>
-      </w:r>
-      <w:proofErr w:type="gramEnd"/>
-      <w:r>
-        <w:rPr>
-          <w:b/>
-          <w:bCs/>
-        </w:rPr>
-        <w:t>*</w:t>
+        <w:t>**Meaning:**</w:t>
       </w:r>
       <w:r>
         <w:t xml:space="preserve"> How much power you can produce per heart rate beat. Higher values indicate better aerobic efficiency. Trends in EF show aerobic fitness improvements independent of power gains.</w:t>
@@ -995,23 +608,7 @@
           <w:b/>
           <w:bCs/>
         </w:rPr>
-        <w:t>**</w:t>
-      </w:r>
-      <w:proofErr w:type="gramStart"/>
-      <w:r>
-        <w:rPr>
-          <w:b/>
-          <w:bCs/>
-        </w:rPr>
-        <w:t>Usage:*</w:t>
-      </w:r>
-      <w:proofErr w:type="gramEnd"/>
-      <w:r>
-        <w:rPr>
-          <w:b/>
-          <w:bCs/>
-        </w:rPr>
-        <w:t>*</w:t>
+        <w:t>**Usage:**</w:t>
       </w:r>
       <w:r>
         <w:t xml:space="preserve"> Tracked over time to identify aerobic fitness improvements (recovery rides with lower HR for same power)</w:t>
@@ -1049,23 +646,7 @@
           <w:b/>
           <w:bCs/>
         </w:rPr>
-        <w:t>**</w:t>
-      </w:r>
-      <w:proofErr w:type="gramStart"/>
-      <w:r>
-        <w:rPr>
-          <w:b/>
-          <w:bCs/>
-        </w:rPr>
-        <w:t>Goal:*</w:t>
-      </w:r>
-      <w:proofErr w:type="gramEnd"/>
-      <w:r>
-        <w:rPr>
-          <w:b/>
-          <w:bCs/>
-        </w:rPr>
-        <w:t>*</w:t>
+        <w:t>**Goal:**</w:t>
       </w:r>
       <w:r>
         <w:t xml:space="preserve"> Identify when your best recent efforts suggest your FTP should increase.</w:t>
@@ -1078,23 +659,7 @@
           <w:b/>
           <w:bCs/>
         </w:rPr>
-        <w:t>**</w:t>
-      </w:r>
-      <w:proofErr w:type="gramStart"/>
-      <w:r>
-        <w:rPr>
-          <w:b/>
-          <w:bCs/>
-        </w:rPr>
-        <w:t>Logic:*</w:t>
-      </w:r>
-      <w:proofErr w:type="gramEnd"/>
-      <w:r>
-        <w:rPr>
-          <w:b/>
-          <w:bCs/>
-        </w:rPr>
-        <w:t>*</w:t>
+        <w:t>**Logic:**</w:t>
       </w:r>
     </w:p>
     <w:p>
@@ -1106,23 +671,7 @@
           <w:b/>
           <w:bCs/>
         </w:rPr>
-        <w:t>**Best Ride Check (Primary</w:t>
-      </w:r>
-      <w:proofErr w:type="gramStart"/>
-      <w:r>
-        <w:rPr>
-          <w:b/>
-          <w:bCs/>
-        </w:rPr>
-        <w:t>):*</w:t>
-      </w:r>
-      <w:proofErr w:type="gramEnd"/>
-      <w:r>
-        <w:rPr>
-          <w:b/>
-          <w:bCs/>
-        </w:rPr>
-        <w:t>*</w:t>
+        <w:t>**Best Ride Check (Primary):**</w:t>
       </w:r>
     </w:p>
     <w:p>
@@ -1150,23 +699,7 @@
           <w:b/>
           <w:bCs/>
         </w:rPr>
-        <w:t>**Threshold Ride Check (Secondary</w:t>
-      </w:r>
-      <w:proofErr w:type="gramStart"/>
-      <w:r>
-        <w:rPr>
-          <w:b/>
-          <w:bCs/>
-        </w:rPr>
-        <w:t>):*</w:t>
-      </w:r>
-      <w:proofErr w:type="gramEnd"/>
-      <w:r>
-        <w:rPr>
-          <w:b/>
-          <w:bCs/>
-        </w:rPr>
-        <w:t>*</w:t>
+        <w:t>**Threshold Ride Check (Secondary):**</w:t>
       </w:r>
     </w:p>
     <w:p>
@@ -1181,15 +714,7 @@
     </w:p>
     <w:p>
       <w:r>
-        <w:t>   - Average HR &lt; Critical HR (estimated lactate-threshold HR). If Critical HR is not available, use a conservative fallback (e.g. ~90% of reported `</w:t>
-      </w:r>
-      <w:proofErr w:type="spellStart"/>
-      <w:r>
-        <w:t>maxHr</w:t>
-      </w:r>
-      <w:proofErr w:type="spellEnd"/>
-      <w:r>
-        <w:t>`). This replaces the previous hard-coded `175 bpm` threshold to account for athlete-specific physiology.</w:t>
+        <w:t>   - Average HR &lt; Critical HR (estimated lactate-threshold HR). If Critical HR is not available, use a conservative fallback (e.g. ~90% of reported `maxHr`). This replaces the previous hard-coded `175 bpm` threshold to account for athlete-specific physiology.</w:t>
       </w:r>
     </w:p>
     <w:p>
@@ -1204,75 +729,15 @@
           <w:b/>
           <w:bCs/>
         </w:rPr>
-        <w:t>**</w:t>
-      </w:r>
-      <w:proofErr w:type="gramStart"/>
-      <w:r>
-        <w:rPr>
-          <w:b/>
-          <w:bCs/>
-        </w:rPr>
-        <w:t>Function:*</w:t>
-      </w:r>
-      <w:proofErr w:type="gramEnd"/>
-      <w:r>
-        <w:rPr>
-          <w:b/>
-          <w:bCs/>
-        </w:rPr>
-        <w:t>*</w:t>
-      </w:r>
-      <w:r>
-        <w:t xml:space="preserve"> `</w:t>
-      </w:r>
-      <w:proofErr w:type="spellStart"/>
-      <w:proofErr w:type="gramStart"/>
-      <w:r>
-        <w:t>checkFtpImprovement</w:t>
-      </w:r>
-      <w:proofErr w:type="spellEnd"/>
-      <w:r>
-        <w:t>(</w:t>
-      </w:r>
-      <w:proofErr w:type="gramEnd"/>
-      <w:r>
-        <w:t xml:space="preserve">workouts, </w:t>
-      </w:r>
-      <w:proofErr w:type="spellStart"/>
-      <w:proofErr w:type="gramStart"/>
-      <w:r>
-        <w:t>currentFtp</w:t>
-      </w:r>
-      <w:proofErr w:type="spellEnd"/>
-      <w:r>
-        <w:t>)`</w:t>
-      </w:r>
-      <w:proofErr w:type="gramEnd"/>
-    </w:p>
-    <w:p>
-      <w:r>
-        <w:t xml:space="preserve">- Returns: </w:t>
-      </w:r>
-      <w:proofErr w:type="gramStart"/>
-      <w:r>
-        <w:t xml:space="preserve">`{ </w:t>
-      </w:r>
-      <w:proofErr w:type="spellStart"/>
-      <w:r>
-        <w:t>suggestedUpdate</w:t>
-      </w:r>
-      <w:proofErr w:type="spellEnd"/>
-      <w:proofErr w:type="gramEnd"/>
-      <w:r>
-        <w:t xml:space="preserve">, </w:t>
-      </w:r>
-      <w:proofErr w:type="gramStart"/>
-      <w:r>
-        <w:t>reason }</w:t>
-      </w:r>
-      <w:proofErr w:type="gramEnd"/>
-      <w:r>
-        <w:t>` or `null`</w:t>
+        <w:t>**Function:**</w:t>
+      </w:r>
+      <w:r>
+        <w:t xml:space="preserve"> `checkFtpImprovement(workouts, currentFtp)`</w:t>
+      </w:r>
+    </w:p>
+    <w:p>
+      <w:r>
+        <w:t>- Returns: `{ suggestedUpdate, reason }` or `null`</w:t>
       </w:r>
     </w:p>
     <w:p/>
@@ -1291,23 +756,7 @@
           <w:b/>
           <w:bCs/>
         </w:rPr>
-        <w:t xml:space="preserve">**Two-Parameter </w:t>
-      </w:r>
-      <w:proofErr w:type="gramStart"/>
-      <w:r>
-        <w:rPr>
-          <w:b/>
-          <w:bCs/>
-        </w:rPr>
-        <w:t>Model:*</w:t>
-      </w:r>
-      <w:proofErr w:type="gramEnd"/>
-      <w:r>
-        <w:rPr>
-          <w:b/>
-          <w:bCs/>
-        </w:rPr>
-        <w:t>*</w:t>
+        <w:t>**Two-Parameter Model:**</w:t>
       </w:r>
     </w:p>
     <w:p>
@@ -1368,23 +817,7 @@
           <w:b/>
           <w:bCs/>
         </w:rPr>
-        <w:t>**Calculation Method (using 3-min and 20-min data</w:t>
-      </w:r>
-      <w:proofErr w:type="gramStart"/>
-      <w:r>
-        <w:rPr>
-          <w:b/>
-          <w:bCs/>
-        </w:rPr>
-        <w:t>):*</w:t>
-      </w:r>
-      <w:proofErr w:type="gramEnd"/>
-      <w:r>
-        <w:rPr>
-          <w:b/>
-          <w:bCs/>
-        </w:rPr>
-        <w:t>*</w:t>
+        <w:t>**Calculation Method (using 3-min and 20-min data):**</w:t>
       </w:r>
     </w:p>
     <w:p>
@@ -1404,48 +837,22 @@
     </w:p>
     <w:p>
       <w:r>
-        <w:t>4. Calculate CP: `CP = (Work_20m - Work_3m) / (1200s - 180</w:t>
-      </w:r>
-      <w:proofErr w:type="gramStart"/>
-      <w:r>
-        <w:t>s)`</w:t>
-      </w:r>
-      <w:proofErr w:type="gramEnd"/>
-    </w:p>
-    <w:p>
-      <w:r>
-        <w:t>5. Calculate W': `W' = Work_3m - (CP × 180</w:t>
-      </w:r>
-      <w:proofErr w:type="gramStart"/>
-      <w:r>
-        <w:t>s)`</w:t>
-      </w:r>
-      <w:proofErr w:type="gramEnd"/>
-    </w:p>
-    <w:p/>
-    <w:p>
-      <w:r>
-        <w:rPr>
-          <w:b/>
-          <w:bCs/>
-        </w:rPr>
-        <w:t xml:space="preserve">**Estimated Accuracy </w:t>
-      </w:r>
-      <w:proofErr w:type="gramStart"/>
-      <w:r>
-        <w:rPr>
-          <w:b/>
-          <w:bCs/>
-        </w:rPr>
-        <w:t>Range:*</w:t>
-      </w:r>
-      <w:proofErr w:type="gramEnd"/>
-      <w:r>
-        <w:rPr>
-          <w:b/>
-          <w:bCs/>
-        </w:rPr>
-        <w:t>*</w:t>
+        <w:t>4. Calculate CP: `CP = (Work_20m - Work_3m) / (1200s - 180s)`</w:t>
+      </w:r>
+    </w:p>
+    <w:p>
+      <w:r>
+        <w:t>5. Calculate W': `W' = Work_3m - (CP × 180s)`</w:t>
+      </w:r>
+    </w:p>
+    <w:p/>
+    <w:p>
+      <w:r>
+        <w:rPr>
+          <w:b/>
+          <w:bCs/>
+        </w:rPr>
+        <w:t>**Estimated Accuracy Range:**</w:t>
       </w:r>
       <w:r>
         <w:t xml:space="preserve"> ±19 to +33 W vs actual CP</w:t>
@@ -1458,71 +865,15 @@
           <w:b/>
           <w:bCs/>
         </w:rPr>
-        <w:t>**</w:t>
-      </w:r>
-      <w:proofErr w:type="gramStart"/>
-      <w:r>
-        <w:rPr>
-          <w:b/>
-          <w:bCs/>
-        </w:rPr>
-        <w:t>Function:*</w:t>
-      </w:r>
-      <w:proofErr w:type="gramEnd"/>
-      <w:r>
-        <w:rPr>
-          <w:b/>
-          <w:bCs/>
-        </w:rPr>
-        <w:t>*</w:t>
-      </w:r>
-      <w:r>
-        <w:t xml:space="preserve"> `</w:t>
-      </w:r>
-      <w:proofErr w:type="spellStart"/>
-      <w:r>
-        <w:t>calculateCriticalPower</w:t>
-      </w:r>
-      <w:proofErr w:type="spellEnd"/>
-      <w:r>
-        <w:t>(</w:t>
-      </w:r>
-      <w:proofErr w:type="spellStart"/>
-      <w:r>
-        <w:t>powerCurve</w:t>
-      </w:r>
-      <w:proofErr w:type="spellEnd"/>
-      <w:r>
-        <w:t>)`</w:t>
-      </w:r>
-    </w:p>
-    <w:p>
-      <w:r>
-        <w:t xml:space="preserve">- Returns: </w:t>
-      </w:r>
-      <w:proofErr w:type="gramStart"/>
-      <w:r>
-        <w:t>`{ cp</w:t>
-      </w:r>
-      <w:proofErr w:type="gramEnd"/>
-      <w:r>
-        <w:t xml:space="preserve">, low, high, </w:t>
-      </w:r>
-      <w:proofErr w:type="spellStart"/>
-      <w:r>
-        <w:t>w_</w:t>
-      </w:r>
-      <w:proofErr w:type="gramStart"/>
-      <w:r>
-        <w:t>prime</w:t>
-      </w:r>
-      <w:proofErr w:type="spellEnd"/>
-      <w:r>
-        <w:t xml:space="preserve"> }</w:t>
-      </w:r>
-      <w:proofErr w:type="gramEnd"/>
-      <w:r>
-        <w:t>`</w:t>
+        <w:t>**Function:**</w:t>
+      </w:r>
+      <w:r>
+        <w:t xml:space="preserve"> `calculateCriticalPower(powerCurve)`</w:t>
+      </w:r>
+    </w:p>
+    <w:p>
+      <w:r>
+        <w:t>- Returns: `{ cp, low, high, w_prime }`</w:t>
       </w:r>
     </w:p>
     <w:p/>
@@ -1541,23 +892,7 @@
           <w:b/>
           <w:bCs/>
         </w:rPr>
-        <w:t xml:space="preserve">**Analogous to Critical </w:t>
-      </w:r>
-      <w:proofErr w:type="gramStart"/>
-      <w:r>
-        <w:rPr>
-          <w:b/>
-          <w:bCs/>
-        </w:rPr>
-        <w:t>Power:*</w:t>
-      </w:r>
-      <w:proofErr w:type="gramEnd"/>
-      <w:r>
-        <w:rPr>
-          <w:b/>
-          <w:bCs/>
-        </w:rPr>
-        <w:t>*</w:t>
+        <w:t>**Analogous to Critical Power:**</w:t>
       </w:r>
     </w:p>
     <w:p>
@@ -1566,13 +901,8 @@
       </w:r>
     </w:p>
     <w:p>
-      <w:proofErr w:type="spellStart"/>
-      <w:r>
-        <w:t>TotalBeats</w:t>
-      </w:r>
-      <w:proofErr w:type="spellEnd"/>
-      <w:r>
-        <w:t xml:space="preserve"> = CHR × Time + H'</w:t>
+      <w:r>
+        <w:t>TotalBeats = CHR × Time + H'</w:t>
       </w:r>
     </w:p>
     <w:p>
@@ -1623,50 +953,18 @@
           <w:b/>
           <w:bCs/>
         </w:rPr>
-        <w:t>**Calculation (using 3-min and 20-min HR data</w:t>
-      </w:r>
-      <w:proofErr w:type="gramStart"/>
-      <w:r>
-        <w:rPr>
-          <w:b/>
-          <w:bCs/>
-        </w:rPr>
-        <w:t>):*</w:t>
-      </w:r>
-      <w:proofErr w:type="gramEnd"/>
-      <w:r>
-        <w:rPr>
-          <w:b/>
-          <w:bCs/>
-        </w:rPr>
-        <w:t>*</w:t>
+        <w:t>**Calculation (using 3-min and 20-min HR data):**</w:t>
       </w:r>
     </w:p>
     <w:p>
       <w:r>
         <w:lastRenderedPageBreak/>
-        <w:t xml:space="preserve">1. Get best 3-minute </w:t>
-      </w:r>
-      <w:proofErr w:type="spellStart"/>
-      <w:r>
-        <w:t>avg</w:t>
-      </w:r>
-      <w:proofErr w:type="spellEnd"/>
-      <w:r>
-        <w:t xml:space="preserve"> HR: `HR_3m`</w:t>
-      </w:r>
-    </w:p>
-    <w:p>
-      <w:r>
-        <w:t xml:space="preserve">2. Get best 20-minute </w:t>
-      </w:r>
-      <w:proofErr w:type="spellStart"/>
-      <w:r>
-        <w:t>avg</w:t>
-      </w:r>
-      <w:proofErr w:type="spellEnd"/>
-      <w:r>
-        <w:t xml:space="preserve"> HR: `HR_20m`</w:t>
+        <w:t>1. Get best 3-minute avg HR: `HR_3m`</w:t>
+      </w:r>
+    </w:p>
+    <w:p>
+      <w:r>
+        <w:t>2. Get best 20-minute avg HR: `HR_20m`</w:t>
       </w:r>
     </w:p>
     <w:p>
@@ -1681,137 +979,44 @@
     </w:p>
     <w:p>
       <w:r>
-        <w:t xml:space="preserve">5. Calculate H': `H' = Beats_3m - (CHR × 3 </w:t>
-      </w:r>
-      <w:proofErr w:type="gramStart"/>
-      <w:r>
-        <w:t>min)`</w:t>
-      </w:r>
-      <w:proofErr w:type="gramEnd"/>
-    </w:p>
-    <w:p/>
-    <w:p>
-      <w:r>
-        <w:rPr>
-          <w:b/>
-          <w:bCs/>
-        </w:rPr>
-        <w:t>**</w:t>
-      </w:r>
-      <w:proofErr w:type="gramStart"/>
-      <w:r>
-        <w:rPr>
-          <w:b/>
-          <w:bCs/>
-        </w:rPr>
-        <w:t>Function:*</w:t>
-      </w:r>
-      <w:proofErr w:type="gramEnd"/>
-      <w:r>
-        <w:rPr>
-          <w:b/>
-          <w:bCs/>
-        </w:rPr>
-        <w:t>*</w:t>
-      </w:r>
-      <w:r>
-        <w:t xml:space="preserve"> `</w:t>
-      </w:r>
-      <w:proofErr w:type="spellStart"/>
-      <w:r>
-        <w:t>calculateCriticalHeartRate</w:t>
-      </w:r>
-      <w:proofErr w:type="spellEnd"/>
-      <w:r>
-        <w:t>(</w:t>
-      </w:r>
-      <w:proofErr w:type="spellStart"/>
-      <w:r>
-        <w:t>hrCurve</w:t>
-      </w:r>
-      <w:proofErr w:type="spellEnd"/>
-      <w:r>
-        <w:t>)`</w:t>
-      </w:r>
-    </w:p>
-    <w:p>
-      <w:r>
-        <w:t xml:space="preserve">- Returns: </w:t>
-      </w:r>
-      <w:proofErr w:type="gramStart"/>
-      <w:r>
-        <w:t>`{ chr</w:t>
-      </w:r>
-      <w:proofErr w:type="gramEnd"/>
-      <w:r>
-        <w:t xml:space="preserve">, </w:t>
-      </w:r>
-      <w:proofErr w:type="spellStart"/>
-      <w:r>
-        <w:t>h_</w:t>
-      </w:r>
-      <w:proofErr w:type="gramStart"/>
-      <w:r>
-        <w:t>prime</w:t>
-      </w:r>
-      <w:proofErr w:type="spellEnd"/>
-      <w:r>
-        <w:t xml:space="preserve"> }</w:t>
-      </w:r>
-      <w:proofErr w:type="gramEnd"/>
-      <w:r>
-        <w:t>`</w:t>
-      </w:r>
-    </w:p>
-    <w:p/>
-    <w:p>
-      <w:r>
-        <w:rPr>
-          <w:b/>
-          <w:bCs/>
-        </w:rPr>
-        <w:t>### 3.4 Session-Derived FTP (</w:t>
-      </w:r>
-      <w:proofErr w:type="spellStart"/>
-      <w:r>
-        <w:rPr>
-          <w:b/>
-          <w:bCs/>
-        </w:rPr>
-        <w:t>eFTP</w:t>
-      </w:r>
-      <w:proofErr w:type="spellEnd"/>
-      <w:r>
-        <w:rPr>
-          <w:b/>
-          <w:bCs/>
-        </w:rPr>
-        <w:t>)</w:t>
-      </w:r>
-    </w:p>
-    <w:p>
-      <w:r>
-        <w:rPr>
-          <w:b/>
-          <w:bCs/>
-        </w:rPr>
-        <w:t>**</w:t>
-      </w:r>
-      <w:proofErr w:type="gramStart"/>
-      <w:r>
-        <w:rPr>
-          <w:b/>
-          <w:bCs/>
-        </w:rPr>
-        <w:t>Purpose:*</w:t>
-      </w:r>
-      <w:proofErr w:type="gramEnd"/>
-      <w:r>
-        <w:rPr>
-          <w:b/>
-          <w:bCs/>
-        </w:rPr>
-        <w:t>*</w:t>
+        <w:t>5. Calculate H': `H' = Beats_3m - (CHR × 3 min)`</w:t>
+      </w:r>
+    </w:p>
+    <w:p/>
+    <w:p>
+      <w:r>
+        <w:rPr>
+          <w:b/>
+          <w:bCs/>
+        </w:rPr>
+        <w:t>**Function:**</w:t>
+      </w:r>
+      <w:r>
+        <w:t xml:space="preserve"> `calculateCriticalHeartRate(hrCurve)`</w:t>
+      </w:r>
+    </w:p>
+    <w:p>
+      <w:r>
+        <w:t>- Returns: `{ chr, h_prime }`</w:t>
+      </w:r>
+    </w:p>
+    <w:p/>
+    <w:p>
+      <w:r>
+        <w:rPr>
+          <w:b/>
+          <w:bCs/>
+        </w:rPr>
+        <w:t>### 3.4 Session-Derived FTP (eFTP)</w:t>
+      </w:r>
+    </w:p>
+    <w:p>
+      <w:r>
+        <w:rPr>
+          <w:b/>
+          <w:bCs/>
+        </w:rPr>
+        <w:t>**Purpose:**</w:t>
       </w:r>
       <w:r>
         <w:t xml:space="preserve"> Estimate FTP from a single workout with minimal cardiac drift.</w:t>
@@ -1824,23 +1029,7 @@
           <w:b/>
           <w:bCs/>
         </w:rPr>
-        <w:t>**</w:t>
-      </w:r>
-      <w:proofErr w:type="gramStart"/>
-      <w:r>
-        <w:rPr>
-          <w:b/>
-          <w:bCs/>
-        </w:rPr>
-        <w:t>Conditions:*</w:t>
-      </w:r>
-      <w:proofErr w:type="gramEnd"/>
-      <w:r>
-        <w:rPr>
-          <w:b/>
-          <w:bCs/>
-        </w:rPr>
-        <w:t>*</w:t>
+        <w:t>**Conditions:**</w:t>
       </w:r>
     </w:p>
     <w:p>
@@ -1870,23 +1059,7 @@
           <w:b/>
           <w:bCs/>
         </w:rPr>
-        <w:t>**</w:t>
-      </w:r>
-      <w:proofErr w:type="gramStart"/>
-      <w:r>
-        <w:rPr>
-          <w:b/>
-          <w:bCs/>
-        </w:rPr>
-        <w:t>Calculation:*</w:t>
-      </w:r>
-      <w:proofErr w:type="gramEnd"/>
-      <w:r>
-        <w:rPr>
-          <w:b/>
-          <w:bCs/>
-        </w:rPr>
-        <w:t>*</w:t>
+        <w:t>**Calculation:**</w:t>
       </w:r>
     </w:p>
     <w:p>
@@ -1901,15 +1074,7 @@
     </w:p>
     <w:p>
       <w:r>
-        <w:t>   - `</w:t>
-      </w:r>
-      <w:proofErr w:type="spellStart"/>
-      <w:r>
-        <w:t>HR_drift</w:t>
-      </w:r>
-      <w:proofErr w:type="spellEnd"/>
-      <w:r>
-        <w:t xml:space="preserve"> = (HR_end3m - HR_start3m) / HR_start3m`</w:t>
+        <w:t>   - `HR_drift = (HR_end3m - HR_start3m) / HR_start3m`</w:t>
       </w:r>
     </w:p>
     <w:p>
@@ -1929,60 +1094,15 @@
           <w:b/>
           <w:bCs/>
         </w:rPr>
-        <w:t>**</w:t>
-      </w:r>
-      <w:proofErr w:type="gramStart"/>
-      <w:r>
-        <w:rPr>
-          <w:b/>
-          <w:bCs/>
-        </w:rPr>
-        <w:t>Function:*</w:t>
-      </w:r>
-      <w:proofErr w:type="gramEnd"/>
-      <w:r>
-        <w:rPr>
-          <w:b/>
-          <w:bCs/>
-        </w:rPr>
-        <w:t>*</w:t>
-      </w:r>
-      <w:r>
-        <w:t xml:space="preserve"> `</w:t>
-      </w:r>
-      <w:proofErr w:type="spellStart"/>
-      <w:r>
-        <w:t>calculateSessionDerivedFtp</w:t>
-      </w:r>
-      <w:proofErr w:type="spellEnd"/>
-      <w:r>
-        <w:t>(workouts)`</w:t>
-      </w:r>
-    </w:p>
-    <w:p>
-      <w:r>
-        <w:t xml:space="preserve">- Returns: </w:t>
-      </w:r>
-      <w:proofErr w:type="gramStart"/>
-      <w:r>
-        <w:t>`{ low</w:t>
-      </w:r>
-      <w:proofErr w:type="gramEnd"/>
-      <w:r>
-        <w:t xml:space="preserve">, high, </w:t>
-      </w:r>
-      <w:proofErr w:type="spellStart"/>
-      <w:proofErr w:type="gramStart"/>
-      <w:r>
-        <w:t>avg</w:t>
-      </w:r>
-      <w:proofErr w:type="spellEnd"/>
-      <w:r>
-        <w:t xml:space="preserve"> }</w:t>
-      </w:r>
-      <w:proofErr w:type="gramEnd"/>
-      <w:r>
-        <w:t>` or `null`</w:t>
+        <w:t>**Function:**</w:t>
+      </w:r>
+      <w:r>
+        <w:t xml:space="preserve"> `calculateSessionDerivedFtp(workouts)`</w:t>
+      </w:r>
+    </w:p>
+    <w:p>
+      <w:r>
+        <w:t>- Returns: `{ low, high, avg }` or `null`</w:t>
       </w:r>
     </w:p>
     <w:p/>
@@ -2001,23 +1121,7 @@
           <w:b/>
           <w:bCs/>
         </w:rPr>
-        <w:t>**</w:t>
-      </w:r>
-      <w:proofErr w:type="gramStart"/>
-      <w:r>
-        <w:rPr>
-          <w:b/>
-          <w:bCs/>
-        </w:rPr>
-        <w:t>Purpose:*</w:t>
-      </w:r>
-      <w:proofErr w:type="gramEnd"/>
-      <w:r>
-        <w:rPr>
-          <w:b/>
-          <w:bCs/>
-        </w:rPr>
-        <w:t>*</w:t>
+        <w:t>**Purpose:**</w:t>
       </w:r>
       <w:r>
         <w:t xml:space="preserve"> Estimate FTP based on best efforts at different durations with phenotype adjustments.</w:t>
@@ -2030,23 +1134,7 @@
           <w:b/>
           <w:bCs/>
         </w:rPr>
-        <w:t xml:space="preserve">**Phenotype-Based </w:t>
-      </w:r>
-      <w:proofErr w:type="gramStart"/>
-      <w:r>
-        <w:rPr>
-          <w:b/>
-          <w:bCs/>
-        </w:rPr>
-        <w:t>Multipliers:*</w:t>
-      </w:r>
-      <w:proofErr w:type="gramEnd"/>
-      <w:r>
-        <w:rPr>
-          <w:b/>
-          <w:bCs/>
-        </w:rPr>
-        <w:t>*</w:t>
+        <w:t>**Phenotype-Based Multipliers:**</w:t>
       </w:r>
     </w:p>
     <w:p/>
@@ -2058,15 +1146,7 @@
     <w:p/>
     <w:p>
       <w:r>
-        <w:t xml:space="preserve">| Duration | Base Multiplier | Sprinter Bias | </w:t>
-      </w:r>
-      <w:proofErr w:type="spellStart"/>
-      <w:r>
-        <w:t>Puncheur</w:t>
-      </w:r>
-      <w:proofErr w:type="spellEnd"/>
-      <w:r>
-        <w:t xml:space="preserve"> Bias | TT/Climber Bias |</w:t>
+        <w:t>| Duration | Base Multiplier | Sprinter Bias | Puncheur Bias | TT/Climber Bias |</w:t>
       </w:r>
     </w:p>
     <w:p>
@@ -2096,23 +1176,7 @@
           <w:b/>
           <w:bCs/>
         </w:rPr>
-        <w:t>**</w:t>
-      </w:r>
-      <w:proofErr w:type="gramStart"/>
-      <w:r>
-        <w:rPr>
-          <w:b/>
-          <w:bCs/>
-        </w:rPr>
-        <w:t>Formula:*</w:t>
-      </w:r>
-      <w:proofErr w:type="gramEnd"/>
-      <w:r>
-        <w:rPr>
-          <w:b/>
-          <w:bCs/>
-        </w:rPr>
-        <w:t>*</w:t>
+        <w:t>**Formula:**</w:t>
       </w:r>
     </w:p>
     <w:p>
@@ -2121,81 +1185,18 @@
       </w:r>
     </w:p>
     <w:p>
-      <w:proofErr w:type="spellStart"/>
-      <w:r>
-        <w:t>FTP_low</w:t>
-      </w:r>
-      <w:proofErr w:type="spellEnd"/>
-      <w:r>
-        <w:t xml:space="preserve"> = (Power × </w:t>
-      </w:r>
-      <w:proofErr w:type="spellStart"/>
-      <w:r>
-        <w:t>Base_Min</w:t>
-      </w:r>
-      <w:proofErr w:type="spellEnd"/>
-      <w:r>
-        <w:t xml:space="preserve">) / (1 + </w:t>
-      </w:r>
-      <w:proofErr w:type="spellStart"/>
-      <w:r>
-        <w:t>Bias_Max</w:t>
-      </w:r>
-      <w:proofErr w:type="spellEnd"/>
-      <w:r>
-        <w:t>)</w:t>
-      </w:r>
-    </w:p>
-    <w:p>
-      <w:proofErr w:type="spellStart"/>
-      <w:r>
-        <w:t>FTP_high</w:t>
-      </w:r>
-      <w:proofErr w:type="spellEnd"/>
-      <w:r>
-        <w:t xml:space="preserve"> = (Power × </w:t>
-      </w:r>
-      <w:proofErr w:type="spellStart"/>
-      <w:r>
-        <w:t>Base_Max</w:t>
-      </w:r>
-      <w:proofErr w:type="spellEnd"/>
-      <w:r>
-        <w:t xml:space="preserve">) / (1 + </w:t>
-      </w:r>
-      <w:proofErr w:type="spellStart"/>
-      <w:r>
-        <w:t>Bias_Min</w:t>
-      </w:r>
-      <w:proofErr w:type="spellEnd"/>
-      <w:r>
-        <w:t>)</w:t>
-      </w:r>
-    </w:p>
-    <w:p>
-      <w:proofErr w:type="spellStart"/>
-      <w:r>
-        <w:t>FTP_avg</w:t>
-      </w:r>
-      <w:proofErr w:type="spellEnd"/>
-      <w:r>
-        <w:t xml:space="preserve"> = (</w:t>
-      </w:r>
-      <w:proofErr w:type="spellStart"/>
-      <w:r>
-        <w:t>FTP_low</w:t>
-      </w:r>
-      <w:proofErr w:type="spellEnd"/>
-      <w:r>
-        <w:t xml:space="preserve"> + </w:t>
-      </w:r>
-      <w:proofErr w:type="spellStart"/>
-      <w:r>
-        <w:t>FTP_high</w:t>
-      </w:r>
-      <w:proofErr w:type="spellEnd"/>
-      <w:r>
-        <w:t>) / 2</w:t>
+      <w:r>
+        <w:t>FTP_low = (Power × Base_Min) / (1 + Bias_Max)</w:t>
+      </w:r>
+    </w:p>
+    <w:p>
+      <w:r>
+        <w:t>FTP_high = (Power × Base_Max) / (1 + Bias_Min)</w:t>
+      </w:r>
+    </w:p>
+    <w:p>
+      <w:r>
+        <w:t>FTP_avg = (FTP_low + FTP_high) / 2</w:t>
       </w:r>
     </w:p>
     <w:p>
@@ -2210,23 +1211,7 @@
           <w:b/>
           <w:bCs/>
         </w:rPr>
-        <w:t>**</w:t>
-      </w:r>
-      <w:proofErr w:type="gramStart"/>
-      <w:r>
-        <w:rPr>
-          <w:b/>
-          <w:bCs/>
-        </w:rPr>
-        <w:t>Rationale:*</w:t>
-      </w:r>
-      <w:proofErr w:type="gramEnd"/>
-      <w:r>
-        <w:rPr>
-          <w:b/>
-          <w:bCs/>
-        </w:rPr>
-        <w:t>*</w:t>
+        <w:t>**Rationale:**</w:t>
       </w:r>
     </w:p>
     <w:p>
@@ -2236,102 +1221,31 @@
     </w:p>
     <w:p>
       <w:r>
-        <w:t xml:space="preserve">- TT/Climbers: Bias slightly downward (they can sustain higher </w:t>
-      </w:r>
-      <w:proofErr w:type="gramStart"/>
-      <w:r>
-        <w:t>NP</w:t>
-      </w:r>
-      <w:proofErr w:type="gramEnd"/>
-      <w:r>
-        <w:t xml:space="preserve"> but FTP isn't as high)</w:t>
-      </w:r>
-    </w:p>
-    <w:p>
-      <w:r>
-        <w:t xml:space="preserve">- </w:t>
-      </w:r>
-      <w:proofErr w:type="spellStart"/>
-      <w:r>
-        <w:t>Puncheurs</w:t>
-      </w:r>
-      <w:proofErr w:type="spellEnd"/>
-      <w:r>
-        <w:t>: Neutral bias</w:t>
-      </w:r>
-    </w:p>
-    <w:p/>
-    <w:p>
-      <w:r>
-        <w:rPr>
-          <w:b/>
-          <w:bCs/>
-        </w:rPr>
-        <w:t>**</w:t>
-      </w:r>
-      <w:proofErr w:type="gramStart"/>
-      <w:r>
-        <w:rPr>
-          <w:b/>
-          <w:bCs/>
-        </w:rPr>
-        <w:t>Function:*</w:t>
-      </w:r>
-      <w:proofErr w:type="gramEnd"/>
-      <w:r>
-        <w:rPr>
-          <w:b/>
-          <w:bCs/>
-        </w:rPr>
-        <w:t>*</w:t>
-      </w:r>
-      <w:r>
-        <w:t xml:space="preserve"> `</w:t>
-      </w:r>
-      <w:proofErr w:type="spellStart"/>
-      <w:proofErr w:type="gramStart"/>
-      <w:r>
-        <w:t>calculateEstimatedFtp</w:t>
-      </w:r>
-      <w:proofErr w:type="spellEnd"/>
-      <w:r>
-        <w:t>(</w:t>
-      </w:r>
-      <w:proofErr w:type="gramEnd"/>
-      <w:r>
-        <w:t xml:space="preserve">workouts, </w:t>
-      </w:r>
-      <w:proofErr w:type="gramStart"/>
-      <w:r>
-        <w:t>phenotype)`</w:t>
-      </w:r>
-      <w:proofErr w:type="gramEnd"/>
+        <w:t>- TT/Climbers: Bias slightly downward (they can sustain higher NP but FTP isn't as high)</w:t>
+      </w:r>
+    </w:p>
+    <w:p>
+      <w:r>
+        <w:t>- Puncheurs: Neutral bias</w:t>
+      </w:r>
+    </w:p>
+    <w:p/>
+    <w:p>
+      <w:r>
+        <w:rPr>
+          <w:b/>
+          <w:bCs/>
+        </w:rPr>
+        <w:t>**Function:**</w:t>
+      </w:r>
+      <w:r>
+        <w:t xml:space="preserve"> `calculateEstimatedFtp(workouts, phenotype)`</w:t>
+      </w:r>
     </w:p>
     <w:p>
       <w:r>
         <w:lastRenderedPageBreak/>
-        <w:t xml:space="preserve">- Returns: </w:t>
-      </w:r>
-      <w:proofErr w:type="gramStart"/>
-      <w:r>
-        <w:t xml:space="preserve">`{ </w:t>
-      </w:r>
-      <w:proofErr w:type="spellStart"/>
-      <w:r>
-        <w:t>avg</w:t>
-      </w:r>
-      <w:proofErr w:type="spellEnd"/>
-      <w:proofErr w:type="gramEnd"/>
-      <w:r>
-        <w:t xml:space="preserve">, low, </w:t>
-      </w:r>
-      <w:proofErr w:type="gramStart"/>
-      <w:r>
-        <w:t>high }</w:t>
-      </w:r>
-      <w:proofErr w:type="gramEnd"/>
-      <w:r>
-        <w:t>`</w:t>
+        <w:t>- Returns: `{ avg, low, high }`</w:t>
       </w:r>
     </w:p>
     <w:p/>
@@ -2346,41 +1260,17 @@
     </w:p>
     <w:p>
       <w:r>
-        <w:t xml:space="preserve">When </w:t>
-      </w:r>
-      <w:proofErr w:type="spellStart"/>
-      <w:r>
-        <w:t>analyzing</w:t>
-      </w:r>
-      <w:proofErr w:type="spellEnd"/>
-      <w:r>
-        <w:t xml:space="preserve"> a workout, the app resolves which FTP to use:</w:t>
-      </w:r>
-    </w:p>
-    <w:p/>
-    <w:p>
-      <w:r>
-        <w:rPr>
-          <w:b/>
-          <w:bCs/>
-        </w:rPr>
-        <w:t>**</w:t>
-      </w:r>
-      <w:proofErr w:type="gramStart"/>
-      <w:r>
-        <w:rPr>
-          <w:b/>
-          <w:bCs/>
-        </w:rPr>
-        <w:t>Priority:*</w:t>
-      </w:r>
-      <w:proofErr w:type="gramEnd"/>
-      <w:r>
-        <w:rPr>
-          <w:b/>
-          <w:bCs/>
-        </w:rPr>
-        <w:t>*</w:t>
+        <w:t>When analyzing a workout, the app resolves which FTP to use:</w:t>
+      </w:r>
+    </w:p>
+    <w:p/>
+    <w:p>
+      <w:r>
+        <w:rPr>
+          <w:b/>
+          <w:bCs/>
+        </w:rPr>
+        <w:t>**Priority:**</w:t>
       </w:r>
     </w:p>
     <w:p>
@@ -2410,15 +1300,7 @@
         <w:t>**Workout-Derived FTP**</w:t>
       </w:r>
       <w:r>
-        <w:t xml:space="preserve"> (Session </w:t>
-      </w:r>
-      <w:proofErr w:type="spellStart"/>
-      <w:r>
-        <w:t>eFTP</w:t>
-      </w:r>
-      <w:proofErr w:type="spellEnd"/>
-      <w:r>
-        <w:t>): Single-workout estimate if available</w:t>
+        <w:t xml:space="preserve"> (Session eFTP): Single-workout estimate if available</w:t>
       </w:r>
     </w:p>
     <w:p>
@@ -2473,53 +1355,11 @@
           <w:b/>
           <w:bCs/>
         </w:rPr>
-        <w:t>**</w:t>
-      </w:r>
-      <w:proofErr w:type="gramStart"/>
-      <w:r>
-        <w:rPr>
-          <w:b/>
-          <w:bCs/>
-        </w:rPr>
-        <w:t>Function:*</w:t>
-      </w:r>
-      <w:proofErr w:type="gramEnd"/>
-      <w:r>
-        <w:rPr>
-          <w:b/>
-          <w:bCs/>
-        </w:rPr>
-        <w:t>*</w:t>
-      </w:r>
-      <w:r>
-        <w:t xml:space="preserve"> `</w:t>
-      </w:r>
-      <w:proofErr w:type="spellStart"/>
-      <w:proofErr w:type="gramStart"/>
-      <w:r>
-        <w:t>getEffectiveFtp</w:t>
-      </w:r>
-      <w:proofErr w:type="spellEnd"/>
-      <w:r>
-        <w:t>(</w:t>
-      </w:r>
-      <w:proofErr w:type="gramEnd"/>
-      <w:r>
-        <w:t xml:space="preserve">workout, </w:t>
-      </w:r>
-      <w:proofErr w:type="spellStart"/>
-      <w:r>
-        <w:t>currentProfileFtp</w:t>
-      </w:r>
-      <w:proofErr w:type="spellEnd"/>
-      <w:r>
-        <w:t xml:space="preserve">, </w:t>
-      </w:r>
-      <w:proofErr w:type="gramStart"/>
-      <w:r>
-        <w:t>cp)`</w:t>
-      </w:r>
-      <w:proofErr w:type="gramEnd"/>
+        <w:t>**Function:**</w:t>
+      </w:r>
+      <w:r>
+        <w:t xml:space="preserve"> `getEffectiveFtp(workout, currentProfileFtp, cp)`</w:t>
+      </w:r>
     </w:p>
     <w:p/>
     <w:p>
@@ -2553,23 +1393,7 @@
           <w:b/>
           <w:bCs/>
         </w:rPr>
-        <w:t>**</w:t>
-      </w:r>
-      <w:proofErr w:type="gramStart"/>
-      <w:r>
-        <w:rPr>
-          <w:b/>
-          <w:bCs/>
-        </w:rPr>
-        <w:t>Purpose:*</w:t>
-      </w:r>
-      <w:proofErr w:type="gramEnd"/>
-      <w:r>
-        <w:rPr>
-          <w:b/>
-          <w:bCs/>
-        </w:rPr>
-        <w:t>*</w:t>
+        <w:t>**Purpose:**</w:t>
       </w:r>
       <w:r>
         <w:t xml:space="preserve"> Determine if an athlete is a Sprinter, All-Rounder, or Steady/TT type.</w:t>
@@ -2582,23 +1406,7 @@
           <w:b/>
           <w:bCs/>
         </w:rPr>
-        <w:t xml:space="preserve">**Calculation </w:t>
-      </w:r>
-      <w:proofErr w:type="gramStart"/>
-      <w:r>
-        <w:rPr>
-          <w:b/>
-          <w:bCs/>
-        </w:rPr>
-        <w:t>Method:*</w:t>
-      </w:r>
-      <w:proofErr w:type="gramEnd"/>
-      <w:r>
-        <w:rPr>
-          <w:b/>
-          <w:bCs/>
-        </w:rPr>
-        <w:t>*</w:t>
+        <w:t>**Calculation Method:**</w:t>
       </w:r>
     </w:p>
     <w:p/>
@@ -2611,23 +1419,7 @@
           <w:b/>
           <w:bCs/>
         </w:rPr>
-        <w:t>**Extract Key Power Metrics (W/kg</w:t>
-      </w:r>
-      <w:proofErr w:type="gramStart"/>
-      <w:r>
-        <w:rPr>
-          <w:b/>
-          <w:bCs/>
-        </w:rPr>
-        <w:t>):*</w:t>
-      </w:r>
-      <w:proofErr w:type="gramEnd"/>
-      <w:r>
-        <w:rPr>
-          <w:b/>
-          <w:bCs/>
-        </w:rPr>
-        <w:t>*</w:t>
+        <w:t>**Extract Key Power Metrics (W/kg):**</w:t>
       </w:r>
     </w:p>
     <w:p>
@@ -2660,23 +1452,7 @@
           <w:b/>
           <w:bCs/>
         </w:rPr>
-        <w:t>**Reference Benchmarks (average recreational cyclists</w:t>
-      </w:r>
-      <w:proofErr w:type="gramStart"/>
-      <w:r>
-        <w:rPr>
-          <w:b/>
-          <w:bCs/>
-        </w:rPr>
-        <w:t>):*</w:t>
-      </w:r>
-      <w:proofErr w:type="gramEnd"/>
-      <w:r>
-        <w:rPr>
-          <w:b/>
-          <w:bCs/>
-        </w:rPr>
-        <w:t>*</w:t>
+        <w:t>**Reference Benchmarks (average recreational cyclists):**</w:t>
       </w:r>
     </w:p>
     <w:p>
@@ -2709,23 +1485,7 @@
           <w:b/>
           <w:bCs/>
         </w:rPr>
-        <w:t xml:space="preserve">**Calculate Relative </w:t>
-      </w:r>
-      <w:proofErr w:type="gramStart"/>
-      <w:r>
-        <w:rPr>
-          <w:b/>
-          <w:bCs/>
-        </w:rPr>
-        <w:t>Scores:*</w:t>
-      </w:r>
-      <w:proofErr w:type="gramEnd"/>
-      <w:r>
-        <w:rPr>
-          <w:b/>
-          <w:bCs/>
-        </w:rPr>
-        <w:t>*</w:t>
+        <w:t>**Calculate Relative Scores:**</w:t>
       </w:r>
     </w:p>
     <w:p>
@@ -2735,29 +1495,8 @@
     </w:p>
     <w:p>
       <w:r>
-        <w:t>   </w:t>
-      </w:r>
-      <w:proofErr w:type="spellStart"/>
-      <w:r>
-        <w:t>Score_X</w:t>
-      </w:r>
-      <w:proofErr w:type="spellEnd"/>
-      <w:r>
-        <w:t xml:space="preserve"> = </w:t>
-      </w:r>
-      <w:proofErr w:type="spellStart"/>
-      <w:r>
-        <w:t>Metric_X</w:t>
-      </w:r>
-      <w:proofErr w:type="spellEnd"/>
-      <w:r>
-        <w:t xml:space="preserve"> / </w:t>
-      </w:r>
-      <w:proofErr w:type="spellStart"/>
-      <w:r>
-        <w:t>Reference_X</w:t>
-      </w:r>
-      <w:proofErr w:type="spellEnd"/>
+        <w:t>   Score_X = Metric_X / Reference_X</w:t>
+      </w:r>
     </w:p>
     <w:p>
       <w:r>
@@ -2774,39 +1513,7 @@
           <w:b/>
           <w:bCs/>
         </w:rPr>
-        <w:t>**</w:t>
-      </w:r>
-      <w:proofErr w:type="gramStart"/>
-      <w:r>
-        <w:rPr>
-          <w:b/>
-          <w:bCs/>
-        </w:rPr>
-        <w:t>Compare</w:t>
-      </w:r>
-      <w:proofErr w:type="gramEnd"/>
-      <w:r>
-        <w:rPr>
-          <w:b/>
-          <w:bCs/>
-        </w:rPr>
-        <w:t xml:space="preserve"> to Athlete's Own </w:t>
-      </w:r>
-      <w:proofErr w:type="gramStart"/>
-      <w:r>
-        <w:rPr>
-          <w:b/>
-          <w:bCs/>
-        </w:rPr>
-        <w:t>Median:*</w:t>
-      </w:r>
-      <w:proofErr w:type="gramEnd"/>
-      <w:r>
-        <w:rPr>
-          <w:b/>
-          <w:bCs/>
-        </w:rPr>
-        <w:t>*</w:t>
+        <w:t>**Compare to Athlete's Own Median:**</w:t>
       </w:r>
     </w:p>
     <w:p>
@@ -2816,39 +1523,7 @@
     </w:p>
     <w:p>
       <w:r>
-        <w:t>   </w:t>
-      </w:r>
-      <w:proofErr w:type="spellStart"/>
-      <w:r>
-        <w:t>Average_Score</w:t>
-      </w:r>
-      <w:proofErr w:type="spellEnd"/>
-      <w:r>
-        <w:t xml:space="preserve"> = (</w:t>
-      </w:r>
-      <w:proofErr w:type="spellStart"/>
-      <w:r>
-        <w:t>Score_Sprint</w:t>
-      </w:r>
-      <w:proofErr w:type="spellEnd"/>
-      <w:r>
-        <w:t xml:space="preserve"> + </w:t>
-      </w:r>
-      <w:proofErr w:type="spellStart"/>
-      <w:r>
-        <w:t>Score_Anaerobic</w:t>
-      </w:r>
-      <w:proofErr w:type="spellEnd"/>
-      <w:r>
-        <w:t xml:space="preserve"> + Score_VO2Max + </w:t>
-      </w:r>
-      <w:proofErr w:type="spellStart"/>
-      <w:r>
-        <w:t>Score_Threshold</w:t>
-      </w:r>
-      <w:proofErr w:type="spellEnd"/>
-      <w:r>
-        <w:t>) / 4</w:t>
+        <w:t>   Average_Score = (Score_Sprint + Score_Anaerobic + Score_VO2Max + Score_Threshold) / 4</w:t>
       </w:r>
     </w:p>
     <w:p>
@@ -2866,57 +1541,17 @@
           <w:b/>
           <w:bCs/>
         </w:rPr>
-        <w:t xml:space="preserve">**Identify </w:t>
-      </w:r>
-      <w:proofErr w:type="gramStart"/>
-      <w:r>
-        <w:rPr>
-          <w:b/>
-          <w:bCs/>
-        </w:rPr>
-        <w:t>Biases:*</w:t>
-      </w:r>
-      <w:proofErr w:type="gramEnd"/>
-      <w:r>
-        <w:rPr>
-          <w:b/>
-          <w:bCs/>
-        </w:rPr>
-        <w:t>*</w:t>
-      </w:r>
-    </w:p>
-    <w:p>
-      <w:r>
-        <w:t>   - Anaerobic Bias = (</w:t>
-      </w:r>
-      <w:proofErr w:type="spellStart"/>
-      <w:r>
-        <w:t>Score_Sprint</w:t>
-      </w:r>
-      <w:proofErr w:type="spellEnd"/>
-      <w:r>
-        <w:t xml:space="preserve"> + </w:t>
-      </w:r>
-      <w:proofErr w:type="spellStart"/>
-      <w:r>
-        <w:t>Score_Anaerobic</w:t>
-      </w:r>
-      <w:proofErr w:type="spellEnd"/>
-      <w:r>
-        <w:t>) / 2</w:t>
-      </w:r>
-    </w:p>
-    <w:p>
-      <w:r>
-        <w:t xml:space="preserve">   - Aerobic Bias = (Score_VO2Max + </w:t>
-      </w:r>
-      <w:proofErr w:type="spellStart"/>
-      <w:r>
-        <w:t>Score_Threshold</w:t>
-      </w:r>
-      <w:proofErr w:type="spellEnd"/>
-      <w:r>
-        <w:t>) / 2</w:t>
+        <w:t>**Identify Biases:**</w:t>
+      </w:r>
+    </w:p>
+    <w:p>
+      <w:r>
+        <w:t>   - Anaerobic Bias = (Score_Sprint + Score_Anaerobic) / 2</w:t>
+      </w:r>
+    </w:p>
+    <w:p>
+      <w:r>
+        <w:t>   - Aerobic Bias = (Score_VO2Max + Score_Threshold) / 2</w:t>
       </w:r>
     </w:p>
     <w:p/>
@@ -2929,23 +1564,7 @@
           <w:b/>
           <w:bCs/>
         </w:rPr>
-        <w:t xml:space="preserve">**Phenotype </w:t>
-      </w:r>
-      <w:proofErr w:type="gramStart"/>
-      <w:r>
-        <w:rPr>
-          <w:b/>
-          <w:bCs/>
-        </w:rPr>
-        <w:t>Classification:*</w:t>
-      </w:r>
-      <w:proofErr w:type="gramEnd"/>
-      <w:r>
-        <w:rPr>
-          <w:b/>
-          <w:bCs/>
-        </w:rPr>
-        <w:t>*</w:t>
+        <w:t>**Phenotype Classification:**</w:t>
       </w:r>
     </w:p>
     <w:p>
@@ -2960,15 +1579,7 @@
         <w:t>**Punchy/Sprinter**</w:t>
       </w:r>
       <w:r>
-        <w:t xml:space="preserve"> (</w:t>
-      </w:r>
-      <w:proofErr w:type="spellStart"/>
-      <w:r>
-        <w:t>adj</w:t>
-      </w:r>
-      <w:proofErr w:type="spellEnd"/>
-      <w:r>
-        <w:t>: -0.02)</w:t>
+        <w:t xml:space="preserve"> (adj: -0.02)</w:t>
       </w:r>
     </w:p>
     <w:p>
@@ -2983,15 +1594,7 @@
         <w:t>**Steady/TT**</w:t>
       </w:r>
       <w:r>
-        <w:t xml:space="preserve"> (</w:t>
-      </w:r>
-      <w:proofErr w:type="spellStart"/>
-      <w:r>
-        <w:t>adj</w:t>
-      </w:r>
-      <w:proofErr w:type="spellEnd"/>
-      <w:r>
-        <w:t>: +0.02)</w:t>
+        <w:t xml:space="preserve"> (adj: +0.02)</w:t>
       </w:r>
     </w:p>
     <w:p>
@@ -3006,15 +1609,7 @@
         <w:t>**All-Rounder**</w:t>
       </w:r>
       <w:r>
-        <w:t xml:space="preserve"> (</w:t>
-      </w:r>
-      <w:proofErr w:type="spellStart"/>
-      <w:r>
-        <w:t>adj</w:t>
-      </w:r>
-      <w:proofErr w:type="spellEnd"/>
-      <w:r>
-        <w:t>: 0.00)</w:t>
+        <w:t xml:space="preserve"> (adj: 0.00)</w:t>
       </w:r>
     </w:p>
     <w:p/>
@@ -3027,23 +1622,7 @@
           <w:b/>
           <w:bCs/>
         </w:rPr>
-        <w:t xml:space="preserve">**Strengths &amp; </w:t>
-      </w:r>
-      <w:proofErr w:type="gramStart"/>
-      <w:r>
-        <w:rPr>
-          <w:b/>
-          <w:bCs/>
-        </w:rPr>
-        <w:t>Weaknesses:*</w:t>
-      </w:r>
-      <w:proofErr w:type="gramEnd"/>
-      <w:r>
-        <w:rPr>
-          <w:b/>
-          <w:bCs/>
-        </w:rPr>
-        <w:t>*</w:t>
+        <w:t>**Strengths &amp; Weaknesses:**</w:t>
       </w:r>
     </w:p>
     <w:p>
@@ -3064,78 +1643,15 @@
           <w:b/>
           <w:bCs/>
         </w:rPr>
-        <w:t>**</w:t>
-      </w:r>
-      <w:proofErr w:type="gramStart"/>
-      <w:r>
-        <w:rPr>
-          <w:b/>
-          <w:bCs/>
-        </w:rPr>
-        <w:t>Function:*</w:t>
-      </w:r>
-      <w:proofErr w:type="gramEnd"/>
-      <w:r>
-        <w:rPr>
-          <w:b/>
-          <w:bCs/>
-        </w:rPr>
-        <w:t>*</w:t>
-      </w:r>
-      <w:r>
-        <w:t xml:space="preserve"> `</w:t>
-      </w:r>
-      <w:proofErr w:type="spellStart"/>
-      <w:proofErr w:type="gramStart"/>
-      <w:r>
-        <w:t>calculatePhenotype</w:t>
-      </w:r>
-      <w:proofErr w:type="spellEnd"/>
-      <w:r>
-        <w:t>(</w:t>
-      </w:r>
-      <w:proofErr w:type="spellStart"/>
-      <w:proofErr w:type="gramEnd"/>
-      <w:r>
-        <w:t>powerCurve</w:t>
-      </w:r>
-      <w:proofErr w:type="spellEnd"/>
-      <w:r>
-        <w:t xml:space="preserve">, </w:t>
-      </w:r>
-      <w:proofErr w:type="gramStart"/>
-      <w:r>
-        <w:t>weight)`</w:t>
-      </w:r>
-      <w:proofErr w:type="gramEnd"/>
-    </w:p>
-    <w:p>
-      <w:r>
-        <w:t xml:space="preserve">- Returns: </w:t>
-      </w:r>
-      <w:proofErr w:type="gramStart"/>
-      <w:r>
-        <w:t>`{ type</w:t>
-      </w:r>
-      <w:proofErr w:type="gramEnd"/>
-      <w:r>
-        <w:t xml:space="preserve">, </w:t>
-      </w:r>
-      <w:proofErr w:type="spellStart"/>
-      <w:r>
-        <w:t>adj</w:t>
-      </w:r>
-      <w:proofErr w:type="spellEnd"/>
-      <w:r>
-        <w:t xml:space="preserve">, strengths, weaknesses, </w:t>
-      </w:r>
-      <w:proofErr w:type="gramStart"/>
-      <w:r>
-        <w:t>scores }</w:t>
-      </w:r>
-      <w:proofErr w:type="gramEnd"/>
-      <w:r>
-        <w:t>`</w:t>
+        <w:t>**Function:**</w:t>
+      </w:r>
+      <w:r>
+        <w:t xml:space="preserve"> `calculatePhenotype(powerCurve, weight)`</w:t>
+      </w:r>
+    </w:p>
+    <w:p>
+      <w:r>
+        <w:t>- Returns: `{ type, adj, strengths, weaknesses, scores }`</w:t>
       </w:r>
     </w:p>
     <w:p/>
@@ -3170,23 +1686,7 @@
           <w:b/>
           <w:bCs/>
         </w:rPr>
-        <w:t>**</w:t>
-      </w:r>
-      <w:proofErr w:type="gramStart"/>
-      <w:r>
-        <w:rPr>
-          <w:b/>
-          <w:bCs/>
-        </w:rPr>
-        <w:t>Purpose:*</w:t>
-      </w:r>
-      <w:proofErr w:type="gramEnd"/>
-      <w:r>
-        <w:rPr>
-          <w:b/>
-          <w:bCs/>
-        </w:rPr>
-        <w:t>*</w:t>
+        <w:t>**Purpose:**</w:t>
       </w:r>
       <w:r>
         <w:t xml:space="preserve"> Categorize a workout as Recovery, Endurance, Tempo, Threshold, VO2Max, or Anaerobic based on the structure of efforts.</w:t>
@@ -3199,23 +1699,7 @@
           <w:b/>
           <w:bCs/>
         </w:rPr>
-        <w:t>**Algorithm (Block-Based Interval Detection</w:t>
-      </w:r>
-      <w:proofErr w:type="gramStart"/>
-      <w:r>
-        <w:rPr>
-          <w:b/>
-          <w:bCs/>
-        </w:rPr>
-        <w:t>):*</w:t>
-      </w:r>
-      <w:proofErr w:type="gramEnd"/>
-      <w:r>
-        <w:rPr>
-          <w:b/>
-          <w:bCs/>
-        </w:rPr>
-        <w:t>*</w:t>
+        <w:t>**Algorithm (Block-Based Interval Detection):**</w:t>
       </w:r>
     </w:p>
     <w:p/>
@@ -3228,23 +1712,7 @@
           <w:b/>
           <w:bCs/>
         </w:rPr>
-        <w:t xml:space="preserve">**Define Work </w:t>
-      </w:r>
-      <w:proofErr w:type="gramStart"/>
-      <w:r>
-        <w:rPr>
-          <w:b/>
-          <w:bCs/>
-        </w:rPr>
-        <w:t>Threshold:*</w:t>
-      </w:r>
-      <w:proofErr w:type="gramEnd"/>
-      <w:r>
-        <w:rPr>
-          <w:b/>
-          <w:bCs/>
-        </w:rPr>
-        <w:t>*</w:t>
+        <w:t>**Define Work Threshold:**</w:t>
       </w:r>
       <w:r>
         <w:t xml:space="preserve"> Zone 3 (Tempo) minimum power</w:t>
@@ -3259,23 +1727,7 @@
           <w:b/>
           <w:bCs/>
         </w:rPr>
-        <w:t xml:space="preserve">**Scan for </w:t>
-      </w:r>
-      <w:proofErr w:type="gramStart"/>
-      <w:r>
-        <w:rPr>
-          <w:b/>
-          <w:bCs/>
-        </w:rPr>
-        <w:t>Intervals:*</w:t>
-      </w:r>
-      <w:proofErr w:type="gramEnd"/>
-      <w:r>
-        <w:rPr>
-          <w:b/>
-          <w:bCs/>
-        </w:rPr>
-        <w:t>*</w:t>
+        <w:t>**Scan for Intervals:**</w:t>
       </w:r>
     </w:p>
     <w:p>
@@ -3314,37 +1766,13 @@
           <w:b/>
           <w:bCs/>
         </w:rPr>
-        <w:t xml:space="preserve">**Classify by Average Power &amp; </w:t>
-      </w:r>
-      <w:proofErr w:type="gramStart"/>
-      <w:r>
-        <w:rPr>
-          <w:b/>
-          <w:bCs/>
-        </w:rPr>
-        <w:t>Duration:*</w:t>
-      </w:r>
-      <w:proofErr w:type="gramEnd"/>
-      <w:r>
-        <w:rPr>
-          <w:b/>
-          <w:bCs/>
-        </w:rPr>
-        <w:t>*</w:t>
-      </w:r>
-    </w:p>
-    <w:p/>
-    <w:p>
-      <w:r>
-        <w:t xml:space="preserve">| </w:t>
-      </w:r>
-      <w:proofErr w:type="spellStart"/>
-      <w:r>
-        <w:t>Avg</w:t>
-      </w:r>
-      <w:proofErr w:type="spellEnd"/>
-      <w:r>
-        <w:t xml:space="preserve"> Power | Min Duration | Classification |</w:t>
+        <w:t>**Classify by Average Power &amp; Duration:**</w:t>
+      </w:r>
+    </w:p>
+    <w:p/>
+    <w:p>
+      <w:r>
+        <w:t>| Avg Power | Min Duration | Classification |</w:t>
       </w:r>
     </w:p>
     <w:p>
@@ -3405,23 +1833,7 @@
           <w:b/>
           <w:bCs/>
         </w:rPr>
-        <w:t xml:space="preserve">**Apply Classification </w:t>
-      </w:r>
-      <w:proofErr w:type="gramStart"/>
-      <w:r>
-        <w:rPr>
-          <w:b/>
-          <w:bCs/>
-        </w:rPr>
-        <w:t>Priority:*</w:t>
-      </w:r>
-      <w:proofErr w:type="gramEnd"/>
-      <w:r>
-        <w:rPr>
-          <w:b/>
-          <w:bCs/>
-        </w:rPr>
-        <w:t>*</w:t>
+        <w:t>**Apply Classification Priority:**</w:t>
       </w:r>
     </w:p>
     <w:p>
@@ -3433,23 +1845,7 @@
           <w:b/>
           <w:bCs/>
         </w:rPr>
-        <w:t xml:space="preserve">**Priority </w:t>
-      </w:r>
-      <w:proofErr w:type="gramStart"/>
-      <w:r>
-        <w:rPr>
-          <w:b/>
-          <w:bCs/>
-        </w:rPr>
-        <w:t>1:*</w:t>
-      </w:r>
-      <w:proofErr w:type="gramEnd"/>
-      <w:r>
-        <w:rPr>
-          <w:b/>
-          <w:bCs/>
-        </w:rPr>
-        <w:t>*</w:t>
+        <w:t>**Priority 1:**</w:t>
       </w:r>
       <w:r>
         <w:t xml:space="preserve"> ≥5 anaerobic intervals → Anaerobic</w:t>
@@ -3464,23 +1860,7 @@
           <w:b/>
           <w:bCs/>
         </w:rPr>
-        <w:t xml:space="preserve">**Priority </w:t>
-      </w:r>
-      <w:proofErr w:type="gramStart"/>
-      <w:r>
-        <w:rPr>
-          <w:b/>
-          <w:bCs/>
-        </w:rPr>
-        <w:t>1:*</w:t>
-      </w:r>
-      <w:proofErr w:type="gramEnd"/>
-      <w:r>
-        <w:rPr>
-          <w:b/>
-          <w:bCs/>
-        </w:rPr>
-        <w:t>*</w:t>
+        <w:t>**Priority 1:**</w:t>
       </w:r>
       <w:r>
         <w:t xml:space="preserve"> ≥3 VO2 intervals → VO2Max</w:t>
@@ -3495,23 +1875,7 @@
           <w:b/>
           <w:bCs/>
         </w:rPr>
-        <w:t xml:space="preserve">**Priority </w:t>
-      </w:r>
-      <w:proofErr w:type="gramStart"/>
-      <w:r>
-        <w:rPr>
-          <w:b/>
-          <w:bCs/>
-        </w:rPr>
-        <w:t>2:*</w:t>
-      </w:r>
-      <w:proofErr w:type="gramEnd"/>
-      <w:r>
-        <w:rPr>
-          <w:b/>
-          <w:bCs/>
-        </w:rPr>
-        <w:t>*</w:t>
+        <w:t>**Priority 2:**</w:t>
       </w:r>
       <w:r>
         <w:t xml:space="preserve"> ≥2 threshold intervals OR ≥15min threshold time → Threshold</w:t>
@@ -3526,23 +1890,7 @@
           <w:b/>
           <w:bCs/>
         </w:rPr>
-        <w:t xml:space="preserve">**Priority </w:t>
-      </w:r>
-      <w:proofErr w:type="gramStart"/>
-      <w:r>
-        <w:rPr>
-          <w:b/>
-          <w:bCs/>
-        </w:rPr>
-        <w:t>3:*</w:t>
-      </w:r>
-      <w:proofErr w:type="gramEnd"/>
-      <w:r>
-        <w:rPr>
-          <w:b/>
-          <w:bCs/>
-        </w:rPr>
-        <w:t>*</w:t>
+        <w:t>**Priority 3:**</w:t>
       </w:r>
       <w:r>
         <w:t xml:space="preserve"> ≥1 tempo interval OR ≥30min tempo time → Tempo</w:t>
@@ -3557,23 +1905,7 @@
           <w:b/>
           <w:bCs/>
         </w:rPr>
-        <w:t xml:space="preserve">**Priority </w:t>
-      </w:r>
-      <w:proofErr w:type="gramStart"/>
-      <w:r>
-        <w:rPr>
-          <w:b/>
-          <w:bCs/>
-        </w:rPr>
-        <w:t>4:*</w:t>
-      </w:r>
-      <w:proofErr w:type="gramEnd"/>
-      <w:r>
-        <w:rPr>
-          <w:b/>
-          <w:bCs/>
-        </w:rPr>
-        <w:t>*</w:t>
+        <w:t>**Priority 4:**</w:t>
       </w:r>
       <w:r>
         <w:t xml:space="preserve"> Fallback to IF-based classification</w:t>
@@ -3642,45 +1974,11 @@
           <w:b/>
           <w:bCs/>
         </w:rPr>
-        <w:t>**</w:t>
-      </w:r>
-      <w:proofErr w:type="gramStart"/>
-      <w:r>
-        <w:rPr>
-          <w:b/>
-          <w:bCs/>
-        </w:rPr>
-        <w:t>Function:*</w:t>
-      </w:r>
-      <w:proofErr w:type="gramEnd"/>
-      <w:r>
-        <w:rPr>
-          <w:b/>
-          <w:bCs/>
-        </w:rPr>
-        <w:t>*</w:t>
-      </w:r>
-      <w:r>
-        <w:t xml:space="preserve"> `</w:t>
-      </w:r>
-      <w:proofErr w:type="spellStart"/>
-      <w:proofErr w:type="gramStart"/>
-      <w:r>
-        <w:t>classifyWorkout</w:t>
-      </w:r>
-      <w:proofErr w:type="spellEnd"/>
-      <w:r>
-        <w:t>(</w:t>
-      </w:r>
-      <w:proofErr w:type="gramEnd"/>
-      <w:r>
-        <w:t xml:space="preserve">workout, </w:t>
-      </w:r>
-      <w:proofErr w:type="gramStart"/>
-      <w:r>
-        <w:t>ftp)`</w:t>
-      </w:r>
-      <w:proofErr w:type="gramEnd"/>
+        <w:t>**Function:**</w:t>
+      </w:r>
+      <w:r>
+        <w:t xml:space="preserve"> `classifyWorkout(workout, ftp)`</w:t>
+      </w:r>
     </w:p>
     <w:p>
       <w:r>
@@ -3719,23 +2017,7 @@
           <w:b/>
           <w:bCs/>
         </w:rPr>
-        <w:t xml:space="preserve">**Tracked </w:t>
-      </w:r>
-      <w:proofErr w:type="gramStart"/>
-      <w:r>
-        <w:rPr>
-          <w:b/>
-          <w:bCs/>
-        </w:rPr>
-        <w:t>Durations:*</w:t>
-      </w:r>
-      <w:proofErr w:type="gramEnd"/>
-      <w:r>
-        <w:rPr>
-          <w:b/>
-          <w:bCs/>
-        </w:rPr>
-        <w:t>*</w:t>
+        <w:t>**Tracked Durations:**</w:t>
       </w:r>
     </w:p>
     <w:p>
@@ -3765,23 +2047,7 @@
           <w:b/>
           <w:bCs/>
         </w:rPr>
-        <w:t>**</w:t>
-      </w:r>
-      <w:proofErr w:type="gramStart"/>
-      <w:r>
-        <w:rPr>
-          <w:b/>
-          <w:bCs/>
-        </w:rPr>
-        <w:t>Calculation:*</w:t>
-      </w:r>
-      <w:proofErr w:type="gramEnd"/>
-      <w:r>
-        <w:rPr>
-          <w:b/>
-          <w:bCs/>
-        </w:rPr>
-        <w:t>*</w:t>
+        <w:t>**Calculation:**</w:t>
       </w:r>
     </w:p>
     <w:p>
@@ -3811,23 +2077,7 @@
           <w:b/>
           <w:bCs/>
         </w:rPr>
-        <w:t>**</w:t>
-      </w:r>
-      <w:proofErr w:type="gramStart"/>
-      <w:r>
-        <w:rPr>
-          <w:b/>
-          <w:bCs/>
-        </w:rPr>
-        <w:t>Function:*</w:t>
-      </w:r>
-      <w:proofErr w:type="gramEnd"/>
-      <w:r>
-        <w:rPr>
-          <w:b/>
-          <w:bCs/>
-        </w:rPr>
-        <w:t>*</w:t>
+        <w:t>**Function:**</w:t>
       </w:r>
       <w:r>
         <w:t xml:space="preserve"> Auto-calculated from FIT file parsing or stream analysis</w:t>
@@ -3849,23 +2099,7 @@
           <w:b/>
           <w:bCs/>
         </w:rPr>
-        <w:t>**</w:t>
-      </w:r>
-      <w:proofErr w:type="gramStart"/>
-      <w:r>
-        <w:rPr>
-          <w:b/>
-          <w:bCs/>
-        </w:rPr>
-        <w:t>Purpose:*</w:t>
-      </w:r>
-      <w:proofErr w:type="gramEnd"/>
-      <w:r>
-        <w:rPr>
-          <w:b/>
-          <w:bCs/>
-        </w:rPr>
-        <w:t>*</w:t>
+        <w:t>**Purpose:**</w:t>
       </w:r>
       <w:r>
         <w:t xml:space="preserve"> Flag when a power metric improves vs. previous best.</w:t>
@@ -3878,23 +2112,7 @@
           <w:b/>
           <w:bCs/>
         </w:rPr>
-        <w:t>**</w:t>
-      </w:r>
-      <w:proofErr w:type="gramStart"/>
-      <w:r>
-        <w:rPr>
-          <w:b/>
-          <w:bCs/>
-        </w:rPr>
-        <w:t>Logic:*</w:t>
-      </w:r>
-      <w:proofErr w:type="gramEnd"/>
-      <w:r>
-        <w:rPr>
-          <w:b/>
-          <w:bCs/>
-        </w:rPr>
-        <w:t>*</w:t>
+        <w:t>**Logic:**</w:t>
       </w:r>
     </w:p>
     <w:p>
@@ -3919,13 +2137,8 @@
     </w:p>
     <w:p>
       <w:r>
-        <w:t xml:space="preserve">   Delta = Current - </w:t>
-      </w:r>
-      <w:proofErr w:type="spellStart"/>
-      <w:r>
-        <w:t>Previous_Best</w:t>
-      </w:r>
-      <w:proofErr w:type="spellEnd"/>
+        <w:t>   Delta = Current - Previous_Best</w:t>
+      </w:r>
     </w:p>
     <w:p>
       <w:r>
@@ -3966,74 +2179,16 @@
           <w:b/>
           <w:bCs/>
         </w:rPr>
-        <w:t>**</w:t>
-      </w:r>
-      <w:proofErr w:type="gramStart"/>
-      <w:r>
-        <w:rPr>
-          <w:b/>
-          <w:bCs/>
-        </w:rPr>
-        <w:t>Function:*</w:t>
-      </w:r>
-      <w:proofErr w:type="gramEnd"/>
-      <w:r>
-        <w:rPr>
-          <w:b/>
-          <w:bCs/>
-        </w:rPr>
-        <w:t>*</w:t>
-      </w:r>
-      <w:r>
-        <w:t xml:space="preserve"> `</w:t>
-      </w:r>
-      <w:proofErr w:type="spellStart"/>
-      <w:r>
-        <w:t>identifyImprovements</w:t>
-      </w:r>
-      <w:proofErr w:type="spellEnd"/>
-      <w:r>
-        <w:t>(workouts)`</w:t>
-      </w:r>
-    </w:p>
-    <w:p>
-      <w:r>
-        <w:t xml:space="preserve">- Returns: </w:t>
-      </w:r>
-      <w:proofErr w:type="gramStart"/>
-      <w:r>
-        <w:t>`{ [</w:t>
-      </w:r>
-      <w:proofErr w:type="spellStart"/>
-      <w:proofErr w:type="gramEnd"/>
-      <w:r>
-        <w:t>workoutId</w:t>
-      </w:r>
-      <w:proofErr w:type="spellEnd"/>
-      <w:r>
-        <w:t xml:space="preserve">]: </w:t>
-      </w:r>
-      <w:proofErr w:type="gramStart"/>
-      <w:r>
-        <w:t>[{ label</w:t>
-      </w:r>
-      <w:proofErr w:type="gramEnd"/>
-      <w:r>
-        <w:t xml:space="preserve">, delta, </w:t>
-      </w:r>
-      <w:proofErr w:type="gramStart"/>
-      <w:r>
-        <w:t>value }</w:t>
-      </w:r>
-      <w:proofErr w:type="gramEnd"/>
-      <w:r>
-        <w:t>]</w:t>
-      </w:r>
-      <w:proofErr w:type="gramStart"/>
-      <w:r>
-        <w:t xml:space="preserve"> }`</w:t>
-      </w:r>
-      <w:proofErr w:type="gramEnd"/>
+        <w:t>**Function:**</w:t>
+      </w:r>
+      <w:r>
+        <w:t xml:space="preserve"> `identifyImprovements(workouts)`</w:t>
+      </w:r>
+    </w:p>
+    <w:p>
+      <w:r>
+        <w:t>- Returns: `{ [workoutId]: [{ label, delta, value }] }`</w:t>
+      </w:r>
     </w:p>
     <w:p/>
     <w:p>
@@ -4067,60 +2222,20 @@
           <w:b/>
           <w:bCs/>
         </w:rPr>
-        <w:t>**</w:t>
-      </w:r>
-      <w:proofErr w:type="gramStart"/>
-      <w:r>
-        <w:rPr>
-          <w:b/>
-          <w:bCs/>
-        </w:rPr>
-        <w:t>Purpose:*</w:t>
-      </w:r>
-      <w:proofErr w:type="gramEnd"/>
-      <w:r>
-        <w:rPr>
-          <w:b/>
-          <w:bCs/>
-        </w:rPr>
-        <w:t>*</w:t>
-      </w:r>
-      <w:r>
-        <w:t xml:space="preserve"> Identify the most successful training week and </w:t>
-      </w:r>
-      <w:proofErr w:type="spellStart"/>
-      <w:r>
-        <w:t>analyze</w:t>
-      </w:r>
-      <w:proofErr w:type="spellEnd"/>
-      <w:r>
-        <w:t xml:space="preserve"> what made it work.</w:t>
-      </w:r>
-    </w:p>
-    <w:p/>
-    <w:p>
-      <w:r>
-        <w:rPr>
-          <w:b/>
-          <w:bCs/>
-        </w:rPr>
-        <w:t>**</w:t>
-      </w:r>
-      <w:proofErr w:type="gramStart"/>
-      <w:r>
-        <w:rPr>
-          <w:b/>
-          <w:bCs/>
-        </w:rPr>
-        <w:t>Calculation:*</w:t>
-      </w:r>
-      <w:proofErr w:type="gramEnd"/>
-      <w:r>
-        <w:rPr>
-          <w:b/>
-          <w:bCs/>
-        </w:rPr>
-        <w:t>*</w:t>
+        <w:t>**Purpose:**</w:t>
+      </w:r>
+      <w:r>
+        <w:t xml:space="preserve"> Identify the most successful training week and analyze what made it work.</w:t>
+      </w:r>
+    </w:p>
+    <w:p/>
+    <w:p>
+      <w:r>
+        <w:rPr>
+          <w:b/>
+          <w:bCs/>
+        </w:rPr>
+        <w:t>**Calculation:**</w:t>
       </w:r>
     </w:p>
     <w:p>
@@ -4140,15 +2255,7 @@
     </w:p>
     <w:p>
       <w:r>
-        <w:t xml:space="preserve">4. </w:t>
-      </w:r>
-      <w:proofErr w:type="spellStart"/>
-      <w:r>
-        <w:t>Analyze</w:t>
-      </w:r>
-      <w:proofErr w:type="spellEnd"/>
-      <w:r>
-        <w:t xml:space="preserve"> the 4 weeks leading up to that week</w:t>
+        <w:t>4. Analyze the 4 weeks leading up to that week</w:t>
       </w:r>
     </w:p>
     <w:p/>
@@ -4167,23 +2274,7 @@
           <w:b/>
           <w:bCs/>
         </w:rPr>
-        <w:t>**</w:t>
-      </w:r>
-      <w:proofErr w:type="gramStart"/>
-      <w:r>
-        <w:rPr>
-          <w:b/>
-          <w:bCs/>
-        </w:rPr>
-        <w:t>Purpose:*</w:t>
-      </w:r>
-      <w:proofErr w:type="gramEnd"/>
-      <w:r>
-        <w:rPr>
-          <w:b/>
-          <w:bCs/>
-        </w:rPr>
-        <w:t>*</w:t>
+        <w:t>**Purpose:**</w:t>
       </w:r>
       <w:r>
         <w:t xml:space="preserve"> Show how your training distribution is changing.</w:t>
@@ -4196,23 +2287,7 @@
           <w:b/>
           <w:bCs/>
         </w:rPr>
-        <w:t>**</w:t>
-      </w:r>
-      <w:proofErr w:type="gramStart"/>
-      <w:r>
-        <w:rPr>
-          <w:b/>
-          <w:bCs/>
-        </w:rPr>
-        <w:t>Calculation:*</w:t>
-      </w:r>
-      <w:proofErr w:type="gramEnd"/>
-      <w:r>
-        <w:rPr>
-          <w:b/>
-          <w:bCs/>
-        </w:rPr>
-        <w:t>*</w:t>
+        <w:t>**Calculation:**</w:t>
       </w:r>
     </w:p>
     <w:p>
@@ -4269,23 +2344,7 @@
           <w:b/>
           <w:bCs/>
         </w:rPr>
-        <w:t>**Elements Extracted from Best Week's 4-Week Lead-</w:t>
-      </w:r>
-      <w:proofErr w:type="gramStart"/>
-      <w:r>
-        <w:rPr>
-          <w:b/>
-          <w:bCs/>
-        </w:rPr>
-        <w:t>up:*</w:t>
-      </w:r>
-      <w:proofErr w:type="gramEnd"/>
-      <w:r>
-        <w:rPr>
-          <w:b/>
-          <w:bCs/>
-        </w:rPr>
-        <w:t>*</w:t>
+        <w:t>**Elements Extracted from Best Week's 4-Week Lead-up:**</w:t>
       </w:r>
     </w:p>
     <w:p>
@@ -4297,23 +2356,7 @@
           <w:b/>
           <w:bCs/>
         </w:rPr>
-        <w:t xml:space="preserve">**TSS per </w:t>
-      </w:r>
-      <w:proofErr w:type="gramStart"/>
-      <w:r>
-        <w:rPr>
-          <w:b/>
-          <w:bCs/>
-        </w:rPr>
-        <w:t>Week:*</w:t>
-      </w:r>
-      <w:proofErr w:type="gramEnd"/>
-      <w:r>
-        <w:rPr>
-          <w:b/>
-          <w:bCs/>
-        </w:rPr>
-        <w:t>*</w:t>
+        <w:t>**TSS per Week:**</w:t>
       </w:r>
       <w:r>
         <w:t xml:space="preserve"> Average TSS across the 4 weeks</w:t>
@@ -4328,23 +2371,7 @@
           <w:b/>
           <w:bCs/>
         </w:rPr>
-        <w:t xml:space="preserve">**Hours per </w:t>
-      </w:r>
-      <w:proofErr w:type="gramStart"/>
-      <w:r>
-        <w:rPr>
-          <w:b/>
-          <w:bCs/>
-        </w:rPr>
-        <w:t>Week:*</w:t>
-      </w:r>
-      <w:proofErr w:type="gramEnd"/>
-      <w:r>
-        <w:rPr>
-          <w:b/>
-          <w:bCs/>
-        </w:rPr>
-        <w:t>*</w:t>
+        <w:t>**Hours per Week:**</w:t>
       </w:r>
       <w:r>
         <w:t xml:space="preserve"> Total volume across the 4 weeks</w:t>
@@ -4359,23 +2386,7 @@
           <w:b/>
           <w:bCs/>
         </w:rPr>
-        <w:t xml:space="preserve">**Sleep per </w:t>
-      </w:r>
-      <w:proofErr w:type="gramStart"/>
-      <w:r>
-        <w:rPr>
-          <w:b/>
-          <w:bCs/>
-        </w:rPr>
-        <w:t>Day:*</w:t>
-      </w:r>
-      <w:proofErr w:type="gramEnd"/>
-      <w:r>
-        <w:rPr>
-          <w:b/>
-          <w:bCs/>
-        </w:rPr>
-        <w:t>*</w:t>
+        <w:t>**Sleep per Day:**</w:t>
       </w:r>
       <w:r>
         <w:t xml:space="preserve"> Average sleep during period (if tracked)</w:t>
@@ -4390,23 +2401,7 @@
           <w:b/>
           <w:bCs/>
         </w:rPr>
-        <w:t xml:space="preserve">**HRV per </w:t>
-      </w:r>
-      <w:proofErr w:type="gramStart"/>
-      <w:r>
-        <w:rPr>
-          <w:b/>
-          <w:bCs/>
-        </w:rPr>
-        <w:t>Day:*</w:t>
-      </w:r>
-      <w:proofErr w:type="gramEnd"/>
-      <w:r>
-        <w:rPr>
-          <w:b/>
-          <w:bCs/>
-        </w:rPr>
-        <w:t>*</w:t>
+        <w:t>**HRV per Day:**</w:t>
       </w:r>
       <w:r>
         <w:t xml:space="preserve"> Average HRV reading during period (if tracked)</w:t>
@@ -4421,23 +2416,7 @@
           <w:b/>
           <w:bCs/>
         </w:rPr>
-        <w:t xml:space="preserve">**Session </w:t>
-      </w:r>
-      <w:proofErr w:type="gramStart"/>
-      <w:r>
-        <w:rPr>
-          <w:b/>
-          <w:bCs/>
-        </w:rPr>
-        <w:t>Distribution:*</w:t>
-      </w:r>
-      <w:proofErr w:type="gramEnd"/>
-      <w:r>
-        <w:rPr>
-          <w:b/>
-          <w:bCs/>
-        </w:rPr>
-        <w:t>*</w:t>
+        <w:t>**Session Distribution:**</w:t>
       </w:r>
       <w:r>
         <w:t xml:space="preserve"> Breakdown by workout type</w:t>
@@ -4450,45 +2429,11 @@
           <w:b/>
           <w:bCs/>
         </w:rPr>
-        <w:t>**</w:t>
-      </w:r>
-      <w:proofErr w:type="gramStart"/>
-      <w:r>
-        <w:rPr>
-          <w:b/>
-          <w:bCs/>
-        </w:rPr>
-        <w:t>Function:*</w:t>
-      </w:r>
-      <w:proofErr w:type="gramEnd"/>
-      <w:r>
-        <w:rPr>
-          <w:b/>
-          <w:bCs/>
-        </w:rPr>
-        <w:t>*</w:t>
-      </w:r>
-      <w:r>
-        <w:t xml:space="preserve"> `</w:t>
-      </w:r>
-      <w:proofErr w:type="spellStart"/>
-      <w:proofErr w:type="gramStart"/>
-      <w:r>
-        <w:t>calculateTrainingDNA</w:t>
-      </w:r>
-      <w:proofErr w:type="spellEnd"/>
-      <w:r>
-        <w:t>(</w:t>
-      </w:r>
-      <w:proofErr w:type="gramEnd"/>
-      <w:r>
-        <w:t xml:space="preserve">workouts, metrics, </w:t>
-      </w:r>
-      <w:proofErr w:type="gramStart"/>
-      <w:r>
-        <w:t>ftp)`</w:t>
-      </w:r>
-      <w:proofErr w:type="gramEnd"/>
+        <w:t>**Function:**</w:t>
+      </w:r>
+      <w:r>
+        <w:t xml:space="preserve"> `calculateTrainingDNA(workouts, metrics, ftp)`</w:t>
+      </w:r>
     </w:p>
     <w:p/>
     <w:p>
@@ -4522,23 +2467,7 @@
           <w:b/>
           <w:bCs/>
         </w:rPr>
-        <w:t>**</w:t>
-      </w:r>
-      <w:proofErr w:type="gramStart"/>
-      <w:r>
-        <w:rPr>
-          <w:b/>
-          <w:bCs/>
-        </w:rPr>
-        <w:t>Purpose:*</w:t>
-      </w:r>
-      <w:proofErr w:type="gramEnd"/>
-      <w:r>
-        <w:rPr>
-          <w:b/>
-          <w:bCs/>
-        </w:rPr>
-        <w:t>*</w:t>
+        <w:t>**Purpose:**</w:t>
       </w:r>
       <w:r>
         <w:t xml:space="preserve"> Identify training blocks where performance improved and classify them.</w:t>
@@ -4551,23 +2480,7 @@
           <w:b/>
           <w:bCs/>
         </w:rPr>
-        <w:t>**</w:t>
-      </w:r>
-      <w:proofErr w:type="gramStart"/>
-      <w:r>
-        <w:rPr>
-          <w:b/>
-          <w:bCs/>
-        </w:rPr>
-        <w:t>Algorithm:*</w:t>
-      </w:r>
-      <w:proofErr w:type="gramEnd"/>
-      <w:r>
-        <w:rPr>
-          <w:b/>
-          <w:bCs/>
-        </w:rPr>
-        <w:t>*</w:t>
+        <w:t>**Algorithm:**</w:t>
       </w:r>
     </w:p>
     <w:p/>
@@ -4580,23 +2493,7 @@
           <w:b/>
           <w:bCs/>
         </w:rPr>
-        <w:t xml:space="preserve">**Group Workouts into Weekly </w:t>
-      </w:r>
-      <w:proofErr w:type="gramStart"/>
-      <w:r>
-        <w:rPr>
-          <w:b/>
-          <w:bCs/>
-        </w:rPr>
-        <w:t>Stats:*</w:t>
-      </w:r>
-      <w:proofErr w:type="gramEnd"/>
-      <w:r>
-        <w:rPr>
-          <w:b/>
-          <w:bCs/>
-        </w:rPr>
-        <w:t>*</w:t>
+        <w:t>**Group Workouts into Weekly Stats:**</w:t>
       </w:r>
     </w:p>
     <w:p>
@@ -4630,23 +2527,7 @@
           <w:b/>
           <w:bCs/>
         </w:rPr>
-        <w:t xml:space="preserve">**Detect 4-Week Success </w:t>
-      </w:r>
-      <w:proofErr w:type="gramStart"/>
-      <w:r>
-        <w:rPr>
-          <w:b/>
-          <w:bCs/>
-        </w:rPr>
-        <w:t>Blocks:*</w:t>
-      </w:r>
-      <w:proofErr w:type="gramEnd"/>
-      <w:r>
-        <w:rPr>
-          <w:b/>
-          <w:bCs/>
-        </w:rPr>
-        <w:t>*</w:t>
+        <w:t>**Detect 4-Week Success Blocks:**</w:t>
       </w:r>
     </w:p>
     <w:p>
@@ -4689,23 +2570,7 @@
           <w:b/>
           <w:bCs/>
         </w:rPr>
-        <w:t xml:space="preserve">**Classify Adaptation </w:t>
-      </w:r>
-      <w:proofErr w:type="gramStart"/>
-      <w:r>
-        <w:rPr>
-          <w:b/>
-          <w:bCs/>
-        </w:rPr>
-        <w:t>Type:*</w:t>
-      </w:r>
-      <w:proofErr w:type="gramEnd"/>
-      <w:r>
-        <w:rPr>
-          <w:b/>
-          <w:bCs/>
-        </w:rPr>
-        <w:t>*</w:t>
+        <w:t>**Classify Adaptation Type:**</w:t>
       </w:r>
     </w:p>
     <w:p>
@@ -4717,23 +2582,7 @@
           <w:b/>
           <w:bCs/>
         </w:rPr>
-        <w:t xml:space="preserve">**Recovery </w:t>
-      </w:r>
-      <w:proofErr w:type="gramStart"/>
-      <w:r>
-        <w:rPr>
-          <w:b/>
-          <w:bCs/>
-        </w:rPr>
-        <w:t>Adaptation:*</w:t>
-      </w:r>
-      <w:proofErr w:type="gramEnd"/>
-      <w:r>
-        <w:rPr>
-          <w:b/>
-          <w:bCs/>
-        </w:rPr>
-        <w:t>*</w:t>
+        <w:t>**Recovery Adaptation:**</w:t>
       </w:r>
       <w:r>
         <w:t xml:space="preserve"> TSS dropped 20%+ in this block vs previous block, while performance improved → Recovery effectiveness</w:t>
@@ -4748,23 +2597,7 @@
           <w:b/>
           <w:bCs/>
         </w:rPr>
-        <w:t xml:space="preserve">**Stress </w:t>
-      </w:r>
-      <w:proofErr w:type="gramStart"/>
-      <w:r>
-        <w:rPr>
-          <w:b/>
-          <w:bCs/>
-        </w:rPr>
-        <w:t>Adaptation:*</w:t>
-      </w:r>
-      <w:proofErr w:type="gramEnd"/>
-      <w:r>
-        <w:rPr>
-          <w:b/>
-          <w:bCs/>
-        </w:rPr>
-        <w:t>*</w:t>
+        <w:t>**Stress Adaptation:**</w:t>
       </w:r>
       <w:r>
         <w:t xml:space="preserve"> Performance improved at similar/higher stress → Good handling of training load</w:t>
@@ -4780,23 +2613,7 @@
           <w:b/>
           <w:bCs/>
         </w:rPr>
-        <w:t xml:space="preserve">**Stagnation </w:t>
-      </w:r>
-      <w:proofErr w:type="gramStart"/>
-      <w:r>
-        <w:rPr>
-          <w:b/>
-          <w:bCs/>
-        </w:rPr>
-        <w:t>Detection:*</w:t>
-      </w:r>
-      <w:proofErr w:type="gramEnd"/>
-      <w:r>
-        <w:rPr>
-          <w:b/>
-          <w:bCs/>
-        </w:rPr>
-        <w:t>*</w:t>
+        <w:t>**Stagnation Detection:**</w:t>
       </w:r>
     </w:p>
     <w:p>
@@ -4808,23 +2625,7 @@
           <w:b/>
           <w:bCs/>
         </w:rPr>
-        <w:t xml:space="preserve">**&lt;10 on </w:t>
-      </w:r>
-      <w:proofErr w:type="gramStart"/>
-      <w:r>
-        <w:rPr>
-          <w:b/>
-          <w:bCs/>
-        </w:rPr>
-        <w:t>scale)*</w:t>
-      </w:r>
-      <w:proofErr w:type="gramEnd"/>
-      <w:r>
-        <w:rPr>
-          <w:b/>
-          <w:bCs/>
-        </w:rPr>
-        <w:t>*</w:t>
+        <w:t>**&lt;10 on scale)**</w:t>
       </w:r>
       <w:r>
         <w:t xml:space="preserve"> + No improvement or decline</w:t>
@@ -4842,88 +2643,15 @@
           <w:b/>
           <w:bCs/>
         </w:rPr>
-        <w:t>**</w:t>
-      </w:r>
-      <w:proofErr w:type="gramStart"/>
-      <w:r>
-        <w:rPr>
-          <w:b/>
-          <w:bCs/>
-        </w:rPr>
-        <w:t>Function:*</w:t>
-      </w:r>
-      <w:proofErr w:type="gramEnd"/>
-      <w:r>
-        <w:rPr>
-          <w:b/>
-          <w:bCs/>
-        </w:rPr>
-        <w:t>*</w:t>
-      </w:r>
-      <w:r>
-        <w:t xml:space="preserve"> `</w:t>
-      </w:r>
-      <w:proofErr w:type="spellStart"/>
-      <w:proofErr w:type="gramStart"/>
-      <w:r>
-        <w:t>analyzeAdaptations</w:t>
-      </w:r>
-      <w:proofErr w:type="spellEnd"/>
-      <w:r>
-        <w:t>(</w:t>
-      </w:r>
-      <w:proofErr w:type="gramEnd"/>
-      <w:r>
-        <w:t xml:space="preserve">workouts, metrics, </w:t>
-      </w:r>
-      <w:proofErr w:type="spellStart"/>
-      <w:proofErr w:type="gramStart"/>
-      <w:r>
-        <w:t>ftpHistory</w:t>
-      </w:r>
-      <w:proofErr w:type="spellEnd"/>
-      <w:r>
-        <w:t>)`</w:t>
-      </w:r>
-      <w:proofErr w:type="gramEnd"/>
-    </w:p>
-    <w:p>
-      <w:r>
-        <w:t xml:space="preserve">- Returns: </w:t>
-      </w:r>
-      <w:proofErr w:type="gramStart"/>
-      <w:r>
-        <w:t xml:space="preserve">`{ </w:t>
-      </w:r>
-      <w:proofErr w:type="spellStart"/>
-      <w:r>
-        <w:t>weeklyStats</w:t>
-      </w:r>
-      <w:proofErr w:type="spellEnd"/>
-      <w:proofErr w:type="gramEnd"/>
-      <w:r>
-        <w:t xml:space="preserve">, </w:t>
-      </w:r>
-      <w:proofErr w:type="gramStart"/>
-      <w:r>
-        <w:t>adaptations[</w:t>
-      </w:r>
-      <w:proofErr w:type="gramEnd"/>
-      <w:r>
-        <w:t xml:space="preserve">], </w:t>
-      </w:r>
-      <w:proofErr w:type="spellStart"/>
-      <w:proofErr w:type="gramStart"/>
-      <w:r>
-        <w:t>stagnationZones</w:t>
-      </w:r>
-      <w:proofErr w:type="spellEnd"/>
-      <w:r>
-        <w:t>[] }</w:t>
-      </w:r>
-      <w:proofErr w:type="gramEnd"/>
-      <w:r>
-        <w:t>`</w:t>
+        <w:t>**Function:**</w:t>
+      </w:r>
+      <w:r>
+        <w:t xml:space="preserve"> `analyzeAdaptations(workouts, metrics, ftpHistory)`</w:t>
+      </w:r>
+    </w:p>
+    <w:p>
+      <w:r>
+        <w:t>- Returns: `{ weeklyStats, adaptations[], stagnationZones[] }`</w:t>
       </w:r>
     </w:p>
     <w:p/>
@@ -4958,23 +2686,7 @@
           <w:b/>
           <w:bCs/>
         </w:rPr>
-        <w:t xml:space="preserve">**Modifiers by Training </w:t>
-      </w:r>
-      <w:proofErr w:type="gramStart"/>
-      <w:r>
-        <w:rPr>
-          <w:b/>
-          <w:bCs/>
-        </w:rPr>
-        <w:t>Goal:*</w:t>
-      </w:r>
-      <w:proofErr w:type="gramEnd"/>
-      <w:r>
-        <w:rPr>
-          <w:b/>
-          <w:bCs/>
-        </w:rPr>
-        <w:t>*</w:t>
+        <w:t>**Modifiers by Training Goal:**</w:t>
       </w:r>
     </w:p>
     <w:p/>
@@ -5025,23 +2737,7 @@
           <w:b/>
           <w:bCs/>
         </w:rPr>
-        <w:t>**</w:t>
-      </w:r>
-      <w:proofErr w:type="gramStart"/>
-      <w:r>
-        <w:rPr>
-          <w:b/>
-          <w:bCs/>
-        </w:rPr>
-        <w:t>Rationale:*</w:t>
-      </w:r>
-      <w:proofErr w:type="gramEnd"/>
-      <w:r>
-        <w:rPr>
-          <w:b/>
-          <w:bCs/>
-        </w:rPr>
-        <w:t>*</w:t>
+        <w:t>**Rationale:**</w:t>
       </w:r>
     </w:p>
     <w:p>
@@ -5053,23 +2749,7 @@
           <w:b/>
           <w:bCs/>
         </w:rPr>
-        <w:t>**</w:t>
-      </w:r>
-      <w:proofErr w:type="gramStart"/>
-      <w:r>
-        <w:rPr>
-          <w:b/>
-          <w:bCs/>
-        </w:rPr>
-        <w:t>Endurance:*</w:t>
-      </w:r>
-      <w:proofErr w:type="gramEnd"/>
-      <w:r>
-        <w:rPr>
-          <w:b/>
-          <w:bCs/>
-        </w:rPr>
-        <w:t>*</w:t>
+        <w:t>**Endurance:**</w:t>
       </w:r>
       <w:r>
         <w:t xml:space="preserve"> High Z2 volume for aerobic base</w:t>
@@ -5084,23 +2764,7 @@
           <w:b/>
           <w:bCs/>
         </w:rPr>
-        <w:t>**</w:t>
-      </w:r>
-      <w:proofErr w:type="gramStart"/>
-      <w:r>
-        <w:rPr>
-          <w:b/>
-          <w:bCs/>
-        </w:rPr>
-        <w:t>Climbing:*</w:t>
-      </w:r>
-      <w:proofErr w:type="gramEnd"/>
-      <w:r>
-        <w:rPr>
-          <w:b/>
-          <w:bCs/>
-        </w:rPr>
-        <w:t>*</w:t>
+        <w:t>**Climbing:**</w:t>
       </w:r>
       <w:r>
         <w:t xml:space="preserve"> Balanced threshold + tempo for sustained power</w:t>
@@ -5115,23 +2779,7 @@
           <w:b/>
           <w:bCs/>
         </w:rPr>
-        <w:t>**</w:t>
-      </w:r>
-      <w:proofErr w:type="gramStart"/>
-      <w:r>
-        <w:rPr>
-          <w:b/>
-          <w:bCs/>
-        </w:rPr>
-        <w:t>Speed:*</w:t>
-      </w:r>
-      <w:proofErr w:type="gramEnd"/>
-      <w:r>
-        <w:rPr>
-          <w:b/>
-          <w:bCs/>
-        </w:rPr>
-        <w:t>*</w:t>
+        <w:t>**Speed:**</w:t>
       </w:r>
       <w:r>
         <w:t xml:space="preserve"> High intensity (VO2 + anaerobic) for repeatability</w:t>
@@ -5153,23 +2801,7 @@
           <w:b/>
           <w:bCs/>
         </w:rPr>
-        <w:t xml:space="preserve">**Weighting </w:t>
-      </w:r>
-      <w:proofErr w:type="gramStart"/>
-      <w:r>
-        <w:rPr>
-          <w:b/>
-          <w:bCs/>
-        </w:rPr>
-        <w:t>Strategy:*</w:t>
-      </w:r>
-      <w:proofErr w:type="gramEnd"/>
-      <w:r>
-        <w:rPr>
-          <w:b/>
-          <w:bCs/>
-        </w:rPr>
-        <w:t>*</w:t>
+        <w:t>**Weighting Strategy:**</w:t>
       </w:r>
     </w:p>
     <w:p>
@@ -5194,23 +2826,7 @@
           <w:b/>
           <w:bCs/>
         </w:rPr>
-        <w:t xml:space="preserve">**Historical Pattern </w:t>
-      </w:r>
-      <w:proofErr w:type="gramStart"/>
-      <w:r>
-        <w:rPr>
-          <w:b/>
-          <w:bCs/>
-        </w:rPr>
-        <w:t>Detection:*</w:t>
-      </w:r>
-      <w:proofErr w:type="gramEnd"/>
-      <w:r>
-        <w:rPr>
-          <w:b/>
-          <w:bCs/>
-        </w:rPr>
-        <w:t>*</w:t>
+        <w:t>**Historical Pattern Detection:**</w:t>
       </w:r>
     </w:p>
     <w:p>
@@ -5231,23 +2847,7 @@
           <w:bCs/>
         </w:rPr>
         <w:lastRenderedPageBreak/>
-        <w:t>**</w:t>
-      </w:r>
-      <w:proofErr w:type="gramStart"/>
-      <w:r>
-        <w:rPr>
-          <w:b/>
-          <w:bCs/>
-        </w:rPr>
-        <w:t>Formula:*</w:t>
-      </w:r>
-      <w:proofErr w:type="gramEnd"/>
-      <w:r>
-        <w:rPr>
-          <w:b/>
-          <w:bCs/>
-        </w:rPr>
-        <w:t>*</w:t>
+        <w:t>**Formula:**</w:t>
       </w:r>
     </w:p>
     <w:p>
@@ -5256,37 +2856,8 @@
       </w:r>
     </w:p>
     <w:p>
-      <w:proofErr w:type="spellStart"/>
-      <w:r>
-        <w:t>Final_Zone_Weight</w:t>
-      </w:r>
-      <w:proofErr w:type="spellEnd"/>
-      <w:r>
-        <w:t xml:space="preserve"> = (</w:t>
-      </w:r>
-      <w:proofErr w:type="spellStart"/>
-      <w:r>
-        <w:t>History_Pct</w:t>
-      </w:r>
-      <w:proofErr w:type="spellEnd"/>
-      <w:r>
-        <w:t xml:space="preserve"> × 0.50) + (</w:t>
-      </w:r>
-      <w:proofErr w:type="spellStart"/>
-      <w:r>
-        <w:t>Goal_Pct</w:t>
-      </w:r>
-      <w:proofErr w:type="spellEnd"/>
-      <w:r>
-        <w:t xml:space="preserve"> × 0.40) + (</w:t>
-      </w:r>
-      <w:proofErr w:type="spellStart"/>
-      <w:r>
-        <w:t>Baseline_Pct</w:t>
-      </w:r>
-      <w:proofErr w:type="spellEnd"/>
-      <w:r>
-        <w:t xml:space="preserve"> × 0.10)</w:t>
+      <w:r>
+        <w:t>Final_Zone_Weight = (History_Pct × 0.50) + (Goal_Pct × 0.40) + (Baseline_Pct × 0.10)</w:t>
       </w:r>
     </w:p>
     <w:p>
@@ -5310,23 +2881,7 @@
           <w:b/>
           <w:bCs/>
         </w:rPr>
-        <w:t>**</w:t>
-      </w:r>
-      <w:proofErr w:type="gramStart"/>
-      <w:r>
-        <w:rPr>
-          <w:b/>
-          <w:bCs/>
-        </w:rPr>
-        <w:t>Algorithm:*</w:t>
-      </w:r>
-      <w:proofErr w:type="gramEnd"/>
-      <w:r>
-        <w:rPr>
-          <w:b/>
-          <w:bCs/>
-        </w:rPr>
-        <w:t>*</w:t>
+        <w:t>**Algorithm:**</w:t>
       </w:r>
     </w:p>
     <w:p/>
@@ -5339,23 +2894,7 @@
           <w:b/>
           <w:bCs/>
         </w:rPr>
-        <w:t xml:space="preserve">**Calculate Available </w:t>
-      </w:r>
-      <w:proofErr w:type="gramStart"/>
-      <w:r>
-        <w:rPr>
-          <w:b/>
-          <w:bCs/>
-        </w:rPr>
-        <w:t>Hours:*</w:t>
-      </w:r>
-      <w:proofErr w:type="gramEnd"/>
-      <w:r>
-        <w:rPr>
-          <w:b/>
-          <w:bCs/>
-        </w:rPr>
-        <w:t>*</w:t>
+        <w:t>**Calculate Available Hours:**</w:t>
       </w:r>
       <w:r>
         <w:t xml:space="preserve"> User input (hours per week available)</w:t>
@@ -5371,149 +2910,37 @@
           <w:b/>
           <w:bCs/>
         </w:rPr>
-        <w:t xml:space="preserve">**Allocate by </w:t>
-      </w:r>
-      <w:proofErr w:type="gramStart"/>
-      <w:r>
-        <w:rPr>
-          <w:b/>
-          <w:bCs/>
-        </w:rPr>
-        <w:t>Zone:*</w:t>
-      </w:r>
-      <w:proofErr w:type="gramEnd"/>
-      <w:r>
-        <w:rPr>
-          <w:b/>
-          <w:bCs/>
-        </w:rPr>
-        <w:t>*</w:t>
-      </w:r>
-    </w:p>
-    <w:p>
-      <w:r>
-        <w:t>   - Recovery: `</w:t>
-      </w:r>
-      <w:proofErr w:type="spellStart"/>
-      <w:r>
-        <w:t>AvailableHours</w:t>
-      </w:r>
-      <w:proofErr w:type="spellEnd"/>
-      <w:r>
-        <w:t xml:space="preserve"> × </w:t>
-      </w:r>
-      <w:proofErr w:type="spellStart"/>
-      <w:r>
-        <w:t>Zone_Weight</w:t>
-      </w:r>
-      <w:proofErr w:type="spellEnd"/>
-      <w:r>
-        <w:t>`</w:t>
-      </w:r>
-    </w:p>
-    <w:p>
-      <w:r>
-        <w:t>   - Endurance: `</w:t>
-      </w:r>
-      <w:proofErr w:type="spellStart"/>
-      <w:r>
-        <w:t>AvailableHours</w:t>
-      </w:r>
-      <w:proofErr w:type="spellEnd"/>
-      <w:r>
-        <w:t xml:space="preserve"> × </w:t>
-      </w:r>
-      <w:proofErr w:type="spellStart"/>
-      <w:r>
-        <w:t>Zone_Weight</w:t>
-      </w:r>
-      <w:proofErr w:type="spellEnd"/>
-      <w:r>
-        <w:t>`</w:t>
-      </w:r>
-    </w:p>
-    <w:p>
-      <w:r>
-        <w:t>   - Tempo: `</w:t>
-      </w:r>
-      <w:proofErr w:type="spellStart"/>
-      <w:r>
-        <w:t>AvailableHours</w:t>
-      </w:r>
-      <w:proofErr w:type="spellEnd"/>
-      <w:r>
-        <w:t xml:space="preserve"> × </w:t>
-      </w:r>
-      <w:proofErr w:type="spellStart"/>
-      <w:r>
-        <w:t>Zone_Weight</w:t>
-      </w:r>
-      <w:proofErr w:type="spellEnd"/>
-      <w:r>
-        <w:t>`</w:t>
-      </w:r>
-    </w:p>
-    <w:p>
-      <w:r>
-        <w:t>   - Threshold: `</w:t>
-      </w:r>
-      <w:proofErr w:type="spellStart"/>
-      <w:r>
-        <w:t>AvailableHours</w:t>
-      </w:r>
-      <w:proofErr w:type="spellEnd"/>
-      <w:r>
-        <w:t xml:space="preserve"> × </w:t>
-      </w:r>
-      <w:proofErr w:type="spellStart"/>
-      <w:r>
-        <w:t>Zone_Weight</w:t>
-      </w:r>
-      <w:proofErr w:type="spellEnd"/>
-      <w:r>
-        <w:t>`</w:t>
-      </w:r>
-    </w:p>
-    <w:p>
-      <w:r>
-        <w:t>   - VO2 Max: `</w:t>
-      </w:r>
-      <w:proofErr w:type="spellStart"/>
-      <w:r>
-        <w:t>AvailableHours</w:t>
-      </w:r>
-      <w:proofErr w:type="spellEnd"/>
-      <w:r>
-        <w:t xml:space="preserve"> × </w:t>
-      </w:r>
-      <w:proofErr w:type="spellStart"/>
-      <w:r>
-        <w:t>Zone_Weight</w:t>
-      </w:r>
-      <w:proofErr w:type="spellEnd"/>
-      <w:r>
-        <w:t>`</w:t>
-      </w:r>
-    </w:p>
-    <w:p>
-      <w:r>
-        <w:t>   - Anaerobic: `</w:t>
-      </w:r>
-      <w:proofErr w:type="spellStart"/>
-      <w:r>
-        <w:t>AvailableHours</w:t>
-      </w:r>
-      <w:proofErr w:type="spellEnd"/>
-      <w:r>
-        <w:t xml:space="preserve"> × </w:t>
-      </w:r>
-      <w:proofErr w:type="spellStart"/>
-      <w:r>
-        <w:t>Zone_Weight</w:t>
-      </w:r>
-      <w:proofErr w:type="spellEnd"/>
-      <w:r>
-        <w:t>`</w:t>
+        <w:t>**Allocate by Zone:**</w:t>
+      </w:r>
+    </w:p>
+    <w:p>
+      <w:r>
+        <w:t>   - Recovery: `AvailableHours × Zone_Weight`</w:t>
+      </w:r>
+    </w:p>
+    <w:p>
+      <w:r>
+        <w:t>   - Endurance: `AvailableHours × Zone_Weight`</w:t>
+      </w:r>
+    </w:p>
+    <w:p>
+      <w:r>
+        <w:t>   - Tempo: `AvailableHours × Zone_Weight`</w:t>
+      </w:r>
+    </w:p>
+    <w:p>
+      <w:r>
+        <w:t>   - Threshold: `AvailableHours × Zone_Weight`</w:t>
+      </w:r>
+    </w:p>
+    <w:p>
+      <w:r>
+        <w:t>   - VO2 Max: `AvailableHours × Zone_Weight`</w:t>
+      </w:r>
+    </w:p>
+    <w:p>
+      <w:r>
+        <w:t>   - Anaerobic: `AvailableHours × Zone_Weight`</w:t>
       </w:r>
     </w:p>
     <w:p/>
@@ -5526,23 +2953,7 @@
           <w:b/>
           <w:bCs/>
         </w:rPr>
-        <w:t xml:space="preserve">**Convert to Session </w:t>
-      </w:r>
-      <w:proofErr w:type="gramStart"/>
-      <w:r>
-        <w:rPr>
-          <w:b/>
-          <w:bCs/>
-        </w:rPr>
-        <w:t>Count:*</w:t>
-      </w:r>
-      <w:proofErr w:type="gramEnd"/>
-      <w:r>
-        <w:rPr>
-          <w:b/>
-          <w:bCs/>
-        </w:rPr>
-        <w:t>*</w:t>
+        <w:t>**Convert to Session Count:**</w:t>
       </w:r>
     </w:p>
     <w:p>
@@ -5585,23 +2996,7 @@
           <w:b/>
           <w:bCs/>
         </w:rPr>
-        <w:t xml:space="preserve">**Time-Constraint </w:t>
-      </w:r>
-      <w:proofErr w:type="gramStart"/>
-      <w:r>
-        <w:rPr>
-          <w:b/>
-          <w:bCs/>
-        </w:rPr>
-        <w:t>Detection:*</w:t>
-      </w:r>
-      <w:proofErr w:type="gramEnd"/>
-      <w:r>
-        <w:rPr>
-          <w:b/>
-          <w:bCs/>
-        </w:rPr>
-        <w:t>*</w:t>
+        <w:t>**Time-Constraint Detection:**</w:t>
       </w:r>
     </w:p>
     <w:p>
@@ -5622,63 +3017,11 @@
           <w:b/>
           <w:bCs/>
         </w:rPr>
-        <w:t>**</w:t>
-      </w:r>
-      <w:proofErr w:type="gramStart"/>
-      <w:r>
-        <w:rPr>
-          <w:b/>
-          <w:bCs/>
-        </w:rPr>
-        <w:t>Function:*</w:t>
-      </w:r>
-      <w:proofErr w:type="gramEnd"/>
-      <w:r>
-        <w:rPr>
-          <w:b/>
-          <w:bCs/>
-        </w:rPr>
-        <w:t>*</w:t>
-      </w:r>
-      <w:r>
-        <w:t xml:space="preserve"> `</w:t>
-      </w:r>
-      <w:proofErr w:type="spellStart"/>
-      <w:proofErr w:type="gramStart"/>
-      <w:r>
-        <w:t>generateSessionPlan</w:t>
-      </w:r>
-      <w:proofErr w:type="spellEnd"/>
-      <w:r>
-        <w:t>(</w:t>
-      </w:r>
-      <w:proofErr w:type="spellStart"/>
-      <w:proofErr w:type="gramEnd"/>
-      <w:r>
-        <w:t>zoneDistribution</w:t>
-      </w:r>
-      <w:proofErr w:type="spellEnd"/>
-      <w:r>
-        <w:t xml:space="preserve">, </w:t>
-      </w:r>
-      <w:proofErr w:type="spellStart"/>
-      <w:r>
-        <w:t>availabilityHours</w:t>
-      </w:r>
-      <w:proofErr w:type="spellEnd"/>
-      <w:r>
-        <w:t xml:space="preserve">, </w:t>
-      </w:r>
-      <w:proofErr w:type="spellStart"/>
-      <w:proofErr w:type="gramStart"/>
-      <w:r>
-        <w:t>avgSuccessVol</w:t>
-      </w:r>
-      <w:proofErr w:type="spellEnd"/>
-      <w:r>
-        <w:t>)`</w:t>
-      </w:r>
-      <w:proofErr w:type="gramEnd"/>
+        <w:t>**Function:**</w:t>
+      </w:r>
+      <w:r>
+        <w:t xml:space="preserve"> `generateSessionPlan(zoneDistribution, availabilityHours, avgSuccessVol)`</w:t>
+      </w:r>
     </w:p>
     <w:p/>
     <w:p>
@@ -5696,49 +3039,17 @@
           <w:b/>
           <w:bCs/>
         </w:rPr>
-        <w:t xml:space="preserve">**Progression </w:t>
-      </w:r>
-      <w:proofErr w:type="gramStart"/>
-      <w:r>
-        <w:rPr>
-          <w:b/>
-          <w:bCs/>
-        </w:rPr>
-        <w:t>Strategy:*</w:t>
-      </w:r>
-      <w:proofErr w:type="gramEnd"/>
-      <w:r>
-        <w:rPr>
-          <w:b/>
-          <w:bCs/>
-        </w:rPr>
-        <w:t>*</w:t>
-      </w:r>
-    </w:p>
-    <w:p/>
-    <w:p>
-      <w:r>
-        <w:rPr>
-          <w:b/>
-          <w:bCs/>
-        </w:rPr>
-        <w:t>**Volume Progression (4-week cycle</w:t>
-      </w:r>
-      <w:proofErr w:type="gramStart"/>
-      <w:r>
-        <w:rPr>
-          <w:b/>
-          <w:bCs/>
-        </w:rPr>
-        <w:t>):*</w:t>
-      </w:r>
-      <w:proofErr w:type="gramEnd"/>
-      <w:r>
-        <w:rPr>
-          <w:b/>
-          <w:bCs/>
-        </w:rPr>
-        <w:t>*</w:t>
+        <w:t>**Progression Strategy:**</w:t>
+      </w:r>
+    </w:p>
+    <w:p/>
+    <w:p>
+      <w:r>
+        <w:rPr>
+          <w:b/>
+          <w:bCs/>
+        </w:rPr>
+        <w:t>**Volume Progression (4-week cycle):**</w:t>
       </w:r>
     </w:p>
     <w:p>
@@ -5768,23 +3079,7 @@
           <w:b/>
           <w:bCs/>
         </w:rPr>
-        <w:t>**Intensity Progression (for time-constrained athletes</w:t>
-      </w:r>
-      <w:proofErr w:type="gramStart"/>
-      <w:r>
-        <w:rPr>
-          <w:b/>
-          <w:bCs/>
-        </w:rPr>
-        <w:t>):*</w:t>
-      </w:r>
-      <w:proofErr w:type="gramEnd"/>
-      <w:r>
-        <w:rPr>
-          <w:b/>
-          <w:bCs/>
-        </w:rPr>
-        <w:t>*</w:t>
+        <w:t>**Intensity Progression (for time-constrained athletes):**</w:t>
       </w:r>
     </w:p>
     <w:p>
@@ -5809,23 +3104,7 @@
           <w:b/>
           <w:bCs/>
         </w:rPr>
-        <w:t>**</w:t>
-      </w:r>
-      <w:proofErr w:type="gramStart"/>
-      <w:r>
-        <w:rPr>
-          <w:b/>
-          <w:bCs/>
-        </w:rPr>
-        <w:t>Labels:*</w:t>
-      </w:r>
-      <w:proofErr w:type="gramEnd"/>
-      <w:r>
-        <w:rPr>
-          <w:b/>
-          <w:bCs/>
-        </w:rPr>
-        <w:t>*</w:t>
+        <w:t>**Labels:**</w:t>
       </w:r>
     </w:p>
     <w:p>
@@ -5855,71 +3134,11 @@
           <w:b/>
           <w:bCs/>
         </w:rPr>
-        <w:t>**</w:t>
-      </w:r>
-      <w:proofErr w:type="gramStart"/>
-      <w:r>
-        <w:rPr>
-          <w:b/>
-          <w:bCs/>
-        </w:rPr>
-        <w:t>Function:*</w:t>
-      </w:r>
-      <w:proofErr w:type="gramEnd"/>
-      <w:r>
-        <w:rPr>
-          <w:b/>
-          <w:bCs/>
-        </w:rPr>
-        <w:t>*</w:t>
-      </w:r>
-      <w:r>
-        <w:t xml:space="preserve"> `</w:t>
-      </w:r>
-      <w:proofErr w:type="spellStart"/>
-      <w:proofErr w:type="gramStart"/>
-      <w:r>
-        <w:t>generateFourWeekPlan</w:t>
-      </w:r>
-      <w:proofErr w:type="spellEnd"/>
-      <w:r>
-        <w:t>(</w:t>
-      </w:r>
-      <w:proofErr w:type="spellStart"/>
-      <w:proofErr w:type="gramEnd"/>
-      <w:r>
-        <w:t>baseWeeklyPlan</w:t>
-      </w:r>
-      <w:proofErr w:type="spellEnd"/>
-      <w:r>
-        <w:t xml:space="preserve">, analysis, </w:t>
-      </w:r>
-      <w:proofErr w:type="spellStart"/>
-      <w:r>
-        <w:t>availabilityHours</w:t>
-      </w:r>
-      <w:proofErr w:type="spellEnd"/>
-      <w:r>
-        <w:t xml:space="preserve">, </w:t>
-      </w:r>
-      <w:proofErr w:type="spellStart"/>
-      <w:r>
-        <w:t>avgSuccessVol</w:t>
-      </w:r>
-      <w:proofErr w:type="spellEnd"/>
-      <w:r>
-        <w:t xml:space="preserve">, </w:t>
-      </w:r>
-      <w:proofErr w:type="spellStart"/>
-      <w:proofErr w:type="gramStart"/>
-      <w:r>
-        <w:t>progressionType</w:t>
-      </w:r>
-      <w:proofErr w:type="spellEnd"/>
-      <w:r>
-        <w:t>)`</w:t>
-      </w:r>
-      <w:proofErr w:type="gramEnd"/>
+        <w:t>**Function:**</w:t>
+      </w:r>
+      <w:r>
+        <w:t xml:space="preserve"> `generateFourWeekPlan(baseWeeklyPlan, analysis, availabilityHours, avgSuccessVol, progressionType)`</w:t>
+      </w:r>
     </w:p>
     <w:p/>
     <w:p>
@@ -5938,23 +3157,7 @@
           <w:bCs/>
         </w:rPr>
         <w:lastRenderedPageBreak/>
-        <w:t xml:space="preserve">**Sprinter targeting </w:t>
-      </w:r>
-      <w:proofErr w:type="gramStart"/>
-      <w:r>
-        <w:rPr>
-          <w:b/>
-          <w:bCs/>
-        </w:rPr>
-        <w:t>climbing:*</w:t>
-      </w:r>
-      <w:proofErr w:type="gramEnd"/>
-      <w:r>
-        <w:rPr>
-          <w:b/>
-          <w:bCs/>
-        </w:rPr>
-        <w:t>*</w:t>
+        <w:t>**Sprinter targeting climbing:**</w:t>
       </w:r>
     </w:p>
     <w:p>
@@ -5979,23 +3182,7 @@
           <w:b/>
           <w:bCs/>
         </w:rPr>
-        <w:t xml:space="preserve">**Sprinter targeting </w:t>
-      </w:r>
-      <w:proofErr w:type="gramStart"/>
-      <w:r>
-        <w:rPr>
-          <w:b/>
-          <w:bCs/>
-        </w:rPr>
-        <w:t>speed:*</w:t>
-      </w:r>
-      <w:proofErr w:type="gramEnd"/>
-      <w:r>
-        <w:rPr>
-          <w:b/>
-          <w:bCs/>
-        </w:rPr>
-        <w:t>*</w:t>
+        <w:t>**Sprinter targeting speed:**</w:t>
       </w:r>
     </w:p>
     <w:p>
@@ -6020,23 +3207,7 @@
           <w:b/>
           <w:bCs/>
         </w:rPr>
-        <w:t xml:space="preserve">**TT/Climber targeting </w:t>
-      </w:r>
-      <w:proofErr w:type="gramStart"/>
-      <w:r>
-        <w:rPr>
-          <w:b/>
-          <w:bCs/>
-        </w:rPr>
-        <w:t>climbing:*</w:t>
-      </w:r>
-      <w:proofErr w:type="gramEnd"/>
-      <w:r>
-        <w:rPr>
-          <w:b/>
-          <w:bCs/>
-        </w:rPr>
-        <w:t>*</w:t>
+        <w:t>**TT/Climber targeting climbing:**</w:t>
       </w:r>
     </w:p>
     <w:p>
@@ -6061,23 +3232,7 @@
           <w:b/>
           <w:bCs/>
         </w:rPr>
-        <w:t xml:space="preserve">**TT/Climber targeting </w:t>
-      </w:r>
-      <w:proofErr w:type="gramStart"/>
-      <w:r>
-        <w:rPr>
-          <w:b/>
-          <w:bCs/>
-        </w:rPr>
-        <w:t>speed:*</w:t>
-      </w:r>
-      <w:proofErr w:type="gramEnd"/>
-      <w:r>
-        <w:rPr>
-          <w:b/>
-          <w:bCs/>
-        </w:rPr>
-        <w:t>*</w:t>
+        <w:t>**TT/Climber targeting speed:**</w:t>
       </w:r>
     </w:p>
     <w:p>
@@ -6199,15 +3354,7 @@
     </w:p>
     <w:p>
       <w:r>
-        <w:t xml:space="preserve">6. Display in </w:t>
-      </w:r>
-      <w:proofErr w:type="spellStart"/>
-      <w:r>
-        <w:t>WeeklyStats</w:t>
-      </w:r>
-      <w:proofErr w:type="spellEnd"/>
-      <w:r>
-        <w:t xml:space="preserve"> component</w:t>
+        <w:t>6. Display in WeeklyStats component</w:t>
       </w:r>
     </w:p>
     <w:p/>
@@ -6272,15 +3419,7 @@
     </w:p>
     <w:p>
       <w:r>
-        <w:t xml:space="preserve">1. </w:t>
-      </w:r>
-      <w:proofErr w:type="spellStart"/>
-      <w:r>
-        <w:t>Analyze</w:t>
-      </w:r>
-      <w:proofErr w:type="spellEnd"/>
-      <w:r>
-        <w:t xml:space="preserve"> adaptations (12-week lookback)</w:t>
+        <w:t>1. Analyze adaptations (12-week lookback)</w:t>
       </w:r>
     </w:p>
     <w:p>
@@ -6353,15 +3492,7 @@
     </w:p>
     <w:p>
       <w:r>
-        <w:t xml:space="preserve">| HR drift threshold | 4% | Max allowed cardiac drift for </w:t>
-      </w:r>
-      <w:proofErr w:type="spellStart"/>
-      <w:r>
-        <w:t>eFTP</w:t>
-      </w:r>
-      <w:proofErr w:type="spellEnd"/>
-      <w:r>
-        <w:t xml:space="preserve"> |</w:t>
+        <w:t>| HR drift threshold | 4% | Max allowed cardiac drift for eFTP |</w:t>
       </w:r>
     </w:p>
     <w:p>
@@ -6422,23 +3553,7 @@
           <w:b/>
           <w:bCs/>
         </w:rPr>
-        <w:t xml:space="preserve">### </w:t>
-      </w:r>
-      <w:proofErr w:type="spellStart"/>
-      <w:r>
-        <w:rPr>
-          <w:b/>
-          <w:bCs/>
-        </w:rPr>
-        <w:t>WeeklyStats</w:t>
-      </w:r>
-      <w:proofErr w:type="spellEnd"/>
-      <w:r>
-        <w:rPr>
-          <w:b/>
-          <w:bCs/>
-        </w:rPr>
-        <w:t xml:space="preserve"> Component:</w:t>
+        <w:t>### WeeklyStats Component:</w:t>
       </w:r>
     </w:p>
     <w:p>
@@ -6450,39 +3565,10 @@
           <w:b/>
           <w:bCs/>
         </w:rPr>
-        <w:t>**</w:t>
-      </w:r>
-      <w:proofErr w:type="gramStart"/>
-      <w:r>
-        <w:rPr>
-          <w:b/>
-          <w:bCs/>
-        </w:rPr>
-        <w:t>Duration:*</w:t>
-      </w:r>
-      <w:proofErr w:type="gramEnd"/>
-      <w:r>
-        <w:rPr>
-          <w:b/>
-          <w:bCs/>
-        </w:rPr>
-        <w:t>*</w:t>
-      </w:r>
-      <w:r>
-        <w:t xml:space="preserve"> `</w:t>
-      </w:r>
-      <w:proofErr w:type="gramStart"/>
-      <w:r>
-        <w:t>SUM(</w:t>
-      </w:r>
-      <w:proofErr w:type="spellStart"/>
-      <w:proofErr w:type="gramEnd"/>
-      <w:r>
-        <w:t>total_elapsed_time</w:t>
-      </w:r>
-      <w:proofErr w:type="spellEnd"/>
-      <w:r>
-        <w:t>) / 3600` (hours)</w:t>
+        <w:t>**Duration:**</w:t>
+      </w:r>
+      <w:r>
+        <w:t xml:space="preserve"> `SUM(total_elapsed_time) / 3600` (hours)</w:t>
       </w:r>
     </w:p>
     <w:p>
@@ -6495,45 +3581,11 @@
           <w:b/>
           <w:bCs/>
         </w:rPr>
-        <w:t>**</w:t>
-      </w:r>
-      <w:proofErr w:type="gramStart"/>
-      <w:r>
-        <w:rPr>
-          <w:b/>
-          <w:bCs/>
-        </w:rPr>
-        <w:t>TSS:*</w:t>
-      </w:r>
-      <w:proofErr w:type="gramEnd"/>
-      <w:r>
-        <w:rPr>
-          <w:b/>
-          <w:bCs/>
-        </w:rPr>
-        <w:t>*</w:t>
-      </w:r>
-      <w:r>
-        <w:t xml:space="preserve"> `</w:t>
-      </w:r>
-      <w:proofErr w:type="gramStart"/>
-      <w:r>
-        <w:t>SUM(</w:t>
-      </w:r>
-      <w:proofErr w:type="spellStart"/>
-      <w:proofErr w:type="gramEnd"/>
-      <w:r>
-        <w:t>training_stress_</w:t>
-      </w:r>
-      <w:proofErr w:type="gramStart"/>
-      <w:r>
-        <w:t>score</w:t>
-      </w:r>
-      <w:proofErr w:type="spellEnd"/>
-      <w:r>
-        <w:t>)`</w:t>
-      </w:r>
-      <w:proofErr w:type="gramEnd"/>
+        <w:t>**TSS:**</w:t>
+      </w:r>
+      <w:r>
+        <w:t xml:space="preserve"> `SUM(training_stress_score)`</w:t>
+      </w:r>
     </w:p>
     <w:p>
       <w:r>
@@ -6544,39 +3596,10 @@
           <w:b/>
           <w:bCs/>
         </w:rPr>
-        <w:t>**</w:t>
-      </w:r>
-      <w:proofErr w:type="gramStart"/>
-      <w:r>
-        <w:rPr>
-          <w:b/>
-          <w:bCs/>
-        </w:rPr>
-        <w:t>Sleep:*</w:t>
-      </w:r>
-      <w:proofErr w:type="gramEnd"/>
-      <w:r>
-        <w:rPr>
-          <w:b/>
-          <w:bCs/>
-        </w:rPr>
-        <w:t>*</w:t>
-      </w:r>
-      <w:r>
-        <w:t xml:space="preserve"> `</w:t>
-      </w:r>
-      <w:proofErr w:type="gramStart"/>
-      <w:r>
-        <w:t>AVG(</w:t>
-      </w:r>
-      <w:proofErr w:type="spellStart"/>
-      <w:proofErr w:type="gramEnd"/>
-      <w:r>
-        <w:t>sleepHours</w:t>
-      </w:r>
-      <w:proofErr w:type="spellEnd"/>
-      <w:r>
-        <w:t>)` per day in week</w:t>
+        <w:t>**Sleep:**</w:t>
+      </w:r>
+      <w:r>
+        <w:t xml:space="preserve"> `AVG(sleepHours)` per day in week</w:t>
       </w:r>
     </w:p>
     <w:p>
@@ -6588,39 +3611,10 @@
           <w:b/>
           <w:bCs/>
         </w:rPr>
-        <w:t>**</w:t>
-      </w:r>
-      <w:proofErr w:type="gramStart"/>
-      <w:r>
-        <w:rPr>
-          <w:b/>
-          <w:bCs/>
-        </w:rPr>
-        <w:t>HRV:*</w:t>
-      </w:r>
-      <w:proofErr w:type="gramEnd"/>
-      <w:r>
-        <w:rPr>
-          <w:b/>
-          <w:bCs/>
-        </w:rPr>
-        <w:t>*</w:t>
-      </w:r>
-      <w:r>
-        <w:t xml:space="preserve"> `</w:t>
-      </w:r>
-      <w:proofErr w:type="gramStart"/>
-      <w:r>
-        <w:t>AVG(</w:t>
-      </w:r>
-      <w:proofErr w:type="spellStart"/>
-      <w:proofErr w:type="gramEnd"/>
-      <w:r>
-        <w:t>hrv</w:t>
-      </w:r>
-      <w:proofErr w:type="spellEnd"/>
-      <w:r>
-        <w:t>)` per day in week</w:t>
+        <w:t>**HRV:**</w:t>
+      </w:r>
+      <w:r>
+        <w:t xml:space="preserve"> `AVG(hrv)` per day in week</w:t>
       </w:r>
     </w:p>
     <w:p/>
@@ -6713,175 +3707,63 @@
     <w:p/>
     <w:p>
       <w:r>
-        <w:t xml:space="preserve">- </w:t>
-      </w:r>
-      <w:proofErr w:type="gramStart"/>
-      <w:r>
-        <w:t>[ ]</w:t>
-      </w:r>
-      <w:proofErr w:type="gramEnd"/>
-      <w:r>
-        <w:t xml:space="preserve"> Zone boundaries calculated correctly at 55%, 75%, 90%, 105%, 120%, 150% of FTP</w:t>
-      </w:r>
-    </w:p>
-    <w:p>
-      <w:r>
-        <w:t xml:space="preserve">- </w:t>
-      </w:r>
-      <w:proofErr w:type="gramStart"/>
-      <w:r>
-        <w:t>[ ]</w:t>
-      </w:r>
-      <w:proofErr w:type="gramEnd"/>
-      <w:r>
-        <w:t xml:space="preserve"> TSS formula uses (Duration × NP × IF) / (FTP × 36)</w:t>
-      </w:r>
-    </w:p>
-    <w:p>
-      <w:r>
-        <w:t xml:space="preserve">- </w:t>
-      </w:r>
-      <w:proofErr w:type="gramStart"/>
-      <w:r>
-        <w:t>[ ]</w:t>
-      </w:r>
-      <w:proofErr w:type="gramEnd"/>
-      <w:r>
-        <w:t xml:space="preserve"> IF always equals NP / FTP</w:t>
-      </w:r>
-    </w:p>
-    <w:p>
-      <w:r>
-        <w:t xml:space="preserve">- </w:t>
-      </w:r>
-      <w:proofErr w:type="gramStart"/>
-      <w:r>
-        <w:t>[ ]</w:t>
-      </w:r>
-      <w:proofErr w:type="gramEnd"/>
-      <w:r>
-        <w:t xml:space="preserve"> NP calculated with 30s rolling average^4, then </w:t>
-      </w:r>
-      <w:proofErr w:type="gramStart"/>
-      <w:r>
-        <w:t>^(</w:t>
-      </w:r>
-      <w:proofErr w:type="gramEnd"/>
-      <w:r>
-        <w:t>1/4)</w:t>
-      </w:r>
-    </w:p>
-    <w:p>
-      <w:r>
-        <w:t xml:space="preserve">- </w:t>
-      </w:r>
-      <w:proofErr w:type="gramStart"/>
-      <w:r>
-        <w:t>[ ]</w:t>
-      </w:r>
-      <w:proofErr w:type="gramEnd"/>
-      <w:r>
-        <w:t xml:space="preserve"> Power curve tracks best powers for 8 durations</w:t>
+        <w:t>- [ ] Zone boundaries calculated correctly at 55%, 75%, 90%, 105%, 120%, 150% of FTP</w:t>
+      </w:r>
+    </w:p>
+    <w:p>
+      <w:r>
+        <w:t>- [ ] TSS formula uses (Duration × NP × IF) / (FTP × 36)</w:t>
+      </w:r>
+    </w:p>
+    <w:p>
+      <w:r>
+        <w:t>- [ ] IF always equals NP / FTP</w:t>
+      </w:r>
+    </w:p>
+    <w:p>
+      <w:r>
+        <w:t>- [ ] NP calculated with 30s rolling average^4, then ^(1/4)</w:t>
+      </w:r>
+    </w:p>
+    <w:p>
+      <w:r>
+        <w:t>- [ ] Power curve tracks best powers for 8 durations</w:t>
       </w:r>
     </w:p>
     <w:p>
       <w:r>
         <w:lastRenderedPageBreak/>
-        <w:t xml:space="preserve">- </w:t>
-      </w:r>
-      <w:proofErr w:type="gramStart"/>
-      <w:r>
-        <w:t>[ ]</w:t>
-      </w:r>
-      <w:proofErr w:type="gramEnd"/>
-      <w:r>
-        <w:t xml:space="preserve"> CP calculated from (Work_20m - Work_3m) / (1200 - 180)</w:t>
-      </w:r>
-    </w:p>
-    <w:p>
-      <w:r>
-        <w:t xml:space="preserve">- </w:t>
-      </w:r>
-      <w:proofErr w:type="gramStart"/>
-      <w:r>
-        <w:t>[ ]</w:t>
-      </w:r>
-      <w:proofErr w:type="gramEnd"/>
-      <w:r>
-        <w:t xml:space="preserve"> </w:t>
-      </w:r>
-      <w:proofErr w:type="spellStart"/>
-      <w:r>
-        <w:t>eFTP</w:t>
-      </w:r>
-      <w:proofErr w:type="spellEnd"/>
-      <w:r>
-        <w:t xml:space="preserve"> requires &gt; 1 hour duration AND TSS &gt; 70</w:t>
-      </w:r>
-    </w:p>
-    <w:p>
-      <w:r>
-        <w:t xml:space="preserve">- </w:t>
-      </w:r>
-      <w:proofErr w:type="gramStart"/>
-      <w:r>
-        <w:t>[ ]</w:t>
-      </w:r>
-      <w:proofErr w:type="gramEnd"/>
-      <w:r>
-        <w:t xml:space="preserve"> Phenotype adjusts FTP estimates based on athlete type</w:t>
-      </w:r>
-    </w:p>
-    <w:p>
-      <w:r>
-        <w:t xml:space="preserve">- </w:t>
-      </w:r>
-      <w:proofErr w:type="gramStart"/>
-      <w:r>
-        <w:t>[ ]</w:t>
-      </w:r>
-      <w:proofErr w:type="gramEnd"/>
-      <w:r>
-        <w:t xml:space="preserve"> Workout classification uses interval detection, not just IF</w:t>
-      </w:r>
-    </w:p>
-    <w:p>
-      <w:r>
-        <w:t xml:space="preserve">- </w:t>
-      </w:r>
-      <w:proofErr w:type="gramStart"/>
-      <w:r>
-        <w:t>[ ]</w:t>
-      </w:r>
-      <w:proofErr w:type="gramEnd"/>
-      <w:r>
-        <w:t xml:space="preserve"> 4-week plan multipliers applied correctly (1.0, 1.10, 1.15, 0.80)</w:t>
-      </w:r>
-    </w:p>
-    <w:p>
-      <w:r>
-        <w:t xml:space="preserve">- </w:t>
-      </w:r>
-      <w:proofErr w:type="gramStart"/>
-      <w:r>
-        <w:t>[ ]</w:t>
-      </w:r>
-      <w:proofErr w:type="gramEnd"/>
-      <w:r>
-        <w:t xml:space="preserve"> Adaptation detection compares rolling 4-week windows</w:t>
-      </w:r>
-    </w:p>
-    <w:p>
-      <w:r>
-        <w:t xml:space="preserve">- </w:t>
-      </w:r>
-      <w:proofErr w:type="gramStart"/>
-      <w:r>
-        <w:t>[ ]</w:t>
-      </w:r>
-      <w:proofErr w:type="gramEnd"/>
-      <w:r>
-        <w:t xml:space="preserve"> Goal blending weights: 50% history, 40% goal, 10% baseline</w:t>
+        <w:t>- [ ] CP calculated from (Work_20m - Work_3m) / (1200 - 180)</w:t>
+      </w:r>
+    </w:p>
+    <w:p>
+      <w:r>
+        <w:t>- [ ] eFTP requires &gt; 1 hour duration AND TSS &gt; 70</w:t>
+      </w:r>
+    </w:p>
+    <w:p>
+      <w:r>
+        <w:t>- [ ] Phenotype adjusts FTP estimates based on athlete type</w:t>
+      </w:r>
+    </w:p>
+    <w:p>
+      <w:r>
+        <w:t>- [ ] Workout classification uses interval detection, not just IF</w:t>
+      </w:r>
+    </w:p>
+    <w:p>
+      <w:r>
+        <w:t>- [ ] 4-week plan multipliers applied correctly (1.0, 1.10, 1.15, 0.80)</w:t>
+      </w:r>
+    </w:p>
+    <w:p>
+      <w:r>
+        <w:t>- [ ] Adaptation detection compares rolling 4-week windows</w:t>
+      </w:r>
+    </w:p>
+    <w:p>
+      <w:r>
+        <w:t>- [ ] Goal blending weights: 50% history, 40% goal, 10% baseline</w:t>
       </w:r>
     </w:p>
     <w:p/>
@@ -6910,23 +3792,7 @@
           <w:b/>
           <w:bCs/>
         </w:rPr>
-        <w:t xml:space="preserve">**FTP </w:t>
-      </w:r>
-      <w:proofErr w:type="gramStart"/>
-      <w:r>
-        <w:rPr>
-          <w:b/>
-          <w:bCs/>
-        </w:rPr>
-        <w:t>Estimation:*</w:t>
-      </w:r>
-      <w:proofErr w:type="gramEnd"/>
-      <w:r>
-        <w:rPr>
-          <w:b/>
-          <w:bCs/>
-        </w:rPr>
-        <w:t>*</w:t>
+        <w:t>**FTP Estimation:**</w:t>
       </w:r>
       <w:r>
         <w:t xml:space="preserve"> Does the suggested FTP update match your power curve improvements?</w:t>
@@ -6941,23 +3807,7 @@
           <w:b/>
           <w:bCs/>
         </w:rPr>
-        <w:t>**</w:t>
-      </w:r>
-      <w:proofErr w:type="gramStart"/>
-      <w:r>
-        <w:rPr>
-          <w:b/>
-          <w:bCs/>
-        </w:rPr>
-        <w:t>Phenotype:*</w:t>
-      </w:r>
-      <w:proofErr w:type="gramEnd"/>
-      <w:r>
-        <w:rPr>
-          <w:b/>
-          <w:bCs/>
-        </w:rPr>
-        <w:t>*</w:t>
+        <w:t>**Phenotype:**</w:t>
       </w:r>
       <w:r>
         <w:t xml:space="preserve"> Does the classification (Sprinter/TT/All-Rounder) feel accurate?</w:t>
@@ -6972,23 +3822,7 @@
           <w:b/>
           <w:bCs/>
         </w:rPr>
-        <w:t>**</w:t>
-      </w:r>
-      <w:proofErr w:type="gramStart"/>
-      <w:r>
-        <w:rPr>
-          <w:b/>
-          <w:bCs/>
-        </w:rPr>
-        <w:t>TSS:*</w:t>
-      </w:r>
-      <w:proofErr w:type="gramEnd"/>
-      <w:r>
-        <w:rPr>
-          <w:b/>
-          <w:bCs/>
-        </w:rPr>
-        <w:t>*</w:t>
+        <w:t>**TSS:**</w:t>
       </w:r>
       <w:r>
         <w:t xml:space="preserve"> Does a hard 1-hour ride show ~100 TSS, and an easy 2-hour ride show ~50-60 TSS?</w:t>
@@ -7003,23 +3837,7 @@
           <w:b/>
           <w:bCs/>
         </w:rPr>
-        <w:t xml:space="preserve">**Zone </w:t>
-      </w:r>
-      <w:proofErr w:type="gramStart"/>
-      <w:r>
-        <w:rPr>
-          <w:b/>
-          <w:bCs/>
-        </w:rPr>
-        <w:t>Distribution:*</w:t>
-      </w:r>
-      <w:proofErr w:type="gramEnd"/>
-      <w:r>
-        <w:rPr>
-          <w:b/>
-          <w:bCs/>
-        </w:rPr>
-        <w:t>*</w:t>
+        <w:t>**Zone Distribution:**</w:t>
       </w:r>
       <w:r>
         <w:t xml:space="preserve"> Do the recommended zones align with your training success?</w:t>
@@ -7034,23 +3852,7 @@
           <w:b/>
           <w:bCs/>
         </w:rPr>
-        <w:t xml:space="preserve">**4-Week </w:t>
-      </w:r>
-      <w:proofErr w:type="gramStart"/>
-      <w:r>
-        <w:rPr>
-          <w:b/>
-          <w:bCs/>
-        </w:rPr>
-        <w:t>Plan:*</w:t>
-      </w:r>
-      <w:proofErr w:type="gramEnd"/>
-      <w:r>
-        <w:rPr>
-          <w:b/>
-          <w:bCs/>
-        </w:rPr>
-        <w:t>*</w:t>
+        <w:t>**4-Week Plan:**</w:t>
       </w:r>
       <w:r>
         <w:t xml:space="preserve"> Does the progression feel sustainable (build, build, peak, recover)?</w:t>
@@ -7065,23 +3867,7 @@
           <w:b/>
           <w:bCs/>
         </w:rPr>
-        <w:t xml:space="preserve">**Best Week </w:t>
-      </w:r>
-      <w:proofErr w:type="gramStart"/>
-      <w:r>
-        <w:rPr>
-          <w:b/>
-          <w:bCs/>
-        </w:rPr>
-        <w:t>Formula:*</w:t>
-      </w:r>
-      <w:proofErr w:type="gramEnd"/>
-      <w:r>
-        <w:rPr>
-          <w:b/>
-          <w:bCs/>
-        </w:rPr>
-        <w:t>*</w:t>
+        <w:t>**Best Week Formula:**</w:t>
       </w:r>
       <w:r>
         <w:t xml:space="preserve"> Does the suggested weekly volume match your successful patterns?</w:t>
@@ -7100,23 +3886,7 @@
           <w:b/>
           <w:bCs/>
         </w:rPr>
-        <w:t xml:space="preserve">**Document </w:t>
-      </w:r>
-      <w:proofErr w:type="gramStart"/>
-      <w:r>
-        <w:rPr>
-          <w:b/>
-          <w:bCs/>
-        </w:rPr>
-        <w:t>Version:*</w:t>
-      </w:r>
-      <w:proofErr w:type="gramEnd"/>
-      <w:r>
-        <w:rPr>
-          <w:b/>
-          <w:bCs/>
-        </w:rPr>
-        <w:t>*</w:t>
+        <w:t>**Document Version:**</w:t>
       </w:r>
       <w:r>
         <w:t xml:space="preserve"> 1.0  </w:t>
@@ -7128,23 +3898,7 @@
           <w:b/>
           <w:bCs/>
         </w:rPr>
-        <w:t xml:space="preserve">**Last </w:t>
-      </w:r>
-      <w:proofErr w:type="gramStart"/>
-      <w:r>
-        <w:rPr>
-          <w:b/>
-          <w:bCs/>
-        </w:rPr>
-        <w:t>Updated:*</w:t>
-      </w:r>
-      <w:proofErr w:type="gramEnd"/>
-      <w:r>
-        <w:rPr>
-          <w:b/>
-          <w:bCs/>
-        </w:rPr>
-        <w:t>*</w:t>
+        <w:t>**Last Updated:**</w:t>
       </w:r>
       <w:r>
         <w:t xml:space="preserve"> February 2026  </w:t>
@@ -7156,29 +3910,806 @@
           <w:b/>
           <w:bCs/>
         </w:rPr>
-        <w:t xml:space="preserve">**App </w:t>
-      </w:r>
-      <w:proofErr w:type="gramStart"/>
-      <w:r>
-        <w:rPr>
-          <w:b/>
-          <w:bCs/>
-        </w:rPr>
-        <w:t>Version:*</w:t>
-      </w:r>
-      <w:proofErr w:type="gramEnd"/>
-      <w:r>
-        <w:rPr>
-          <w:b/>
-          <w:bCs/>
-        </w:rPr>
-        <w:t>*</w:t>
+        <w:t>**App Version:**</w:t>
       </w:r>
       <w:r>
         <w:t xml:space="preserve"> Training Calendar V0.1</w:t>
       </w:r>
     </w:p>
-    <w:p/>
+    <w:p>
+      <w:pPr>
+        <w:rPr>
+          <w:b/>
+          <w:bCs/>
+        </w:rPr>
+      </w:pPr>
+      <w:r>
+        <w:rPr>
+          <w:b/>
+          <w:bCs/>
+        </w:rPr>
+        <w:t>Performance Metrics Calculation Guide</w:t>
+      </w:r>
+    </w:p>
+    <w:p>
+      <w:r>
+        <w:lastRenderedPageBreak/>
+        <w:t>This guide explains the data science and logic behind the metrics shown in your Dashboard and Analysis pages.</w:t>
+      </w:r>
+    </w:p>
+    <w:p>
+      <w:r>
+        <w:pict w14:anchorId="6304CA16">
+          <v:rect id="_x0000_i1061" style="width:456pt;height:.75pt" o:hrpct="0" o:hralign="center" o:hrstd="t" o:hr="t" fillcolor="#a0a0a0" stroked="f"/>
+        </w:pict>
+      </w:r>
+    </w:p>
+    <w:p>
+      <w:pPr>
+        <w:rPr>
+          <w:b/>
+          <w:bCs/>
+        </w:rPr>
+      </w:pPr>
+      <w:r>
+        <w:rPr>
+          <w:b/>
+          <w:bCs/>
+        </w:rPr>
+        <w:t>1. FTP derived from FTP Test-like sessions</w:t>
+      </w:r>
+    </w:p>
+    <w:p>
+      <w:r>
+        <w:t>This is the traditional method of estimating your Functional Threshold Power based on max-effort "time trial" sessions.</w:t>
+      </w:r>
+    </w:p>
+    <w:p>
+      <w:pPr>
+        <w:numPr>
+          <w:ilvl w:val="0"/>
+          <w:numId w:val="1"/>
+        </w:numPr>
+      </w:pPr>
+      <w:r>
+        <w:rPr>
+          <w:b/>
+          <w:bCs/>
+        </w:rPr>
+        <w:t>Logic</w:t>
+      </w:r>
+      <w:r>
+        <w:t>: It scans your power curve for peak performances at 5, 8, and 20 minutes and applies multipliers derived from established coaching methodologies (Hunter Allen, Andrew Coggan, Chris Carmichael).</w:t>
+      </w:r>
+    </w:p>
+    <w:p>
+      <w:pPr>
+        <w:numPr>
+          <w:ilvl w:val="0"/>
+          <w:numId w:val="1"/>
+        </w:numPr>
+      </w:pPr>
+      <w:r>
+        <w:rPr>
+          <w:b/>
+          <w:bCs/>
+        </w:rPr>
+        <w:t>Formula</w:t>
+      </w:r>
+      <w:r>
+        <w:t>: Best Power × Multiplier ÷ (1 + Phenotype Bias).</w:t>
+      </w:r>
+    </w:p>
+    <w:p>
+      <w:pPr>
+        <w:numPr>
+          <w:ilvl w:val="0"/>
+          <w:numId w:val="1"/>
+        </w:numPr>
+      </w:pPr>
+      <w:r>
+        <w:rPr>
+          <w:b/>
+          <w:bCs/>
+        </w:rPr>
+        <w:t>Scientific Benchmarks</w:t>
+      </w:r>
+      <w:r>
+        <w:t>:</w:t>
+      </w:r>
+    </w:p>
+    <w:p>
+      <w:pPr>
+        <w:numPr>
+          <w:ilvl w:val="1"/>
+          <w:numId w:val="1"/>
+        </w:numPr>
+      </w:pPr>
+      <w:r>
+        <w:rPr>
+          <w:b/>
+          <w:bCs/>
+        </w:rPr>
+        <w:t>20-minute effort</w:t>
+      </w:r>
+      <w:r>
+        <w:t>: </w:t>
+      </w:r>
+      <w:r>
+        <w:rPr>
+          <w:b/>
+          <w:bCs/>
+        </w:rPr>
+        <w:t>95%</w:t>
+      </w:r>
+      <w:r>
+        <w:t> (Standard: Allen &amp; Coggan). High correlation with actual 60-min steady state.</w:t>
+      </w:r>
+    </w:p>
+    <w:p>
+      <w:pPr>
+        <w:numPr>
+          <w:ilvl w:val="1"/>
+          <w:numId w:val="1"/>
+        </w:numPr>
+      </w:pPr>
+      <w:r>
+        <w:rPr>
+          <w:b/>
+          <w:bCs/>
+        </w:rPr>
+        <w:t>8-minute effort</w:t>
+      </w:r>
+      <w:r>
+        <w:t>: </w:t>
+      </w:r>
+      <w:r>
+        <w:rPr>
+          <w:b/>
+          <w:bCs/>
+        </w:rPr>
+        <w:t>90-92%</w:t>
+      </w:r>
+      <w:r>
+        <w:t> (Standard: Chris Carmichael / CTS Field Test). Used to estimate threshold in time-crunched athletes.</w:t>
+      </w:r>
+    </w:p>
+    <w:p>
+      <w:pPr>
+        <w:numPr>
+          <w:ilvl w:val="1"/>
+          <w:numId w:val="1"/>
+        </w:numPr>
+      </w:pPr>
+      <w:r>
+        <w:rPr>
+          <w:b/>
+          <w:bCs/>
+        </w:rPr>
+        <w:t>5-minute effort</w:t>
+      </w:r>
+      <w:r>
+        <w:t>: </w:t>
+      </w:r>
+      <w:r>
+        <w:rPr>
+          <w:b/>
+          <w:bCs/>
+        </w:rPr>
+        <w:t>80-82%</w:t>
+      </w:r>
+      <w:r>
+        <w:t> (Standard: Maximal Aerobic Power research). FTP is typically found at ~80% of your peak 5-minute oxygen uptake capacity.</w:t>
+      </w:r>
+    </w:p>
+    <w:p>
+      <w:pPr>
+        <w:numPr>
+          <w:ilvl w:val="0"/>
+          <w:numId w:val="1"/>
+        </w:numPr>
+      </w:pPr>
+      <w:r>
+        <w:rPr>
+          <w:b/>
+          <w:bCs/>
+        </w:rPr>
+        <w:t>Adjustment</w:t>
+      </w:r>
+      <w:r>
+        <w:t>: We apply a small bias based on your </w:t>
+      </w:r>
+      <w:r>
+        <w:rPr>
+          <w:b/>
+          <w:bCs/>
+        </w:rPr>
+        <w:t>Athlete Phenotype</w:t>
+      </w:r>
+      <w:r>
+        <w:t>. For example, a "Sprinter" gets a higher bias (lowering the estimate) because their short-duration power is naturally high relative to their aerobic base.</w:t>
+      </w:r>
+    </w:p>
+    <w:p>
+      <w:r>
+        <w:pict w14:anchorId="49C9A0B5">
+          <v:rect id="_x0000_i1062" style="width:456pt;height:.75pt" o:hrpct="0" o:hralign="center" o:hrstd="t" o:hr="t" fillcolor="#a0a0a0" stroked="f"/>
+        </w:pict>
+      </w:r>
+    </w:p>
+    <w:p>
+      <w:pPr>
+        <w:rPr>
+          <w:b/>
+          <w:bCs/>
+        </w:rPr>
+      </w:pPr>
+      <w:r>
+        <w:rPr>
+          <w:b/>
+          <w:bCs/>
+        </w:rPr>
+        <w:t>2. FTP derived from Interval Sessions</w:t>
+      </w:r>
+    </w:p>
+    <w:p>
+      <w:r>
+        <w:t>A sophisticated model that finds your real-world threshold during regular training rides rather than dedicated tests.</w:t>
+      </w:r>
+    </w:p>
+    <w:p>
+      <w:pPr>
+        <w:numPr>
+          <w:ilvl w:val="0"/>
+          <w:numId w:val="2"/>
+        </w:numPr>
+      </w:pPr>
+      <w:r>
+        <w:rPr>
+          <w:b/>
+          <w:bCs/>
+        </w:rPr>
+        <w:t>Workout Eligibility</w:t>
+      </w:r>
+      <w:r>
+        <w:t>: The ride must be at least </w:t>
+      </w:r>
+      <w:r>
+        <w:rPr>
+          <w:b/>
+          <w:bCs/>
+        </w:rPr>
+        <w:t>1 hour long</w:t>
+      </w:r>
+      <w:r>
+        <w:t> with a </w:t>
+      </w:r>
+      <w:r>
+        <w:rPr>
+          <w:b/>
+          <w:bCs/>
+        </w:rPr>
+        <w:t>TSS &gt; 70</w:t>
+      </w:r>
+      <w:r>
+        <w:t>.</w:t>
+      </w:r>
+    </w:p>
+    <w:p>
+      <w:pPr>
+        <w:numPr>
+          <w:ilvl w:val="0"/>
+          <w:numId w:val="2"/>
+        </w:numPr>
+      </w:pPr>
+      <w:r>
+        <w:rPr>
+          <w:b/>
+          <w:bCs/>
+        </w:rPr>
+        <w:t>Interval Identification</w:t>
+      </w:r>
+      <w:r>
+        <w:t>: The system looks for sustained power blocks of at least </w:t>
+      </w:r>
+      <w:r>
+        <w:rPr>
+          <w:b/>
+          <w:bCs/>
+        </w:rPr>
+        <w:t>8 minutes</w:t>
+      </w:r>
+      <w:r>
+        <w:t> that occur in the </w:t>
+      </w:r>
+      <w:r>
+        <w:rPr>
+          <w:b/>
+          <w:bCs/>
+        </w:rPr>
+        <w:t>last 40%</w:t>
+      </w:r>
+      <w:r>
+        <w:t> of the ride (when fatigue has set in).</w:t>
+      </w:r>
+    </w:p>
+    <w:p>
+      <w:pPr>
+        <w:numPr>
+          <w:ilvl w:val="0"/>
+          <w:numId w:val="2"/>
+        </w:numPr>
+      </w:pPr>
+      <w:r>
+        <w:rPr>
+          <w:b/>
+          <w:bCs/>
+        </w:rPr>
+        <w:t>Stability (Cardiac Drift)</w:t>
+      </w:r>
+      <w:r>
+        <w:t>: Within the </w:t>
+      </w:r>
+      <w:r>
+        <w:rPr>
+          <w:b/>
+          <w:bCs/>
+        </w:rPr>
+        <w:t>final 3 minutes</w:t>
+      </w:r>
+      <w:r>
+        <w:t> of that interval, your heart rate must remain stable. We measure the HR at the start and end of that 3-minute window. If the increase (drift) is </w:t>
+      </w:r>
+      <w:r>
+        <w:rPr>
+          <w:b/>
+          <w:bCs/>
+        </w:rPr>
+        <w:t>4% or less</w:t>
+      </w:r>
+      <w:r>
+        <w:t>, the effort is considered sustainable.</w:t>
+      </w:r>
+    </w:p>
+    <w:p>
+      <w:pPr>
+        <w:numPr>
+          <w:ilvl w:val="0"/>
+          <w:numId w:val="2"/>
+        </w:numPr>
+      </w:pPr>
+      <w:r>
+        <w:rPr>
+          <w:b/>
+          <w:bCs/>
+        </w:rPr>
+        <w:lastRenderedPageBreak/>
+        <w:t>Estimation</w:t>
+      </w:r>
+      <w:r>
+        <w:t>: Your FTP is estimated as </w:t>
+      </w:r>
+      <w:r>
+        <w:rPr>
+          <w:b/>
+          <w:bCs/>
+        </w:rPr>
+        <w:t>95% to 100%</w:t>
+      </w:r>
+      <w:r>
+        <w:t> of that interval's average power.</w:t>
+      </w:r>
+    </w:p>
+    <w:p>
+      <w:r>
+        <w:pict w14:anchorId="57271D1D">
+          <v:rect id="_x0000_i1063" style="width:456pt;height:.75pt" o:hrpct="0" o:hralign="center" o:hrstd="t" o:hr="t" fillcolor="#a0a0a0" stroked="f"/>
+        </w:pict>
+      </w:r>
+    </w:p>
+    <w:p>
+      <w:pPr>
+        <w:rPr>
+          <w:b/>
+          <w:bCs/>
+        </w:rPr>
+      </w:pPr>
+      <w:r>
+        <w:rPr>
+          <w:b/>
+          <w:bCs/>
+        </w:rPr>
+        <w:t>3. Critical Power (CP) &amp; W'</w:t>
+      </w:r>
+    </w:p>
+    <w:p>
+      <w:r>
+        <w:t>Based on the scientific </w:t>
+      </w:r>
+      <w:r>
+        <w:rPr>
+          <w:b/>
+          <w:bCs/>
+        </w:rPr>
+        <w:t>Monod &amp; Scherrer 2-parameter model</w:t>
+      </w:r>
+      <w:r>
+        <w:t>, this splits your performance into "aerobic" and "anaerobic" components.</w:t>
+      </w:r>
+    </w:p>
+    <w:p>
+      <w:pPr>
+        <w:numPr>
+          <w:ilvl w:val="0"/>
+          <w:numId w:val="3"/>
+        </w:numPr>
+      </w:pPr>
+      <w:r>
+        <w:rPr>
+          <w:b/>
+          <w:bCs/>
+        </w:rPr>
+        <w:t>Data Points</w:t>
+      </w:r>
+      <w:r>
+        <w:t>: We use your best 3-minute power and best 20-minute power from the last 6 weeks.</w:t>
+      </w:r>
+    </w:p>
+    <w:p>
+      <w:pPr>
+        <w:numPr>
+          <w:ilvl w:val="0"/>
+          <w:numId w:val="3"/>
+        </w:numPr>
+      </w:pPr>
+      <w:r>
+        <w:rPr>
+          <w:b/>
+          <w:bCs/>
+        </w:rPr>
+        <w:t>Logic</w:t>
+      </w:r>
+      <w:r>
+        <w:t>: Power is plotted against the inverse of time. The slope of the resulting line is your </w:t>
+      </w:r>
+      <w:r>
+        <w:rPr>
+          <w:b/>
+          <w:bCs/>
+        </w:rPr>
+        <w:t>Critical Power</w:t>
+      </w:r>
+      <w:r>
+        <w:t>.</w:t>
+      </w:r>
+    </w:p>
+    <w:p>
+      <w:pPr>
+        <w:numPr>
+          <w:ilvl w:val="0"/>
+          <w:numId w:val="3"/>
+        </w:numPr>
+      </w:pPr>
+      <w:r>
+        <w:rPr>
+          <w:b/>
+          <w:bCs/>
+        </w:rPr>
+        <w:t>W' (W-Prime)</w:t>
+      </w:r>
+      <w:r>
+        <w:t>: This is the Y-intercept of the model, representing your "anaerobic battery" in Joules—the total amount of work you can do above your CP before you reach exhaustion.</w:t>
+      </w:r>
+    </w:p>
+    <w:p>
+      <w:r>
+        <w:pict w14:anchorId="1294C7D1">
+          <v:rect id="_x0000_i1064" style="width:456pt;height:.75pt" o:hrpct="0" o:hralign="center" o:hrstd="t" o:hr="t" fillcolor="#a0a0a0" stroked="f"/>
+        </w:pict>
+      </w:r>
+    </w:p>
+    <w:p>
+      <w:pPr>
+        <w:rPr>
+          <w:b/>
+          <w:bCs/>
+        </w:rPr>
+      </w:pPr>
+      <w:r>
+        <w:rPr>
+          <w:b/>
+          <w:bCs/>
+        </w:rPr>
+        <w:t>4. Aerobic Efficiency (AE)</w:t>
+      </w:r>
+    </w:p>
+    <w:p>
+      <w:r>
+        <w:t>Measures how "expensive" a watt is for your cardiovascular system.</w:t>
+      </w:r>
+    </w:p>
+    <w:p>
+      <w:pPr>
+        <w:numPr>
+          <w:ilvl w:val="0"/>
+          <w:numId w:val="4"/>
+        </w:numPr>
+      </w:pPr>
+      <w:r>
+        <w:rPr>
+          <w:b/>
+          <w:bCs/>
+        </w:rPr>
+        <w:t>Formula</w:t>
+      </w:r>
+      <w:r>
+        <w:t>: Normalized Power ÷ Average Heart Rate.</w:t>
+      </w:r>
+    </w:p>
+    <w:p>
+      <w:pPr>
+        <w:numPr>
+          <w:ilvl w:val="0"/>
+          <w:numId w:val="4"/>
+        </w:numPr>
+      </w:pPr>
+      <w:r>
+        <w:rPr>
+          <w:b/>
+          <w:bCs/>
+        </w:rPr>
+        <w:t>Context</w:t>
+      </w:r>
+      <w:r>
+        <w:t>: This is most accurate during </w:t>
+      </w:r>
+      <w:r>
+        <w:rPr>
+          <w:b/>
+          <w:bCs/>
+        </w:rPr>
+        <w:t>Endurance rides</w:t>
+      </w:r>
+      <w:r>
+        <w:t> (Intensity Factor &lt; 0.75 and duration &gt; 30 mins).</w:t>
+      </w:r>
+    </w:p>
+    <w:p>
+      <w:pPr>
+        <w:numPr>
+          <w:ilvl w:val="0"/>
+          <w:numId w:val="4"/>
+        </w:numPr>
+      </w:pPr>
+      <w:r>
+        <w:rPr>
+          <w:b/>
+          <w:bCs/>
+        </w:rPr>
+        <w:t>Goal</w:t>
+      </w:r>
+      <w:r>
+        <w:t>: Over a training block, you want to see this number increase, meaning you are producing more power for the same heart rate.</w:t>
+      </w:r>
+    </w:p>
+    <w:p>
+      <w:r>
+        <w:pict w14:anchorId="70C24E13">
+          <v:rect id="_x0000_i1065" style="width:456pt;height:.75pt" o:hrpct="0" o:hralign="center" o:hrstd="t" o:hr="t" fillcolor="#a0a0a0" stroked="f"/>
+        </w:pict>
+      </w:r>
+    </w:p>
+    <w:p>
+      <w:pPr>
+        <w:rPr>
+          <w:b/>
+          <w:bCs/>
+        </w:rPr>
+      </w:pPr>
+      <w:r>
+        <w:rPr>
+          <w:b/>
+          <w:bCs/>
+        </w:rPr>
+        <w:t>5. Athlete Phenotype</w:t>
+      </w:r>
+    </w:p>
+    <w:p>
+      <w:r>
+        <w:t>Classifies you as a rider based on the shape of your power profile.</w:t>
+      </w:r>
+    </w:p>
+    <w:p>
+      <w:pPr>
+        <w:numPr>
+          <w:ilvl w:val="0"/>
+          <w:numId w:val="5"/>
+        </w:numPr>
+      </w:pPr>
+      <w:r>
+        <w:rPr>
+          <w:b/>
+          <w:bCs/>
+        </w:rPr>
+        <w:t>Calculation</w:t>
+      </w:r>
+      <w:r>
+        <w:t>: We compare your W/kg (Watts per Kilogram) across indices for Sprinting (5s), Anaerobic Capacity (1m), VO2 Max (5m), and Threshold (20m).</w:t>
+      </w:r>
+    </w:p>
+    <w:p>
+      <w:pPr>
+        <w:numPr>
+          <w:ilvl w:val="0"/>
+          <w:numId w:val="5"/>
+        </w:numPr>
+      </w:pPr>
+      <w:r>
+        <w:rPr>
+          <w:b/>
+          <w:bCs/>
+        </w:rPr>
+        <w:t>Classification</w:t>
+      </w:r>
+      <w:r>
+        <w:t>:</w:t>
+      </w:r>
+    </w:p>
+    <w:p>
+      <w:pPr>
+        <w:numPr>
+          <w:ilvl w:val="1"/>
+          <w:numId w:val="5"/>
+        </w:numPr>
+      </w:pPr>
+      <w:r>
+        <w:rPr>
+          <w:b/>
+          <w:bCs/>
+        </w:rPr>
+        <w:t>Punchy/Sprinter</w:t>
+      </w:r>
+      <w:r>
+        <w:t>: High neuromuscular and anaerobic power relative to threshold.</w:t>
+      </w:r>
+    </w:p>
+    <w:p>
+      <w:pPr>
+        <w:numPr>
+          <w:ilvl w:val="1"/>
+          <w:numId w:val="5"/>
+        </w:numPr>
+      </w:pPr>
+      <w:r>
+        <w:rPr>
+          <w:b/>
+          <w:bCs/>
+        </w:rPr>
+        <w:t>Steady/TT</w:t>
+      </w:r>
+      <w:r>
+        <w:t>: High sustained threshold relative to sprint power.</w:t>
+      </w:r>
+    </w:p>
+    <w:p>
+      <w:pPr>
+        <w:numPr>
+          <w:ilvl w:val="1"/>
+          <w:numId w:val="5"/>
+        </w:numPr>
+      </w:pPr>
+      <w:r>
+        <w:rPr>
+          <w:b/>
+          <w:bCs/>
+        </w:rPr>
+        <w:t>All-Rounder</w:t>
+      </w:r>
+      <w:r>
+        <w:t>: A balanced profile across all durations.</w:t>
+      </w:r>
+    </w:p>
+    <w:p>
+      <w:r>
+        <w:lastRenderedPageBreak/>
+        <w:pict w14:anchorId="693A3519">
+          <v:rect id="_x0000_i1066" style="width:456pt;height:.75pt" o:hrpct="0" o:hralign="center" o:hrstd="t" o:hr="t" fillcolor="#a0a0a0" stroked="f"/>
+        </w:pict>
+      </w:r>
+    </w:p>
+    <w:p>
+      <w:pPr>
+        <w:rPr>
+          <w:b/>
+          <w:bCs/>
+        </w:rPr>
+      </w:pPr>
+      <w:r>
+        <w:rPr>
+          <w:b/>
+          <w:bCs/>
+        </w:rPr>
+        <w:t>6. Intensity Factor (IF) &amp; TSS</w:t>
+      </w:r>
+    </w:p>
+    <w:p>
+      <w:pPr>
+        <w:numPr>
+          <w:ilvl w:val="0"/>
+          <w:numId w:val="6"/>
+        </w:numPr>
+      </w:pPr>
+      <w:r>
+        <w:rPr>
+          <w:b/>
+          <w:bCs/>
+        </w:rPr>
+        <w:t>Intensity Factor (IF)</w:t>
+      </w:r>
+      <w:r>
+        <w:t>: The ratio of your </w:t>
+      </w:r>
+      <w:r>
+        <w:rPr>
+          <w:b/>
+          <w:bCs/>
+        </w:rPr>
+        <w:t>Normalized Power</w:t>
+      </w:r>
+      <w:r>
+        <w:t> to your </w:t>
+      </w:r>
+      <w:r>
+        <w:rPr>
+          <w:b/>
+          <w:bCs/>
+        </w:rPr>
+        <w:t>Current FTP</w:t>
+      </w:r>
+      <w:r>
+        <w:t>. An IF of 1.0 means you rode at exactly your threshold.</w:t>
+      </w:r>
+    </w:p>
+    <w:p>
+      <w:pPr>
+        <w:numPr>
+          <w:ilvl w:val="0"/>
+          <w:numId w:val="6"/>
+        </w:numPr>
+      </w:pPr>
+      <w:r>
+        <w:rPr>
+          <w:b/>
+          <w:bCs/>
+        </w:rPr>
+        <w:t>Training Stress Score (TSS)</w:t>
+      </w:r>
+      <w:r>
+        <w:t>: Quantifies the total load of a ride.</w:t>
+      </w:r>
+    </w:p>
+    <w:p>
+      <w:pPr>
+        <w:numPr>
+          <w:ilvl w:val="1"/>
+          <w:numId w:val="6"/>
+        </w:numPr>
+      </w:pPr>
+      <w:r>
+        <w:t>TSS = (Duration in seconds × NP × IF) ÷ (FTP × 36).</w:t>
+      </w:r>
+    </w:p>
+    <w:p>
+      <w:pPr>
+        <w:numPr>
+          <w:ilvl w:val="1"/>
+          <w:numId w:val="6"/>
+        </w:numPr>
+      </w:pPr>
+      <w:r>
+        <w:t>A 1-hour ride at exactly your FTP (IF 1.0) results in 100 TSS.</w:t>
+      </w:r>
+    </w:p>
     <w:p/>
     <w:sectPr>
       <w:pgSz w:w="11906" w:h="16838"/>
@@ -7188,6 +4719,1075 @@
     </w:sectPr>
   </w:body>
 </w:document>
+</file>
+
+<file path=word/numbering.xml><?xml version="1.0" encoding="utf-8"?>
+<w:numbering xmlns:wpc="http://schemas.microsoft.com/office/word/2010/wordprocessingCanvas" xmlns:cx="http://schemas.microsoft.com/office/drawing/2014/chartex" xmlns:cx1="http://schemas.microsoft.com/office/drawing/2015/9/8/chartex" xmlns:cx2="http://schemas.microsoft.com/office/drawing/2015/10/21/chartex" xmlns:cx3="http://schemas.microsoft.com/office/drawing/2016/5/9/chartex" xmlns:cx4="http://schemas.microsoft.com/office/drawing/2016/5/10/chartex" xmlns:cx5="http://schemas.microsoft.com/office/drawing/2016/5/11/chartex" xmlns:cx6="http://schemas.microsoft.com/office/drawing/2016/5/12/chartex" xmlns:cx7="http://schemas.microsoft.com/office/drawing/2016/5/13/chartex" xmlns:cx8="http://schemas.microsoft.com/office/drawing/2016/5/14/chartex" xmlns:mc="http://schemas.openxmlformats.org/markup-compatibility/2006" xmlns:aink="http://schemas.microsoft.com/office/drawing/2016/ink" xmlns:am3d="http://schemas.microsoft.com/office/drawing/2017/model3d" xmlns:o="urn:schemas-microsoft-com:office:office" xmlns:oel="http://schemas.microsoft.com/office/2019/extlst" xmlns:r="http://schemas.openxmlformats.org/officeDocument/2006/relationships" xmlns:m="http://schemas.openxmlformats.org/officeDocument/2006/math" xmlns:v="urn:schemas-microsoft-com:vml" xmlns:wp14="http://schemas.microsoft.com/office/word/2010/wordprocessingDrawing" xmlns:wp="http://schemas.openxmlformats.org/drawingml/2006/wordprocessingDrawing" xmlns:w10="urn:schemas-microsoft-com:office:word" xmlns:w="http://schemas.openxmlformats.org/wordprocessingml/2006/main" xmlns:w14="http://schemas.microsoft.com/office/word/2010/wordml" xmlns:w15="http://schemas.microsoft.com/office/word/2012/wordml" xmlns:w16cex="http://schemas.microsoft.com/office/word/2018/wordml/cex" xmlns:w16cid="http://schemas.microsoft.com/office/word/2016/wordml/cid" xmlns:w16="http://schemas.microsoft.com/office/word/2018/wordml" xmlns:w16du="http://schemas.microsoft.com/office/word/2023/wordml/word16du" xmlns:w16sdtdh="http://schemas.microsoft.com/office/word/2020/wordml/sdtdatahash" xmlns:w16sdtfl="http://schemas.microsoft.com/office/word/2024/wordml/sdtformatlock" xmlns:w16se="http://schemas.microsoft.com/office/word/2015/wordml/symex" xmlns:wpg="http://schemas.microsoft.com/office/word/2010/wordprocessingGroup" xmlns:wpi="http://schemas.microsoft.com/office/word/2010/wordprocessingInk" xmlns:wne="http://schemas.microsoft.com/office/word/2006/wordml" xmlns:wps="http://schemas.microsoft.com/office/word/2010/wordprocessingShape" mc:Ignorable="w14 w15 w16se w16cid w16 w16cex w16sdtdh w16sdtfl w16du wp14">
+  <w:abstractNum w:abstractNumId="0" w15:restartNumberingAfterBreak="0">
+    <w:nsid w:val="167D5BD7"/>
+    <w:multiLevelType w:val="multilevel"/>
+    <w:tmpl w:val="0F0A345E"/>
+    <w:lvl w:ilvl="0">
+      <w:start w:val="1"/>
+      <w:numFmt w:val="bullet"/>
+      <w:lvlText w:val=""/>
+      <w:lvlJc w:val="left"/>
+      <w:pPr>
+        <w:tabs>
+          <w:tab w:val="num" w:pos="720"/>
+        </w:tabs>
+        <w:ind w:left="720" w:hanging="360"/>
+      </w:pPr>
+      <w:rPr>
+        <w:rFonts w:ascii="Symbol" w:hAnsi="Symbol" w:hint="default"/>
+        <w:sz w:val="20"/>
+      </w:rPr>
+    </w:lvl>
+    <w:lvl w:ilvl="1" w:tentative="1">
+      <w:start w:val="1"/>
+      <w:numFmt w:val="bullet"/>
+      <w:lvlText w:val="o"/>
+      <w:lvlJc w:val="left"/>
+      <w:pPr>
+        <w:tabs>
+          <w:tab w:val="num" w:pos="1440"/>
+        </w:tabs>
+        <w:ind w:left="1440" w:hanging="360"/>
+      </w:pPr>
+      <w:rPr>
+        <w:rFonts w:ascii="Courier New" w:hAnsi="Courier New" w:hint="default"/>
+        <w:sz w:val="20"/>
+      </w:rPr>
+    </w:lvl>
+    <w:lvl w:ilvl="2" w:tentative="1">
+      <w:start w:val="1"/>
+      <w:numFmt w:val="bullet"/>
+      <w:lvlText w:val=""/>
+      <w:lvlJc w:val="left"/>
+      <w:pPr>
+        <w:tabs>
+          <w:tab w:val="num" w:pos="2160"/>
+        </w:tabs>
+        <w:ind w:left="2160" w:hanging="360"/>
+      </w:pPr>
+      <w:rPr>
+        <w:rFonts w:ascii="Wingdings" w:hAnsi="Wingdings" w:hint="default"/>
+        <w:sz w:val="20"/>
+      </w:rPr>
+    </w:lvl>
+    <w:lvl w:ilvl="3" w:tentative="1">
+      <w:start w:val="1"/>
+      <w:numFmt w:val="bullet"/>
+      <w:lvlText w:val=""/>
+      <w:lvlJc w:val="left"/>
+      <w:pPr>
+        <w:tabs>
+          <w:tab w:val="num" w:pos="2880"/>
+        </w:tabs>
+        <w:ind w:left="2880" w:hanging="360"/>
+      </w:pPr>
+      <w:rPr>
+        <w:rFonts w:ascii="Wingdings" w:hAnsi="Wingdings" w:hint="default"/>
+        <w:sz w:val="20"/>
+      </w:rPr>
+    </w:lvl>
+    <w:lvl w:ilvl="4" w:tentative="1">
+      <w:start w:val="1"/>
+      <w:numFmt w:val="bullet"/>
+      <w:lvlText w:val=""/>
+      <w:lvlJc w:val="left"/>
+      <w:pPr>
+        <w:tabs>
+          <w:tab w:val="num" w:pos="3600"/>
+        </w:tabs>
+        <w:ind w:left="3600" w:hanging="360"/>
+      </w:pPr>
+      <w:rPr>
+        <w:rFonts w:ascii="Wingdings" w:hAnsi="Wingdings" w:hint="default"/>
+        <w:sz w:val="20"/>
+      </w:rPr>
+    </w:lvl>
+    <w:lvl w:ilvl="5" w:tentative="1">
+      <w:start w:val="1"/>
+      <w:numFmt w:val="bullet"/>
+      <w:lvlText w:val=""/>
+      <w:lvlJc w:val="left"/>
+      <w:pPr>
+        <w:tabs>
+          <w:tab w:val="num" w:pos="4320"/>
+        </w:tabs>
+        <w:ind w:left="4320" w:hanging="360"/>
+      </w:pPr>
+      <w:rPr>
+        <w:rFonts w:ascii="Wingdings" w:hAnsi="Wingdings" w:hint="default"/>
+        <w:sz w:val="20"/>
+      </w:rPr>
+    </w:lvl>
+    <w:lvl w:ilvl="6" w:tentative="1">
+      <w:start w:val="1"/>
+      <w:numFmt w:val="bullet"/>
+      <w:lvlText w:val=""/>
+      <w:lvlJc w:val="left"/>
+      <w:pPr>
+        <w:tabs>
+          <w:tab w:val="num" w:pos="5040"/>
+        </w:tabs>
+        <w:ind w:left="5040" w:hanging="360"/>
+      </w:pPr>
+      <w:rPr>
+        <w:rFonts w:ascii="Wingdings" w:hAnsi="Wingdings" w:hint="default"/>
+        <w:sz w:val="20"/>
+      </w:rPr>
+    </w:lvl>
+    <w:lvl w:ilvl="7" w:tentative="1">
+      <w:start w:val="1"/>
+      <w:numFmt w:val="bullet"/>
+      <w:lvlText w:val=""/>
+      <w:lvlJc w:val="left"/>
+      <w:pPr>
+        <w:tabs>
+          <w:tab w:val="num" w:pos="5760"/>
+        </w:tabs>
+        <w:ind w:left="5760" w:hanging="360"/>
+      </w:pPr>
+      <w:rPr>
+        <w:rFonts w:ascii="Wingdings" w:hAnsi="Wingdings" w:hint="default"/>
+        <w:sz w:val="20"/>
+      </w:rPr>
+    </w:lvl>
+    <w:lvl w:ilvl="8" w:tentative="1">
+      <w:start w:val="1"/>
+      <w:numFmt w:val="bullet"/>
+      <w:lvlText w:val=""/>
+      <w:lvlJc w:val="left"/>
+      <w:pPr>
+        <w:tabs>
+          <w:tab w:val="num" w:pos="6480"/>
+        </w:tabs>
+        <w:ind w:left="6480" w:hanging="360"/>
+      </w:pPr>
+      <w:rPr>
+        <w:rFonts w:ascii="Wingdings" w:hAnsi="Wingdings" w:hint="default"/>
+        <w:sz w:val="20"/>
+      </w:rPr>
+    </w:lvl>
+  </w:abstractNum>
+  <w:abstractNum w:abstractNumId="1" w15:restartNumberingAfterBreak="0">
+    <w:nsid w:val="176411A7"/>
+    <w:multiLevelType w:val="multilevel"/>
+    <w:tmpl w:val="AAEE0B56"/>
+    <w:lvl w:ilvl="0">
+      <w:start w:val="1"/>
+      <w:numFmt w:val="bullet"/>
+      <w:lvlText w:val=""/>
+      <w:lvlJc w:val="left"/>
+      <w:pPr>
+        <w:tabs>
+          <w:tab w:val="num" w:pos="720"/>
+        </w:tabs>
+        <w:ind w:left="720" w:hanging="360"/>
+      </w:pPr>
+      <w:rPr>
+        <w:rFonts w:ascii="Symbol" w:hAnsi="Symbol" w:hint="default"/>
+        <w:sz w:val="20"/>
+      </w:rPr>
+    </w:lvl>
+    <w:lvl w:ilvl="1">
+      <w:start w:val="1"/>
+      <w:numFmt w:val="bullet"/>
+      <w:lvlText w:val=""/>
+      <w:lvlJc w:val="left"/>
+      <w:pPr>
+        <w:tabs>
+          <w:tab w:val="num" w:pos="1440"/>
+        </w:tabs>
+        <w:ind w:left="1440" w:hanging="360"/>
+      </w:pPr>
+      <w:rPr>
+        <w:rFonts w:ascii="Symbol" w:hAnsi="Symbol" w:hint="default"/>
+        <w:sz w:val="20"/>
+      </w:rPr>
+    </w:lvl>
+    <w:lvl w:ilvl="2" w:tentative="1">
+      <w:start w:val="1"/>
+      <w:numFmt w:val="bullet"/>
+      <w:lvlText w:val=""/>
+      <w:lvlJc w:val="left"/>
+      <w:pPr>
+        <w:tabs>
+          <w:tab w:val="num" w:pos="2160"/>
+        </w:tabs>
+        <w:ind w:left="2160" w:hanging="360"/>
+      </w:pPr>
+      <w:rPr>
+        <w:rFonts w:ascii="Symbol" w:hAnsi="Symbol" w:hint="default"/>
+        <w:sz w:val="20"/>
+      </w:rPr>
+    </w:lvl>
+    <w:lvl w:ilvl="3" w:tentative="1">
+      <w:start w:val="1"/>
+      <w:numFmt w:val="bullet"/>
+      <w:lvlText w:val=""/>
+      <w:lvlJc w:val="left"/>
+      <w:pPr>
+        <w:tabs>
+          <w:tab w:val="num" w:pos="2880"/>
+        </w:tabs>
+        <w:ind w:left="2880" w:hanging="360"/>
+      </w:pPr>
+      <w:rPr>
+        <w:rFonts w:ascii="Symbol" w:hAnsi="Symbol" w:hint="default"/>
+        <w:sz w:val="20"/>
+      </w:rPr>
+    </w:lvl>
+    <w:lvl w:ilvl="4" w:tentative="1">
+      <w:start w:val="1"/>
+      <w:numFmt w:val="bullet"/>
+      <w:lvlText w:val=""/>
+      <w:lvlJc w:val="left"/>
+      <w:pPr>
+        <w:tabs>
+          <w:tab w:val="num" w:pos="3600"/>
+        </w:tabs>
+        <w:ind w:left="3600" w:hanging="360"/>
+      </w:pPr>
+      <w:rPr>
+        <w:rFonts w:ascii="Symbol" w:hAnsi="Symbol" w:hint="default"/>
+        <w:sz w:val="20"/>
+      </w:rPr>
+    </w:lvl>
+    <w:lvl w:ilvl="5" w:tentative="1">
+      <w:start w:val="1"/>
+      <w:numFmt w:val="bullet"/>
+      <w:lvlText w:val=""/>
+      <w:lvlJc w:val="left"/>
+      <w:pPr>
+        <w:tabs>
+          <w:tab w:val="num" w:pos="4320"/>
+        </w:tabs>
+        <w:ind w:left="4320" w:hanging="360"/>
+      </w:pPr>
+      <w:rPr>
+        <w:rFonts w:ascii="Symbol" w:hAnsi="Symbol" w:hint="default"/>
+        <w:sz w:val="20"/>
+      </w:rPr>
+    </w:lvl>
+    <w:lvl w:ilvl="6" w:tentative="1">
+      <w:start w:val="1"/>
+      <w:numFmt w:val="bullet"/>
+      <w:lvlText w:val=""/>
+      <w:lvlJc w:val="left"/>
+      <w:pPr>
+        <w:tabs>
+          <w:tab w:val="num" w:pos="5040"/>
+        </w:tabs>
+        <w:ind w:left="5040" w:hanging="360"/>
+      </w:pPr>
+      <w:rPr>
+        <w:rFonts w:ascii="Symbol" w:hAnsi="Symbol" w:hint="default"/>
+        <w:sz w:val="20"/>
+      </w:rPr>
+    </w:lvl>
+    <w:lvl w:ilvl="7" w:tentative="1">
+      <w:start w:val="1"/>
+      <w:numFmt w:val="bullet"/>
+      <w:lvlText w:val=""/>
+      <w:lvlJc w:val="left"/>
+      <w:pPr>
+        <w:tabs>
+          <w:tab w:val="num" w:pos="5760"/>
+        </w:tabs>
+        <w:ind w:left="5760" w:hanging="360"/>
+      </w:pPr>
+      <w:rPr>
+        <w:rFonts w:ascii="Symbol" w:hAnsi="Symbol" w:hint="default"/>
+        <w:sz w:val="20"/>
+      </w:rPr>
+    </w:lvl>
+    <w:lvl w:ilvl="8" w:tentative="1">
+      <w:start w:val="1"/>
+      <w:numFmt w:val="bullet"/>
+      <w:lvlText w:val=""/>
+      <w:lvlJc w:val="left"/>
+      <w:pPr>
+        <w:tabs>
+          <w:tab w:val="num" w:pos="6480"/>
+        </w:tabs>
+        <w:ind w:left="6480" w:hanging="360"/>
+      </w:pPr>
+      <w:rPr>
+        <w:rFonts w:ascii="Symbol" w:hAnsi="Symbol" w:hint="default"/>
+        <w:sz w:val="20"/>
+      </w:rPr>
+    </w:lvl>
+  </w:abstractNum>
+  <w:abstractNum w:abstractNumId="2" w15:restartNumberingAfterBreak="0">
+    <w:nsid w:val="24E100C0"/>
+    <w:multiLevelType w:val="multilevel"/>
+    <w:tmpl w:val="EC866B14"/>
+    <w:lvl w:ilvl="0">
+      <w:start w:val="1"/>
+      <w:numFmt w:val="bullet"/>
+      <w:lvlText w:val=""/>
+      <w:lvlJc w:val="left"/>
+      <w:pPr>
+        <w:tabs>
+          <w:tab w:val="num" w:pos="720"/>
+        </w:tabs>
+        <w:ind w:left="720" w:hanging="360"/>
+      </w:pPr>
+      <w:rPr>
+        <w:rFonts w:ascii="Symbol" w:hAnsi="Symbol" w:hint="default"/>
+        <w:sz w:val="20"/>
+      </w:rPr>
+    </w:lvl>
+    <w:lvl w:ilvl="1" w:tentative="1">
+      <w:start w:val="1"/>
+      <w:numFmt w:val="bullet"/>
+      <w:lvlText w:val=""/>
+      <w:lvlJc w:val="left"/>
+      <w:pPr>
+        <w:tabs>
+          <w:tab w:val="num" w:pos="1440"/>
+        </w:tabs>
+        <w:ind w:left="1440" w:hanging="360"/>
+      </w:pPr>
+      <w:rPr>
+        <w:rFonts w:ascii="Symbol" w:hAnsi="Symbol" w:hint="default"/>
+        <w:sz w:val="20"/>
+      </w:rPr>
+    </w:lvl>
+    <w:lvl w:ilvl="2" w:tentative="1">
+      <w:start w:val="1"/>
+      <w:numFmt w:val="bullet"/>
+      <w:lvlText w:val=""/>
+      <w:lvlJc w:val="left"/>
+      <w:pPr>
+        <w:tabs>
+          <w:tab w:val="num" w:pos="2160"/>
+        </w:tabs>
+        <w:ind w:left="2160" w:hanging="360"/>
+      </w:pPr>
+      <w:rPr>
+        <w:rFonts w:ascii="Symbol" w:hAnsi="Symbol" w:hint="default"/>
+        <w:sz w:val="20"/>
+      </w:rPr>
+    </w:lvl>
+    <w:lvl w:ilvl="3" w:tentative="1">
+      <w:start w:val="1"/>
+      <w:numFmt w:val="bullet"/>
+      <w:lvlText w:val=""/>
+      <w:lvlJc w:val="left"/>
+      <w:pPr>
+        <w:tabs>
+          <w:tab w:val="num" w:pos="2880"/>
+        </w:tabs>
+        <w:ind w:left="2880" w:hanging="360"/>
+      </w:pPr>
+      <w:rPr>
+        <w:rFonts w:ascii="Symbol" w:hAnsi="Symbol" w:hint="default"/>
+        <w:sz w:val="20"/>
+      </w:rPr>
+    </w:lvl>
+    <w:lvl w:ilvl="4" w:tentative="1">
+      <w:start w:val="1"/>
+      <w:numFmt w:val="bullet"/>
+      <w:lvlText w:val=""/>
+      <w:lvlJc w:val="left"/>
+      <w:pPr>
+        <w:tabs>
+          <w:tab w:val="num" w:pos="3600"/>
+        </w:tabs>
+        <w:ind w:left="3600" w:hanging="360"/>
+      </w:pPr>
+      <w:rPr>
+        <w:rFonts w:ascii="Symbol" w:hAnsi="Symbol" w:hint="default"/>
+        <w:sz w:val="20"/>
+      </w:rPr>
+    </w:lvl>
+    <w:lvl w:ilvl="5" w:tentative="1">
+      <w:start w:val="1"/>
+      <w:numFmt w:val="bullet"/>
+      <w:lvlText w:val=""/>
+      <w:lvlJc w:val="left"/>
+      <w:pPr>
+        <w:tabs>
+          <w:tab w:val="num" w:pos="4320"/>
+        </w:tabs>
+        <w:ind w:left="4320" w:hanging="360"/>
+      </w:pPr>
+      <w:rPr>
+        <w:rFonts w:ascii="Symbol" w:hAnsi="Symbol" w:hint="default"/>
+        <w:sz w:val="20"/>
+      </w:rPr>
+    </w:lvl>
+    <w:lvl w:ilvl="6" w:tentative="1">
+      <w:start w:val="1"/>
+      <w:numFmt w:val="bullet"/>
+      <w:lvlText w:val=""/>
+      <w:lvlJc w:val="left"/>
+      <w:pPr>
+        <w:tabs>
+          <w:tab w:val="num" w:pos="5040"/>
+        </w:tabs>
+        <w:ind w:left="5040" w:hanging="360"/>
+      </w:pPr>
+      <w:rPr>
+        <w:rFonts w:ascii="Symbol" w:hAnsi="Symbol" w:hint="default"/>
+        <w:sz w:val="20"/>
+      </w:rPr>
+    </w:lvl>
+    <w:lvl w:ilvl="7" w:tentative="1">
+      <w:start w:val="1"/>
+      <w:numFmt w:val="bullet"/>
+      <w:lvlText w:val=""/>
+      <w:lvlJc w:val="left"/>
+      <w:pPr>
+        <w:tabs>
+          <w:tab w:val="num" w:pos="5760"/>
+        </w:tabs>
+        <w:ind w:left="5760" w:hanging="360"/>
+      </w:pPr>
+      <w:rPr>
+        <w:rFonts w:ascii="Symbol" w:hAnsi="Symbol" w:hint="default"/>
+        <w:sz w:val="20"/>
+      </w:rPr>
+    </w:lvl>
+    <w:lvl w:ilvl="8" w:tentative="1">
+      <w:start w:val="1"/>
+      <w:numFmt w:val="bullet"/>
+      <w:lvlText w:val=""/>
+      <w:lvlJc w:val="left"/>
+      <w:pPr>
+        <w:tabs>
+          <w:tab w:val="num" w:pos="6480"/>
+        </w:tabs>
+        <w:ind w:left="6480" w:hanging="360"/>
+      </w:pPr>
+      <w:rPr>
+        <w:rFonts w:ascii="Symbol" w:hAnsi="Symbol" w:hint="default"/>
+        <w:sz w:val="20"/>
+      </w:rPr>
+    </w:lvl>
+  </w:abstractNum>
+  <w:abstractNum w:abstractNumId="3" w15:restartNumberingAfterBreak="0">
+    <w:nsid w:val="2F342432"/>
+    <w:multiLevelType w:val="multilevel"/>
+    <w:tmpl w:val="A124578C"/>
+    <w:lvl w:ilvl="0">
+      <w:start w:val="1"/>
+      <w:numFmt w:val="bullet"/>
+      <w:lvlText w:val=""/>
+      <w:lvlJc w:val="left"/>
+      <w:pPr>
+        <w:tabs>
+          <w:tab w:val="num" w:pos="720"/>
+        </w:tabs>
+        <w:ind w:left="720" w:hanging="360"/>
+      </w:pPr>
+      <w:rPr>
+        <w:rFonts w:ascii="Symbol" w:hAnsi="Symbol" w:hint="default"/>
+        <w:sz w:val="20"/>
+      </w:rPr>
+    </w:lvl>
+    <w:lvl w:ilvl="1">
+      <w:start w:val="1"/>
+      <w:numFmt w:val="bullet"/>
+      <w:lvlText w:val=""/>
+      <w:lvlJc w:val="left"/>
+      <w:pPr>
+        <w:tabs>
+          <w:tab w:val="num" w:pos="1440"/>
+        </w:tabs>
+        <w:ind w:left="1440" w:hanging="360"/>
+      </w:pPr>
+      <w:rPr>
+        <w:rFonts w:ascii="Symbol" w:hAnsi="Symbol" w:hint="default"/>
+        <w:sz w:val="20"/>
+      </w:rPr>
+    </w:lvl>
+    <w:lvl w:ilvl="2" w:tentative="1">
+      <w:start w:val="1"/>
+      <w:numFmt w:val="bullet"/>
+      <w:lvlText w:val=""/>
+      <w:lvlJc w:val="left"/>
+      <w:pPr>
+        <w:tabs>
+          <w:tab w:val="num" w:pos="2160"/>
+        </w:tabs>
+        <w:ind w:left="2160" w:hanging="360"/>
+      </w:pPr>
+      <w:rPr>
+        <w:rFonts w:ascii="Symbol" w:hAnsi="Symbol" w:hint="default"/>
+        <w:sz w:val="20"/>
+      </w:rPr>
+    </w:lvl>
+    <w:lvl w:ilvl="3" w:tentative="1">
+      <w:start w:val="1"/>
+      <w:numFmt w:val="bullet"/>
+      <w:lvlText w:val=""/>
+      <w:lvlJc w:val="left"/>
+      <w:pPr>
+        <w:tabs>
+          <w:tab w:val="num" w:pos="2880"/>
+        </w:tabs>
+        <w:ind w:left="2880" w:hanging="360"/>
+      </w:pPr>
+      <w:rPr>
+        <w:rFonts w:ascii="Symbol" w:hAnsi="Symbol" w:hint="default"/>
+        <w:sz w:val="20"/>
+      </w:rPr>
+    </w:lvl>
+    <w:lvl w:ilvl="4" w:tentative="1">
+      <w:start w:val="1"/>
+      <w:numFmt w:val="bullet"/>
+      <w:lvlText w:val=""/>
+      <w:lvlJc w:val="left"/>
+      <w:pPr>
+        <w:tabs>
+          <w:tab w:val="num" w:pos="3600"/>
+        </w:tabs>
+        <w:ind w:left="3600" w:hanging="360"/>
+      </w:pPr>
+      <w:rPr>
+        <w:rFonts w:ascii="Symbol" w:hAnsi="Symbol" w:hint="default"/>
+        <w:sz w:val="20"/>
+      </w:rPr>
+    </w:lvl>
+    <w:lvl w:ilvl="5" w:tentative="1">
+      <w:start w:val="1"/>
+      <w:numFmt w:val="bullet"/>
+      <w:lvlText w:val=""/>
+      <w:lvlJc w:val="left"/>
+      <w:pPr>
+        <w:tabs>
+          <w:tab w:val="num" w:pos="4320"/>
+        </w:tabs>
+        <w:ind w:left="4320" w:hanging="360"/>
+      </w:pPr>
+      <w:rPr>
+        <w:rFonts w:ascii="Symbol" w:hAnsi="Symbol" w:hint="default"/>
+        <w:sz w:val="20"/>
+      </w:rPr>
+    </w:lvl>
+    <w:lvl w:ilvl="6" w:tentative="1">
+      <w:start w:val="1"/>
+      <w:numFmt w:val="bullet"/>
+      <w:lvlText w:val=""/>
+      <w:lvlJc w:val="left"/>
+      <w:pPr>
+        <w:tabs>
+          <w:tab w:val="num" w:pos="5040"/>
+        </w:tabs>
+        <w:ind w:left="5040" w:hanging="360"/>
+      </w:pPr>
+      <w:rPr>
+        <w:rFonts w:ascii="Symbol" w:hAnsi="Symbol" w:hint="default"/>
+        <w:sz w:val="20"/>
+      </w:rPr>
+    </w:lvl>
+    <w:lvl w:ilvl="7" w:tentative="1">
+      <w:start w:val="1"/>
+      <w:numFmt w:val="bullet"/>
+      <w:lvlText w:val=""/>
+      <w:lvlJc w:val="left"/>
+      <w:pPr>
+        <w:tabs>
+          <w:tab w:val="num" w:pos="5760"/>
+        </w:tabs>
+        <w:ind w:left="5760" w:hanging="360"/>
+      </w:pPr>
+      <w:rPr>
+        <w:rFonts w:ascii="Symbol" w:hAnsi="Symbol" w:hint="default"/>
+        <w:sz w:val="20"/>
+      </w:rPr>
+    </w:lvl>
+    <w:lvl w:ilvl="8" w:tentative="1">
+      <w:start w:val="1"/>
+      <w:numFmt w:val="bullet"/>
+      <w:lvlText w:val=""/>
+      <w:lvlJc w:val="left"/>
+      <w:pPr>
+        <w:tabs>
+          <w:tab w:val="num" w:pos="6480"/>
+        </w:tabs>
+        <w:ind w:left="6480" w:hanging="360"/>
+      </w:pPr>
+      <w:rPr>
+        <w:rFonts w:ascii="Symbol" w:hAnsi="Symbol" w:hint="default"/>
+        <w:sz w:val="20"/>
+      </w:rPr>
+    </w:lvl>
+  </w:abstractNum>
+  <w:abstractNum w:abstractNumId="4" w15:restartNumberingAfterBreak="0">
+    <w:nsid w:val="4D4477BE"/>
+    <w:multiLevelType w:val="multilevel"/>
+    <w:tmpl w:val="0C9E6C72"/>
+    <w:lvl w:ilvl="0">
+      <w:start w:val="1"/>
+      <w:numFmt w:val="bullet"/>
+      <w:lvlText w:val=""/>
+      <w:lvlJc w:val="left"/>
+      <w:pPr>
+        <w:tabs>
+          <w:tab w:val="num" w:pos="720"/>
+        </w:tabs>
+        <w:ind w:left="720" w:hanging="360"/>
+      </w:pPr>
+      <w:rPr>
+        <w:rFonts w:ascii="Symbol" w:hAnsi="Symbol" w:hint="default"/>
+        <w:sz w:val="20"/>
+      </w:rPr>
+    </w:lvl>
+    <w:lvl w:ilvl="1">
+      <w:start w:val="1"/>
+      <w:numFmt w:val="bullet"/>
+      <w:lvlText w:val=""/>
+      <w:lvlJc w:val="left"/>
+      <w:pPr>
+        <w:tabs>
+          <w:tab w:val="num" w:pos="1440"/>
+        </w:tabs>
+        <w:ind w:left="1440" w:hanging="360"/>
+      </w:pPr>
+      <w:rPr>
+        <w:rFonts w:ascii="Symbol" w:hAnsi="Symbol" w:hint="default"/>
+        <w:sz w:val="20"/>
+      </w:rPr>
+    </w:lvl>
+    <w:lvl w:ilvl="2" w:tentative="1">
+      <w:start w:val="1"/>
+      <w:numFmt w:val="bullet"/>
+      <w:lvlText w:val=""/>
+      <w:lvlJc w:val="left"/>
+      <w:pPr>
+        <w:tabs>
+          <w:tab w:val="num" w:pos="2160"/>
+        </w:tabs>
+        <w:ind w:left="2160" w:hanging="360"/>
+      </w:pPr>
+      <w:rPr>
+        <w:rFonts w:ascii="Symbol" w:hAnsi="Symbol" w:hint="default"/>
+        <w:sz w:val="20"/>
+      </w:rPr>
+    </w:lvl>
+    <w:lvl w:ilvl="3" w:tentative="1">
+      <w:start w:val="1"/>
+      <w:numFmt w:val="bullet"/>
+      <w:lvlText w:val=""/>
+      <w:lvlJc w:val="left"/>
+      <w:pPr>
+        <w:tabs>
+          <w:tab w:val="num" w:pos="2880"/>
+        </w:tabs>
+        <w:ind w:left="2880" w:hanging="360"/>
+      </w:pPr>
+      <w:rPr>
+        <w:rFonts w:ascii="Symbol" w:hAnsi="Symbol" w:hint="default"/>
+        <w:sz w:val="20"/>
+      </w:rPr>
+    </w:lvl>
+    <w:lvl w:ilvl="4" w:tentative="1">
+      <w:start w:val="1"/>
+      <w:numFmt w:val="bullet"/>
+      <w:lvlText w:val=""/>
+      <w:lvlJc w:val="left"/>
+      <w:pPr>
+        <w:tabs>
+          <w:tab w:val="num" w:pos="3600"/>
+        </w:tabs>
+        <w:ind w:left="3600" w:hanging="360"/>
+      </w:pPr>
+      <w:rPr>
+        <w:rFonts w:ascii="Symbol" w:hAnsi="Symbol" w:hint="default"/>
+        <w:sz w:val="20"/>
+      </w:rPr>
+    </w:lvl>
+    <w:lvl w:ilvl="5" w:tentative="1">
+      <w:start w:val="1"/>
+      <w:numFmt w:val="bullet"/>
+      <w:lvlText w:val=""/>
+      <w:lvlJc w:val="left"/>
+      <w:pPr>
+        <w:tabs>
+          <w:tab w:val="num" w:pos="4320"/>
+        </w:tabs>
+        <w:ind w:left="4320" w:hanging="360"/>
+      </w:pPr>
+      <w:rPr>
+        <w:rFonts w:ascii="Symbol" w:hAnsi="Symbol" w:hint="default"/>
+        <w:sz w:val="20"/>
+      </w:rPr>
+    </w:lvl>
+    <w:lvl w:ilvl="6" w:tentative="1">
+      <w:start w:val="1"/>
+      <w:numFmt w:val="bullet"/>
+      <w:lvlText w:val=""/>
+      <w:lvlJc w:val="left"/>
+      <w:pPr>
+        <w:tabs>
+          <w:tab w:val="num" w:pos="5040"/>
+        </w:tabs>
+        <w:ind w:left="5040" w:hanging="360"/>
+      </w:pPr>
+      <w:rPr>
+        <w:rFonts w:ascii="Symbol" w:hAnsi="Symbol" w:hint="default"/>
+        <w:sz w:val="20"/>
+      </w:rPr>
+    </w:lvl>
+    <w:lvl w:ilvl="7" w:tentative="1">
+      <w:start w:val="1"/>
+      <w:numFmt w:val="bullet"/>
+      <w:lvlText w:val=""/>
+      <w:lvlJc w:val="left"/>
+      <w:pPr>
+        <w:tabs>
+          <w:tab w:val="num" w:pos="5760"/>
+        </w:tabs>
+        <w:ind w:left="5760" w:hanging="360"/>
+      </w:pPr>
+      <w:rPr>
+        <w:rFonts w:ascii="Symbol" w:hAnsi="Symbol" w:hint="default"/>
+        <w:sz w:val="20"/>
+      </w:rPr>
+    </w:lvl>
+    <w:lvl w:ilvl="8" w:tentative="1">
+      <w:start w:val="1"/>
+      <w:numFmt w:val="bullet"/>
+      <w:lvlText w:val=""/>
+      <w:lvlJc w:val="left"/>
+      <w:pPr>
+        <w:tabs>
+          <w:tab w:val="num" w:pos="6480"/>
+        </w:tabs>
+        <w:ind w:left="6480" w:hanging="360"/>
+      </w:pPr>
+      <w:rPr>
+        <w:rFonts w:ascii="Symbol" w:hAnsi="Symbol" w:hint="default"/>
+        <w:sz w:val="20"/>
+      </w:rPr>
+    </w:lvl>
+  </w:abstractNum>
+  <w:abstractNum w:abstractNumId="5" w15:restartNumberingAfterBreak="0">
+    <w:nsid w:val="57790C78"/>
+    <w:multiLevelType w:val="multilevel"/>
+    <w:tmpl w:val="32B8066C"/>
+    <w:lvl w:ilvl="0">
+      <w:start w:val="1"/>
+      <w:numFmt w:val="bullet"/>
+      <w:lvlText w:val=""/>
+      <w:lvlJc w:val="left"/>
+      <w:pPr>
+        <w:tabs>
+          <w:tab w:val="num" w:pos="720"/>
+        </w:tabs>
+        <w:ind w:left="720" w:hanging="360"/>
+      </w:pPr>
+      <w:rPr>
+        <w:rFonts w:ascii="Symbol" w:hAnsi="Symbol" w:hint="default"/>
+        <w:sz w:val="20"/>
+      </w:rPr>
+    </w:lvl>
+    <w:lvl w:ilvl="1" w:tentative="1">
+      <w:start w:val="1"/>
+      <w:numFmt w:val="bullet"/>
+      <w:lvlText w:val=""/>
+      <w:lvlJc w:val="left"/>
+      <w:pPr>
+        <w:tabs>
+          <w:tab w:val="num" w:pos="1440"/>
+        </w:tabs>
+        <w:ind w:left="1440" w:hanging="360"/>
+      </w:pPr>
+      <w:rPr>
+        <w:rFonts w:ascii="Symbol" w:hAnsi="Symbol" w:hint="default"/>
+        <w:sz w:val="20"/>
+      </w:rPr>
+    </w:lvl>
+    <w:lvl w:ilvl="2" w:tentative="1">
+      <w:start w:val="1"/>
+      <w:numFmt w:val="bullet"/>
+      <w:lvlText w:val=""/>
+      <w:lvlJc w:val="left"/>
+      <w:pPr>
+        <w:tabs>
+          <w:tab w:val="num" w:pos="2160"/>
+        </w:tabs>
+        <w:ind w:left="2160" w:hanging="360"/>
+      </w:pPr>
+      <w:rPr>
+        <w:rFonts w:ascii="Symbol" w:hAnsi="Symbol" w:hint="default"/>
+        <w:sz w:val="20"/>
+      </w:rPr>
+    </w:lvl>
+    <w:lvl w:ilvl="3" w:tentative="1">
+      <w:start w:val="1"/>
+      <w:numFmt w:val="bullet"/>
+      <w:lvlText w:val=""/>
+      <w:lvlJc w:val="left"/>
+      <w:pPr>
+        <w:tabs>
+          <w:tab w:val="num" w:pos="2880"/>
+        </w:tabs>
+        <w:ind w:left="2880" w:hanging="360"/>
+      </w:pPr>
+      <w:rPr>
+        <w:rFonts w:ascii="Symbol" w:hAnsi="Symbol" w:hint="default"/>
+        <w:sz w:val="20"/>
+      </w:rPr>
+    </w:lvl>
+    <w:lvl w:ilvl="4" w:tentative="1">
+      <w:start w:val="1"/>
+      <w:numFmt w:val="bullet"/>
+      <w:lvlText w:val=""/>
+      <w:lvlJc w:val="left"/>
+      <w:pPr>
+        <w:tabs>
+          <w:tab w:val="num" w:pos="3600"/>
+        </w:tabs>
+        <w:ind w:left="3600" w:hanging="360"/>
+      </w:pPr>
+      <w:rPr>
+        <w:rFonts w:ascii="Symbol" w:hAnsi="Symbol" w:hint="default"/>
+        <w:sz w:val="20"/>
+      </w:rPr>
+    </w:lvl>
+    <w:lvl w:ilvl="5" w:tentative="1">
+      <w:start w:val="1"/>
+      <w:numFmt w:val="bullet"/>
+      <w:lvlText w:val=""/>
+      <w:lvlJc w:val="left"/>
+      <w:pPr>
+        <w:tabs>
+          <w:tab w:val="num" w:pos="4320"/>
+        </w:tabs>
+        <w:ind w:left="4320" w:hanging="360"/>
+      </w:pPr>
+      <w:rPr>
+        <w:rFonts w:ascii="Symbol" w:hAnsi="Symbol" w:hint="default"/>
+        <w:sz w:val="20"/>
+      </w:rPr>
+    </w:lvl>
+    <w:lvl w:ilvl="6" w:tentative="1">
+      <w:start w:val="1"/>
+      <w:numFmt w:val="bullet"/>
+      <w:lvlText w:val=""/>
+      <w:lvlJc w:val="left"/>
+      <w:pPr>
+        <w:tabs>
+          <w:tab w:val="num" w:pos="5040"/>
+        </w:tabs>
+        <w:ind w:left="5040" w:hanging="360"/>
+      </w:pPr>
+      <w:rPr>
+        <w:rFonts w:ascii="Symbol" w:hAnsi="Symbol" w:hint="default"/>
+        <w:sz w:val="20"/>
+      </w:rPr>
+    </w:lvl>
+    <w:lvl w:ilvl="7" w:tentative="1">
+      <w:start w:val="1"/>
+      <w:numFmt w:val="bullet"/>
+      <w:lvlText w:val=""/>
+      <w:lvlJc w:val="left"/>
+      <w:pPr>
+        <w:tabs>
+          <w:tab w:val="num" w:pos="5760"/>
+        </w:tabs>
+        <w:ind w:left="5760" w:hanging="360"/>
+      </w:pPr>
+      <w:rPr>
+        <w:rFonts w:ascii="Symbol" w:hAnsi="Symbol" w:hint="default"/>
+        <w:sz w:val="20"/>
+      </w:rPr>
+    </w:lvl>
+    <w:lvl w:ilvl="8" w:tentative="1">
+      <w:start w:val="1"/>
+      <w:numFmt w:val="bullet"/>
+      <w:lvlText w:val=""/>
+      <w:lvlJc w:val="left"/>
+      <w:pPr>
+        <w:tabs>
+          <w:tab w:val="num" w:pos="6480"/>
+        </w:tabs>
+        <w:ind w:left="6480" w:hanging="360"/>
+      </w:pPr>
+      <w:rPr>
+        <w:rFonts w:ascii="Symbol" w:hAnsi="Symbol" w:hint="default"/>
+        <w:sz w:val="20"/>
+      </w:rPr>
+    </w:lvl>
+  </w:abstractNum>
+  <w:abstractNum w:abstractNumId="6" w15:restartNumberingAfterBreak="0">
+    <w:nsid w:val="5DAA0AF4"/>
+    <w:multiLevelType w:val="multilevel"/>
+    <w:tmpl w:val="BDA26A30"/>
+    <w:lvl w:ilvl="0">
+      <w:start w:val="1"/>
+      <w:numFmt w:val="bullet"/>
+      <w:lvlText w:val=""/>
+      <w:lvlJc w:val="left"/>
+      <w:pPr>
+        <w:tabs>
+          <w:tab w:val="num" w:pos="720"/>
+        </w:tabs>
+        <w:ind w:left="720" w:hanging="360"/>
+      </w:pPr>
+      <w:rPr>
+        <w:rFonts w:ascii="Symbol" w:hAnsi="Symbol" w:hint="default"/>
+        <w:sz w:val="20"/>
+      </w:rPr>
+    </w:lvl>
+    <w:lvl w:ilvl="1" w:tentative="1">
+      <w:start w:val="1"/>
+      <w:numFmt w:val="bullet"/>
+      <w:lvlText w:val=""/>
+      <w:lvlJc w:val="left"/>
+      <w:pPr>
+        <w:tabs>
+          <w:tab w:val="num" w:pos="1440"/>
+        </w:tabs>
+        <w:ind w:left="1440" w:hanging="360"/>
+      </w:pPr>
+      <w:rPr>
+        <w:rFonts w:ascii="Symbol" w:hAnsi="Symbol" w:hint="default"/>
+        <w:sz w:val="20"/>
+      </w:rPr>
+    </w:lvl>
+    <w:lvl w:ilvl="2" w:tentative="1">
+      <w:start w:val="1"/>
+      <w:numFmt w:val="bullet"/>
+      <w:lvlText w:val=""/>
+      <w:lvlJc w:val="left"/>
+      <w:pPr>
+        <w:tabs>
+          <w:tab w:val="num" w:pos="2160"/>
+        </w:tabs>
+        <w:ind w:left="2160" w:hanging="360"/>
+      </w:pPr>
+      <w:rPr>
+        <w:rFonts w:ascii="Symbol" w:hAnsi="Symbol" w:hint="default"/>
+        <w:sz w:val="20"/>
+      </w:rPr>
+    </w:lvl>
+    <w:lvl w:ilvl="3" w:tentative="1">
+      <w:start w:val="1"/>
+      <w:numFmt w:val="bullet"/>
+      <w:lvlText w:val=""/>
+      <w:lvlJc w:val="left"/>
+      <w:pPr>
+        <w:tabs>
+          <w:tab w:val="num" w:pos="2880"/>
+        </w:tabs>
+        <w:ind w:left="2880" w:hanging="360"/>
+      </w:pPr>
+      <w:rPr>
+        <w:rFonts w:ascii="Symbol" w:hAnsi="Symbol" w:hint="default"/>
+        <w:sz w:val="20"/>
+      </w:rPr>
+    </w:lvl>
+    <w:lvl w:ilvl="4" w:tentative="1">
+      <w:start w:val="1"/>
+      <w:numFmt w:val="bullet"/>
+      <w:lvlText w:val=""/>
+      <w:lvlJc w:val="left"/>
+      <w:pPr>
+        <w:tabs>
+          <w:tab w:val="num" w:pos="3600"/>
+        </w:tabs>
+        <w:ind w:left="3600" w:hanging="360"/>
+      </w:pPr>
+      <w:rPr>
+        <w:rFonts w:ascii="Symbol" w:hAnsi="Symbol" w:hint="default"/>
+        <w:sz w:val="20"/>
+      </w:rPr>
+    </w:lvl>
+    <w:lvl w:ilvl="5" w:tentative="1">
+      <w:start w:val="1"/>
+      <w:numFmt w:val="bullet"/>
+      <w:lvlText w:val=""/>
+      <w:lvlJc w:val="left"/>
+      <w:pPr>
+        <w:tabs>
+          <w:tab w:val="num" w:pos="4320"/>
+        </w:tabs>
+        <w:ind w:left="4320" w:hanging="360"/>
+      </w:pPr>
+      <w:rPr>
+        <w:rFonts w:ascii="Symbol" w:hAnsi="Symbol" w:hint="default"/>
+        <w:sz w:val="20"/>
+      </w:rPr>
+    </w:lvl>
+    <w:lvl w:ilvl="6" w:tentative="1">
+      <w:start w:val="1"/>
+      <w:numFmt w:val="bullet"/>
+      <w:lvlText w:val=""/>
+      <w:lvlJc w:val="left"/>
+      <w:pPr>
+        <w:tabs>
+          <w:tab w:val="num" w:pos="5040"/>
+        </w:tabs>
+        <w:ind w:left="5040" w:hanging="360"/>
+      </w:pPr>
+      <w:rPr>
+        <w:rFonts w:ascii="Symbol" w:hAnsi="Symbol" w:hint="default"/>
+        <w:sz w:val="20"/>
+      </w:rPr>
+    </w:lvl>
+    <w:lvl w:ilvl="7" w:tentative="1">
+      <w:start w:val="1"/>
+      <w:numFmt w:val="bullet"/>
+      <w:lvlText w:val=""/>
+      <w:lvlJc w:val="left"/>
+      <w:pPr>
+        <w:tabs>
+          <w:tab w:val="num" w:pos="5760"/>
+        </w:tabs>
+        <w:ind w:left="5760" w:hanging="360"/>
+      </w:pPr>
+      <w:rPr>
+        <w:rFonts w:ascii="Symbol" w:hAnsi="Symbol" w:hint="default"/>
+        <w:sz w:val="20"/>
+      </w:rPr>
+    </w:lvl>
+    <w:lvl w:ilvl="8" w:tentative="1">
+      <w:start w:val="1"/>
+      <w:numFmt w:val="bullet"/>
+      <w:lvlText w:val=""/>
+      <w:lvlJc w:val="left"/>
+      <w:pPr>
+        <w:tabs>
+          <w:tab w:val="num" w:pos="6480"/>
+        </w:tabs>
+        <w:ind w:left="6480" w:hanging="360"/>
+      </w:pPr>
+      <w:rPr>
+        <w:rFonts w:ascii="Symbol" w:hAnsi="Symbol" w:hint="default"/>
+        <w:sz w:val="20"/>
+      </w:rPr>
+    </w:lvl>
+  </w:abstractNum>
+  <w:num w:numId="1" w16cid:durableId="2083332473">
+    <w:abstractNumId w:val="3"/>
+  </w:num>
+  <w:num w:numId="2" w16cid:durableId="335691403">
+    <w:abstractNumId w:val="6"/>
+  </w:num>
+  <w:num w:numId="3" w16cid:durableId="485128482">
+    <w:abstractNumId w:val="2"/>
+  </w:num>
+  <w:num w:numId="4" w16cid:durableId="1853760686">
+    <w:abstractNumId w:val="5"/>
+  </w:num>
+  <w:num w:numId="5" w16cid:durableId="1798453488">
+    <w:abstractNumId w:val="4"/>
+  </w:num>
+  <w:num w:numId="6" w16cid:durableId="823277448">
+    <w:abstractNumId w:val="1"/>
+  </w:num>
+  <w:num w:numId="7" w16cid:durableId="1019895678">
+    <w:abstractNumId w:val="0"/>
+  </w:num>
+</w:numbering>
 </file>
 
 <file path=word/styles.xml><?xml version="1.0" encoding="utf-8"?>
@@ -7793,7 +6393,6 @@
   <w:style w:type="character" w:default="1" w:styleId="DefaultParagraphFont">
     <w:name w:val="Default Paragraph Font"/>
     <w:uiPriority w:val="1"/>
-    <w:semiHidden/>
     <w:unhideWhenUsed/>
   </w:style>
   <w:style w:type="table" w:default="1" w:styleId="TableNormal">

--- a/Training Calendar. Performance metrics and algorithms.docx
+++ b/Training Calendar. Performance metrics and algorithms.docx
@@ -30272,6 +30272,6284 @@
           <w14:ligatures w14:val="none"/>
         </w:rPr>
         <w:t>—not a black-box neural network.</w:t>
+      </w:r>
+    </w:p>
+    <w:p>
+      <w:pPr>
+        <w:pStyle w:val="ListParagraph"/>
+        <w:numPr>
+          <w:ilvl w:val="0"/>
+          <w:numId w:val="6"/>
+        </w:numPr>
+        <w:shd w:val="clear" w:color="auto" w:fill="1F1F1F"/>
+        <w:spacing w:after="0" w:line="285" w:lineRule="atLeast"/>
+        <w:rPr>
+          <w:rFonts w:ascii="Consolas" w:eastAsia="Times New Roman" w:hAnsi="Consolas" w:cs="Times New Roman"/>
+          <w:color w:val="CCCCCC"/>
+          <w:kern w:val="0"/>
+          <w:sz w:val="21"/>
+          <w:szCs w:val="21"/>
+          <w:lang w:eastAsia="en-GB"/>
+          <w14:ligatures w14:val="none"/>
+        </w:rPr>
+      </w:pPr>
+    </w:p>
+    <w:p>
+      <w:pPr>
+        <w:pStyle w:val="ListParagraph"/>
+        <w:numPr>
+          <w:ilvl w:val="0"/>
+          <w:numId w:val="6"/>
+        </w:numPr>
+        <w:shd w:val="clear" w:color="auto" w:fill="1F1F1F"/>
+        <w:spacing w:after="0" w:line="285" w:lineRule="atLeast"/>
+        <w:rPr>
+          <w:rFonts w:ascii="Consolas" w:eastAsia="Times New Roman" w:hAnsi="Consolas" w:cs="Times New Roman"/>
+          <w:color w:val="CCCCCC"/>
+          <w:kern w:val="0"/>
+          <w:sz w:val="21"/>
+          <w:szCs w:val="21"/>
+          <w:lang w:eastAsia="en-GB"/>
+          <w14:ligatures w14:val="none"/>
+        </w:rPr>
+      </w:pPr>
+      <w:r>
+        <w:rPr>
+          <w:rFonts w:ascii="Consolas" w:eastAsia="Times New Roman" w:hAnsi="Consolas" w:cs="Times New Roman"/>
+          <w:b/>
+          <w:bCs/>
+          <w:color w:val="569CD6"/>
+          <w:kern w:val="0"/>
+          <w:sz w:val="21"/>
+          <w:szCs w:val="21"/>
+          <w:lang w:eastAsia="en-GB"/>
+          <w14:ligatures w14:val="none"/>
+        </w:rPr>
+        <w:t># Future Recommendation Text Blocks: Complete Breakdown</w:t>
+      </w:r>
+    </w:p>
+    <w:p>
+      <w:pPr>
+        <w:pStyle w:val="ListParagraph"/>
+        <w:numPr>
+          <w:ilvl w:val="0"/>
+          <w:numId w:val="6"/>
+        </w:numPr>
+        <w:shd w:val="clear" w:color="auto" w:fill="1F1F1F"/>
+        <w:spacing w:after="0" w:line="285" w:lineRule="atLeast"/>
+        <w:rPr>
+          <w:rFonts w:ascii="Consolas" w:eastAsia="Times New Roman" w:hAnsi="Consolas" w:cs="Times New Roman"/>
+          <w:color w:val="CCCCCC"/>
+          <w:kern w:val="0"/>
+          <w:sz w:val="21"/>
+          <w:szCs w:val="21"/>
+          <w:lang w:eastAsia="en-GB"/>
+          <w14:ligatures w14:val="none"/>
+        </w:rPr>
+      </w:pPr>
+    </w:p>
+    <w:p>
+      <w:pPr>
+        <w:pStyle w:val="ListParagraph"/>
+        <w:numPr>
+          <w:ilvl w:val="0"/>
+          <w:numId w:val="6"/>
+        </w:numPr>
+        <w:shd w:val="clear" w:color="auto" w:fill="1F1F1F"/>
+        <w:spacing w:after="0" w:line="285" w:lineRule="atLeast"/>
+        <w:rPr>
+          <w:rFonts w:ascii="Consolas" w:eastAsia="Times New Roman" w:hAnsi="Consolas" w:cs="Times New Roman"/>
+          <w:color w:val="CCCCCC"/>
+          <w:kern w:val="0"/>
+          <w:sz w:val="21"/>
+          <w:szCs w:val="21"/>
+          <w:lang w:eastAsia="en-GB"/>
+          <w14:ligatures w14:val="none"/>
+        </w:rPr>
+      </w:pPr>
+      <w:r>
+        <w:rPr>
+          <w:rFonts w:ascii="Consolas" w:eastAsia="Times New Roman" w:hAnsi="Consolas" w:cs="Times New Roman"/>
+          <w:b/>
+          <w:bCs/>
+          <w:color w:val="569CD6"/>
+          <w:kern w:val="0"/>
+          <w:sz w:val="21"/>
+          <w:szCs w:val="21"/>
+          <w:lang w:eastAsia="en-GB"/>
+          <w14:ligatures w14:val="none"/>
+        </w:rPr>
+        <w:t>## Sources</w:t>
+      </w:r>
+    </w:p>
+    <w:p>
+      <w:pPr>
+        <w:pStyle w:val="ListParagraph"/>
+        <w:numPr>
+          <w:ilvl w:val="0"/>
+          <w:numId w:val="6"/>
+        </w:numPr>
+        <w:shd w:val="clear" w:color="auto" w:fill="1F1F1F"/>
+        <w:spacing w:after="0" w:line="285" w:lineRule="atLeast"/>
+        <w:rPr>
+          <w:rFonts w:ascii="Consolas" w:eastAsia="Times New Roman" w:hAnsi="Consolas" w:cs="Times New Roman"/>
+          <w:color w:val="CCCCCC"/>
+          <w:kern w:val="0"/>
+          <w:sz w:val="21"/>
+          <w:szCs w:val="21"/>
+          <w:lang w:eastAsia="en-GB"/>
+          <w14:ligatures w14:val="none"/>
+        </w:rPr>
+      </w:pPr>
+      <w:r>
+        <w:rPr>
+          <w:rFonts w:ascii="Consolas" w:eastAsia="Times New Roman" w:hAnsi="Consolas" w:cs="Times New Roman"/>
+          <w:color w:val="6796E6"/>
+          <w:kern w:val="0"/>
+          <w:sz w:val="21"/>
+          <w:szCs w:val="21"/>
+          <w:lang w:eastAsia="en-GB"/>
+          <w14:ligatures w14:val="none"/>
+        </w:rPr>
+        <w:t>-</w:t>
+      </w:r>
+      <w:r>
+        <w:rPr>
+          <w:rFonts w:ascii="Consolas" w:eastAsia="Times New Roman" w:hAnsi="Consolas" w:cs="Times New Roman"/>
+          <w:color w:val="CCCCCC"/>
+          <w:kern w:val="0"/>
+          <w:sz w:val="21"/>
+          <w:szCs w:val="21"/>
+          <w:lang w:eastAsia="en-GB"/>
+          <w14:ligatures w14:val="none"/>
+        </w:rPr>
+        <w:t xml:space="preserve"> Generator logic: </w:t>
+      </w:r>
+      <w:proofErr w:type="spellStart"/>
+      <w:r>
+        <w:rPr>
+          <w:rFonts w:ascii="Consolas" w:eastAsia="Times New Roman" w:hAnsi="Consolas" w:cs="Times New Roman"/>
+          <w:color w:val="CCCCCC"/>
+          <w:kern w:val="0"/>
+          <w:sz w:val="21"/>
+          <w:szCs w:val="21"/>
+          <w:lang w:eastAsia="en-GB"/>
+          <w14:ligatures w14:val="none"/>
+        </w:rPr>
+        <w:t>src</w:t>
+      </w:r>
+      <w:proofErr w:type="spellEnd"/>
+      <w:r>
+        <w:rPr>
+          <w:rFonts w:ascii="Consolas" w:eastAsia="Times New Roman" w:hAnsi="Consolas" w:cs="Times New Roman"/>
+          <w:color w:val="CCCCCC"/>
+          <w:kern w:val="0"/>
+          <w:sz w:val="21"/>
+          <w:szCs w:val="21"/>
+          <w:lang w:eastAsia="en-GB"/>
+          <w14:ligatures w14:val="none"/>
+        </w:rPr>
+        <w:t>/utils/intelligence.js</w:t>
+      </w:r>
+    </w:p>
+    <w:p>
+      <w:pPr>
+        <w:pStyle w:val="ListParagraph"/>
+        <w:numPr>
+          <w:ilvl w:val="0"/>
+          <w:numId w:val="6"/>
+        </w:numPr>
+        <w:shd w:val="clear" w:color="auto" w:fill="1F1F1F"/>
+        <w:spacing w:after="0" w:line="285" w:lineRule="atLeast"/>
+        <w:rPr>
+          <w:rFonts w:ascii="Consolas" w:eastAsia="Times New Roman" w:hAnsi="Consolas" w:cs="Times New Roman"/>
+          <w:color w:val="CCCCCC"/>
+          <w:kern w:val="0"/>
+          <w:sz w:val="21"/>
+          <w:szCs w:val="21"/>
+          <w:lang w:eastAsia="en-GB"/>
+          <w14:ligatures w14:val="none"/>
+        </w:rPr>
+      </w:pPr>
+      <w:r>
+        <w:rPr>
+          <w:rFonts w:ascii="Consolas" w:eastAsia="Times New Roman" w:hAnsi="Consolas" w:cs="Times New Roman"/>
+          <w:color w:val="6796E6"/>
+          <w:kern w:val="0"/>
+          <w:sz w:val="21"/>
+          <w:szCs w:val="21"/>
+          <w:lang w:eastAsia="en-GB"/>
+          <w14:ligatures w14:val="none"/>
+        </w:rPr>
+        <w:t>-</w:t>
+      </w:r>
+      <w:r>
+        <w:rPr>
+          <w:rFonts w:ascii="Consolas" w:eastAsia="Times New Roman" w:hAnsi="Consolas" w:cs="Times New Roman"/>
+          <w:color w:val="CCCCCC"/>
+          <w:kern w:val="0"/>
+          <w:sz w:val="21"/>
+          <w:szCs w:val="21"/>
+          <w:lang w:eastAsia="en-GB"/>
+          <w14:ligatures w14:val="none"/>
+        </w:rPr>
+        <w:t xml:space="preserve"> Strategy variants: </w:t>
+      </w:r>
+      <w:proofErr w:type="spellStart"/>
+      <w:r>
+        <w:rPr>
+          <w:rFonts w:ascii="Consolas" w:eastAsia="Times New Roman" w:hAnsi="Consolas" w:cs="Times New Roman"/>
+          <w:color w:val="CCCCCC"/>
+          <w:kern w:val="0"/>
+          <w:sz w:val="21"/>
+          <w:szCs w:val="21"/>
+          <w:lang w:eastAsia="en-GB"/>
+          <w14:ligatures w14:val="none"/>
+        </w:rPr>
+        <w:t>src</w:t>
+      </w:r>
+      <w:proofErr w:type="spellEnd"/>
+      <w:r>
+        <w:rPr>
+          <w:rFonts w:ascii="Consolas" w:eastAsia="Times New Roman" w:hAnsi="Consolas" w:cs="Times New Roman"/>
+          <w:color w:val="CCCCCC"/>
+          <w:kern w:val="0"/>
+          <w:sz w:val="21"/>
+          <w:szCs w:val="21"/>
+          <w:lang w:eastAsia="en-GB"/>
+          <w14:ligatures w14:val="none"/>
+        </w:rPr>
+        <w:t>/utils/intelligence.js</w:t>
+      </w:r>
+    </w:p>
+    <w:p>
+      <w:pPr>
+        <w:pStyle w:val="ListParagraph"/>
+        <w:numPr>
+          <w:ilvl w:val="0"/>
+          <w:numId w:val="6"/>
+        </w:numPr>
+        <w:shd w:val="clear" w:color="auto" w:fill="1F1F1F"/>
+        <w:spacing w:after="0" w:line="285" w:lineRule="atLeast"/>
+        <w:rPr>
+          <w:rFonts w:ascii="Consolas" w:eastAsia="Times New Roman" w:hAnsi="Consolas" w:cs="Times New Roman"/>
+          <w:color w:val="CCCCCC"/>
+          <w:kern w:val="0"/>
+          <w:sz w:val="21"/>
+          <w:szCs w:val="21"/>
+          <w:lang w:eastAsia="en-GB"/>
+          <w14:ligatures w14:val="none"/>
+        </w:rPr>
+      </w:pPr>
+      <w:r>
+        <w:rPr>
+          <w:rFonts w:ascii="Consolas" w:eastAsia="Times New Roman" w:hAnsi="Consolas" w:cs="Times New Roman"/>
+          <w:color w:val="6796E6"/>
+          <w:kern w:val="0"/>
+          <w:sz w:val="21"/>
+          <w:szCs w:val="21"/>
+          <w:lang w:eastAsia="en-GB"/>
+          <w14:ligatures w14:val="none"/>
+        </w:rPr>
+        <w:t>-</w:t>
+      </w:r>
+      <w:r>
+        <w:rPr>
+          <w:rFonts w:ascii="Consolas" w:eastAsia="Times New Roman" w:hAnsi="Consolas" w:cs="Times New Roman"/>
+          <w:color w:val="CCCCCC"/>
+          <w:kern w:val="0"/>
+          <w:sz w:val="21"/>
+          <w:szCs w:val="21"/>
+          <w:lang w:eastAsia="en-GB"/>
+          <w14:ligatures w14:val="none"/>
+        </w:rPr>
+        <w:t xml:space="preserve"> Description rendering: </w:t>
+      </w:r>
+      <w:proofErr w:type="spellStart"/>
+      <w:r>
+        <w:rPr>
+          <w:rFonts w:ascii="Consolas" w:eastAsia="Times New Roman" w:hAnsi="Consolas" w:cs="Times New Roman"/>
+          <w:color w:val="CCCCCC"/>
+          <w:kern w:val="0"/>
+          <w:sz w:val="21"/>
+          <w:szCs w:val="21"/>
+          <w:lang w:eastAsia="en-GB"/>
+          <w14:ligatures w14:val="none"/>
+        </w:rPr>
+        <w:t>src</w:t>
+      </w:r>
+      <w:proofErr w:type="spellEnd"/>
+      <w:r>
+        <w:rPr>
+          <w:rFonts w:ascii="Consolas" w:eastAsia="Times New Roman" w:hAnsi="Consolas" w:cs="Times New Roman"/>
+          <w:color w:val="CCCCCC"/>
+          <w:kern w:val="0"/>
+          <w:sz w:val="21"/>
+          <w:szCs w:val="21"/>
+          <w:lang w:eastAsia="en-GB"/>
+          <w14:ligatures w14:val="none"/>
+        </w:rPr>
+        <w:t>/pages/</w:t>
+      </w:r>
+      <w:proofErr w:type="spellStart"/>
+      <w:r>
+        <w:rPr>
+          <w:rFonts w:ascii="Consolas" w:eastAsia="Times New Roman" w:hAnsi="Consolas" w:cs="Times New Roman"/>
+          <w:color w:val="CCCCCC"/>
+          <w:kern w:val="0"/>
+          <w:sz w:val="21"/>
+          <w:szCs w:val="21"/>
+          <w:lang w:eastAsia="en-GB"/>
+          <w14:ligatures w14:val="none"/>
+        </w:rPr>
+        <w:t>FutureTraining.jsx</w:t>
+      </w:r>
+      <w:proofErr w:type="spellEnd"/>
+    </w:p>
+    <w:p>
+      <w:pPr>
+        <w:pStyle w:val="ListParagraph"/>
+        <w:numPr>
+          <w:ilvl w:val="0"/>
+          <w:numId w:val="6"/>
+        </w:numPr>
+        <w:shd w:val="clear" w:color="auto" w:fill="1F1F1F"/>
+        <w:spacing w:after="0" w:line="285" w:lineRule="atLeast"/>
+        <w:rPr>
+          <w:rFonts w:ascii="Consolas" w:eastAsia="Times New Roman" w:hAnsi="Consolas" w:cs="Times New Roman"/>
+          <w:color w:val="CCCCCC"/>
+          <w:kern w:val="0"/>
+          <w:sz w:val="21"/>
+          <w:szCs w:val="21"/>
+          <w:lang w:eastAsia="en-GB"/>
+          <w14:ligatures w14:val="none"/>
+        </w:rPr>
+      </w:pPr>
+    </w:p>
+    <w:p>
+      <w:pPr>
+        <w:pStyle w:val="ListParagraph"/>
+        <w:numPr>
+          <w:ilvl w:val="0"/>
+          <w:numId w:val="6"/>
+        </w:numPr>
+        <w:shd w:val="clear" w:color="auto" w:fill="1F1F1F"/>
+        <w:spacing w:after="0" w:line="285" w:lineRule="atLeast"/>
+        <w:rPr>
+          <w:rFonts w:ascii="Consolas" w:eastAsia="Times New Roman" w:hAnsi="Consolas" w:cs="Times New Roman"/>
+          <w:color w:val="CCCCCC"/>
+          <w:kern w:val="0"/>
+          <w:sz w:val="21"/>
+          <w:szCs w:val="21"/>
+          <w:lang w:eastAsia="en-GB"/>
+          <w14:ligatures w14:val="none"/>
+        </w:rPr>
+      </w:pPr>
+      <w:r>
+        <w:rPr>
+          <w:rFonts w:ascii="Consolas" w:eastAsia="Times New Roman" w:hAnsi="Consolas" w:cs="Times New Roman"/>
+          <w:b/>
+          <w:bCs/>
+          <w:color w:val="569CD6"/>
+          <w:kern w:val="0"/>
+          <w:sz w:val="21"/>
+          <w:szCs w:val="21"/>
+          <w:lang w:eastAsia="en-GB"/>
+          <w14:ligatures w14:val="none"/>
+        </w:rPr>
+        <w:t>## How Description Is Built</w:t>
+      </w:r>
+    </w:p>
+    <w:p>
+      <w:pPr>
+        <w:pStyle w:val="ListParagraph"/>
+        <w:numPr>
+          <w:ilvl w:val="0"/>
+          <w:numId w:val="6"/>
+        </w:numPr>
+        <w:shd w:val="clear" w:color="auto" w:fill="1F1F1F"/>
+        <w:spacing w:after="0" w:line="285" w:lineRule="atLeast"/>
+        <w:rPr>
+          <w:rFonts w:ascii="Consolas" w:eastAsia="Times New Roman" w:hAnsi="Consolas" w:cs="Times New Roman"/>
+          <w:color w:val="CCCCCC"/>
+          <w:kern w:val="0"/>
+          <w:sz w:val="21"/>
+          <w:szCs w:val="21"/>
+          <w:lang w:eastAsia="en-GB"/>
+          <w14:ligatures w14:val="none"/>
+        </w:rPr>
+      </w:pPr>
+      <w:r>
+        <w:rPr>
+          <w:rFonts w:ascii="Consolas" w:eastAsia="Times New Roman" w:hAnsi="Consolas" w:cs="Times New Roman"/>
+          <w:color w:val="CCCCCC"/>
+          <w:kern w:val="0"/>
+          <w:sz w:val="21"/>
+          <w:szCs w:val="21"/>
+          <w:lang w:eastAsia="en-GB"/>
+          <w14:ligatures w14:val="none"/>
+        </w:rPr>
+        <w:t>The recommendation description is assembled as an array of text blocks (</w:t>
+      </w:r>
+      <w:r>
+        <w:rPr>
+          <w:rFonts w:ascii="Consolas" w:eastAsia="Times New Roman" w:hAnsi="Consolas" w:cs="Times New Roman"/>
+          <w:color w:val="CE9178"/>
+          <w:kern w:val="0"/>
+          <w:sz w:val="21"/>
+          <w:szCs w:val="21"/>
+          <w:lang w:eastAsia="en-GB"/>
+          <w14:ligatures w14:val="none"/>
+        </w:rPr>
+        <w:t>`advice`</w:t>
+      </w:r>
+      <w:r>
+        <w:rPr>
+          <w:rFonts w:ascii="Consolas" w:eastAsia="Times New Roman" w:hAnsi="Consolas" w:cs="Times New Roman"/>
+          <w:color w:val="CCCCCC"/>
+          <w:kern w:val="0"/>
+          <w:sz w:val="21"/>
+          <w:szCs w:val="21"/>
+          <w:lang w:eastAsia="en-GB"/>
+          <w14:ligatures w14:val="none"/>
+        </w:rPr>
+        <w:t>) and joined with blank lines:</w:t>
+      </w:r>
+    </w:p>
+    <w:p>
+      <w:pPr>
+        <w:pStyle w:val="ListParagraph"/>
+        <w:numPr>
+          <w:ilvl w:val="0"/>
+          <w:numId w:val="6"/>
+        </w:numPr>
+        <w:shd w:val="clear" w:color="auto" w:fill="1F1F1F"/>
+        <w:spacing w:after="0" w:line="285" w:lineRule="atLeast"/>
+        <w:rPr>
+          <w:rFonts w:ascii="Consolas" w:eastAsia="Times New Roman" w:hAnsi="Consolas" w:cs="Times New Roman"/>
+          <w:color w:val="CCCCCC"/>
+          <w:kern w:val="0"/>
+          <w:sz w:val="21"/>
+          <w:szCs w:val="21"/>
+          <w:lang w:eastAsia="en-GB"/>
+          <w14:ligatures w14:val="none"/>
+        </w:rPr>
+      </w:pPr>
+      <w:r>
+        <w:rPr>
+          <w:rFonts w:ascii="Consolas" w:eastAsia="Times New Roman" w:hAnsi="Consolas" w:cs="Times New Roman"/>
+          <w:color w:val="6796E6"/>
+          <w:kern w:val="0"/>
+          <w:sz w:val="21"/>
+          <w:szCs w:val="21"/>
+          <w:lang w:eastAsia="en-GB"/>
+          <w14:ligatures w14:val="none"/>
+        </w:rPr>
+        <w:t>-</w:t>
+      </w:r>
+      <w:r>
+        <w:rPr>
+          <w:rFonts w:ascii="Consolas" w:eastAsia="Times New Roman" w:hAnsi="Consolas" w:cs="Times New Roman"/>
+          <w:color w:val="CCCCCC"/>
+          <w:kern w:val="0"/>
+          <w:sz w:val="21"/>
+          <w:szCs w:val="21"/>
+          <w:lang w:eastAsia="en-GB"/>
+          <w14:ligatures w14:val="none"/>
+        </w:rPr>
+        <w:t xml:space="preserve"> </w:t>
+      </w:r>
+      <w:r>
+        <w:rPr>
+          <w:rFonts w:ascii="Consolas" w:eastAsia="Times New Roman" w:hAnsi="Consolas" w:cs="Times New Roman"/>
+          <w:color w:val="CE9178"/>
+          <w:kern w:val="0"/>
+          <w:sz w:val="21"/>
+          <w:szCs w:val="21"/>
+          <w:lang w:eastAsia="en-GB"/>
+          <w14:ligatures w14:val="none"/>
+        </w:rPr>
+        <w:t xml:space="preserve">`description: </w:t>
+      </w:r>
+      <w:proofErr w:type="spellStart"/>
+      <w:proofErr w:type="gramStart"/>
+      <w:r>
+        <w:rPr>
+          <w:rFonts w:ascii="Consolas" w:eastAsia="Times New Roman" w:hAnsi="Consolas" w:cs="Times New Roman"/>
+          <w:color w:val="CE9178"/>
+          <w:kern w:val="0"/>
+          <w:sz w:val="21"/>
+          <w:szCs w:val="21"/>
+          <w:lang w:eastAsia="en-GB"/>
+          <w14:ligatures w14:val="none"/>
+        </w:rPr>
+        <w:t>advice.join</w:t>
+      </w:r>
+      <w:proofErr w:type="spellEnd"/>
+      <w:proofErr w:type="gramEnd"/>
+      <w:r>
+        <w:rPr>
+          <w:rFonts w:ascii="Consolas" w:eastAsia="Times New Roman" w:hAnsi="Consolas" w:cs="Times New Roman"/>
+          <w:color w:val="CE9178"/>
+          <w:kern w:val="0"/>
+          <w:sz w:val="21"/>
+          <w:szCs w:val="21"/>
+          <w:lang w:eastAsia="en-GB"/>
+          <w14:ligatures w14:val="none"/>
+        </w:rPr>
+        <w:t>('\n\n</w:t>
+      </w:r>
+      <w:proofErr w:type="gramStart"/>
+      <w:r>
+        <w:rPr>
+          <w:rFonts w:ascii="Consolas" w:eastAsia="Times New Roman" w:hAnsi="Consolas" w:cs="Times New Roman"/>
+          <w:color w:val="CE9178"/>
+          <w:kern w:val="0"/>
+          <w:sz w:val="21"/>
+          <w:szCs w:val="21"/>
+          <w:lang w:eastAsia="en-GB"/>
+          <w14:ligatures w14:val="none"/>
+        </w:rPr>
+        <w:t>')`</w:t>
+      </w:r>
+      <w:proofErr w:type="gramEnd"/>
+    </w:p>
+    <w:p>
+      <w:pPr>
+        <w:pStyle w:val="ListParagraph"/>
+        <w:numPr>
+          <w:ilvl w:val="0"/>
+          <w:numId w:val="6"/>
+        </w:numPr>
+        <w:shd w:val="clear" w:color="auto" w:fill="1F1F1F"/>
+        <w:spacing w:after="0" w:line="285" w:lineRule="atLeast"/>
+        <w:rPr>
+          <w:rFonts w:ascii="Consolas" w:eastAsia="Times New Roman" w:hAnsi="Consolas" w:cs="Times New Roman"/>
+          <w:color w:val="CCCCCC"/>
+          <w:kern w:val="0"/>
+          <w:sz w:val="21"/>
+          <w:szCs w:val="21"/>
+          <w:lang w:eastAsia="en-GB"/>
+          <w14:ligatures w14:val="none"/>
+        </w:rPr>
+      </w:pPr>
+    </w:p>
+    <w:p>
+      <w:pPr>
+        <w:pStyle w:val="ListParagraph"/>
+        <w:numPr>
+          <w:ilvl w:val="0"/>
+          <w:numId w:val="6"/>
+        </w:numPr>
+        <w:shd w:val="clear" w:color="auto" w:fill="1F1F1F"/>
+        <w:spacing w:after="0" w:line="285" w:lineRule="atLeast"/>
+        <w:rPr>
+          <w:rFonts w:ascii="Consolas" w:eastAsia="Times New Roman" w:hAnsi="Consolas" w:cs="Times New Roman"/>
+          <w:color w:val="CCCCCC"/>
+          <w:kern w:val="0"/>
+          <w:sz w:val="21"/>
+          <w:szCs w:val="21"/>
+          <w:lang w:eastAsia="en-GB"/>
+          <w14:ligatures w14:val="none"/>
+        </w:rPr>
+      </w:pPr>
+      <w:r>
+        <w:rPr>
+          <w:rFonts w:ascii="Consolas" w:eastAsia="Times New Roman" w:hAnsi="Consolas" w:cs="Times New Roman"/>
+          <w:color w:val="CCCCCC"/>
+          <w:kern w:val="0"/>
+          <w:sz w:val="21"/>
+          <w:szCs w:val="21"/>
+          <w:lang w:eastAsia="en-GB"/>
+          <w14:ligatures w14:val="none"/>
+        </w:rPr>
+        <w:t>The UI renders one paragraph per block by splitting on double newlines:</w:t>
+      </w:r>
+    </w:p>
+    <w:p>
+      <w:pPr>
+        <w:pStyle w:val="ListParagraph"/>
+        <w:numPr>
+          <w:ilvl w:val="0"/>
+          <w:numId w:val="6"/>
+        </w:numPr>
+        <w:shd w:val="clear" w:color="auto" w:fill="1F1F1F"/>
+        <w:spacing w:after="0" w:line="285" w:lineRule="atLeast"/>
+        <w:rPr>
+          <w:rFonts w:ascii="Consolas" w:eastAsia="Times New Roman" w:hAnsi="Consolas" w:cs="Times New Roman"/>
+          <w:color w:val="CCCCCC"/>
+          <w:kern w:val="0"/>
+          <w:sz w:val="21"/>
+          <w:szCs w:val="21"/>
+          <w:lang w:eastAsia="en-GB"/>
+          <w14:ligatures w14:val="none"/>
+        </w:rPr>
+      </w:pPr>
+      <w:r>
+        <w:rPr>
+          <w:rFonts w:ascii="Consolas" w:eastAsia="Times New Roman" w:hAnsi="Consolas" w:cs="Times New Roman"/>
+          <w:color w:val="6796E6"/>
+          <w:kern w:val="0"/>
+          <w:sz w:val="21"/>
+          <w:szCs w:val="21"/>
+          <w:lang w:eastAsia="en-GB"/>
+          <w14:ligatures w14:val="none"/>
+        </w:rPr>
+        <w:t>-</w:t>
+      </w:r>
+      <w:r>
+        <w:rPr>
+          <w:rFonts w:ascii="Consolas" w:eastAsia="Times New Roman" w:hAnsi="Consolas" w:cs="Times New Roman"/>
+          <w:color w:val="CCCCCC"/>
+          <w:kern w:val="0"/>
+          <w:sz w:val="21"/>
+          <w:szCs w:val="21"/>
+          <w:lang w:eastAsia="en-GB"/>
+          <w14:ligatures w14:val="none"/>
+        </w:rPr>
+        <w:t xml:space="preserve"> </w:t>
+      </w:r>
+      <w:r>
+        <w:rPr>
+          <w:rFonts w:ascii="Consolas" w:eastAsia="Times New Roman" w:hAnsi="Consolas" w:cs="Times New Roman"/>
+          <w:color w:val="CE9178"/>
+          <w:kern w:val="0"/>
+          <w:sz w:val="21"/>
+          <w:szCs w:val="21"/>
+          <w:lang w:eastAsia="en-GB"/>
+          <w14:ligatures w14:val="none"/>
+        </w:rPr>
+        <w:t>`</w:t>
+      </w:r>
+      <w:proofErr w:type="spellStart"/>
+      <w:proofErr w:type="gramStart"/>
+      <w:r>
+        <w:rPr>
+          <w:rFonts w:ascii="Consolas" w:eastAsia="Times New Roman" w:hAnsi="Consolas" w:cs="Times New Roman"/>
+          <w:color w:val="CE9178"/>
+          <w:kern w:val="0"/>
+          <w:sz w:val="21"/>
+          <w:szCs w:val="21"/>
+          <w:lang w:eastAsia="en-GB"/>
+          <w14:ligatures w14:val="none"/>
+        </w:rPr>
+        <w:t>recommendation.description</w:t>
+      </w:r>
+      <w:proofErr w:type="gramEnd"/>
+      <w:r>
+        <w:rPr>
+          <w:rFonts w:ascii="Consolas" w:eastAsia="Times New Roman" w:hAnsi="Consolas" w:cs="Times New Roman"/>
+          <w:color w:val="CE9178"/>
+          <w:kern w:val="0"/>
+          <w:sz w:val="21"/>
+          <w:szCs w:val="21"/>
+          <w:lang w:eastAsia="en-GB"/>
+          <w14:ligatures w14:val="none"/>
+        </w:rPr>
+        <w:t>.split</w:t>
+      </w:r>
+      <w:proofErr w:type="spellEnd"/>
+      <w:r>
+        <w:rPr>
+          <w:rFonts w:ascii="Consolas" w:eastAsia="Times New Roman" w:hAnsi="Consolas" w:cs="Times New Roman"/>
+          <w:color w:val="CE9178"/>
+          <w:kern w:val="0"/>
+          <w:sz w:val="21"/>
+          <w:szCs w:val="21"/>
+          <w:lang w:eastAsia="en-GB"/>
+          <w14:ligatures w14:val="none"/>
+        </w:rPr>
+        <w:t>('\n\n</w:t>
+      </w:r>
+      <w:proofErr w:type="gramStart"/>
+      <w:r>
+        <w:rPr>
+          <w:rFonts w:ascii="Consolas" w:eastAsia="Times New Roman" w:hAnsi="Consolas" w:cs="Times New Roman"/>
+          <w:color w:val="CE9178"/>
+          <w:kern w:val="0"/>
+          <w:sz w:val="21"/>
+          <w:szCs w:val="21"/>
+          <w:lang w:eastAsia="en-GB"/>
+          <w14:ligatures w14:val="none"/>
+        </w:rPr>
+        <w:t>')`</w:t>
+      </w:r>
+      <w:proofErr w:type="gramEnd"/>
+    </w:p>
+    <w:p>
+      <w:pPr>
+        <w:pStyle w:val="ListParagraph"/>
+        <w:numPr>
+          <w:ilvl w:val="0"/>
+          <w:numId w:val="6"/>
+        </w:numPr>
+        <w:shd w:val="clear" w:color="auto" w:fill="1F1F1F"/>
+        <w:spacing w:after="0" w:line="285" w:lineRule="atLeast"/>
+        <w:rPr>
+          <w:rFonts w:ascii="Consolas" w:eastAsia="Times New Roman" w:hAnsi="Consolas" w:cs="Times New Roman"/>
+          <w:color w:val="CCCCCC"/>
+          <w:kern w:val="0"/>
+          <w:sz w:val="21"/>
+          <w:szCs w:val="21"/>
+          <w:lang w:eastAsia="en-GB"/>
+          <w14:ligatures w14:val="none"/>
+        </w:rPr>
+      </w:pPr>
+    </w:p>
+    <w:p>
+      <w:pPr>
+        <w:pStyle w:val="ListParagraph"/>
+        <w:numPr>
+          <w:ilvl w:val="0"/>
+          <w:numId w:val="6"/>
+        </w:numPr>
+        <w:shd w:val="clear" w:color="auto" w:fill="1F1F1F"/>
+        <w:spacing w:after="0" w:line="285" w:lineRule="atLeast"/>
+        <w:rPr>
+          <w:rFonts w:ascii="Consolas" w:eastAsia="Times New Roman" w:hAnsi="Consolas" w:cs="Times New Roman"/>
+          <w:color w:val="CCCCCC"/>
+          <w:kern w:val="0"/>
+          <w:sz w:val="21"/>
+          <w:szCs w:val="21"/>
+          <w:lang w:eastAsia="en-GB"/>
+          <w14:ligatures w14:val="none"/>
+        </w:rPr>
+      </w:pPr>
+      <w:r>
+        <w:rPr>
+          <w:rFonts w:ascii="Consolas" w:eastAsia="Times New Roman" w:hAnsi="Consolas" w:cs="Times New Roman"/>
+          <w:b/>
+          <w:bCs/>
+          <w:color w:val="569CD6"/>
+          <w:kern w:val="0"/>
+          <w:sz w:val="21"/>
+          <w:szCs w:val="21"/>
+          <w:lang w:eastAsia="en-GB"/>
+          <w14:ligatures w14:val="none"/>
+        </w:rPr>
+        <w:t>## All Possible Description Blocks</w:t>
+      </w:r>
+    </w:p>
+    <w:p>
+      <w:pPr>
+        <w:pStyle w:val="ListParagraph"/>
+        <w:numPr>
+          <w:ilvl w:val="0"/>
+          <w:numId w:val="6"/>
+        </w:numPr>
+        <w:shd w:val="clear" w:color="auto" w:fill="1F1F1F"/>
+        <w:spacing w:after="0" w:line="285" w:lineRule="atLeast"/>
+        <w:rPr>
+          <w:rFonts w:ascii="Consolas" w:eastAsia="Times New Roman" w:hAnsi="Consolas" w:cs="Times New Roman"/>
+          <w:color w:val="CCCCCC"/>
+          <w:kern w:val="0"/>
+          <w:sz w:val="21"/>
+          <w:szCs w:val="21"/>
+          <w:lang w:eastAsia="en-GB"/>
+          <w14:ligatures w14:val="none"/>
+        </w:rPr>
+      </w:pPr>
+    </w:p>
+    <w:p>
+      <w:pPr>
+        <w:pStyle w:val="ListParagraph"/>
+        <w:numPr>
+          <w:ilvl w:val="0"/>
+          <w:numId w:val="6"/>
+        </w:numPr>
+        <w:shd w:val="clear" w:color="auto" w:fill="1F1F1F"/>
+        <w:spacing w:after="0" w:line="285" w:lineRule="atLeast"/>
+        <w:rPr>
+          <w:rFonts w:ascii="Consolas" w:eastAsia="Times New Roman" w:hAnsi="Consolas" w:cs="Times New Roman"/>
+          <w:color w:val="CCCCCC"/>
+          <w:kern w:val="0"/>
+          <w:sz w:val="21"/>
+          <w:szCs w:val="21"/>
+          <w:lang w:eastAsia="en-GB"/>
+          <w14:ligatures w14:val="none"/>
+        </w:rPr>
+      </w:pPr>
+      <w:r>
+        <w:rPr>
+          <w:rFonts w:ascii="Consolas" w:eastAsia="Times New Roman" w:hAnsi="Consolas" w:cs="Times New Roman"/>
+          <w:b/>
+          <w:bCs/>
+          <w:color w:val="569CD6"/>
+          <w:kern w:val="0"/>
+          <w:sz w:val="21"/>
+          <w:szCs w:val="21"/>
+          <w:lang w:eastAsia="en-GB"/>
+          <w14:ligatures w14:val="none"/>
+        </w:rPr>
+        <w:t>### 1) Insufficient-data fallback (single fixed description)</w:t>
+      </w:r>
+    </w:p>
+    <w:p>
+      <w:pPr>
+        <w:pStyle w:val="ListParagraph"/>
+        <w:numPr>
+          <w:ilvl w:val="0"/>
+          <w:numId w:val="6"/>
+        </w:numPr>
+        <w:shd w:val="clear" w:color="auto" w:fill="1F1F1F"/>
+        <w:spacing w:after="0" w:line="285" w:lineRule="atLeast"/>
+        <w:rPr>
+          <w:rFonts w:ascii="Consolas" w:eastAsia="Times New Roman" w:hAnsi="Consolas" w:cs="Times New Roman"/>
+          <w:color w:val="CCCCCC"/>
+          <w:kern w:val="0"/>
+          <w:sz w:val="21"/>
+          <w:szCs w:val="21"/>
+          <w:lang w:eastAsia="en-GB"/>
+          <w14:ligatures w14:val="none"/>
+        </w:rPr>
+      </w:pPr>
+      <w:r>
+        <w:rPr>
+          <w:rFonts w:ascii="Consolas" w:eastAsia="Times New Roman" w:hAnsi="Consolas" w:cs="Times New Roman"/>
+          <w:color w:val="6796E6"/>
+          <w:kern w:val="0"/>
+          <w:sz w:val="21"/>
+          <w:szCs w:val="21"/>
+          <w:lang w:eastAsia="en-GB"/>
+          <w14:ligatures w14:val="none"/>
+        </w:rPr>
+        <w:t>-</w:t>
+      </w:r>
+      <w:r>
+        <w:rPr>
+          <w:rFonts w:ascii="Consolas" w:eastAsia="Times New Roman" w:hAnsi="Consolas" w:cs="Times New Roman"/>
+          <w:color w:val="CCCCCC"/>
+          <w:kern w:val="0"/>
+          <w:sz w:val="21"/>
+          <w:szCs w:val="21"/>
+          <w:lang w:eastAsia="en-GB"/>
+          <w14:ligatures w14:val="none"/>
+        </w:rPr>
+        <w:t xml:space="preserve"> Text:</w:t>
+      </w:r>
+    </w:p>
+    <w:p>
+      <w:pPr>
+        <w:pStyle w:val="ListParagraph"/>
+        <w:numPr>
+          <w:ilvl w:val="0"/>
+          <w:numId w:val="6"/>
+        </w:numPr>
+        <w:shd w:val="clear" w:color="auto" w:fill="1F1F1F"/>
+        <w:spacing w:after="0" w:line="285" w:lineRule="atLeast"/>
+        <w:rPr>
+          <w:rFonts w:ascii="Consolas" w:eastAsia="Times New Roman" w:hAnsi="Consolas" w:cs="Times New Roman"/>
+          <w:color w:val="CCCCCC"/>
+          <w:kern w:val="0"/>
+          <w:sz w:val="21"/>
+          <w:szCs w:val="21"/>
+          <w:lang w:eastAsia="en-GB"/>
+          <w14:ligatures w14:val="none"/>
+        </w:rPr>
+      </w:pPr>
+      <w:r>
+        <w:rPr>
+          <w:rFonts w:ascii="Consolas" w:eastAsia="Times New Roman" w:hAnsi="Consolas" w:cs="Times New Roman"/>
+          <w:color w:val="CCCCCC"/>
+          <w:kern w:val="0"/>
+          <w:sz w:val="21"/>
+          <w:szCs w:val="21"/>
+          <w:lang w:eastAsia="en-GB"/>
+          <w14:ligatures w14:val="none"/>
+        </w:rPr>
+        <w:t xml:space="preserve">  </w:t>
+      </w:r>
+      <w:r>
+        <w:rPr>
+          <w:rFonts w:ascii="Consolas" w:eastAsia="Times New Roman" w:hAnsi="Consolas" w:cs="Times New Roman"/>
+          <w:color w:val="6796E6"/>
+          <w:kern w:val="0"/>
+          <w:sz w:val="21"/>
+          <w:szCs w:val="21"/>
+          <w:lang w:eastAsia="en-GB"/>
+          <w14:ligatures w14:val="none"/>
+        </w:rPr>
+        <w:t>-</w:t>
+      </w:r>
+      <w:r>
+        <w:rPr>
+          <w:rFonts w:ascii="Consolas" w:eastAsia="Times New Roman" w:hAnsi="Consolas" w:cs="Times New Roman"/>
+          <w:color w:val="CCCCCC"/>
+          <w:kern w:val="0"/>
+          <w:sz w:val="21"/>
+          <w:szCs w:val="21"/>
+          <w:lang w:eastAsia="en-GB"/>
+          <w14:ligatures w14:val="none"/>
+        </w:rPr>
+        <w:t xml:space="preserve"> Keep logging rides! We need more history to build a custom ML model for you.</w:t>
+      </w:r>
+    </w:p>
+    <w:p>
+      <w:pPr>
+        <w:pStyle w:val="ListParagraph"/>
+        <w:numPr>
+          <w:ilvl w:val="0"/>
+          <w:numId w:val="6"/>
+        </w:numPr>
+        <w:shd w:val="clear" w:color="auto" w:fill="1F1F1F"/>
+        <w:spacing w:after="0" w:line="285" w:lineRule="atLeast"/>
+        <w:rPr>
+          <w:rFonts w:ascii="Consolas" w:eastAsia="Times New Roman" w:hAnsi="Consolas" w:cs="Times New Roman"/>
+          <w:color w:val="CCCCCC"/>
+          <w:kern w:val="0"/>
+          <w:sz w:val="21"/>
+          <w:szCs w:val="21"/>
+          <w:lang w:eastAsia="en-GB"/>
+          <w14:ligatures w14:val="none"/>
+        </w:rPr>
+      </w:pPr>
+      <w:r>
+        <w:rPr>
+          <w:rFonts w:ascii="Consolas" w:eastAsia="Times New Roman" w:hAnsi="Consolas" w:cs="Times New Roman"/>
+          <w:color w:val="6796E6"/>
+          <w:kern w:val="0"/>
+          <w:sz w:val="21"/>
+          <w:szCs w:val="21"/>
+          <w:lang w:eastAsia="en-GB"/>
+          <w14:ligatures w14:val="none"/>
+        </w:rPr>
+        <w:t>-</w:t>
+      </w:r>
+      <w:r>
+        <w:rPr>
+          <w:rFonts w:ascii="Consolas" w:eastAsia="Times New Roman" w:hAnsi="Consolas" w:cs="Times New Roman"/>
+          <w:color w:val="CCCCCC"/>
+          <w:kern w:val="0"/>
+          <w:sz w:val="21"/>
+          <w:szCs w:val="21"/>
+          <w:lang w:eastAsia="en-GB"/>
+          <w14:ligatures w14:val="none"/>
+        </w:rPr>
+        <w:t xml:space="preserve"> Trigger:</w:t>
+      </w:r>
+    </w:p>
+    <w:p>
+      <w:pPr>
+        <w:pStyle w:val="ListParagraph"/>
+        <w:numPr>
+          <w:ilvl w:val="0"/>
+          <w:numId w:val="6"/>
+        </w:numPr>
+        <w:shd w:val="clear" w:color="auto" w:fill="1F1F1F"/>
+        <w:spacing w:after="0" w:line="285" w:lineRule="atLeast"/>
+        <w:rPr>
+          <w:rFonts w:ascii="Consolas" w:eastAsia="Times New Roman" w:hAnsi="Consolas" w:cs="Times New Roman"/>
+          <w:color w:val="CCCCCC"/>
+          <w:kern w:val="0"/>
+          <w:sz w:val="21"/>
+          <w:szCs w:val="21"/>
+          <w:lang w:eastAsia="en-GB"/>
+          <w14:ligatures w14:val="none"/>
+        </w:rPr>
+      </w:pPr>
+      <w:r>
+        <w:rPr>
+          <w:rFonts w:ascii="Consolas" w:eastAsia="Times New Roman" w:hAnsi="Consolas" w:cs="Times New Roman"/>
+          <w:color w:val="CCCCCC"/>
+          <w:kern w:val="0"/>
+          <w:sz w:val="21"/>
+          <w:szCs w:val="21"/>
+          <w:lang w:eastAsia="en-GB"/>
+          <w14:ligatures w14:val="none"/>
+        </w:rPr>
+        <w:lastRenderedPageBreak/>
+        <w:t xml:space="preserve">  </w:t>
+      </w:r>
+      <w:r>
+        <w:rPr>
+          <w:rFonts w:ascii="Consolas" w:eastAsia="Times New Roman" w:hAnsi="Consolas" w:cs="Times New Roman"/>
+          <w:color w:val="6796E6"/>
+          <w:kern w:val="0"/>
+          <w:sz w:val="21"/>
+          <w:szCs w:val="21"/>
+          <w:lang w:eastAsia="en-GB"/>
+          <w14:ligatures w14:val="none"/>
+        </w:rPr>
+        <w:t>-</w:t>
+      </w:r>
+      <w:r>
+        <w:rPr>
+          <w:rFonts w:ascii="Consolas" w:eastAsia="Times New Roman" w:hAnsi="Consolas" w:cs="Times New Roman"/>
+          <w:color w:val="CCCCCC"/>
+          <w:kern w:val="0"/>
+          <w:sz w:val="21"/>
+          <w:szCs w:val="21"/>
+          <w:lang w:eastAsia="en-GB"/>
+          <w14:ligatures w14:val="none"/>
+        </w:rPr>
+        <w:t xml:space="preserve"> </w:t>
+      </w:r>
+      <w:proofErr w:type="gramStart"/>
+      <w:r>
+        <w:rPr>
+          <w:rFonts w:ascii="Consolas" w:eastAsia="Times New Roman" w:hAnsi="Consolas" w:cs="Times New Roman"/>
+          <w:color w:val="CE9178"/>
+          <w:kern w:val="0"/>
+          <w:sz w:val="21"/>
+          <w:szCs w:val="21"/>
+          <w:lang w:eastAsia="en-GB"/>
+          <w14:ligatures w14:val="none"/>
+        </w:rPr>
+        <w:t>`!analysis</w:t>
+      </w:r>
+      <w:proofErr w:type="gramEnd"/>
+      <w:r>
+        <w:rPr>
+          <w:rFonts w:ascii="Consolas" w:eastAsia="Times New Roman" w:hAnsi="Consolas" w:cs="Times New Roman"/>
+          <w:color w:val="CE9178"/>
+          <w:kern w:val="0"/>
+          <w:sz w:val="21"/>
+          <w:szCs w:val="21"/>
+          <w:lang w:eastAsia="en-GB"/>
+          <w14:ligatures w14:val="none"/>
+        </w:rPr>
+        <w:t xml:space="preserve"> || </w:t>
+      </w:r>
+      <w:proofErr w:type="spellStart"/>
+      <w:proofErr w:type="gramStart"/>
+      <w:r>
+        <w:rPr>
+          <w:rFonts w:ascii="Consolas" w:eastAsia="Times New Roman" w:hAnsi="Consolas" w:cs="Times New Roman"/>
+          <w:color w:val="CE9178"/>
+          <w:kern w:val="0"/>
+          <w:sz w:val="21"/>
+          <w:szCs w:val="21"/>
+          <w:lang w:eastAsia="en-GB"/>
+          <w14:ligatures w14:val="none"/>
+        </w:rPr>
+        <w:t>analysis.insufficientData</w:t>
+      </w:r>
+      <w:proofErr w:type="spellEnd"/>
+      <w:proofErr w:type="gramEnd"/>
+      <w:r>
+        <w:rPr>
+          <w:rFonts w:ascii="Consolas" w:eastAsia="Times New Roman" w:hAnsi="Consolas" w:cs="Times New Roman"/>
+          <w:color w:val="CE9178"/>
+          <w:kern w:val="0"/>
+          <w:sz w:val="21"/>
+          <w:szCs w:val="21"/>
+          <w:lang w:eastAsia="en-GB"/>
+          <w14:ligatures w14:val="none"/>
+        </w:rPr>
+        <w:t>`</w:t>
+      </w:r>
+    </w:p>
+    <w:p>
+      <w:pPr>
+        <w:pStyle w:val="ListParagraph"/>
+        <w:numPr>
+          <w:ilvl w:val="0"/>
+          <w:numId w:val="6"/>
+        </w:numPr>
+        <w:shd w:val="clear" w:color="auto" w:fill="1F1F1F"/>
+        <w:spacing w:after="0" w:line="285" w:lineRule="atLeast"/>
+        <w:rPr>
+          <w:rFonts w:ascii="Consolas" w:eastAsia="Times New Roman" w:hAnsi="Consolas" w:cs="Times New Roman"/>
+          <w:color w:val="CCCCCC"/>
+          <w:kern w:val="0"/>
+          <w:sz w:val="21"/>
+          <w:szCs w:val="21"/>
+          <w:lang w:eastAsia="en-GB"/>
+          <w14:ligatures w14:val="none"/>
+        </w:rPr>
+      </w:pPr>
+    </w:p>
+    <w:p>
+      <w:pPr>
+        <w:pStyle w:val="ListParagraph"/>
+        <w:numPr>
+          <w:ilvl w:val="0"/>
+          <w:numId w:val="6"/>
+        </w:numPr>
+        <w:shd w:val="clear" w:color="auto" w:fill="1F1F1F"/>
+        <w:spacing w:after="0" w:line="285" w:lineRule="atLeast"/>
+        <w:rPr>
+          <w:rFonts w:ascii="Consolas" w:eastAsia="Times New Roman" w:hAnsi="Consolas" w:cs="Times New Roman"/>
+          <w:color w:val="CCCCCC"/>
+          <w:kern w:val="0"/>
+          <w:sz w:val="21"/>
+          <w:szCs w:val="21"/>
+          <w:lang w:eastAsia="en-GB"/>
+          <w14:ligatures w14:val="none"/>
+        </w:rPr>
+      </w:pPr>
+      <w:r>
+        <w:rPr>
+          <w:rFonts w:ascii="Consolas" w:eastAsia="Times New Roman" w:hAnsi="Consolas" w:cs="Times New Roman"/>
+          <w:b/>
+          <w:bCs/>
+          <w:color w:val="569CD6"/>
+          <w:kern w:val="0"/>
+          <w:sz w:val="21"/>
+          <w:szCs w:val="21"/>
+          <w:lang w:eastAsia="en-GB"/>
+          <w14:ligatures w14:val="none"/>
+        </w:rPr>
+        <w:t>### 2) Safety warning line 1</w:t>
+      </w:r>
+    </w:p>
+    <w:p>
+      <w:pPr>
+        <w:pStyle w:val="ListParagraph"/>
+        <w:numPr>
+          <w:ilvl w:val="0"/>
+          <w:numId w:val="6"/>
+        </w:numPr>
+        <w:shd w:val="clear" w:color="auto" w:fill="1F1F1F"/>
+        <w:spacing w:after="0" w:line="285" w:lineRule="atLeast"/>
+        <w:rPr>
+          <w:rFonts w:ascii="Consolas" w:eastAsia="Times New Roman" w:hAnsi="Consolas" w:cs="Times New Roman"/>
+          <w:color w:val="CCCCCC"/>
+          <w:kern w:val="0"/>
+          <w:sz w:val="21"/>
+          <w:szCs w:val="21"/>
+          <w:lang w:eastAsia="en-GB"/>
+          <w14:ligatures w14:val="none"/>
+        </w:rPr>
+      </w:pPr>
+      <w:r>
+        <w:rPr>
+          <w:rFonts w:ascii="Consolas" w:eastAsia="Times New Roman" w:hAnsi="Consolas" w:cs="Times New Roman"/>
+          <w:color w:val="6796E6"/>
+          <w:kern w:val="0"/>
+          <w:sz w:val="21"/>
+          <w:szCs w:val="21"/>
+          <w:lang w:eastAsia="en-GB"/>
+          <w14:ligatures w14:val="none"/>
+        </w:rPr>
+        <w:t>-</w:t>
+      </w:r>
+      <w:r>
+        <w:rPr>
+          <w:rFonts w:ascii="Consolas" w:eastAsia="Times New Roman" w:hAnsi="Consolas" w:cs="Times New Roman"/>
+          <w:color w:val="CCCCCC"/>
+          <w:kern w:val="0"/>
+          <w:sz w:val="21"/>
+          <w:szCs w:val="21"/>
+          <w:lang w:eastAsia="en-GB"/>
+          <w14:ligatures w14:val="none"/>
+        </w:rPr>
+        <w:t xml:space="preserve"> Text pattern:</w:t>
+      </w:r>
+    </w:p>
+    <w:p>
+      <w:pPr>
+        <w:pStyle w:val="ListParagraph"/>
+        <w:numPr>
+          <w:ilvl w:val="0"/>
+          <w:numId w:val="6"/>
+        </w:numPr>
+        <w:shd w:val="clear" w:color="auto" w:fill="1F1F1F"/>
+        <w:spacing w:after="0" w:line="285" w:lineRule="atLeast"/>
+        <w:rPr>
+          <w:rFonts w:ascii="Consolas" w:eastAsia="Times New Roman" w:hAnsi="Consolas" w:cs="Times New Roman"/>
+          <w:color w:val="CCCCCC"/>
+          <w:kern w:val="0"/>
+          <w:sz w:val="21"/>
+          <w:szCs w:val="21"/>
+          <w:lang w:eastAsia="en-GB"/>
+          <w14:ligatures w14:val="none"/>
+        </w:rPr>
+      </w:pPr>
+      <w:r>
+        <w:rPr>
+          <w:rFonts w:ascii="Consolas" w:eastAsia="Times New Roman" w:hAnsi="Consolas" w:cs="Times New Roman"/>
+          <w:color w:val="CCCCCC"/>
+          <w:kern w:val="0"/>
+          <w:sz w:val="21"/>
+          <w:szCs w:val="21"/>
+          <w:lang w:eastAsia="en-GB"/>
+          <w14:ligatures w14:val="none"/>
+        </w:rPr>
+        <w:t xml:space="preserve">  </w:t>
+      </w:r>
+      <w:r>
+        <w:rPr>
+          <w:rFonts w:ascii="Consolas" w:eastAsia="Times New Roman" w:hAnsi="Consolas" w:cs="Times New Roman"/>
+          <w:color w:val="6796E6"/>
+          <w:kern w:val="0"/>
+          <w:sz w:val="21"/>
+          <w:szCs w:val="21"/>
+          <w:lang w:eastAsia="en-GB"/>
+          <w14:ligatures w14:val="none"/>
+        </w:rPr>
+        <w:t>-</w:t>
+      </w:r>
+      <w:r>
+        <w:rPr>
+          <w:rFonts w:ascii="Consolas" w:eastAsia="Times New Roman" w:hAnsi="Consolas" w:cs="Times New Roman"/>
+          <w:color w:val="CCCCCC"/>
+          <w:kern w:val="0"/>
+          <w:sz w:val="21"/>
+          <w:szCs w:val="21"/>
+          <w:lang w:eastAsia="en-GB"/>
+          <w14:ligatures w14:val="none"/>
+        </w:rPr>
+        <w:t xml:space="preserve"> Safety Limit Applied: You requested </w:t>
+      </w:r>
+      <w:proofErr w:type="spellStart"/>
+      <w:r>
+        <w:rPr>
+          <w:rFonts w:ascii="Consolas" w:eastAsia="Times New Roman" w:hAnsi="Consolas" w:cs="Times New Roman"/>
+          <w:color w:val="CCCCCC"/>
+          <w:kern w:val="0"/>
+          <w:sz w:val="21"/>
+          <w:szCs w:val="21"/>
+          <w:lang w:eastAsia="en-GB"/>
+          <w14:ligatures w14:val="none"/>
+        </w:rPr>
+        <w:t>Xh</w:t>
+      </w:r>
+      <w:proofErr w:type="spellEnd"/>
+      <w:r>
+        <w:rPr>
+          <w:rFonts w:ascii="Consolas" w:eastAsia="Times New Roman" w:hAnsi="Consolas" w:cs="Times New Roman"/>
+          <w:color w:val="CCCCCC"/>
+          <w:kern w:val="0"/>
+          <w:sz w:val="21"/>
+          <w:szCs w:val="21"/>
+          <w:lang w:eastAsia="en-GB"/>
+          <w14:ligatures w14:val="none"/>
+        </w:rPr>
+        <w:t xml:space="preserve">/week, but your recent average is </w:t>
+      </w:r>
+      <w:proofErr w:type="spellStart"/>
+      <w:r>
+        <w:rPr>
+          <w:rFonts w:ascii="Consolas" w:eastAsia="Times New Roman" w:hAnsi="Consolas" w:cs="Times New Roman"/>
+          <w:color w:val="CCCCCC"/>
+          <w:kern w:val="0"/>
+          <w:sz w:val="21"/>
+          <w:szCs w:val="21"/>
+          <w:lang w:eastAsia="en-GB"/>
+          <w14:ligatures w14:val="none"/>
+        </w:rPr>
+        <w:t>Yh</w:t>
+      </w:r>
+      <w:proofErr w:type="spellEnd"/>
+      <w:r>
+        <w:rPr>
+          <w:rFonts w:ascii="Consolas" w:eastAsia="Times New Roman" w:hAnsi="Consolas" w:cs="Times New Roman"/>
+          <w:color w:val="CCCCCC"/>
+          <w:kern w:val="0"/>
+          <w:sz w:val="21"/>
+          <w:szCs w:val="21"/>
+          <w:lang w:eastAsia="en-GB"/>
+          <w14:ligatures w14:val="none"/>
+        </w:rPr>
+        <w:t>/week.</w:t>
+      </w:r>
+    </w:p>
+    <w:p>
+      <w:pPr>
+        <w:pStyle w:val="ListParagraph"/>
+        <w:numPr>
+          <w:ilvl w:val="0"/>
+          <w:numId w:val="6"/>
+        </w:numPr>
+        <w:shd w:val="clear" w:color="auto" w:fill="1F1F1F"/>
+        <w:spacing w:after="0" w:line="285" w:lineRule="atLeast"/>
+        <w:rPr>
+          <w:rFonts w:ascii="Consolas" w:eastAsia="Times New Roman" w:hAnsi="Consolas" w:cs="Times New Roman"/>
+          <w:color w:val="CCCCCC"/>
+          <w:kern w:val="0"/>
+          <w:sz w:val="21"/>
+          <w:szCs w:val="21"/>
+          <w:lang w:eastAsia="en-GB"/>
+          <w14:ligatures w14:val="none"/>
+        </w:rPr>
+      </w:pPr>
+      <w:r>
+        <w:rPr>
+          <w:rFonts w:ascii="Consolas" w:eastAsia="Times New Roman" w:hAnsi="Consolas" w:cs="Times New Roman"/>
+          <w:color w:val="6796E6"/>
+          <w:kern w:val="0"/>
+          <w:sz w:val="21"/>
+          <w:szCs w:val="21"/>
+          <w:lang w:eastAsia="en-GB"/>
+          <w14:ligatures w14:val="none"/>
+        </w:rPr>
+        <w:t>-</w:t>
+      </w:r>
+      <w:r>
+        <w:rPr>
+          <w:rFonts w:ascii="Consolas" w:eastAsia="Times New Roman" w:hAnsi="Consolas" w:cs="Times New Roman"/>
+          <w:color w:val="CCCCCC"/>
+          <w:kern w:val="0"/>
+          <w:sz w:val="21"/>
+          <w:szCs w:val="21"/>
+          <w:lang w:eastAsia="en-GB"/>
+          <w14:ligatures w14:val="none"/>
+        </w:rPr>
+        <w:t xml:space="preserve"> Trigger:</w:t>
+      </w:r>
+    </w:p>
+    <w:p>
+      <w:pPr>
+        <w:pStyle w:val="ListParagraph"/>
+        <w:numPr>
+          <w:ilvl w:val="0"/>
+          <w:numId w:val="6"/>
+        </w:numPr>
+        <w:shd w:val="clear" w:color="auto" w:fill="1F1F1F"/>
+        <w:spacing w:after="0" w:line="285" w:lineRule="atLeast"/>
+        <w:rPr>
+          <w:rFonts w:ascii="Consolas" w:eastAsia="Times New Roman" w:hAnsi="Consolas" w:cs="Times New Roman"/>
+          <w:color w:val="CCCCCC"/>
+          <w:kern w:val="0"/>
+          <w:sz w:val="21"/>
+          <w:szCs w:val="21"/>
+          <w:lang w:eastAsia="en-GB"/>
+          <w14:ligatures w14:val="none"/>
+        </w:rPr>
+      </w:pPr>
+      <w:r>
+        <w:rPr>
+          <w:rFonts w:ascii="Consolas" w:eastAsia="Times New Roman" w:hAnsi="Consolas" w:cs="Times New Roman"/>
+          <w:color w:val="CCCCCC"/>
+          <w:kern w:val="0"/>
+          <w:sz w:val="21"/>
+          <w:szCs w:val="21"/>
+          <w:lang w:eastAsia="en-GB"/>
+          <w14:ligatures w14:val="none"/>
+        </w:rPr>
+        <w:t xml:space="preserve">  </w:t>
+      </w:r>
+      <w:r>
+        <w:rPr>
+          <w:rFonts w:ascii="Consolas" w:eastAsia="Times New Roman" w:hAnsi="Consolas" w:cs="Times New Roman"/>
+          <w:color w:val="6796E6"/>
+          <w:kern w:val="0"/>
+          <w:sz w:val="21"/>
+          <w:szCs w:val="21"/>
+          <w:lang w:eastAsia="en-GB"/>
+          <w14:ligatures w14:val="none"/>
+        </w:rPr>
+        <w:t>-</w:t>
+      </w:r>
+      <w:r>
+        <w:rPr>
+          <w:rFonts w:ascii="Consolas" w:eastAsia="Times New Roman" w:hAnsi="Consolas" w:cs="Times New Roman"/>
+          <w:color w:val="CCCCCC"/>
+          <w:kern w:val="0"/>
+          <w:sz w:val="21"/>
+          <w:szCs w:val="21"/>
+          <w:lang w:eastAsia="en-GB"/>
+          <w14:ligatures w14:val="none"/>
+        </w:rPr>
+        <w:t xml:space="preserve"> </w:t>
+      </w:r>
+      <w:r>
+        <w:rPr>
+          <w:rFonts w:ascii="Consolas" w:eastAsia="Times New Roman" w:hAnsi="Consolas" w:cs="Times New Roman"/>
+          <w:color w:val="CE9178"/>
+          <w:kern w:val="0"/>
+          <w:sz w:val="21"/>
+          <w:szCs w:val="21"/>
+          <w:lang w:eastAsia="en-GB"/>
+          <w14:ligatures w14:val="none"/>
+        </w:rPr>
+        <w:t>`</w:t>
+      </w:r>
+      <w:proofErr w:type="spellStart"/>
+      <w:r>
+        <w:rPr>
+          <w:rFonts w:ascii="Consolas" w:eastAsia="Times New Roman" w:hAnsi="Consolas" w:cs="Times New Roman"/>
+          <w:color w:val="CE9178"/>
+          <w:kern w:val="0"/>
+          <w:sz w:val="21"/>
+          <w:szCs w:val="21"/>
+          <w:lang w:eastAsia="en-GB"/>
+          <w14:ligatures w14:val="none"/>
+        </w:rPr>
+        <w:t>effectiveAvailability</w:t>
+      </w:r>
+      <w:proofErr w:type="spellEnd"/>
+      <w:r>
+        <w:rPr>
+          <w:rFonts w:ascii="Consolas" w:eastAsia="Times New Roman" w:hAnsi="Consolas" w:cs="Times New Roman"/>
+          <w:color w:val="CE9178"/>
+          <w:kern w:val="0"/>
+          <w:sz w:val="21"/>
+          <w:szCs w:val="21"/>
+          <w:lang w:eastAsia="en-GB"/>
+          <w14:ligatures w14:val="none"/>
+        </w:rPr>
+        <w:t xml:space="preserve"> &lt; </w:t>
+      </w:r>
+      <w:proofErr w:type="spellStart"/>
+      <w:r>
+        <w:rPr>
+          <w:rFonts w:ascii="Consolas" w:eastAsia="Times New Roman" w:hAnsi="Consolas" w:cs="Times New Roman"/>
+          <w:color w:val="CE9178"/>
+          <w:kern w:val="0"/>
+          <w:sz w:val="21"/>
+          <w:szCs w:val="21"/>
+          <w:lang w:eastAsia="en-GB"/>
+          <w14:ligatures w14:val="none"/>
+        </w:rPr>
+        <w:t>availabilityHours</w:t>
+      </w:r>
+      <w:proofErr w:type="spellEnd"/>
+      <w:r>
+        <w:rPr>
+          <w:rFonts w:ascii="Consolas" w:eastAsia="Times New Roman" w:hAnsi="Consolas" w:cs="Times New Roman"/>
+          <w:color w:val="CE9178"/>
+          <w:kern w:val="0"/>
+          <w:sz w:val="21"/>
+          <w:szCs w:val="21"/>
+          <w:lang w:eastAsia="en-GB"/>
+          <w14:ligatures w14:val="none"/>
+        </w:rPr>
+        <w:t>`</w:t>
+      </w:r>
+    </w:p>
+    <w:p>
+      <w:pPr>
+        <w:pStyle w:val="ListParagraph"/>
+        <w:numPr>
+          <w:ilvl w:val="0"/>
+          <w:numId w:val="6"/>
+        </w:numPr>
+        <w:shd w:val="clear" w:color="auto" w:fill="1F1F1F"/>
+        <w:spacing w:after="0" w:line="285" w:lineRule="atLeast"/>
+        <w:rPr>
+          <w:rFonts w:ascii="Consolas" w:eastAsia="Times New Roman" w:hAnsi="Consolas" w:cs="Times New Roman"/>
+          <w:color w:val="CCCCCC"/>
+          <w:kern w:val="0"/>
+          <w:sz w:val="21"/>
+          <w:szCs w:val="21"/>
+          <w:lang w:eastAsia="en-GB"/>
+          <w14:ligatures w14:val="none"/>
+        </w:rPr>
+      </w:pPr>
+    </w:p>
+    <w:p>
+      <w:pPr>
+        <w:pStyle w:val="ListParagraph"/>
+        <w:numPr>
+          <w:ilvl w:val="0"/>
+          <w:numId w:val="6"/>
+        </w:numPr>
+        <w:shd w:val="clear" w:color="auto" w:fill="1F1F1F"/>
+        <w:spacing w:after="0" w:line="285" w:lineRule="atLeast"/>
+        <w:rPr>
+          <w:rFonts w:ascii="Consolas" w:eastAsia="Times New Roman" w:hAnsi="Consolas" w:cs="Times New Roman"/>
+          <w:color w:val="CCCCCC"/>
+          <w:kern w:val="0"/>
+          <w:sz w:val="21"/>
+          <w:szCs w:val="21"/>
+          <w:lang w:eastAsia="en-GB"/>
+          <w14:ligatures w14:val="none"/>
+        </w:rPr>
+      </w:pPr>
+      <w:r>
+        <w:rPr>
+          <w:rFonts w:ascii="Consolas" w:eastAsia="Times New Roman" w:hAnsi="Consolas" w:cs="Times New Roman"/>
+          <w:b/>
+          <w:bCs/>
+          <w:color w:val="569CD6"/>
+          <w:kern w:val="0"/>
+          <w:sz w:val="21"/>
+          <w:szCs w:val="21"/>
+          <w:lang w:eastAsia="en-GB"/>
+          <w14:ligatures w14:val="none"/>
+        </w:rPr>
+        <w:t>### 3) Safety warning line 2</w:t>
+      </w:r>
+    </w:p>
+    <w:p>
+      <w:pPr>
+        <w:pStyle w:val="ListParagraph"/>
+        <w:numPr>
+          <w:ilvl w:val="0"/>
+          <w:numId w:val="6"/>
+        </w:numPr>
+        <w:shd w:val="clear" w:color="auto" w:fill="1F1F1F"/>
+        <w:spacing w:after="0" w:line="285" w:lineRule="atLeast"/>
+        <w:rPr>
+          <w:rFonts w:ascii="Consolas" w:eastAsia="Times New Roman" w:hAnsi="Consolas" w:cs="Times New Roman"/>
+          <w:color w:val="CCCCCC"/>
+          <w:kern w:val="0"/>
+          <w:sz w:val="21"/>
+          <w:szCs w:val="21"/>
+          <w:lang w:eastAsia="en-GB"/>
+          <w14:ligatures w14:val="none"/>
+        </w:rPr>
+      </w:pPr>
+      <w:r>
+        <w:rPr>
+          <w:rFonts w:ascii="Consolas" w:eastAsia="Times New Roman" w:hAnsi="Consolas" w:cs="Times New Roman"/>
+          <w:color w:val="6796E6"/>
+          <w:kern w:val="0"/>
+          <w:sz w:val="21"/>
+          <w:szCs w:val="21"/>
+          <w:lang w:eastAsia="en-GB"/>
+          <w14:ligatures w14:val="none"/>
+        </w:rPr>
+        <w:t>-</w:t>
+      </w:r>
+      <w:r>
+        <w:rPr>
+          <w:rFonts w:ascii="Consolas" w:eastAsia="Times New Roman" w:hAnsi="Consolas" w:cs="Times New Roman"/>
+          <w:color w:val="CCCCCC"/>
+          <w:kern w:val="0"/>
+          <w:sz w:val="21"/>
+          <w:szCs w:val="21"/>
+          <w:lang w:eastAsia="en-GB"/>
+          <w14:ligatures w14:val="none"/>
+        </w:rPr>
+        <w:t xml:space="preserve"> Text pattern:</w:t>
+      </w:r>
+    </w:p>
+    <w:p>
+      <w:pPr>
+        <w:pStyle w:val="ListParagraph"/>
+        <w:numPr>
+          <w:ilvl w:val="0"/>
+          <w:numId w:val="6"/>
+        </w:numPr>
+        <w:shd w:val="clear" w:color="auto" w:fill="1F1F1F"/>
+        <w:spacing w:after="0" w:line="285" w:lineRule="atLeast"/>
+        <w:rPr>
+          <w:rFonts w:ascii="Consolas" w:eastAsia="Times New Roman" w:hAnsi="Consolas" w:cs="Times New Roman"/>
+          <w:color w:val="CCCCCC"/>
+          <w:kern w:val="0"/>
+          <w:sz w:val="21"/>
+          <w:szCs w:val="21"/>
+          <w:lang w:eastAsia="en-GB"/>
+          <w14:ligatures w14:val="none"/>
+        </w:rPr>
+      </w:pPr>
+      <w:r>
+        <w:rPr>
+          <w:rFonts w:ascii="Consolas" w:eastAsia="Times New Roman" w:hAnsi="Consolas" w:cs="Times New Roman"/>
+          <w:color w:val="CCCCCC"/>
+          <w:kern w:val="0"/>
+          <w:sz w:val="21"/>
+          <w:szCs w:val="21"/>
+          <w:lang w:eastAsia="en-GB"/>
+          <w14:ligatures w14:val="none"/>
+        </w:rPr>
+        <w:t xml:space="preserve">  </w:t>
+      </w:r>
+      <w:r>
+        <w:rPr>
+          <w:rFonts w:ascii="Consolas" w:eastAsia="Times New Roman" w:hAnsi="Consolas" w:cs="Times New Roman"/>
+          <w:color w:val="6796E6"/>
+          <w:kern w:val="0"/>
+          <w:sz w:val="21"/>
+          <w:szCs w:val="21"/>
+          <w:lang w:eastAsia="en-GB"/>
+          <w14:ligatures w14:val="none"/>
+        </w:rPr>
+        <w:t>-</w:t>
+      </w:r>
+      <w:r>
+        <w:rPr>
+          <w:rFonts w:ascii="Consolas" w:eastAsia="Times New Roman" w:hAnsi="Consolas" w:cs="Times New Roman"/>
+          <w:color w:val="CCCCCC"/>
+          <w:kern w:val="0"/>
+          <w:sz w:val="21"/>
+          <w:szCs w:val="21"/>
+          <w:lang w:eastAsia="en-GB"/>
+          <w14:ligatures w14:val="none"/>
+        </w:rPr>
+        <w:t xml:space="preserve"> To prevent injury and overtraining, we've limited this plan to </w:t>
+      </w:r>
+      <w:proofErr w:type="spellStart"/>
+      <w:r>
+        <w:rPr>
+          <w:rFonts w:ascii="Consolas" w:eastAsia="Times New Roman" w:hAnsi="Consolas" w:cs="Times New Roman"/>
+          <w:color w:val="CCCCCC"/>
+          <w:kern w:val="0"/>
+          <w:sz w:val="21"/>
+          <w:szCs w:val="21"/>
+          <w:lang w:eastAsia="en-GB"/>
+          <w14:ligatures w14:val="none"/>
+        </w:rPr>
+        <w:t>Zh</w:t>
+      </w:r>
+      <w:proofErr w:type="spellEnd"/>
+      <w:r>
+        <w:rPr>
+          <w:rFonts w:ascii="Consolas" w:eastAsia="Times New Roman" w:hAnsi="Consolas" w:cs="Times New Roman"/>
+          <w:color w:val="CCCCCC"/>
+          <w:kern w:val="0"/>
+          <w:sz w:val="21"/>
+          <w:szCs w:val="21"/>
+          <w:lang w:eastAsia="en-GB"/>
+          <w14:ligatures w14:val="none"/>
+        </w:rPr>
+        <w:t>/week (a safe 10% increase). Consistency beats intensity!</w:t>
+      </w:r>
+    </w:p>
+    <w:p>
+      <w:pPr>
+        <w:pStyle w:val="ListParagraph"/>
+        <w:numPr>
+          <w:ilvl w:val="0"/>
+          <w:numId w:val="6"/>
+        </w:numPr>
+        <w:shd w:val="clear" w:color="auto" w:fill="1F1F1F"/>
+        <w:spacing w:after="0" w:line="285" w:lineRule="atLeast"/>
+        <w:rPr>
+          <w:rFonts w:ascii="Consolas" w:eastAsia="Times New Roman" w:hAnsi="Consolas" w:cs="Times New Roman"/>
+          <w:color w:val="CCCCCC"/>
+          <w:kern w:val="0"/>
+          <w:sz w:val="21"/>
+          <w:szCs w:val="21"/>
+          <w:lang w:eastAsia="en-GB"/>
+          <w14:ligatures w14:val="none"/>
+        </w:rPr>
+      </w:pPr>
+      <w:r>
+        <w:rPr>
+          <w:rFonts w:ascii="Consolas" w:eastAsia="Times New Roman" w:hAnsi="Consolas" w:cs="Times New Roman"/>
+          <w:color w:val="6796E6"/>
+          <w:kern w:val="0"/>
+          <w:sz w:val="21"/>
+          <w:szCs w:val="21"/>
+          <w:lang w:eastAsia="en-GB"/>
+          <w14:ligatures w14:val="none"/>
+        </w:rPr>
+        <w:t>-</w:t>
+      </w:r>
+      <w:r>
+        <w:rPr>
+          <w:rFonts w:ascii="Consolas" w:eastAsia="Times New Roman" w:hAnsi="Consolas" w:cs="Times New Roman"/>
+          <w:color w:val="CCCCCC"/>
+          <w:kern w:val="0"/>
+          <w:sz w:val="21"/>
+          <w:szCs w:val="21"/>
+          <w:lang w:eastAsia="en-GB"/>
+          <w14:ligatures w14:val="none"/>
+        </w:rPr>
+        <w:t xml:space="preserve"> Trigger:</w:t>
+      </w:r>
+    </w:p>
+    <w:p>
+      <w:pPr>
+        <w:pStyle w:val="ListParagraph"/>
+        <w:numPr>
+          <w:ilvl w:val="0"/>
+          <w:numId w:val="6"/>
+        </w:numPr>
+        <w:shd w:val="clear" w:color="auto" w:fill="1F1F1F"/>
+        <w:spacing w:after="0" w:line="285" w:lineRule="atLeast"/>
+        <w:rPr>
+          <w:rFonts w:ascii="Consolas" w:eastAsia="Times New Roman" w:hAnsi="Consolas" w:cs="Times New Roman"/>
+          <w:color w:val="CCCCCC"/>
+          <w:kern w:val="0"/>
+          <w:sz w:val="21"/>
+          <w:szCs w:val="21"/>
+          <w:lang w:eastAsia="en-GB"/>
+          <w14:ligatures w14:val="none"/>
+        </w:rPr>
+      </w:pPr>
+      <w:r>
+        <w:rPr>
+          <w:rFonts w:ascii="Consolas" w:eastAsia="Times New Roman" w:hAnsi="Consolas" w:cs="Times New Roman"/>
+          <w:color w:val="CCCCCC"/>
+          <w:kern w:val="0"/>
+          <w:sz w:val="21"/>
+          <w:szCs w:val="21"/>
+          <w:lang w:eastAsia="en-GB"/>
+          <w14:ligatures w14:val="none"/>
+        </w:rPr>
+        <w:t xml:space="preserve">  </w:t>
+      </w:r>
+      <w:r>
+        <w:rPr>
+          <w:rFonts w:ascii="Consolas" w:eastAsia="Times New Roman" w:hAnsi="Consolas" w:cs="Times New Roman"/>
+          <w:color w:val="6796E6"/>
+          <w:kern w:val="0"/>
+          <w:sz w:val="21"/>
+          <w:szCs w:val="21"/>
+          <w:lang w:eastAsia="en-GB"/>
+          <w14:ligatures w14:val="none"/>
+        </w:rPr>
+        <w:t>-</w:t>
+      </w:r>
+      <w:r>
+        <w:rPr>
+          <w:rFonts w:ascii="Consolas" w:eastAsia="Times New Roman" w:hAnsi="Consolas" w:cs="Times New Roman"/>
+          <w:color w:val="CCCCCC"/>
+          <w:kern w:val="0"/>
+          <w:sz w:val="21"/>
+          <w:szCs w:val="21"/>
+          <w:lang w:eastAsia="en-GB"/>
+          <w14:ligatures w14:val="none"/>
+        </w:rPr>
+        <w:t xml:space="preserve"> Same condition as safety line 1.</w:t>
+      </w:r>
+    </w:p>
+    <w:p>
+      <w:pPr>
+        <w:pStyle w:val="ListParagraph"/>
+        <w:numPr>
+          <w:ilvl w:val="0"/>
+          <w:numId w:val="6"/>
+        </w:numPr>
+        <w:shd w:val="clear" w:color="auto" w:fill="1F1F1F"/>
+        <w:spacing w:after="0" w:line="285" w:lineRule="atLeast"/>
+        <w:rPr>
+          <w:rFonts w:ascii="Consolas" w:eastAsia="Times New Roman" w:hAnsi="Consolas" w:cs="Times New Roman"/>
+          <w:color w:val="CCCCCC"/>
+          <w:kern w:val="0"/>
+          <w:sz w:val="21"/>
+          <w:szCs w:val="21"/>
+          <w:lang w:eastAsia="en-GB"/>
+          <w14:ligatures w14:val="none"/>
+        </w:rPr>
+      </w:pPr>
+    </w:p>
+    <w:p>
+      <w:pPr>
+        <w:pStyle w:val="ListParagraph"/>
+        <w:numPr>
+          <w:ilvl w:val="0"/>
+          <w:numId w:val="6"/>
+        </w:numPr>
+        <w:shd w:val="clear" w:color="auto" w:fill="1F1F1F"/>
+        <w:spacing w:after="0" w:line="285" w:lineRule="atLeast"/>
+        <w:rPr>
+          <w:rFonts w:ascii="Consolas" w:eastAsia="Times New Roman" w:hAnsi="Consolas" w:cs="Times New Roman"/>
+          <w:color w:val="CCCCCC"/>
+          <w:kern w:val="0"/>
+          <w:sz w:val="21"/>
+          <w:szCs w:val="21"/>
+          <w:lang w:eastAsia="en-GB"/>
+          <w14:ligatures w14:val="none"/>
+        </w:rPr>
+      </w:pPr>
+      <w:r>
+        <w:rPr>
+          <w:rFonts w:ascii="Consolas" w:eastAsia="Times New Roman" w:hAnsi="Consolas" w:cs="Times New Roman"/>
+          <w:b/>
+          <w:bCs/>
+          <w:color w:val="569CD6"/>
+          <w:kern w:val="0"/>
+          <w:sz w:val="21"/>
+          <w:szCs w:val="21"/>
+          <w:lang w:eastAsia="en-GB"/>
+          <w14:ligatures w14:val="none"/>
+        </w:rPr>
+        <w:t>### 4) Time-constrained context line</w:t>
+      </w:r>
+    </w:p>
+    <w:p>
+      <w:pPr>
+        <w:pStyle w:val="ListParagraph"/>
+        <w:numPr>
+          <w:ilvl w:val="0"/>
+          <w:numId w:val="6"/>
+        </w:numPr>
+        <w:shd w:val="clear" w:color="auto" w:fill="1F1F1F"/>
+        <w:spacing w:after="0" w:line="285" w:lineRule="atLeast"/>
+        <w:rPr>
+          <w:rFonts w:ascii="Consolas" w:eastAsia="Times New Roman" w:hAnsi="Consolas" w:cs="Times New Roman"/>
+          <w:color w:val="CCCCCC"/>
+          <w:kern w:val="0"/>
+          <w:sz w:val="21"/>
+          <w:szCs w:val="21"/>
+          <w:lang w:eastAsia="en-GB"/>
+          <w14:ligatures w14:val="none"/>
+        </w:rPr>
+      </w:pPr>
+      <w:r>
+        <w:rPr>
+          <w:rFonts w:ascii="Consolas" w:eastAsia="Times New Roman" w:hAnsi="Consolas" w:cs="Times New Roman"/>
+          <w:color w:val="6796E6"/>
+          <w:kern w:val="0"/>
+          <w:sz w:val="21"/>
+          <w:szCs w:val="21"/>
+          <w:lang w:eastAsia="en-GB"/>
+          <w14:ligatures w14:val="none"/>
+        </w:rPr>
+        <w:t>-</w:t>
+      </w:r>
+      <w:r>
+        <w:rPr>
+          <w:rFonts w:ascii="Consolas" w:eastAsia="Times New Roman" w:hAnsi="Consolas" w:cs="Times New Roman"/>
+          <w:color w:val="CCCCCC"/>
+          <w:kern w:val="0"/>
+          <w:sz w:val="21"/>
+          <w:szCs w:val="21"/>
+          <w:lang w:eastAsia="en-GB"/>
+          <w14:ligatures w14:val="none"/>
+        </w:rPr>
+        <w:t xml:space="preserve"> Text pattern:</w:t>
+      </w:r>
+    </w:p>
+    <w:p>
+      <w:pPr>
+        <w:pStyle w:val="ListParagraph"/>
+        <w:numPr>
+          <w:ilvl w:val="0"/>
+          <w:numId w:val="6"/>
+        </w:numPr>
+        <w:shd w:val="clear" w:color="auto" w:fill="1F1F1F"/>
+        <w:spacing w:after="0" w:line="285" w:lineRule="atLeast"/>
+        <w:rPr>
+          <w:rFonts w:ascii="Consolas" w:eastAsia="Times New Roman" w:hAnsi="Consolas" w:cs="Times New Roman"/>
+          <w:color w:val="CCCCCC"/>
+          <w:kern w:val="0"/>
+          <w:sz w:val="21"/>
+          <w:szCs w:val="21"/>
+          <w:lang w:eastAsia="en-GB"/>
+          <w14:ligatures w14:val="none"/>
+        </w:rPr>
+      </w:pPr>
+      <w:r>
+        <w:rPr>
+          <w:rFonts w:ascii="Consolas" w:eastAsia="Times New Roman" w:hAnsi="Consolas" w:cs="Times New Roman"/>
+          <w:color w:val="CCCCCC"/>
+          <w:kern w:val="0"/>
+          <w:sz w:val="21"/>
+          <w:szCs w:val="21"/>
+          <w:lang w:eastAsia="en-GB"/>
+          <w14:ligatures w14:val="none"/>
+        </w:rPr>
+        <w:t xml:space="preserve">  </w:t>
+      </w:r>
+      <w:r>
+        <w:rPr>
+          <w:rFonts w:ascii="Consolas" w:eastAsia="Times New Roman" w:hAnsi="Consolas" w:cs="Times New Roman"/>
+          <w:color w:val="6796E6"/>
+          <w:kern w:val="0"/>
+          <w:sz w:val="21"/>
+          <w:szCs w:val="21"/>
+          <w:lang w:eastAsia="en-GB"/>
+          <w14:ligatures w14:val="none"/>
+        </w:rPr>
+        <w:t>-</w:t>
+      </w:r>
+      <w:r>
+        <w:rPr>
+          <w:rFonts w:ascii="Consolas" w:eastAsia="Times New Roman" w:hAnsi="Consolas" w:cs="Times New Roman"/>
+          <w:color w:val="CCCCCC"/>
+          <w:kern w:val="0"/>
+          <w:sz w:val="21"/>
+          <w:szCs w:val="21"/>
+          <w:lang w:eastAsia="en-GB"/>
+          <w14:ligatures w14:val="none"/>
+        </w:rPr>
+        <w:t xml:space="preserve"> Your history shows success with </w:t>
+      </w:r>
+      <w:proofErr w:type="spellStart"/>
+      <w:r>
+        <w:rPr>
+          <w:rFonts w:ascii="Consolas" w:eastAsia="Times New Roman" w:hAnsi="Consolas" w:cs="Times New Roman"/>
+          <w:color w:val="CCCCCC"/>
+          <w:kern w:val="0"/>
+          <w:sz w:val="21"/>
+          <w:szCs w:val="21"/>
+          <w:lang w:eastAsia="en-GB"/>
+          <w14:ligatures w14:val="none"/>
+        </w:rPr>
+        <w:t>Xh</w:t>
+      </w:r>
+      <w:proofErr w:type="spellEnd"/>
+      <w:r>
+        <w:rPr>
+          <w:rFonts w:ascii="Consolas" w:eastAsia="Times New Roman" w:hAnsi="Consolas" w:cs="Times New Roman"/>
+          <w:color w:val="CCCCCC"/>
+          <w:kern w:val="0"/>
+          <w:sz w:val="21"/>
+          <w:szCs w:val="21"/>
+          <w:lang w:eastAsia="en-GB"/>
+          <w14:ligatures w14:val="none"/>
+        </w:rPr>
+        <w:t xml:space="preserve">/week, but you have </w:t>
+      </w:r>
+      <w:proofErr w:type="spellStart"/>
+      <w:r>
+        <w:rPr>
+          <w:rFonts w:ascii="Consolas" w:eastAsia="Times New Roman" w:hAnsi="Consolas" w:cs="Times New Roman"/>
+          <w:color w:val="CCCCCC"/>
+          <w:kern w:val="0"/>
+          <w:sz w:val="21"/>
+          <w:szCs w:val="21"/>
+          <w:lang w:eastAsia="en-GB"/>
+          <w14:ligatures w14:val="none"/>
+        </w:rPr>
+        <w:t>Yh</w:t>
+      </w:r>
+      <w:proofErr w:type="spellEnd"/>
+      <w:r>
+        <w:rPr>
+          <w:rFonts w:ascii="Consolas" w:eastAsia="Times New Roman" w:hAnsi="Consolas" w:cs="Times New Roman"/>
+          <w:color w:val="CCCCCC"/>
+          <w:kern w:val="0"/>
+          <w:sz w:val="21"/>
+          <w:szCs w:val="21"/>
+          <w:lang w:eastAsia="en-GB"/>
+          <w14:ligatures w14:val="none"/>
+        </w:rPr>
+        <w:t xml:space="preserve"> available.</w:t>
+      </w:r>
+    </w:p>
+    <w:p>
+      <w:pPr>
+        <w:pStyle w:val="ListParagraph"/>
+        <w:numPr>
+          <w:ilvl w:val="0"/>
+          <w:numId w:val="6"/>
+        </w:numPr>
+        <w:shd w:val="clear" w:color="auto" w:fill="1F1F1F"/>
+        <w:spacing w:after="0" w:line="285" w:lineRule="atLeast"/>
+        <w:rPr>
+          <w:rFonts w:ascii="Consolas" w:eastAsia="Times New Roman" w:hAnsi="Consolas" w:cs="Times New Roman"/>
+          <w:color w:val="CCCCCC"/>
+          <w:kern w:val="0"/>
+          <w:sz w:val="21"/>
+          <w:szCs w:val="21"/>
+          <w:lang w:eastAsia="en-GB"/>
+          <w14:ligatures w14:val="none"/>
+        </w:rPr>
+      </w:pPr>
+      <w:r>
+        <w:rPr>
+          <w:rFonts w:ascii="Consolas" w:eastAsia="Times New Roman" w:hAnsi="Consolas" w:cs="Times New Roman"/>
+          <w:color w:val="6796E6"/>
+          <w:kern w:val="0"/>
+          <w:sz w:val="21"/>
+          <w:szCs w:val="21"/>
+          <w:lang w:eastAsia="en-GB"/>
+          <w14:ligatures w14:val="none"/>
+        </w:rPr>
+        <w:t>-</w:t>
+      </w:r>
+      <w:r>
+        <w:rPr>
+          <w:rFonts w:ascii="Consolas" w:eastAsia="Times New Roman" w:hAnsi="Consolas" w:cs="Times New Roman"/>
+          <w:color w:val="CCCCCC"/>
+          <w:kern w:val="0"/>
+          <w:sz w:val="21"/>
+          <w:szCs w:val="21"/>
+          <w:lang w:eastAsia="en-GB"/>
+          <w14:ligatures w14:val="none"/>
+        </w:rPr>
+        <w:t xml:space="preserve"> Trigger:</w:t>
+      </w:r>
+    </w:p>
+    <w:p>
+      <w:pPr>
+        <w:pStyle w:val="ListParagraph"/>
+        <w:numPr>
+          <w:ilvl w:val="0"/>
+          <w:numId w:val="6"/>
+        </w:numPr>
+        <w:shd w:val="clear" w:color="auto" w:fill="1F1F1F"/>
+        <w:spacing w:after="0" w:line="285" w:lineRule="atLeast"/>
+        <w:rPr>
+          <w:rFonts w:ascii="Consolas" w:eastAsia="Times New Roman" w:hAnsi="Consolas" w:cs="Times New Roman"/>
+          <w:color w:val="CCCCCC"/>
+          <w:kern w:val="0"/>
+          <w:sz w:val="21"/>
+          <w:szCs w:val="21"/>
+          <w:lang w:eastAsia="en-GB"/>
+          <w14:ligatures w14:val="none"/>
+        </w:rPr>
+      </w:pPr>
+      <w:r>
+        <w:rPr>
+          <w:rFonts w:ascii="Consolas" w:eastAsia="Times New Roman" w:hAnsi="Consolas" w:cs="Times New Roman"/>
+          <w:color w:val="CCCCCC"/>
+          <w:kern w:val="0"/>
+          <w:sz w:val="21"/>
+          <w:szCs w:val="21"/>
+          <w:lang w:eastAsia="en-GB"/>
+          <w14:ligatures w14:val="none"/>
+        </w:rPr>
+        <w:t xml:space="preserve">  </w:t>
+      </w:r>
+      <w:r>
+        <w:rPr>
+          <w:rFonts w:ascii="Consolas" w:eastAsia="Times New Roman" w:hAnsi="Consolas" w:cs="Times New Roman"/>
+          <w:color w:val="6796E6"/>
+          <w:kern w:val="0"/>
+          <w:sz w:val="21"/>
+          <w:szCs w:val="21"/>
+          <w:lang w:eastAsia="en-GB"/>
+          <w14:ligatures w14:val="none"/>
+        </w:rPr>
+        <w:t>-</w:t>
+      </w:r>
+      <w:r>
+        <w:rPr>
+          <w:rFonts w:ascii="Consolas" w:eastAsia="Times New Roman" w:hAnsi="Consolas" w:cs="Times New Roman"/>
+          <w:color w:val="CCCCCC"/>
+          <w:kern w:val="0"/>
+          <w:sz w:val="21"/>
+          <w:szCs w:val="21"/>
+          <w:lang w:eastAsia="en-GB"/>
+          <w14:ligatures w14:val="none"/>
+        </w:rPr>
+        <w:t xml:space="preserve"> </w:t>
+      </w:r>
+      <w:r>
+        <w:rPr>
+          <w:rFonts w:ascii="Consolas" w:eastAsia="Times New Roman" w:hAnsi="Consolas" w:cs="Times New Roman"/>
+          <w:color w:val="CE9178"/>
+          <w:kern w:val="0"/>
+          <w:sz w:val="21"/>
+          <w:szCs w:val="21"/>
+          <w:lang w:eastAsia="en-GB"/>
+          <w14:ligatures w14:val="none"/>
+        </w:rPr>
+        <w:t>`</w:t>
+      </w:r>
+      <w:proofErr w:type="spellStart"/>
+      <w:r>
+        <w:rPr>
+          <w:rFonts w:ascii="Consolas" w:eastAsia="Times New Roman" w:hAnsi="Consolas" w:cs="Times New Roman"/>
+          <w:color w:val="CE9178"/>
+          <w:kern w:val="0"/>
+          <w:sz w:val="21"/>
+          <w:szCs w:val="21"/>
+          <w:lang w:eastAsia="en-GB"/>
+          <w14:ligatures w14:val="none"/>
+        </w:rPr>
+        <w:t>isTimeConstrained</w:t>
+      </w:r>
+      <w:proofErr w:type="spellEnd"/>
+      <w:r>
+        <w:rPr>
+          <w:rFonts w:ascii="Consolas" w:eastAsia="Times New Roman" w:hAnsi="Consolas" w:cs="Times New Roman"/>
+          <w:color w:val="CE9178"/>
+          <w:kern w:val="0"/>
+          <w:sz w:val="21"/>
+          <w:szCs w:val="21"/>
+          <w:lang w:eastAsia="en-GB"/>
+          <w14:ligatures w14:val="none"/>
+        </w:rPr>
+        <w:t xml:space="preserve"> === true`</w:t>
+      </w:r>
+      <w:r>
+        <w:rPr>
+          <w:rFonts w:ascii="Consolas" w:eastAsia="Times New Roman" w:hAnsi="Consolas" w:cs="Times New Roman"/>
+          <w:color w:val="CCCCCC"/>
+          <w:kern w:val="0"/>
+          <w:sz w:val="21"/>
+          <w:szCs w:val="21"/>
+          <w:lang w:eastAsia="en-GB"/>
+          <w14:ligatures w14:val="none"/>
+        </w:rPr>
+        <w:t xml:space="preserve"> and </w:t>
+      </w:r>
+      <w:r>
+        <w:rPr>
+          <w:rFonts w:ascii="Consolas" w:eastAsia="Times New Roman" w:hAnsi="Consolas" w:cs="Times New Roman"/>
+          <w:color w:val="CE9178"/>
+          <w:kern w:val="0"/>
+          <w:sz w:val="21"/>
+          <w:szCs w:val="21"/>
+          <w:lang w:eastAsia="en-GB"/>
+          <w14:ligatures w14:val="none"/>
+        </w:rPr>
+        <w:t>`</w:t>
+      </w:r>
+      <w:proofErr w:type="spellStart"/>
+      <w:r>
+        <w:rPr>
+          <w:rFonts w:ascii="Consolas" w:eastAsia="Times New Roman" w:hAnsi="Consolas" w:cs="Times New Roman"/>
+          <w:color w:val="CE9178"/>
+          <w:kern w:val="0"/>
+          <w:sz w:val="21"/>
+          <w:szCs w:val="21"/>
+          <w:lang w:eastAsia="en-GB"/>
+          <w14:ligatures w14:val="none"/>
+        </w:rPr>
+        <w:t>isCapped</w:t>
+      </w:r>
+      <w:proofErr w:type="spellEnd"/>
+      <w:r>
+        <w:rPr>
+          <w:rFonts w:ascii="Consolas" w:eastAsia="Times New Roman" w:hAnsi="Consolas" w:cs="Times New Roman"/>
+          <w:color w:val="CE9178"/>
+          <w:kern w:val="0"/>
+          <w:sz w:val="21"/>
+          <w:szCs w:val="21"/>
+          <w:lang w:eastAsia="en-GB"/>
+          <w14:ligatures w14:val="none"/>
+        </w:rPr>
+        <w:t xml:space="preserve"> === false`</w:t>
+      </w:r>
+    </w:p>
+    <w:p>
+      <w:pPr>
+        <w:pStyle w:val="ListParagraph"/>
+        <w:numPr>
+          <w:ilvl w:val="0"/>
+          <w:numId w:val="6"/>
+        </w:numPr>
+        <w:shd w:val="clear" w:color="auto" w:fill="1F1F1F"/>
+        <w:spacing w:after="0" w:line="285" w:lineRule="atLeast"/>
+        <w:rPr>
+          <w:rFonts w:ascii="Consolas" w:eastAsia="Times New Roman" w:hAnsi="Consolas" w:cs="Times New Roman"/>
+          <w:color w:val="CCCCCC"/>
+          <w:kern w:val="0"/>
+          <w:sz w:val="21"/>
+          <w:szCs w:val="21"/>
+          <w:lang w:eastAsia="en-GB"/>
+          <w14:ligatures w14:val="none"/>
+        </w:rPr>
+      </w:pPr>
+    </w:p>
+    <w:p>
+      <w:pPr>
+        <w:pStyle w:val="ListParagraph"/>
+        <w:numPr>
+          <w:ilvl w:val="0"/>
+          <w:numId w:val="6"/>
+        </w:numPr>
+        <w:shd w:val="clear" w:color="auto" w:fill="1F1F1F"/>
+        <w:spacing w:after="0" w:line="285" w:lineRule="atLeast"/>
+        <w:rPr>
+          <w:rFonts w:ascii="Consolas" w:eastAsia="Times New Roman" w:hAnsi="Consolas" w:cs="Times New Roman"/>
+          <w:color w:val="CCCCCC"/>
+          <w:kern w:val="0"/>
+          <w:sz w:val="21"/>
+          <w:szCs w:val="21"/>
+          <w:lang w:eastAsia="en-GB"/>
+          <w14:ligatures w14:val="none"/>
+        </w:rPr>
+      </w:pPr>
+      <w:r>
+        <w:rPr>
+          <w:rFonts w:ascii="Consolas" w:eastAsia="Times New Roman" w:hAnsi="Consolas" w:cs="Times New Roman"/>
+          <w:b/>
+          <w:bCs/>
+          <w:color w:val="569CD6"/>
+          <w:kern w:val="0"/>
+          <w:sz w:val="21"/>
+          <w:szCs w:val="21"/>
+          <w:lang w:eastAsia="en-GB"/>
+          <w14:ligatures w14:val="none"/>
+        </w:rPr>
+        <w:t>### 5) Efficiency line</w:t>
+      </w:r>
+    </w:p>
+    <w:p>
+      <w:pPr>
+        <w:pStyle w:val="ListParagraph"/>
+        <w:numPr>
+          <w:ilvl w:val="0"/>
+          <w:numId w:val="6"/>
+        </w:numPr>
+        <w:shd w:val="clear" w:color="auto" w:fill="1F1F1F"/>
+        <w:spacing w:after="0" w:line="285" w:lineRule="atLeast"/>
+        <w:rPr>
+          <w:rFonts w:ascii="Consolas" w:eastAsia="Times New Roman" w:hAnsi="Consolas" w:cs="Times New Roman"/>
+          <w:color w:val="CCCCCC"/>
+          <w:kern w:val="0"/>
+          <w:sz w:val="21"/>
+          <w:szCs w:val="21"/>
+          <w:lang w:eastAsia="en-GB"/>
+          <w14:ligatures w14:val="none"/>
+        </w:rPr>
+      </w:pPr>
+      <w:r>
+        <w:rPr>
+          <w:rFonts w:ascii="Consolas" w:eastAsia="Times New Roman" w:hAnsi="Consolas" w:cs="Times New Roman"/>
+          <w:color w:val="6796E6"/>
+          <w:kern w:val="0"/>
+          <w:sz w:val="21"/>
+          <w:szCs w:val="21"/>
+          <w:lang w:eastAsia="en-GB"/>
+          <w14:ligatures w14:val="none"/>
+        </w:rPr>
+        <w:t>-</w:t>
+      </w:r>
+      <w:r>
+        <w:rPr>
+          <w:rFonts w:ascii="Consolas" w:eastAsia="Times New Roman" w:hAnsi="Consolas" w:cs="Times New Roman"/>
+          <w:color w:val="CCCCCC"/>
+          <w:kern w:val="0"/>
+          <w:sz w:val="21"/>
+          <w:szCs w:val="21"/>
+          <w:lang w:eastAsia="en-GB"/>
+          <w14:ligatures w14:val="none"/>
+        </w:rPr>
+        <w:t xml:space="preserve"> Text:</w:t>
+      </w:r>
+    </w:p>
+    <w:p>
+      <w:pPr>
+        <w:pStyle w:val="ListParagraph"/>
+        <w:numPr>
+          <w:ilvl w:val="0"/>
+          <w:numId w:val="6"/>
+        </w:numPr>
+        <w:shd w:val="clear" w:color="auto" w:fill="1F1F1F"/>
+        <w:spacing w:after="0" w:line="285" w:lineRule="atLeast"/>
+        <w:rPr>
+          <w:rFonts w:ascii="Consolas" w:eastAsia="Times New Roman" w:hAnsi="Consolas" w:cs="Times New Roman"/>
+          <w:color w:val="CCCCCC"/>
+          <w:kern w:val="0"/>
+          <w:sz w:val="21"/>
+          <w:szCs w:val="21"/>
+          <w:lang w:eastAsia="en-GB"/>
+          <w14:ligatures w14:val="none"/>
+        </w:rPr>
+      </w:pPr>
+      <w:r>
+        <w:rPr>
+          <w:rFonts w:ascii="Consolas" w:eastAsia="Times New Roman" w:hAnsi="Consolas" w:cs="Times New Roman"/>
+          <w:color w:val="CCCCCC"/>
+          <w:kern w:val="0"/>
+          <w:sz w:val="21"/>
+          <w:szCs w:val="21"/>
+          <w:lang w:eastAsia="en-GB"/>
+          <w14:ligatures w14:val="none"/>
+        </w:rPr>
+        <w:t xml:space="preserve">  </w:t>
+      </w:r>
+      <w:r>
+        <w:rPr>
+          <w:rFonts w:ascii="Consolas" w:eastAsia="Times New Roman" w:hAnsi="Consolas" w:cs="Times New Roman"/>
+          <w:color w:val="6796E6"/>
+          <w:kern w:val="0"/>
+          <w:sz w:val="21"/>
+          <w:szCs w:val="21"/>
+          <w:lang w:eastAsia="en-GB"/>
+          <w14:ligatures w14:val="none"/>
+        </w:rPr>
+        <w:t>-</w:t>
+      </w:r>
+      <w:r>
+        <w:rPr>
+          <w:rFonts w:ascii="Consolas" w:eastAsia="Times New Roman" w:hAnsi="Consolas" w:cs="Times New Roman"/>
+          <w:color w:val="CCCCCC"/>
+          <w:kern w:val="0"/>
+          <w:sz w:val="21"/>
+          <w:szCs w:val="21"/>
+          <w:lang w:eastAsia="en-GB"/>
+          <w14:ligatures w14:val="none"/>
+        </w:rPr>
+        <w:t xml:space="preserve"> This plan prioritizes intensity over volume-focus on high-quality sessions to maximize your training effect.</w:t>
+      </w:r>
+    </w:p>
+    <w:p>
+      <w:pPr>
+        <w:pStyle w:val="ListParagraph"/>
+        <w:numPr>
+          <w:ilvl w:val="0"/>
+          <w:numId w:val="6"/>
+        </w:numPr>
+        <w:shd w:val="clear" w:color="auto" w:fill="1F1F1F"/>
+        <w:spacing w:after="0" w:line="285" w:lineRule="atLeast"/>
+        <w:rPr>
+          <w:rFonts w:ascii="Consolas" w:eastAsia="Times New Roman" w:hAnsi="Consolas" w:cs="Times New Roman"/>
+          <w:color w:val="CCCCCC"/>
+          <w:kern w:val="0"/>
+          <w:sz w:val="21"/>
+          <w:szCs w:val="21"/>
+          <w:lang w:eastAsia="en-GB"/>
+          <w14:ligatures w14:val="none"/>
+        </w:rPr>
+      </w:pPr>
+      <w:r>
+        <w:rPr>
+          <w:rFonts w:ascii="Consolas" w:eastAsia="Times New Roman" w:hAnsi="Consolas" w:cs="Times New Roman"/>
+          <w:color w:val="6796E6"/>
+          <w:kern w:val="0"/>
+          <w:sz w:val="21"/>
+          <w:szCs w:val="21"/>
+          <w:lang w:eastAsia="en-GB"/>
+          <w14:ligatures w14:val="none"/>
+        </w:rPr>
+        <w:t>-</w:t>
+      </w:r>
+      <w:r>
+        <w:rPr>
+          <w:rFonts w:ascii="Consolas" w:eastAsia="Times New Roman" w:hAnsi="Consolas" w:cs="Times New Roman"/>
+          <w:color w:val="CCCCCC"/>
+          <w:kern w:val="0"/>
+          <w:sz w:val="21"/>
+          <w:szCs w:val="21"/>
+          <w:lang w:eastAsia="en-GB"/>
+          <w14:ligatures w14:val="none"/>
+        </w:rPr>
+        <w:t xml:space="preserve"> Trigger:</w:t>
+      </w:r>
+    </w:p>
+    <w:p>
+      <w:pPr>
+        <w:pStyle w:val="ListParagraph"/>
+        <w:numPr>
+          <w:ilvl w:val="0"/>
+          <w:numId w:val="6"/>
+        </w:numPr>
+        <w:shd w:val="clear" w:color="auto" w:fill="1F1F1F"/>
+        <w:spacing w:after="0" w:line="285" w:lineRule="atLeast"/>
+        <w:rPr>
+          <w:rFonts w:ascii="Consolas" w:eastAsia="Times New Roman" w:hAnsi="Consolas" w:cs="Times New Roman"/>
+          <w:color w:val="CCCCCC"/>
+          <w:kern w:val="0"/>
+          <w:sz w:val="21"/>
+          <w:szCs w:val="21"/>
+          <w:lang w:eastAsia="en-GB"/>
+          <w14:ligatures w14:val="none"/>
+        </w:rPr>
+      </w:pPr>
+      <w:r>
+        <w:rPr>
+          <w:rFonts w:ascii="Consolas" w:eastAsia="Times New Roman" w:hAnsi="Consolas" w:cs="Times New Roman"/>
+          <w:color w:val="CCCCCC"/>
+          <w:kern w:val="0"/>
+          <w:sz w:val="21"/>
+          <w:szCs w:val="21"/>
+          <w:lang w:eastAsia="en-GB"/>
+          <w14:ligatures w14:val="none"/>
+        </w:rPr>
+        <w:t xml:space="preserve">  </w:t>
+      </w:r>
+      <w:r>
+        <w:rPr>
+          <w:rFonts w:ascii="Consolas" w:eastAsia="Times New Roman" w:hAnsi="Consolas" w:cs="Times New Roman"/>
+          <w:color w:val="6796E6"/>
+          <w:kern w:val="0"/>
+          <w:sz w:val="21"/>
+          <w:szCs w:val="21"/>
+          <w:lang w:eastAsia="en-GB"/>
+          <w14:ligatures w14:val="none"/>
+        </w:rPr>
+        <w:t>-</w:t>
+      </w:r>
+      <w:r>
+        <w:rPr>
+          <w:rFonts w:ascii="Consolas" w:eastAsia="Times New Roman" w:hAnsi="Consolas" w:cs="Times New Roman"/>
+          <w:color w:val="CCCCCC"/>
+          <w:kern w:val="0"/>
+          <w:sz w:val="21"/>
+          <w:szCs w:val="21"/>
+          <w:lang w:eastAsia="en-GB"/>
+          <w14:ligatures w14:val="none"/>
+        </w:rPr>
+        <w:t xml:space="preserve"> </w:t>
+      </w:r>
+      <w:r>
+        <w:rPr>
+          <w:rFonts w:ascii="Consolas" w:eastAsia="Times New Roman" w:hAnsi="Consolas" w:cs="Times New Roman"/>
+          <w:color w:val="CE9178"/>
+          <w:kern w:val="0"/>
+          <w:sz w:val="21"/>
+          <w:szCs w:val="21"/>
+          <w:lang w:eastAsia="en-GB"/>
+          <w14:ligatures w14:val="none"/>
+        </w:rPr>
+        <w:t>`</w:t>
+      </w:r>
+      <w:proofErr w:type="spellStart"/>
+      <w:r>
+        <w:rPr>
+          <w:rFonts w:ascii="Consolas" w:eastAsia="Times New Roman" w:hAnsi="Consolas" w:cs="Times New Roman"/>
+          <w:color w:val="CE9178"/>
+          <w:kern w:val="0"/>
+          <w:sz w:val="21"/>
+          <w:szCs w:val="21"/>
+          <w:lang w:eastAsia="en-GB"/>
+          <w14:ligatures w14:val="none"/>
+        </w:rPr>
+        <w:t>isTimeConstrained</w:t>
+      </w:r>
+      <w:proofErr w:type="spellEnd"/>
+      <w:r>
+        <w:rPr>
+          <w:rFonts w:ascii="Consolas" w:eastAsia="Times New Roman" w:hAnsi="Consolas" w:cs="Times New Roman"/>
+          <w:color w:val="CE9178"/>
+          <w:kern w:val="0"/>
+          <w:sz w:val="21"/>
+          <w:szCs w:val="21"/>
+          <w:lang w:eastAsia="en-GB"/>
+          <w14:ligatures w14:val="none"/>
+        </w:rPr>
+        <w:t xml:space="preserve"> === true`</w:t>
+      </w:r>
+    </w:p>
+    <w:p>
+      <w:pPr>
+        <w:pStyle w:val="ListParagraph"/>
+        <w:numPr>
+          <w:ilvl w:val="0"/>
+          <w:numId w:val="6"/>
+        </w:numPr>
+        <w:shd w:val="clear" w:color="auto" w:fill="1F1F1F"/>
+        <w:spacing w:after="0" w:line="285" w:lineRule="atLeast"/>
+        <w:rPr>
+          <w:rFonts w:ascii="Consolas" w:eastAsia="Times New Roman" w:hAnsi="Consolas" w:cs="Times New Roman"/>
+          <w:color w:val="CCCCCC"/>
+          <w:kern w:val="0"/>
+          <w:sz w:val="21"/>
+          <w:szCs w:val="21"/>
+          <w:lang w:eastAsia="en-GB"/>
+          <w14:ligatures w14:val="none"/>
+        </w:rPr>
+      </w:pPr>
+    </w:p>
+    <w:p>
+      <w:pPr>
+        <w:pStyle w:val="ListParagraph"/>
+        <w:numPr>
+          <w:ilvl w:val="0"/>
+          <w:numId w:val="6"/>
+        </w:numPr>
+        <w:shd w:val="clear" w:color="auto" w:fill="1F1F1F"/>
+        <w:spacing w:after="0" w:line="285" w:lineRule="atLeast"/>
+        <w:rPr>
+          <w:rFonts w:ascii="Consolas" w:eastAsia="Times New Roman" w:hAnsi="Consolas" w:cs="Times New Roman"/>
+          <w:color w:val="CCCCCC"/>
+          <w:kern w:val="0"/>
+          <w:sz w:val="21"/>
+          <w:szCs w:val="21"/>
+          <w:lang w:eastAsia="en-GB"/>
+          <w14:ligatures w14:val="none"/>
+        </w:rPr>
+      </w:pPr>
+      <w:r>
+        <w:rPr>
+          <w:rFonts w:ascii="Consolas" w:eastAsia="Times New Roman" w:hAnsi="Consolas" w:cs="Times New Roman"/>
+          <w:b/>
+          <w:bCs/>
+          <w:color w:val="569CD6"/>
+          <w:kern w:val="0"/>
+          <w:sz w:val="21"/>
+          <w:szCs w:val="21"/>
+          <w:lang w:eastAsia="en-GB"/>
+          <w14:ligatures w14:val="none"/>
+        </w:rPr>
+        <w:t>### 6) Proven-formula line 1</w:t>
+      </w:r>
+    </w:p>
+    <w:p>
+      <w:pPr>
+        <w:pStyle w:val="ListParagraph"/>
+        <w:numPr>
+          <w:ilvl w:val="0"/>
+          <w:numId w:val="6"/>
+        </w:numPr>
+        <w:shd w:val="clear" w:color="auto" w:fill="1F1F1F"/>
+        <w:spacing w:after="0" w:line="285" w:lineRule="atLeast"/>
+        <w:rPr>
+          <w:rFonts w:ascii="Consolas" w:eastAsia="Times New Roman" w:hAnsi="Consolas" w:cs="Times New Roman"/>
+          <w:color w:val="CCCCCC"/>
+          <w:kern w:val="0"/>
+          <w:sz w:val="21"/>
+          <w:szCs w:val="21"/>
+          <w:lang w:eastAsia="en-GB"/>
+          <w14:ligatures w14:val="none"/>
+        </w:rPr>
+      </w:pPr>
+      <w:r>
+        <w:rPr>
+          <w:rFonts w:ascii="Consolas" w:eastAsia="Times New Roman" w:hAnsi="Consolas" w:cs="Times New Roman"/>
+          <w:color w:val="6796E6"/>
+          <w:kern w:val="0"/>
+          <w:sz w:val="21"/>
+          <w:szCs w:val="21"/>
+          <w:lang w:eastAsia="en-GB"/>
+          <w14:ligatures w14:val="none"/>
+        </w:rPr>
+        <w:t>-</w:t>
+      </w:r>
+      <w:r>
+        <w:rPr>
+          <w:rFonts w:ascii="Consolas" w:eastAsia="Times New Roman" w:hAnsi="Consolas" w:cs="Times New Roman"/>
+          <w:color w:val="CCCCCC"/>
+          <w:kern w:val="0"/>
+          <w:sz w:val="21"/>
+          <w:szCs w:val="21"/>
+          <w:lang w:eastAsia="en-GB"/>
+          <w14:ligatures w14:val="none"/>
+        </w:rPr>
+        <w:t xml:space="preserve"> Text pattern:</w:t>
+      </w:r>
+    </w:p>
+    <w:p>
+      <w:pPr>
+        <w:pStyle w:val="ListParagraph"/>
+        <w:numPr>
+          <w:ilvl w:val="0"/>
+          <w:numId w:val="6"/>
+        </w:numPr>
+        <w:shd w:val="clear" w:color="auto" w:fill="1F1F1F"/>
+        <w:spacing w:after="0" w:line="285" w:lineRule="atLeast"/>
+        <w:rPr>
+          <w:rFonts w:ascii="Consolas" w:eastAsia="Times New Roman" w:hAnsi="Consolas" w:cs="Times New Roman"/>
+          <w:color w:val="CCCCCC"/>
+          <w:kern w:val="0"/>
+          <w:sz w:val="21"/>
+          <w:szCs w:val="21"/>
+          <w:lang w:eastAsia="en-GB"/>
+          <w14:ligatures w14:val="none"/>
+        </w:rPr>
+      </w:pPr>
+      <w:r>
+        <w:rPr>
+          <w:rFonts w:ascii="Consolas" w:eastAsia="Times New Roman" w:hAnsi="Consolas" w:cs="Times New Roman"/>
+          <w:color w:val="CCCCCC"/>
+          <w:kern w:val="0"/>
+          <w:sz w:val="21"/>
+          <w:szCs w:val="21"/>
+          <w:lang w:eastAsia="en-GB"/>
+          <w14:ligatures w14:val="none"/>
+        </w:rPr>
+        <w:t xml:space="preserve">  </w:t>
+      </w:r>
+      <w:r>
+        <w:rPr>
+          <w:rFonts w:ascii="Consolas" w:eastAsia="Times New Roman" w:hAnsi="Consolas" w:cs="Times New Roman"/>
+          <w:color w:val="6796E6"/>
+          <w:kern w:val="0"/>
+          <w:sz w:val="21"/>
+          <w:szCs w:val="21"/>
+          <w:lang w:eastAsia="en-GB"/>
+          <w14:ligatures w14:val="none"/>
+        </w:rPr>
+        <w:t>-</w:t>
+      </w:r>
+      <w:r>
+        <w:rPr>
+          <w:rFonts w:ascii="Consolas" w:eastAsia="Times New Roman" w:hAnsi="Consolas" w:cs="Times New Roman"/>
+          <w:color w:val="CCCCCC"/>
+          <w:kern w:val="0"/>
+          <w:sz w:val="21"/>
+          <w:szCs w:val="21"/>
+          <w:lang w:eastAsia="en-GB"/>
+          <w14:ligatures w14:val="none"/>
+        </w:rPr>
+        <w:t xml:space="preserve"> Your physiology responds well to volume-based training (best gains at </w:t>
+      </w:r>
+      <w:proofErr w:type="spellStart"/>
+      <w:r>
+        <w:rPr>
+          <w:rFonts w:ascii="Consolas" w:eastAsia="Times New Roman" w:hAnsi="Consolas" w:cs="Times New Roman"/>
+          <w:color w:val="CCCCCC"/>
+          <w:kern w:val="0"/>
+          <w:sz w:val="21"/>
+          <w:szCs w:val="21"/>
+          <w:lang w:eastAsia="en-GB"/>
+          <w14:ligatures w14:val="none"/>
+        </w:rPr>
+        <w:t>Xh</w:t>
+      </w:r>
+      <w:proofErr w:type="spellEnd"/>
+      <w:r>
+        <w:rPr>
+          <w:rFonts w:ascii="Consolas" w:eastAsia="Times New Roman" w:hAnsi="Consolas" w:cs="Times New Roman"/>
+          <w:color w:val="CCCCCC"/>
+          <w:kern w:val="0"/>
+          <w:sz w:val="21"/>
+          <w:szCs w:val="21"/>
+          <w:lang w:eastAsia="en-GB"/>
+          <w14:ligatures w14:val="none"/>
+        </w:rPr>
+        <w:t>/week).</w:t>
+      </w:r>
+    </w:p>
+    <w:p>
+      <w:pPr>
+        <w:pStyle w:val="ListParagraph"/>
+        <w:numPr>
+          <w:ilvl w:val="0"/>
+          <w:numId w:val="6"/>
+        </w:numPr>
+        <w:shd w:val="clear" w:color="auto" w:fill="1F1F1F"/>
+        <w:spacing w:after="0" w:line="285" w:lineRule="atLeast"/>
+        <w:rPr>
+          <w:rFonts w:ascii="Consolas" w:eastAsia="Times New Roman" w:hAnsi="Consolas" w:cs="Times New Roman"/>
+          <w:color w:val="CCCCCC"/>
+          <w:kern w:val="0"/>
+          <w:sz w:val="21"/>
+          <w:szCs w:val="21"/>
+          <w:lang w:eastAsia="en-GB"/>
+          <w14:ligatures w14:val="none"/>
+        </w:rPr>
+      </w:pPr>
+      <w:r>
+        <w:rPr>
+          <w:rFonts w:ascii="Consolas" w:eastAsia="Times New Roman" w:hAnsi="Consolas" w:cs="Times New Roman"/>
+          <w:color w:val="6796E6"/>
+          <w:kern w:val="0"/>
+          <w:sz w:val="21"/>
+          <w:szCs w:val="21"/>
+          <w:lang w:eastAsia="en-GB"/>
+          <w14:ligatures w14:val="none"/>
+        </w:rPr>
+        <w:t>-</w:t>
+      </w:r>
+      <w:r>
+        <w:rPr>
+          <w:rFonts w:ascii="Consolas" w:eastAsia="Times New Roman" w:hAnsi="Consolas" w:cs="Times New Roman"/>
+          <w:color w:val="CCCCCC"/>
+          <w:kern w:val="0"/>
+          <w:sz w:val="21"/>
+          <w:szCs w:val="21"/>
+          <w:lang w:eastAsia="en-GB"/>
+          <w14:ligatures w14:val="none"/>
+        </w:rPr>
+        <w:t xml:space="preserve"> Trigger:</w:t>
+      </w:r>
+    </w:p>
+    <w:p>
+      <w:pPr>
+        <w:pStyle w:val="ListParagraph"/>
+        <w:numPr>
+          <w:ilvl w:val="0"/>
+          <w:numId w:val="6"/>
+        </w:numPr>
+        <w:shd w:val="clear" w:color="auto" w:fill="1F1F1F"/>
+        <w:spacing w:after="0" w:line="285" w:lineRule="atLeast"/>
+        <w:rPr>
+          <w:rFonts w:ascii="Consolas" w:eastAsia="Times New Roman" w:hAnsi="Consolas" w:cs="Times New Roman"/>
+          <w:color w:val="CCCCCC"/>
+          <w:kern w:val="0"/>
+          <w:sz w:val="21"/>
+          <w:szCs w:val="21"/>
+          <w:lang w:eastAsia="en-GB"/>
+          <w14:ligatures w14:val="none"/>
+        </w:rPr>
+      </w:pPr>
+      <w:r>
+        <w:rPr>
+          <w:rFonts w:ascii="Consolas" w:eastAsia="Times New Roman" w:hAnsi="Consolas" w:cs="Times New Roman"/>
+          <w:color w:val="CCCCCC"/>
+          <w:kern w:val="0"/>
+          <w:sz w:val="21"/>
+          <w:szCs w:val="21"/>
+          <w:lang w:eastAsia="en-GB"/>
+          <w14:ligatures w14:val="none"/>
+        </w:rPr>
+        <w:t xml:space="preserve">  </w:t>
+      </w:r>
+      <w:r>
+        <w:rPr>
+          <w:rFonts w:ascii="Consolas" w:eastAsia="Times New Roman" w:hAnsi="Consolas" w:cs="Times New Roman"/>
+          <w:color w:val="6796E6"/>
+          <w:kern w:val="0"/>
+          <w:sz w:val="21"/>
+          <w:szCs w:val="21"/>
+          <w:lang w:eastAsia="en-GB"/>
+          <w14:ligatures w14:val="none"/>
+        </w:rPr>
+        <w:t>-</w:t>
+      </w:r>
+      <w:r>
+        <w:rPr>
+          <w:rFonts w:ascii="Consolas" w:eastAsia="Times New Roman" w:hAnsi="Consolas" w:cs="Times New Roman"/>
+          <w:color w:val="CCCCCC"/>
+          <w:kern w:val="0"/>
+          <w:sz w:val="21"/>
+          <w:szCs w:val="21"/>
+          <w:lang w:eastAsia="en-GB"/>
+          <w14:ligatures w14:val="none"/>
+        </w:rPr>
+        <w:t xml:space="preserve"> </w:t>
+      </w:r>
+      <w:r>
+        <w:rPr>
+          <w:rFonts w:ascii="Consolas" w:eastAsia="Times New Roman" w:hAnsi="Consolas" w:cs="Times New Roman"/>
+          <w:color w:val="CE9178"/>
+          <w:kern w:val="0"/>
+          <w:sz w:val="21"/>
+          <w:szCs w:val="21"/>
+          <w:lang w:eastAsia="en-GB"/>
+          <w14:ligatures w14:val="none"/>
+        </w:rPr>
+        <w:t>`</w:t>
+      </w:r>
+      <w:proofErr w:type="spellStart"/>
+      <w:r>
+        <w:rPr>
+          <w:rFonts w:ascii="Consolas" w:eastAsia="Times New Roman" w:hAnsi="Consolas" w:cs="Times New Roman"/>
+          <w:color w:val="CE9178"/>
+          <w:kern w:val="0"/>
+          <w:sz w:val="21"/>
+          <w:szCs w:val="21"/>
+          <w:lang w:eastAsia="en-GB"/>
+          <w14:ligatures w14:val="none"/>
+        </w:rPr>
+        <w:t>isTimeConstrained</w:t>
+      </w:r>
+      <w:proofErr w:type="spellEnd"/>
+      <w:r>
+        <w:rPr>
+          <w:rFonts w:ascii="Consolas" w:eastAsia="Times New Roman" w:hAnsi="Consolas" w:cs="Times New Roman"/>
+          <w:color w:val="CE9178"/>
+          <w:kern w:val="0"/>
+          <w:sz w:val="21"/>
+          <w:szCs w:val="21"/>
+          <w:lang w:eastAsia="en-GB"/>
+          <w14:ligatures w14:val="none"/>
+        </w:rPr>
+        <w:t xml:space="preserve"> === false`</w:t>
+      </w:r>
+    </w:p>
+    <w:p>
+      <w:pPr>
+        <w:pStyle w:val="ListParagraph"/>
+        <w:numPr>
+          <w:ilvl w:val="0"/>
+          <w:numId w:val="6"/>
+        </w:numPr>
+        <w:shd w:val="clear" w:color="auto" w:fill="1F1F1F"/>
+        <w:spacing w:after="0" w:line="285" w:lineRule="atLeast"/>
+        <w:rPr>
+          <w:rFonts w:ascii="Consolas" w:eastAsia="Times New Roman" w:hAnsi="Consolas" w:cs="Times New Roman"/>
+          <w:color w:val="CCCCCC"/>
+          <w:kern w:val="0"/>
+          <w:sz w:val="21"/>
+          <w:szCs w:val="21"/>
+          <w:lang w:eastAsia="en-GB"/>
+          <w14:ligatures w14:val="none"/>
+        </w:rPr>
+      </w:pPr>
+      <w:r>
+        <w:rPr>
+          <w:rFonts w:ascii="Consolas" w:eastAsia="Times New Roman" w:hAnsi="Consolas" w:cs="Times New Roman"/>
+          <w:color w:val="CCCCCC"/>
+          <w:kern w:val="0"/>
+          <w:sz w:val="21"/>
+          <w:szCs w:val="21"/>
+          <w:lang w:eastAsia="en-GB"/>
+          <w14:ligatures w14:val="none"/>
+        </w:rPr>
+        <w:t xml:space="preserve">  </w:t>
+      </w:r>
+      <w:r>
+        <w:rPr>
+          <w:rFonts w:ascii="Consolas" w:eastAsia="Times New Roman" w:hAnsi="Consolas" w:cs="Times New Roman"/>
+          <w:color w:val="6796E6"/>
+          <w:kern w:val="0"/>
+          <w:sz w:val="21"/>
+          <w:szCs w:val="21"/>
+          <w:lang w:eastAsia="en-GB"/>
+          <w14:ligatures w14:val="none"/>
+        </w:rPr>
+        <w:t>-</w:t>
+      </w:r>
+      <w:r>
+        <w:rPr>
+          <w:rFonts w:ascii="Consolas" w:eastAsia="Times New Roman" w:hAnsi="Consolas" w:cs="Times New Roman"/>
+          <w:color w:val="CCCCCC"/>
+          <w:kern w:val="0"/>
+          <w:sz w:val="21"/>
+          <w:szCs w:val="21"/>
+          <w:lang w:eastAsia="en-GB"/>
+          <w14:ligatures w14:val="none"/>
+        </w:rPr>
+        <w:t xml:space="preserve"> </w:t>
+      </w:r>
+      <w:r>
+        <w:rPr>
+          <w:rFonts w:ascii="Consolas" w:eastAsia="Times New Roman" w:hAnsi="Consolas" w:cs="Times New Roman"/>
+          <w:color w:val="CE9178"/>
+          <w:kern w:val="0"/>
+          <w:sz w:val="21"/>
+          <w:szCs w:val="21"/>
+          <w:lang w:eastAsia="en-GB"/>
+          <w14:ligatures w14:val="none"/>
+        </w:rPr>
+        <w:t>`</w:t>
+      </w:r>
+      <w:proofErr w:type="spellStart"/>
+      <w:r>
+        <w:rPr>
+          <w:rFonts w:ascii="Consolas" w:eastAsia="Times New Roman" w:hAnsi="Consolas" w:cs="Times New Roman"/>
+          <w:color w:val="CE9178"/>
+          <w:kern w:val="0"/>
+          <w:sz w:val="21"/>
+          <w:szCs w:val="21"/>
+          <w:lang w:eastAsia="en-GB"/>
+          <w14:ligatures w14:val="none"/>
+        </w:rPr>
+        <w:t>successfulBlocks.length</w:t>
+      </w:r>
+      <w:proofErr w:type="spellEnd"/>
+      <w:r>
+        <w:rPr>
+          <w:rFonts w:ascii="Consolas" w:eastAsia="Times New Roman" w:hAnsi="Consolas" w:cs="Times New Roman"/>
+          <w:color w:val="CE9178"/>
+          <w:kern w:val="0"/>
+          <w:sz w:val="21"/>
+          <w:szCs w:val="21"/>
+          <w:lang w:eastAsia="en-GB"/>
+          <w14:ligatures w14:val="none"/>
+        </w:rPr>
+        <w:t xml:space="preserve"> &gt; 0`</w:t>
+      </w:r>
+    </w:p>
+    <w:p>
+      <w:pPr>
+        <w:pStyle w:val="ListParagraph"/>
+        <w:numPr>
+          <w:ilvl w:val="0"/>
+          <w:numId w:val="6"/>
+        </w:numPr>
+        <w:shd w:val="clear" w:color="auto" w:fill="1F1F1F"/>
+        <w:spacing w:after="0" w:line="285" w:lineRule="atLeast"/>
+        <w:rPr>
+          <w:rFonts w:ascii="Consolas" w:eastAsia="Times New Roman" w:hAnsi="Consolas" w:cs="Times New Roman"/>
+          <w:color w:val="CCCCCC"/>
+          <w:kern w:val="0"/>
+          <w:sz w:val="21"/>
+          <w:szCs w:val="21"/>
+          <w:lang w:eastAsia="en-GB"/>
+          <w14:ligatures w14:val="none"/>
+        </w:rPr>
+      </w:pPr>
+      <w:r>
+        <w:rPr>
+          <w:rFonts w:ascii="Consolas" w:eastAsia="Times New Roman" w:hAnsi="Consolas" w:cs="Times New Roman"/>
+          <w:color w:val="CCCCCC"/>
+          <w:kern w:val="0"/>
+          <w:sz w:val="21"/>
+          <w:szCs w:val="21"/>
+          <w:lang w:eastAsia="en-GB"/>
+          <w14:ligatures w14:val="none"/>
+        </w:rPr>
+        <w:t xml:space="preserve">  </w:t>
+      </w:r>
+      <w:r>
+        <w:rPr>
+          <w:rFonts w:ascii="Consolas" w:eastAsia="Times New Roman" w:hAnsi="Consolas" w:cs="Times New Roman"/>
+          <w:color w:val="6796E6"/>
+          <w:kern w:val="0"/>
+          <w:sz w:val="21"/>
+          <w:szCs w:val="21"/>
+          <w:lang w:eastAsia="en-GB"/>
+          <w14:ligatures w14:val="none"/>
+        </w:rPr>
+        <w:t>-</w:t>
+      </w:r>
+      <w:r>
+        <w:rPr>
+          <w:rFonts w:ascii="Consolas" w:eastAsia="Times New Roman" w:hAnsi="Consolas" w:cs="Times New Roman"/>
+          <w:color w:val="CCCCCC"/>
+          <w:kern w:val="0"/>
+          <w:sz w:val="21"/>
+          <w:szCs w:val="21"/>
+          <w:lang w:eastAsia="en-GB"/>
+          <w14:ligatures w14:val="none"/>
+        </w:rPr>
+        <w:t xml:space="preserve"> </w:t>
+      </w:r>
+      <w:r>
+        <w:rPr>
+          <w:rFonts w:ascii="Consolas" w:eastAsia="Times New Roman" w:hAnsi="Consolas" w:cs="Times New Roman"/>
+          <w:color w:val="CE9178"/>
+          <w:kern w:val="0"/>
+          <w:sz w:val="21"/>
+          <w:szCs w:val="21"/>
+          <w:lang w:eastAsia="en-GB"/>
+          <w14:ligatures w14:val="none"/>
+        </w:rPr>
+        <w:t>`</w:t>
+      </w:r>
+      <w:proofErr w:type="spellStart"/>
+      <w:r>
+        <w:rPr>
+          <w:rFonts w:ascii="Consolas" w:eastAsia="Times New Roman" w:hAnsi="Consolas" w:cs="Times New Roman"/>
+          <w:color w:val="CE9178"/>
+          <w:kern w:val="0"/>
+          <w:sz w:val="21"/>
+          <w:szCs w:val="21"/>
+          <w:lang w:eastAsia="en-GB"/>
+          <w14:ligatures w14:val="none"/>
+        </w:rPr>
+        <w:t>isCapped</w:t>
+      </w:r>
+      <w:proofErr w:type="spellEnd"/>
+      <w:r>
+        <w:rPr>
+          <w:rFonts w:ascii="Consolas" w:eastAsia="Times New Roman" w:hAnsi="Consolas" w:cs="Times New Roman"/>
+          <w:color w:val="CE9178"/>
+          <w:kern w:val="0"/>
+          <w:sz w:val="21"/>
+          <w:szCs w:val="21"/>
+          <w:lang w:eastAsia="en-GB"/>
+          <w14:ligatures w14:val="none"/>
+        </w:rPr>
+        <w:t xml:space="preserve"> === false`</w:t>
+      </w:r>
+    </w:p>
+    <w:p>
+      <w:pPr>
+        <w:pStyle w:val="ListParagraph"/>
+        <w:numPr>
+          <w:ilvl w:val="0"/>
+          <w:numId w:val="6"/>
+        </w:numPr>
+        <w:shd w:val="clear" w:color="auto" w:fill="1F1F1F"/>
+        <w:spacing w:after="0" w:line="285" w:lineRule="atLeast"/>
+        <w:rPr>
+          <w:rFonts w:ascii="Consolas" w:eastAsia="Times New Roman" w:hAnsi="Consolas" w:cs="Times New Roman"/>
+          <w:color w:val="CCCCCC"/>
+          <w:kern w:val="0"/>
+          <w:sz w:val="21"/>
+          <w:szCs w:val="21"/>
+          <w:lang w:eastAsia="en-GB"/>
+          <w14:ligatures w14:val="none"/>
+        </w:rPr>
+      </w:pPr>
+    </w:p>
+    <w:p>
+      <w:pPr>
+        <w:pStyle w:val="ListParagraph"/>
+        <w:numPr>
+          <w:ilvl w:val="0"/>
+          <w:numId w:val="6"/>
+        </w:numPr>
+        <w:shd w:val="clear" w:color="auto" w:fill="1F1F1F"/>
+        <w:spacing w:after="0" w:line="285" w:lineRule="atLeast"/>
+        <w:rPr>
+          <w:rFonts w:ascii="Consolas" w:eastAsia="Times New Roman" w:hAnsi="Consolas" w:cs="Times New Roman"/>
+          <w:color w:val="CCCCCC"/>
+          <w:kern w:val="0"/>
+          <w:sz w:val="21"/>
+          <w:szCs w:val="21"/>
+          <w:lang w:eastAsia="en-GB"/>
+          <w14:ligatures w14:val="none"/>
+        </w:rPr>
+      </w:pPr>
+      <w:r>
+        <w:rPr>
+          <w:rFonts w:ascii="Consolas" w:eastAsia="Times New Roman" w:hAnsi="Consolas" w:cs="Times New Roman"/>
+          <w:b/>
+          <w:bCs/>
+          <w:color w:val="569CD6"/>
+          <w:kern w:val="0"/>
+          <w:sz w:val="21"/>
+          <w:szCs w:val="21"/>
+          <w:lang w:eastAsia="en-GB"/>
+          <w14:ligatures w14:val="none"/>
+        </w:rPr>
+        <w:t>### 7) Proven-formula line 2</w:t>
+      </w:r>
+    </w:p>
+    <w:p>
+      <w:pPr>
+        <w:pStyle w:val="ListParagraph"/>
+        <w:numPr>
+          <w:ilvl w:val="0"/>
+          <w:numId w:val="6"/>
+        </w:numPr>
+        <w:shd w:val="clear" w:color="auto" w:fill="1F1F1F"/>
+        <w:spacing w:after="0" w:line="285" w:lineRule="atLeast"/>
+        <w:rPr>
+          <w:rFonts w:ascii="Consolas" w:eastAsia="Times New Roman" w:hAnsi="Consolas" w:cs="Times New Roman"/>
+          <w:color w:val="CCCCCC"/>
+          <w:kern w:val="0"/>
+          <w:sz w:val="21"/>
+          <w:szCs w:val="21"/>
+          <w:lang w:eastAsia="en-GB"/>
+          <w14:ligatures w14:val="none"/>
+        </w:rPr>
+      </w:pPr>
+      <w:r>
+        <w:rPr>
+          <w:rFonts w:ascii="Consolas" w:eastAsia="Times New Roman" w:hAnsi="Consolas" w:cs="Times New Roman"/>
+          <w:color w:val="6796E6"/>
+          <w:kern w:val="0"/>
+          <w:sz w:val="21"/>
+          <w:szCs w:val="21"/>
+          <w:lang w:eastAsia="en-GB"/>
+          <w14:ligatures w14:val="none"/>
+        </w:rPr>
+        <w:t>-</w:t>
+      </w:r>
+      <w:r>
+        <w:rPr>
+          <w:rFonts w:ascii="Consolas" w:eastAsia="Times New Roman" w:hAnsi="Consolas" w:cs="Times New Roman"/>
+          <w:color w:val="CCCCCC"/>
+          <w:kern w:val="0"/>
+          <w:sz w:val="21"/>
+          <w:szCs w:val="21"/>
+          <w:lang w:eastAsia="en-GB"/>
+          <w14:ligatures w14:val="none"/>
+        </w:rPr>
+        <w:t xml:space="preserve"> Text pattern:</w:t>
+      </w:r>
+    </w:p>
+    <w:p>
+      <w:pPr>
+        <w:pStyle w:val="ListParagraph"/>
+        <w:numPr>
+          <w:ilvl w:val="0"/>
+          <w:numId w:val="6"/>
+        </w:numPr>
+        <w:shd w:val="clear" w:color="auto" w:fill="1F1F1F"/>
+        <w:spacing w:after="0" w:line="285" w:lineRule="atLeast"/>
+        <w:rPr>
+          <w:rFonts w:ascii="Consolas" w:eastAsia="Times New Roman" w:hAnsi="Consolas" w:cs="Times New Roman"/>
+          <w:color w:val="CCCCCC"/>
+          <w:kern w:val="0"/>
+          <w:sz w:val="21"/>
+          <w:szCs w:val="21"/>
+          <w:lang w:eastAsia="en-GB"/>
+          <w14:ligatures w14:val="none"/>
+        </w:rPr>
+      </w:pPr>
+      <w:r>
+        <w:rPr>
+          <w:rFonts w:ascii="Consolas" w:eastAsia="Times New Roman" w:hAnsi="Consolas" w:cs="Times New Roman"/>
+          <w:color w:val="CCCCCC"/>
+          <w:kern w:val="0"/>
+          <w:sz w:val="21"/>
+          <w:szCs w:val="21"/>
+          <w:lang w:eastAsia="en-GB"/>
+          <w14:ligatures w14:val="none"/>
+        </w:rPr>
+        <w:t xml:space="preserve">  </w:t>
+      </w:r>
+      <w:r>
+        <w:rPr>
+          <w:rFonts w:ascii="Consolas" w:eastAsia="Times New Roman" w:hAnsi="Consolas" w:cs="Times New Roman"/>
+          <w:color w:val="6796E6"/>
+          <w:kern w:val="0"/>
+          <w:sz w:val="21"/>
+          <w:szCs w:val="21"/>
+          <w:lang w:eastAsia="en-GB"/>
+          <w14:ligatures w14:val="none"/>
+        </w:rPr>
+        <w:t>-</w:t>
+      </w:r>
+      <w:r>
+        <w:rPr>
+          <w:rFonts w:ascii="Consolas" w:eastAsia="Times New Roman" w:hAnsi="Consolas" w:cs="Times New Roman"/>
+          <w:color w:val="CCCCCC"/>
+          <w:kern w:val="0"/>
+          <w:sz w:val="21"/>
+          <w:szCs w:val="21"/>
+          <w:lang w:eastAsia="en-GB"/>
+          <w14:ligatures w14:val="none"/>
+        </w:rPr>
+        <w:t xml:space="preserve"> This plan maintains similar volume while tailoring zones to your goal.</w:t>
+      </w:r>
+    </w:p>
+    <w:p>
+      <w:pPr>
+        <w:pStyle w:val="ListParagraph"/>
+        <w:numPr>
+          <w:ilvl w:val="0"/>
+          <w:numId w:val="6"/>
+        </w:numPr>
+        <w:shd w:val="clear" w:color="auto" w:fill="1F1F1F"/>
+        <w:spacing w:after="0" w:line="285" w:lineRule="atLeast"/>
+        <w:rPr>
+          <w:rFonts w:ascii="Consolas" w:eastAsia="Times New Roman" w:hAnsi="Consolas" w:cs="Times New Roman"/>
+          <w:color w:val="CCCCCC"/>
+          <w:kern w:val="0"/>
+          <w:sz w:val="21"/>
+          <w:szCs w:val="21"/>
+          <w:lang w:eastAsia="en-GB"/>
+          <w14:ligatures w14:val="none"/>
+        </w:rPr>
+      </w:pPr>
+      <w:r>
+        <w:rPr>
+          <w:rFonts w:ascii="Consolas" w:eastAsia="Times New Roman" w:hAnsi="Consolas" w:cs="Times New Roman"/>
+          <w:color w:val="6796E6"/>
+          <w:kern w:val="0"/>
+          <w:sz w:val="21"/>
+          <w:szCs w:val="21"/>
+          <w:lang w:eastAsia="en-GB"/>
+          <w14:ligatures w14:val="none"/>
+        </w:rPr>
+        <w:t>-</w:t>
+      </w:r>
+      <w:r>
+        <w:rPr>
+          <w:rFonts w:ascii="Consolas" w:eastAsia="Times New Roman" w:hAnsi="Consolas" w:cs="Times New Roman"/>
+          <w:color w:val="CCCCCC"/>
+          <w:kern w:val="0"/>
+          <w:sz w:val="21"/>
+          <w:szCs w:val="21"/>
+          <w:lang w:eastAsia="en-GB"/>
+          <w14:ligatures w14:val="none"/>
+        </w:rPr>
+        <w:t xml:space="preserve"> Trigger:</w:t>
+      </w:r>
+    </w:p>
+    <w:p>
+      <w:pPr>
+        <w:pStyle w:val="ListParagraph"/>
+        <w:numPr>
+          <w:ilvl w:val="0"/>
+          <w:numId w:val="6"/>
+        </w:numPr>
+        <w:shd w:val="clear" w:color="auto" w:fill="1F1F1F"/>
+        <w:spacing w:after="0" w:line="285" w:lineRule="atLeast"/>
+        <w:rPr>
+          <w:rFonts w:ascii="Consolas" w:eastAsia="Times New Roman" w:hAnsi="Consolas" w:cs="Times New Roman"/>
+          <w:color w:val="CCCCCC"/>
+          <w:kern w:val="0"/>
+          <w:sz w:val="21"/>
+          <w:szCs w:val="21"/>
+          <w:lang w:eastAsia="en-GB"/>
+          <w14:ligatures w14:val="none"/>
+        </w:rPr>
+      </w:pPr>
+      <w:r>
+        <w:rPr>
+          <w:rFonts w:ascii="Consolas" w:eastAsia="Times New Roman" w:hAnsi="Consolas" w:cs="Times New Roman"/>
+          <w:color w:val="CCCCCC"/>
+          <w:kern w:val="0"/>
+          <w:sz w:val="21"/>
+          <w:szCs w:val="21"/>
+          <w:lang w:eastAsia="en-GB"/>
+          <w14:ligatures w14:val="none"/>
+        </w:rPr>
+        <w:t xml:space="preserve">  </w:t>
+      </w:r>
+      <w:r>
+        <w:rPr>
+          <w:rFonts w:ascii="Consolas" w:eastAsia="Times New Roman" w:hAnsi="Consolas" w:cs="Times New Roman"/>
+          <w:color w:val="6796E6"/>
+          <w:kern w:val="0"/>
+          <w:sz w:val="21"/>
+          <w:szCs w:val="21"/>
+          <w:lang w:eastAsia="en-GB"/>
+          <w14:ligatures w14:val="none"/>
+        </w:rPr>
+        <w:t>-</w:t>
+      </w:r>
+      <w:r>
+        <w:rPr>
+          <w:rFonts w:ascii="Consolas" w:eastAsia="Times New Roman" w:hAnsi="Consolas" w:cs="Times New Roman"/>
+          <w:color w:val="CCCCCC"/>
+          <w:kern w:val="0"/>
+          <w:sz w:val="21"/>
+          <w:szCs w:val="21"/>
+          <w:lang w:eastAsia="en-GB"/>
+          <w14:ligatures w14:val="none"/>
+        </w:rPr>
+        <w:t xml:space="preserve"> Same branch as proven-formula line 1.</w:t>
+      </w:r>
+    </w:p>
+    <w:p>
+      <w:pPr>
+        <w:pStyle w:val="ListParagraph"/>
+        <w:numPr>
+          <w:ilvl w:val="0"/>
+          <w:numId w:val="6"/>
+        </w:numPr>
+        <w:shd w:val="clear" w:color="auto" w:fill="1F1F1F"/>
+        <w:spacing w:after="0" w:line="285" w:lineRule="atLeast"/>
+        <w:rPr>
+          <w:rFonts w:ascii="Consolas" w:eastAsia="Times New Roman" w:hAnsi="Consolas" w:cs="Times New Roman"/>
+          <w:color w:val="CCCCCC"/>
+          <w:kern w:val="0"/>
+          <w:sz w:val="21"/>
+          <w:szCs w:val="21"/>
+          <w:lang w:eastAsia="en-GB"/>
+          <w14:ligatures w14:val="none"/>
+        </w:rPr>
+      </w:pPr>
+    </w:p>
+    <w:p>
+      <w:pPr>
+        <w:pStyle w:val="ListParagraph"/>
+        <w:numPr>
+          <w:ilvl w:val="0"/>
+          <w:numId w:val="6"/>
+        </w:numPr>
+        <w:shd w:val="clear" w:color="auto" w:fill="1F1F1F"/>
+        <w:spacing w:after="0" w:line="285" w:lineRule="atLeast"/>
+        <w:rPr>
+          <w:rFonts w:ascii="Consolas" w:eastAsia="Times New Roman" w:hAnsi="Consolas" w:cs="Times New Roman"/>
+          <w:color w:val="CCCCCC"/>
+          <w:kern w:val="0"/>
+          <w:sz w:val="21"/>
+          <w:szCs w:val="21"/>
+          <w:lang w:eastAsia="en-GB"/>
+          <w14:ligatures w14:val="none"/>
+        </w:rPr>
+      </w:pPr>
+      <w:r>
+        <w:rPr>
+          <w:rFonts w:ascii="Consolas" w:eastAsia="Times New Roman" w:hAnsi="Consolas" w:cs="Times New Roman"/>
+          <w:b/>
+          <w:bCs/>
+          <w:color w:val="569CD6"/>
+          <w:kern w:val="0"/>
+          <w:sz w:val="21"/>
+          <w:szCs w:val="21"/>
+          <w:lang w:eastAsia="en-GB"/>
+          <w14:ligatures w14:val="none"/>
+        </w:rPr>
+        <w:t>### 8) Proven safe-build variant</w:t>
+      </w:r>
+    </w:p>
+    <w:p>
+      <w:pPr>
+        <w:pStyle w:val="ListParagraph"/>
+        <w:numPr>
+          <w:ilvl w:val="0"/>
+          <w:numId w:val="6"/>
+        </w:numPr>
+        <w:shd w:val="clear" w:color="auto" w:fill="1F1F1F"/>
+        <w:spacing w:after="0" w:line="285" w:lineRule="atLeast"/>
+        <w:rPr>
+          <w:rFonts w:ascii="Consolas" w:eastAsia="Times New Roman" w:hAnsi="Consolas" w:cs="Times New Roman"/>
+          <w:color w:val="CCCCCC"/>
+          <w:kern w:val="0"/>
+          <w:sz w:val="21"/>
+          <w:szCs w:val="21"/>
+          <w:lang w:eastAsia="en-GB"/>
+          <w14:ligatures w14:val="none"/>
+        </w:rPr>
+      </w:pPr>
+      <w:r>
+        <w:rPr>
+          <w:rFonts w:ascii="Consolas" w:eastAsia="Times New Roman" w:hAnsi="Consolas" w:cs="Times New Roman"/>
+          <w:color w:val="6796E6"/>
+          <w:kern w:val="0"/>
+          <w:sz w:val="21"/>
+          <w:szCs w:val="21"/>
+          <w:lang w:eastAsia="en-GB"/>
+          <w14:ligatures w14:val="none"/>
+        </w:rPr>
+        <w:t>-</w:t>
+      </w:r>
+      <w:r>
+        <w:rPr>
+          <w:rFonts w:ascii="Consolas" w:eastAsia="Times New Roman" w:hAnsi="Consolas" w:cs="Times New Roman"/>
+          <w:color w:val="CCCCCC"/>
+          <w:kern w:val="0"/>
+          <w:sz w:val="21"/>
+          <w:szCs w:val="21"/>
+          <w:lang w:eastAsia="en-GB"/>
+          <w14:ligatures w14:val="none"/>
+        </w:rPr>
+        <w:t xml:space="preserve"> Text:</w:t>
+      </w:r>
+    </w:p>
+    <w:p>
+      <w:pPr>
+        <w:pStyle w:val="ListParagraph"/>
+        <w:numPr>
+          <w:ilvl w:val="0"/>
+          <w:numId w:val="6"/>
+        </w:numPr>
+        <w:shd w:val="clear" w:color="auto" w:fill="1F1F1F"/>
+        <w:spacing w:after="0" w:line="285" w:lineRule="atLeast"/>
+        <w:rPr>
+          <w:rFonts w:ascii="Consolas" w:eastAsia="Times New Roman" w:hAnsi="Consolas" w:cs="Times New Roman"/>
+          <w:color w:val="CCCCCC"/>
+          <w:kern w:val="0"/>
+          <w:sz w:val="21"/>
+          <w:szCs w:val="21"/>
+          <w:lang w:eastAsia="en-GB"/>
+          <w14:ligatures w14:val="none"/>
+        </w:rPr>
+      </w:pPr>
+      <w:r>
+        <w:rPr>
+          <w:rFonts w:ascii="Consolas" w:eastAsia="Times New Roman" w:hAnsi="Consolas" w:cs="Times New Roman"/>
+          <w:color w:val="CCCCCC"/>
+          <w:kern w:val="0"/>
+          <w:sz w:val="21"/>
+          <w:szCs w:val="21"/>
+          <w:lang w:eastAsia="en-GB"/>
+          <w14:ligatures w14:val="none"/>
+        </w:rPr>
+        <w:lastRenderedPageBreak/>
+        <w:t xml:space="preserve">  </w:t>
+      </w:r>
+      <w:r>
+        <w:rPr>
+          <w:rFonts w:ascii="Consolas" w:eastAsia="Times New Roman" w:hAnsi="Consolas" w:cs="Times New Roman"/>
+          <w:color w:val="6796E6"/>
+          <w:kern w:val="0"/>
+          <w:sz w:val="21"/>
+          <w:szCs w:val="21"/>
+          <w:lang w:eastAsia="en-GB"/>
+          <w14:ligatures w14:val="none"/>
+        </w:rPr>
+        <w:t>-</w:t>
+      </w:r>
+      <w:r>
+        <w:rPr>
+          <w:rFonts w:ascii="Consolas" w:eastAsia="Times New Roman" w:hAnsi="Consolas" w:cs="Times New Roman"/>
+          <w:color w:val="CCCCCC"/>
+          <w:kern w:val="0"/>
+          <w:sz w:val="21"/>
+          <w:szCs w:val="21"/>
+          <w:lang w:eastAsia="en-GB"/>
+          <w14:ligatures w14:val="none"/>
+        </w:rPr>
+        <w:t xml:space="preserve"> Your physiology responds well to volume, so we will build towards that safely.</w:t>
+      </w:r>
+    </w:p>
+    <w:p>
+      <w:pPr>
+        <w:pStyle w:val="ListParagraph"/>
+        <w:numPr>
+          <w:ilvl w:val="0"/>
+          <w:numId w:val="6"/>
+        </w:numPr>
+        <w:shd w:val="clear" w:color="auto" w:fill="1F1F1F"/>
+        <w:spacing w:after="0" w:line="285" w:lineRule="atLeast"/>
+        <w:rPr>
+          <w:rFonts w:ascii="Consolas" w:eastAsia="Times New Roman" w:hAnsi="Consolas" w:cs="Times New Roman"/>
+          <w:color w:val="CCCCCC"/>
+          <w:kern w:val="0"/>
+          <w:sz w:val="21"/>
+          <w:szCs w:val="21"/>
+          <w:lang w:eastAsia="en-GB"/>
+          <w14:ligatures w14:val="none"/>
+        </w:rPr>
+      </w:pPr>
+      <w:r>
+        <w:rPr>
+          <w:rFonts w:ascii="Consolas" w:eastAsia="Times New Roman" w:hAnsi="Consolas" w:cs="Times New Roman"/>
+          <w:color w:val="6796E6"/>
+          <w:kern w:val="0"/>
+          <w:sz w:val="21"/>
+          <w:szCs w:val="21"/>
+          <w:lang w:eastAsia="en-GB"/>
+          <w14:ligatures w14:val="none"/>
+        </w:rPr>
+        <w:t>-</w:t>
+      </w:r>
+      <w:r>
+        <w:rPr>
+          <w:rFonts w:ascii="Consolas" w:eastAsia="Times New Roman" w:hAnsi="Consolas" w:cs="Times New Roman"/>
+          <w:color w:val="CCCCCC"/>
+          <w:kern w:val="0"/>
+          <w:sz w:val="21"/>
+          <w:szCs w:val="21"/>
+          <w:lang w:eastAsia="en-GB"/>
+          <w14:ligatures w14:val="none"/>
+        </w:rPr>
+        <w:t xml:space="preserve"> Trigger:</w:t>
+      </w:r>
+    </w:p>
+    <w:p>
+      <w:pPr>
+        <w:pStyle w:val="ListParagraph"/>
+        <w:numPr>
+          <w:ilvl w:val="0"/>
+          <w:numId w:val="6"/>
+        </w:numPr>
+        <w:shd w:val="clear" w:color="auto" w:fill="1F1F1F"/>
+        <w:spacing w:after="0" w:line="285" w:lineRule="atLeast"/>
+        <w:rPr>
+          <w:rFonts w:ascii="Consolas" w:eastAsia="Times New Roman" w:hAnsi="Consolas" w:cs="Times New Roman"/>
+          <w:color w:val="CCCCCC"/>
+          <w:kern w:val="0"/>
+          <w:sz w:val="21"/>
+          <w:szCs w:val="21"/>
+          <w:lang w:eastAsia="en-GB"/>
+          <w14:ligatures w14:val="none"/>
+        </w:rPr>
+      </w:pPr>
+      <w:r>
+        <w:rPr>
+          <w:rFonts w:ascii="Consolas" w:eastAsia="Times New Roman" w:hAnsi="Consolas" w:cs="Times New Roman"/>
+          <w:color w:val="CCCCCC"/>
+          <w:kern w:val="0"/>
+          <w:sz w:val="21"/>
+          <w:szCs w:val="21"/>
+          <w:lang w:eastAsia="en-GB"/>
+          <w14:ligatures w14:val="none"/>
+        </w:rPr>
+        <w:t xml:space="preserve">  </w:t>
+      </w:r>
+      <w:r>
+        <w:rPr>
+          <w:rFonts w:ascii="Consolas" w:eastAsia="Times New Roman" w:hAnsi="Consolas" w:cs="Times New Roman"/>
+          <w:color w:val="6796E6"/>
+          <w:kern w:val="0"/>
+          <w:sz w:val="21"/>
+          <w:szCs w:val="21"/>
+          <w:lang w:eastAsia="en-GB"/>
+          <w14:ligatures w14:val="none"/>
+        </w:rPr>
+        <w:t>-</w:t>
+      </w:r>
+      <w:r>
+        <w:rPr>
+          <w:rFonts w:ascii="Consolas" w:eastAsia="Times New Roman" w:hAnsi="Consolas" w:cs="Times New Roman"/>
+          <w:color w:val="CCCCCC"/>
+          <w:kern w:val="0"/>
+          <w:sz w:val="21"/>
+          <w:szCs w:val="21"/>
+          <w:lang w:eastAsia="en-GB"/>
+          <w14:ligatures w14:val="none"/>
+        </w:rPr>
+        <w:t xml:space="preserve"> </w:t>
+      </w:r>
+      <w:r>
+        <w:rPr>
+          <w:rFonts w:ascii="Consolas" w:eastAsia="Times New Roman" w:hAnsi="Consolas" w:cs="Times New Roman"/>
+          <w:color w:val="CE9178"/>
+          <w:kern w:val="0"/>
+          <w:sz w:val="21"/>
+          <w:szCs w:val="21"/>
+          <w:lang w:eastAsia="en-GB"/>
+          <w14:ligatures w14:val="none"/>
+        </w:rPr>
+        <w:t>`</w:t>
+      </w:r>
+      <w:proofErr w:type="spellStart"/>
+      <w:r>
+        <w:rPr>
+          <w:rFonts w:ascii="Consolas" w:eastAsia="Times New Roman" w:hAnsi="Consolas" w:cs="Times New Roman"/>
+          <w:color w:val="CE9178"/>
+          <w:kern w:val="0"/>
+          <w:sz w:val="21"/>
+          <w:szCs w:val="21"/>
+          <w:lang w:eastAsia="en-GB"/>
+          <w14:ligatures w14:val="none"/>
+        </w:rPr>
+        <w:t>isTimeConstrained</w:t>
+      </w:r>
+      <w:proofErr w:type="spellEnd"/>
+      <w:r>
+        <w:rPr>
+          <w:rFonts w:ascii="Consolas" w:eastAsia="Times New Roman" w:hAnsi="Consolas" w:cs="Times New Roman"/>
+          <w:color w:val="CE9178"/>
+          <w:kern w:val="0"/>
+          <w:sz w:val="21"/>
+          <w:szCs w:val="21"/>
+          <w:lang w:eastAsia="en-GB"/>
+          <w14:ligatures w14:val="none"/>
+        </w:rPr>
+        <w:t xml:space="preserve"> === false`</w:t>
+      </w:r>
+    </w:p>
+    <w:p>
+      <w:pPr>
+        <w:pStyle w:val="ListParagraph"/>
+        <w:numPr>
+          <w:ilvl w:val="0"/>
+          <w:numId w:val="6"/>
+        </w:numPr>
+        <w:shd w:val="clear" w:color="auto" w:fill="1F1F1F"/>
+        <w:spacing w:after="0" w:line="285" w:lineRule="atLeast"/>
+        <w:rPr>
+          <w:rFonts w:ascii="Consolas" w:eastAsia="Times New Roman" w:hAnsi="Consolas" w:cs="Times New Roman"/>
+          <w:color w:val="CCCCCC"/>
+          <w:kern w:val="0"/>
+          <w:sz w:val="21"/>
+          <w:szCs w:val="21"/>
+          <w:lang w:eastAsia="en-GB"/>
+          <w14:ligatures w14:val="none"/>
+        </w:rPr>
+      </w:pPr>
+      <w:r>
+        <w:rPr>
+          <w:rFonts w:ascii="Consolas" w:eastAsia="Times New Roman" w:hAnsi="Consolas" w:cs="Times New Roman"/>
+          <w:color w:val="CCCCCC"/>
+          <w:kern w:val="0"/>
+          <w:sz w:val="21"/>
+          <w:szCs w:val="21"/>
+          <w:lang w:eastAsia="en-GB"/>
+          <w14:ligatures w14:val="none"/>
+        </w:rPr>
+        <w:t xml:space="preserve">  </w:t>
+      </w:r>
+      <w:r>
+        <w:rPr>
+          <w:rFonts w:ascii="Consolas" w:eastAsia="Times New Roman" w:hAnsi="Consolas" w:cs="Times New Roman"/>
+          <w:color w:val="6796E6"/>
+          <w:kern w:val="0"/>
+          <w:sz w:val="21"/>
+          <w:szCs w:val="21"/>
+          <w:lang w:eastAsia="en-GB"/>
+          <w14:ligatures w14:val="none"/>
+        </w:rPr>
+        <w:t>-</w:t>
+      </w:r>
+      <w:r>
+        <w:rPr>
+          <w:rFonts w:ascii="Consolas" w:eastAsia="Times New Roman" w:hAnsi="Consolas" w:cs="Times New Roman"/>
+          <w:color w:val="CCCCCC"/>
+          <w:kern w:val="0"/>
+          <w:sz w:val="21"/>
+          <w:szCs w:val="21"/>
+          <w:lang w:eastAsia="en-GB"/>
+          <w14:ligatures w14:val="none"/>
+        </w:rPr>
+        <w:t xml:space="preserve"> </w:t>
+      </w:r>
+      <w:r>
+        <w:rPr>
+          <w:rFonts w:ascii="Consolas" w:eastAsia="Times New Roman" w:hAnsi="Consolas" w:cs="Times New Roman"/>
+          <w:color w:val="CE9178"/>
+          <w:kern w:val="0"/>
+          <w:sz w:val="21"/>
+          <w:szCs w:val="21"/>
+          <w:lang w:eastAsia="en-GB"/>
+          <w14:ligatures w14:val="none"/>
+        </w:rPr>
+        <w:t>`</w:t>
+      </w:r>
+      <w:proofErr w:type="spellStart"/>
+      <w:r>
+        <w:rPr>
+          <w:rFonts w:ascii="Consolas" w:eastAsia="Times New Roman" w:hAnsi="Consolas" w:cs="Times New Roman"/>
+          <w:color w:val="CE9178"/>
+          <w:kern w:val="0"/>
+          <w:sz w:val="21"/>
+          <w:szCs w:val="21"/>
+          <w:lang w:eastAsia="en-GB"/>
+          <w14:ligatures w14:val="none"/>
+        </w:rPr>
+        <w:t>successfulBlocks.length</w:t>
+      </w:r>
+      <w:proofErr w:type="spellEnd"/>
+      <w:r>
+        <w:rPr>
+          <w:rFonts w:ascii="Consolas" w:eastAsia="Times New Roman" w:hAnsi="Consolas" w:cs="Times New Roman"/>
+          <w:color w:val="CE9178"/>
+          <w:kern w:val="0"/>
+          <w:sz w:val="21"/>
+          <w:szCs w:val="21"/>
+          <w:lang w:eastAsia="en-GB"/>
+          <w14:ligatures w14:val="none"/>
+        </w:rPr>
+        <w:t xml:space="preserve"> &gt; 0`</w:t>
+      </w:r>
+    </w:p>
+    <w:p>
+      <w:pPr>
+        <w:pStyle w:val="ListParagraph"/>
+        <w:numPr>
+          <w:ilvl w:val="0"/>
+          <w:numId w:val="6"/>
+        </w:numPr>
+        <w:shd w:val="clear" w:color="auto" w:fill="1F1F1F"/>
+        <w:spacing w:after="0" w:line="285" w:lineRule="atLeast"/>
+        <w:rPr>
+          <w:rFonts w:ascii="Consolas" w:eastAsia="Times New Roman" w:hAnsi="Consolas" w:cs="Times New Roman"/>
+          <w:color w:val="CCCCCC"/>
+          <w:kern w:val="0"/>
+          <w:sz w:val="21"/>
+          <w:szCs w:val="21"/>
+          <w:lang w:eastAsia="en-GB"/>
+          <w14:ligatures w14:val="none"/>
+        </w:rPr>
+      </w:pPr>
+      <w:r>
+        <w:rPr>
+          <w:rFonts w:ascii="Consolas" w:eastAsia="Times New Roman" w:hAnsi="Consolas" w:cs="Times New Roman"/>
+          <w:color w:val="CCCCCC"/>
+          <w:kern w:val="0"/>
+          <w:sz w:val="21"/>
+          <w:szCs w:val="21"/>
+          <w:lang w:eastAsia="en-GB"/>
+          <w14:ligatures w14:val="none"/>
+        </w:rPr>
+        <w:t xml:space="preserve">  </w:t>
+      </w:r>
+      <w:r>
+        <w:rPr>
+          <w:rFonts w:ascii="Consolas" w:eastAsia="Times New Roman" w:hAnsi="Consolas" w:cs="Times New Roman"/>
+          <w:color w:val="6796E6"/>
+          <w:kern w:val="0"/>
+          <w:sz w:val="21"/>
+          <w:szCs w:val="21"/>
+          <w:lang w:eastAsia="en-GB"/>
+          <w14:ligatures w14:val="none"/>
+        </w:rPr>
+        <w:t>-</w:t>
+      </w:r>
+      <w:r>
+        <w:rPr>
+          <w:rFonts w:ascii="Consolas" w:eastAsia="Times New Roman" w:hAnsi="Consolas" w:cs="Times New Roman"/>
+          <w:color w:val="CCCCCC"/>
+          <w:kern w:val="0"/>
+          <w:sz w:val="21"/>
+          <w:szCs w:val="21"/>
+          <w:lang w:eastAsia="en-GB"/>
+          <w14:ligatures w14:val="none"/>
+        </w:rPr>
+        <w:t xml:space="preserve"> </w:t>
+      </w:r>
+      <w:r>
+        <w:rPr>
+          <w:rFonts w:ascii="Consolas" w:eastAsia="Times New Roman" w:hAnsi="Consolas" w:cs="Times New Roman"/>
+          <w:color w:val="CE9178"/>
+          <w:kern w:val="0"/>
+          <w:sz w:val="21"/>
+          <w:szCs w:val="21"/>
+          <w:lang w:eastAsia="en-GB"/>
+          <w14:ligatures w14:val="none"/>
+        </w:rPr>
+        <w:t>`</w:t>
+      </w:r>
+      <w:proofErr w:type="spellStart"/>
+      <w:r>
+        <w:rPr>
+          <w:rFonts w:ascii="Consolas" w:eastAsia="Times New Roman" w:hAnsi="Consolas" w:cs="Times New Roman"/>
+          <w:color w:val="CE9178"/>
+          <w:kern w:val="0"/>
+          <w:sz w:val="21"/>
+          <w:szCs w:val="21"/>
+          <w:lang w:eastAsia="en-GB"/>
+          <w14:ligatures w14:val="none"/>
+        </w:rPr>
+        <w:t>isCapped</w:t>
+      </w:r>
+      <w:proofErr w:type="spellEnd"/>
+      <w:r>
+        <w:rPr>
+          <w:rFonts w:ascii="Consolas" w:eastAsia="Times New Roman" w:hAnsi="Consolas" w:cs="Times New Roman"/>
+          <w:color w:val="CE9178"/>
+          <w:kern w:val="0"/>
+          <w:sz w:val="21"/>
+          <w:szCs w:val="21"/>
+          <w:lang w:eastAsia="en-GB"/>
+          <w14:ligatures w14:val="none"/>
+        </w:rPr>
+        <w:t xml:space="preserve"> === true`</w:t>
+      </w:r>
+    </w:p>
+    <w:p>
+      <w:pPr>
+        <w:pStyle w:val="ListParagraph"/>
+        <w:numPr>
+          <w:ilvl w:val="0"/>
+          <w:numId w:val="6"/>
+        </w:numPr>
+        <w:shd w:val="clear" w:color="auto" w:fill="1F1F1F"/>
+        <w:spacing w:after="0" w:line="285" w:lineRule="atLeast"/>
+        <w:rPr>
+          <w:rFonts w:ascii="Consolas" w:eastAsia="Times New Roman" w:hAnsi="Consolas" w:cs="Times New Roman"/>
+          <w:color w:val="CCCCCC"/>
+          <w:kern w:val="0"/>
+          <w:sz w:val="21"/>
+          <w:szCs w:val="21"/>
+          <w:lang w:eastAsia="en-GB"/>
+          <w14:ligatures w14:val="none"/>
+        </w:rPr>
+      </w:pPr>
+    </w:p>
+    <w:p>
+      <w:pPr>
+        <w:pStyle w:val="ListParagraph"/>
+        <w:numPr>
+          <w:ilvl w:val="0"/>
+          <w:numId w:val="6"/>
+        </w:numPr>
+        <w:shd w:val="clear" w:color="auto" w:fill="1F1F1F"/>
+        <w:spacing w:after="0" w:line="285" w:lineRule="atLeast"/>
+        <w:rPr>
+          <w:rFonts w:ascii="Consolas" w:eastAsia="Times New Roman" w:hAnsi="Consolas" w:cs="Times New Roman"/>
+          <w:color w:val="CCCCCC"/>
+          <w:kern w:val="0"/>
+          <w:sz w:val="21"/>
+          <w:szCs w:val="21"/>
+          <w:lang w:eastAsia="en-GB"/>
+          <w14:ligatures w14:val="none"/>
+        </w:rPr>
+      </w:pPr>
+      <w:r>
+        <w:rPr>
+          <w:rFonts w:ascii="Consolas" w:eastAsia="Times New Roman" w:hAnsi="Consolas" w:cs="Times New Roman"/>
+          <w:b/>
+          <w:bCs/>
+          <w:color w:val="569CD6"/>
+          <w:kern w:val="0"/>
+          <w:sz w:val="21"/>
+          <w:szCs w:val="21"/>
+          <w:lang w:eastAsia="en-GB"/>
+          <w14:ligatures w14:val="none"/>
+        </w:rPr>
+        <w:t>### 9) Separator line</w:t>
+      </w:r>
+    </w:p>
+    <w:p>
+      <w:pPr>
+        <w:pStyle w:val="ListParagraph"/>
+        <w:numPr>
+          <w:ilvl w:val="0"/>
+          <w:numId w:val="6"/>
+        </w:numPr>
+        <w:shd w:val="clear" w:color="auto" w:fill="1F1F1F"/>
+        <w:spacing w:after="0" w:line="285" w:lineRule="atLeast"/>
+        <w:rPr>
+          <w:rFonts w:ascii="Consolas" w:eastAsia="Times New Roman" w:hAnsi="Consolas" w:cs="Times New Roman"/>
+          <w:color w:val="CCCCCC"/>
+          <w:kern w:val="0"/>
+          <w:sz w:val="21"/>
+          <w:szCs w:val="21"/>
+          <w:lang w:eastAsia="en-GB"/>
+          <w14:ligatures w14:val="none"/>
+        </w:rPr>
+      </w:pPr>
+      <w:r>
+        <w:rPr>
+          <w:rFonts w:ascii="Consolas" w:eastAsia="Times New Roman" w:hAnsi="Consolas" w:cs="Times New Roman"/>
+          <w:color w:val="6796E6"/>
+          <w:kern w:val="0"/>
+          <w:sz w:val="21"/>
+          <w:szCs w:val="21"/>
+          <w:lang w:eastAsia="en-GB"/>
+          <w14:ligatures w14:val="none"/>
+        </w:rPr>
+        <w:t>-</w:t>
+      </w:r>
+      <w:r>
+        <w:rPr>
+          <w:rFonts w:ascii="Consolas" w:eastAsia="Times New Roman" w:hAnsi="Consolas" w:cs="Times New Roman"/>
+          <w:color w:val="CCCCCC"/>
+          <w:kern w:val="0"/>
+          <w:sz w:val="21"/>
+          <w:szCs w:val="21"/>
+          <w:lang w:eastAsia="en-GB"/>
+          <w14:ligatures w14:val="none"/>
+        </w:rPr>
+        <w:t xml:space="preserve"> Text:</w:t>
+      </w:r>
+    </w:p>
+    <w:p>
+      <w:pPr>
+        <w:pStyle w:val="ListParagraph"/>
+        <w:numPr>
+          <w:ilvl w:val="0"/>
+          <w:numId w:val="6"/>
+        </w:numPr>
+        <w:shd w:val="clear" w:color="auto" w:fill="1F1F1F"/>
+        <w:spacing w:after="0" w:line="285" w:lineRule="atLeast"/>
+        <w:rPr>
+          <w:rFonts w:ascii="Consolas" w:eastAsia="Times New Roman" w:hAnsi="Consolas" w:cs="Times New Roman"/>
+          <w:color w:val="CCCCCC"/>
+          <w:kern w:val="0"/>
+          <w:sz w:val="21"/>
+          <w:szCs w:val="21"/>
+          <w:lang w:eastAsia="en-GB"/>
+          <w14:ligatures w14:val="none"/>
+        </w:rPr>
+      </w:pPr>
+      <w:r>
+        <w:rPr>
+          <w:rFonts w:ascii="Consolas" w:eastAsia="Times New Roman" w:hAnsi="Consolas" w:cs="Times New Roman"/>
+          <w:color w:val="CCCCCC"/>
+          <w:kern w:val="0"/>
+          <w:sz w:val="21"/>
+          <w:szCs w:val="21"/>
+          <w:lang w:eastAsia="en-GB"/>
+          <w14:ligatures w14:val="none"/>
+        </w:rPr>
+        <w:t>  - ---</w:t>
+      </w:r>
+    </w:p>
+    <w:p>
+      <w:pPr>
+        <w:pStyle w:val="ListParagraph"/>
+        <w:numPr>
+          <w:ilvl w:val="0"/>
+          <w:numId w:val="6"/>
+        </w:numPr>
+        <w:shd w:val="clear" w:color="auto" w:fill="1F1F1F"/>
+        <w:spacing w:after="0" w:line="285" w:lineRule="atLeast"/>
+        <w:rPr>
+          <w:rFonts w:ascii="Consolas" w:eastAsia="Times New Roman" w:hAnsi="Consolas" w:cs="Times New Roman"/>
+          <w:color w:val="CCCCCC"/>
+          <w:kern w:val="0"/>
+          <w:sz w:val="21"/>
+          <w:szCs w:val="21"/>
+          <w:lang w:eastAsia="en-GB"/>
+          <w14:ligatures w14:val="none"/>
+        </w:rPr>
+      </w:pPr>
+      <w:r>
+        <w:rPr>
+          <w:rFonts w:ascii="Consolas" w:eastAsia="Times New Roman" w:hAnsi="Consolas" w:cs="Times New Roman"/>
+          <w:color w:val="6796E6"/>
+          <w:kern w:val="0"/>
+          <w:sz w:val="21"/>
+          <w:szCs w:val="21"/>
+          <w:lang w:eastAsia="en-GB"/>
+          <w14:ligatures w14:val="none"/>
+        </w:rPr>
+        <w:t>-</w:t>
+      </w:r>
+      <w:r>
+        <w:rPr>
+          <w:rFonts w:ascii="Consolas" w:eastAsia="Times New Roman" w:hAnsi="Consolas" w:cs="Times New Roman"/>
+          <w:color w:val="CCCCCC"/>
+          <w:kern w:val="0"/>
+          <w:sz w:val="21"/>
+          <w:szCs w:val="21"/>
+          <w:lang w:eastAsia="en-GB"/>
+          <w14:ligatures w14:val="none"/>
+        </w:rPr>
+        <w:t xml:space="preserve"> Trigger:</w:t>
+      </w:r>
+    </w:p>
+    <w:p>
+      <w:pPr>
+        <w:pStyle w:val="ListParagraph"/>
+        <w:numPr>
+          <w:ilvl w:val="0"/>
+          <w:numId w:val="6"/>
+        </w:numPr>
+        <w:shd w:val="clear" w:color="auto" w:fill="1F1F1F"/>
+        <w:spacing w:after="0" w:line="285" w:lineRule="atLeast"/>
+        <w:rPr>
+          <w:rFonts w:ascii="Consolas" w:eastAsia="Times New Roman" w:hAnsi="Consolas" w:cs="Times New Roman"/>
+          <w:color w:val="CCCCCC"/>
+          <w:kern w:val="0"/>
+          <w:sz w:val="21"/>
+          <w:szCs w:val="21"/>
+          <w:lang w:eastAsia="en-GB"/>
+          <w14:ligatures w14:val="none"/>
+        </w:rPr>
+      </w:pPr>
+      <w:r>
+        <w:rPr>
+          <w:rFonts w:ascii="Consolas" w:eastAsia="Times New Roman" w:hAnsi="Consolas" w:cs="Times New Roman"/>
+          <w:color w:val="CCCCCC"/>
+          <w:kern w:val="0"/>
+          <w:sz w:val="21"/>
+          <w:szCs w:val="21"/>
+          <w:lang w:eastAsia="en-GB"/>
+          <w14:ligatures w14:val="none"/>
+        </w:rPr>
+        <w:t xml:space="preserve">  </w:t>
+      </w:r>
+      <w:r>
+        <w:rPr>
+          <w:rFonts w:ascii="Consolas" w:eastAsia="Times New Roman" w:hAnsi="Consolas" w:cs="Times New Roman"/>
+          <w:color w:val="6796E6"/>
+          <w:kern w:val="0"/>
+          <w:sz w:val="21"/>
+          <w:szCs w:val="21"/>
+          <w:lang w:eastAsia="en-GB"/>
+          <w14:ligatures w14:val="none"/>
+        </w:rPr>
+        <w:t>-</w:t>
+      </w:r>
+      <w:r>
+        <w:rPr>
+          <w:rFonts w:ascii="Consolas" w:eastAsia="Times New Roman" w:hAnsi="Consolas" w:cs="Times New Roman"/>
+          <w:color w:val="CCCCCC"/>
+          <w:kern w:val="0"/>
+          <w:sz w:val="21"/>
+          <w:szCs w:val="21"/>
+          <w:lang w:eastAsia="en-GB"/>
+          <w14:ligatures w14:val="none"/>
+        </w:rPr>
+        <w:t xml:space="preserve"> </w:t>
+      </w:r>
+      <w:r>
+        <w:rPr>
+          <w:rFonts w:ascii="Consolas" w:eastAsia="Times New Roman" w:hAnsi="Consolas" w:cs="Times New Roman"/>
+          <w:color w:val="CE9178"/>
+          <w:kern w:val="0"/>
+          <w:sz w:val="21"/>
+          <w:szCs w:val="21"/>
+          <w:lang w:eastAsia="en-GB"/>
+          <w14:ligatures w14:val="none"/>
+        </w:rPr>
+        <w:t>`goal`</w:t>
+      </w:r>
+      <w:r>
+        <w:rPr>
+          <w:rFonts w:ascii="Consolas" w:eastAsia="Times New Roman" w:hAnsi="Consolas" w:cs="Times New Roman"/>
+          <w:color w:val="CCCCCC"/>
+          <w:kern w:val="0"/>
+          <w:sz w:val="21"/>
+          <w:szCs w:val="21"/>
+          <w:lang w:eastAsia="en-GB"/>
+          <w14:ligatures w14:val="none"/>
+        </w:rPr>
+        <w:t xml:space="preserve"> is provided.</w:t>
+      </w:r>
+    </w:p>
+    <w:p>
+      <w:pPr>
+        <w:pStyle w:val="ListParagraph"/>
+        <w:numPr>
+          <w:ilvl w:val="0"/>
+          <w:numId w:val="6"/>
+        </w:numPr>
+        <w:shd w:val="clear" w:color="auto" w:fill="1F1F1F"/>
+        <w:spacing w:after="0" w:line="285" w:lineRule="atLeast"/>
+        <w:rPr>
+          <w:rFonts w:ascii="Consolas" w:eastAsia="Times New Roman" w:hAnsi="Consolas" w:cs="Times New Roman"/>
+          <w:color w:val="CCCCCC"/>
+          <w:kern w:val="0"/>
+          <w:sz w:val="21"/>
+          <w:szCs w:val="21"/>
+          <w:lang w:eastAsia="en-GB"/>
+          <w14:ligatures w14:val="none"/>
+        </w:rPr>
+      </w:pPr>
+    </w:p>
+    <w:p>
+      <w:pPr>
+        <w:pStyle w:val="ListParagraph"/>
+        <w:numPr>
+          <w:ilvl w:val="0"/>
+          <w:numId w:val="6"/>
+        </w:numPr>
+        <w:shd w:val="clear" w:color="auto" w:fill="1F1F1F"/>
+        <w:spacing w:after="0" w:line="285" w:lineRule="atLeast"/>
+        <w:rPr>
+          <w:rFonts w:ascii="Consolas" w:eastAsia="Times New Roman" w:hAnsi="Consolas" w:cs="Times New Roman"/>
+          <w:color w:val="CCCCCC"/>
+          <w:kern w:val="0"/>
+          <w:sz w:val="21"/>
+          <w:szCs w:val="21"/>
+          <w:lang w:eastAsia="en-GB"/>
+          <w14:ligatures w14:val="none"/>
+        </w:rPr>
+      </w:pPr>
+      <w:r>
+        <w:rPr>
+          <w:rFonts w:ascii="Consolas" w:eastAsia="Times New Roman" w:hAnsi="Consolas" w:cs="Times New Roman"/>
+          <w:b/>
+          <w:bCs/>
+          <w:color w:val="569CD6"/>
+          <w:kern w:val="0"/>
+          <w:sz w:val="21"/>
+          <w:szCs w:val="21"/>
+          <w:lang w:eastAsia="en-GB"/>
+          <w14:ligatures w14:val="none"/>
+        </w:rPr>
+        <w:t>### 10) Goal strategy block (exactly one of these)</w:t>
+      </w:r>
+    </w:p>
+    <w:p>
+      <w:pPr>
+        <w:pStyle w:val="ListParagraph"/>
+        <w:numPr>
+          <w:ilvl w:val="0"/>
+          <w:numId w:val="6"/>
+        </w:numPr>
+        <w:shd w:val="clear" w:color="auto" w:fill="1F1F1F"/>
+        <w:spacing w:after="0" w:line="285" w:lineRule="atLeast"/>
+        <w:rPr>
+          <w:rFonts w:ascii="Consolas" w:eastAsia="Times New Roman" w:hAnsi="Consolas" w:cs="Times New Roman"/>
+          <w:color w:val="CCCCCC"/>
+          <w:kern w:val="0"/>
+          <w:sz w:val="21"/>
+          <w:szCs w:val="21"/>
+          <w:lang w:eastAsia="en-GB"/>
+          <w14:ligatures w14:val="none"/>
+        </w:rPr>
+      </w:pPr>
+    </w:p>
+    <w:p>
+      <w:pPr>
+        <w:pStyle w:val="ListParagraph"/>
+        <w:numPr>
+          <w:ilvl w:val="0"/>
+          <w:numId w:val="6"/>
+        </w:numPr>
+        <w:shd w:val="clear" w:color="auto" w:fill="1F1F1F"/>
+        <w:spacing w:after="0" w:line="285" w:lineRule="atLeast"/>
+        <w:rPr>
+          <w:rFonts w:ascii="Consolas" w:eastAsia="Times New Roman" w:hAnsi="Consolas" w:cs="Times New Roman"/>
+          <w:color w:val="CCCCCC"/>
+          <w:kern w:val="0"/>
+          <w:sz w:val="21"/>
+          <w:szCs w:val="21"/>
+          <w:lang w:eastAsia="en-GB"/>
+          <w14:ligatures w14:val="none"/>
+        </w:rPr>
+      </w:pPr>
+      <w:r>
+        <w:rPr>
+          <w:rFonts w:ascii="Consolas" w:eastAsia="Times New Roman" w:hAnsi="Consolas" w:cs="Times New Roman"/>
+          <w:b/>
+          <w:bCs/>
+          <w:color w:val="569CD6"/>
+          <w:kern w:val="0"/>
+          <w:sz w:val="21"/>
+          <w:szCs w:val="21"/>
+          <w:lang w:eastAsia="en-GB"/>
+          <w14:ligatures w14:val="none"/>
+        </w:rPr>
+        <w:t>#### 10.1 Gap Closing</w:t>
+      </w:r>
+    </w:p>
+    <w:p>
+      <w:pPr>
+        <w:pStyle w:val="ListParagraph"/>
+        <w:numPr>
+          <w:ilvl w:val="0"/>
+          <w:numId w:val="6"/>
+        </w:numPr>
+        <w:shd w:val="clear" w:color="auto" w:fill="1F1F1F"/>
+        <w:spacing w:after="0" w:line="285" w:lineRule="atLeast"/>
+        <w:rPr>
+          <w:rFonts w:ascii="Consolas" w:eastAsia="Times New Roman" w:hAnsi="Consolas" w:cs="Times New Roman"/>
+          <w:color w:val="CCCCCC"/>
+          <w:kern w:val="0"/>
+          <w:sz w:val="21"/>
+          <w:szCs w:val="21"/>
+          <w:lang w:eastAsia="en-GB"/>
+          <w14:ligatures w14:val="none"/>
+        </w:rPr>
+      </w:pPr>
+      <w:r>
+        <w:rPr>
+          <w:rFonts w:ascii="Consolas" w:eastAsia="Times New Roman" w:hAnsi="Consolas" w:cs="Times New Roman"/>
+          <w:color w:val="6796E6"/>
+          <w:kern w:val="0"/>
+          <w:sz w:val="21"/>
+          <w:szCs w:val="21"/>
+          <w:lang w:eastAsia="en-GB"/>
+          <w14:ligatures w14:val="none"/>
+        </w:rPr>
+        <w:t>-</w:t>
+      </w:r>
+      <w:r>
+        <w:rPr>
+          <w:rFonts w:ascii="Consolas" w:eastAsia="Times New Roman" w:hAnsi="Consolas" w:cs="Times New Roman"/>
+          <w:color w:val="CCCCCC"/>
+          <w:kern w:val="0"/>
+          <w:sz w:val="21"/>
+          <w:szCs w:val="21"/>
+          <w:lang w:eastAsia="en-GB"/>
+          <w14:ligatures w14:val="none"/>
+        </w:rPr>
+        <w:t xml:space="preserve"> Text starts with:</w:t>
+      </w:r>
+    </w:p>
+    <w:p>
+      <w:pPr>
+        <w:pStyle w:val="ListParagraph"/>
+        <w:numPr>
+          <w:ilvl w:val="0"/>
+          <w:numId w:val="6"/>
+        </w:numPr>
+        <w:shd w:val="clear" w:color="auto" w:fill="1F1F1F"/>
+        <w:spacing w:after="0" w:line="285" w:lineRule="atLeast"/>
+        <w:rPr>
+          <w:rFonts w:ascii="Consolas" w:eastAsia="Times New Roman" w:hAnsi="Consolas" w:cs="Times New Roman"/>
+          <w:color w:val="CCCCCC"/>
+          <w:kern w:val="0"/>
+          <w:sz w:val="21"/>
+          <w:szCs w:val="21"/>
+          <w:lang w:eastAsia="en-GB"/>
+          <w14:ligatures w14:val="none"/>
+        </w:rPr>
+      </w:pPr>
+      <w:r>
+        <w:rPr>
+          <w:rFonts w:ascii="Consolas" w:eastAsia="Times New Roman" w:hAnsi="Consolas" w:cs="Times New Roman"/>
+          <w:color w:val="CCCCCC"/>
+          <w:kern w:val="0"/>
+          <w:sz w:val="21"/>
+          <w:szCs w:val="21"/>
+          <w:lang w:eastAsia="en-GB"/>
+          <w14:ligatures w14:val="none"/>
+        </w:rPr>
+        <w:t xml:space="preserve">  </w:t>
+      </w:r>
+      <w:r>
+        <w:rPr>
+          <w:rFonts w:ascii="Consolas" w:eastAsia="Times New Roman" w:hAnsi="Consolas" w:cs="Times New Roman"/>
+          <w:color w:val="6796E6"/>
+          <w:kern w:val="0"/>
+          <w:sz w:val="21"/>
+          <w:szCs w:val="21"/>
+          <w:lang w:eastAsia="en-GB"/>
+          <w14:ligatures w14:val="none"/>
+        </w:rPr>
+        <w:t>-</w:t>
+      </w:r>
+      <w:r>
+        <w:rPr>
+          <w:rFonts w:ascii="Consolas" w:eastAsia="Times New Roman" w:hAnsi="Consolas" w:cs="Times New Roman"/>
+          <w:color w:val="CCCCCC"/>
+          <w:kern w:val="0"/>
+          <w:sz w:val="21"/>
+          <w:szCs w:val="21"/>
+          <w:lang w:eastAsia="en-GB"/>
+          <w14:ligatures w14:val="none"/>
+        </w:rPr>
+        <w:t xml:space="preserve"> Gap Closing</w:t>
+      </w:r>
+    </w:p>
+    <w:p>
+      <w:pPr>
+        <w:pStyle w:val="ListParagraph"/>
+        <w:numPr>
+          <w:ilvl w:val="0"/>
+          <w:numId w:val="6"/>
+        </w:numPr>
+        <w:shd w:val="clear" w:color="auto" w:fill="1F1F1F"/>
+        <w:spacing w:after="0" w:line="285" w:lineRule="atLeast"/>
+        <w:rPr>
+          <w:rFonts w:ascii="Consolas" w:eastAsia="Times New Roman" w:hAnsi="Consolas" w:cs="Times New Roman"/>
+          <w:color w:val="CCCCCC"/>
+          <w:kern w:val="0"/>
+          <w:sz w:val="21"/>
+          <w:szCs w:val="21"/>
+          <w:lang w:eastAsia="en-GB"/>
+          <w14:ligatures w14:val="none"/>
+        </w:rPr>
+      </w:pPr>
+      <w:r>
+        <w:rPr>
+          <w:rFonts w:ascii="Consolas" w:eastAsia="Times New Roman" w:hAnsi="Consolas" w:cs="Times New Roman"/>
+          <w:color w:val="6796E6"/>
+          <w:kern w:val="0"/>
+          <w:sz w:val="21"/>
+          <w:szCs w:val="21"/>
+          <w:lang w:eastAsia="en-GB"/>
+          <w14:ligatures w14:val="none"/>
+        </w:rPr>
+        <w:t>-</w:t>
+      </w:r>
+      <w:r>
+        <w:rPr>
+          <w:rFonts w:ascii="Consolas" w:eastAsia="Times New Roman" w:hAnsi="Consolas" w:cs="Times New Roman"/>
+          <w:color w:val="CCCCCC"/>
+          <w:kern w:val="0"/>
+          <w:sz w:val="21"/>
+          <w:szCs w:val="21"/>
+          <w:lang w:eastAsia="en-GB"/>
+          <w14:ligatures w14:val="none"/>
+        </w:rPr>
+        <w:t xml:space="preserve"> Trigger:</w:t>
+      </w:r>
+    </w:p>
+    <w:p>
+      <w:pPr>
+        <w:pStyle w:val="ListParagraph"/>
+        <w:numPr>
+          <w:ilvl w:val="0"/>
+          <w:numId w:val="6"/>
+        </w:numPr>
+        <w:shd w:val="clear" w:color="auto" w:fill="1F1F1F"/>
+        <w:spacing w:after="0" w:line="285" w:lineRule="atLeast"/>
+        <w:rPr>
+          <w:rFonts w:ascii="Consolas" w:eastAsia="Times New Roman" w:hAnsi="Consolas" w:cs="Times New Roman"/>
+          <w:color w:val="CCCCCC"/>
+          <w:kern w:val="0"/>
+          <w:sz w:val="21"/>
+          <w:szCs w:val="21"/>
+          <w:lang w:eastAsia="en-GB"/>
+          <w14:ligatures w14:val="none"/>
+        </w:rPr>
+      </w:pPr>
+      <w:r>
+        <w:rPr>
+          <w:rFonts w:ascii="Consolas" w:eastAsia="Times New Roman" w:hAnsi="Consolas" w:cs="Times New Roman"/>
+          <w:color w:val="CCCCCC"/>
+          <w:kern w:val="0"/>
+          <w:sz w:val="21"/>
+          <w:szCs w:val="21"/>
+          <w:lang w:eastAsia="en-GB"/>
+          <w14:ligatures w14:val="none"/>
+        </w:rPr>
+        <w:t xml:space="preserve">  </w:t>
+      </w:r>
+      <w:r>
+        <w:rPr>
+          <w:rFonts w:ascii="Consolas" w:eastAsia="Times New Roman" w:hAnsi="Consolas" w:cs="Times New Roman"/>
+          <w:color w:val="6796E6"/>
+          <w:kern w:val="0"/>
+          <w:sz w:val="21"/>
+          <w:szCs w:val="21"/>
+          <w:lang w:eastAsia="en-GB"/>
+          <w14:ligatures w14:val="none"/>
+        </w:rPr>
+        <w:t>-</w:t>
+      </w:r>
+      <w:r>
+        <w:rPr>
+          <w:rFonts w:ascii="Consolas" w:eastAsia="Times New Roman" w:hAnsi="Consolas" w:cs="Times New Roman"/>
+          <w:color w:val="CCCCCC"/>
+          <w:kern w:val="0"/>
+          <w:sz w:val="21"/>
+          <w:szCs w:val="21"/>
+          <w:lang w:eastAsia="en-GB"/>
+          <w14:ligatures w14:val="none"/>
+        </w:rPr>
+        <w:t xml:space="preserve"> </w:t>
+      </w:r>
+      <w:r>
+        <w:rPr>
+          <w:rFonts w:ascii="Consolas" w:eastAsia="Times New Roman" w:hAnsi="Consolas" w:cs="Times New Roman"/>
+          <w:color w:val="CE9178"/>
+          <w:kern w:val="0"/>
+          <w:sz w:val="21"/>
+          <w:szCs w:val="21"/>
+          <w:lang w:eastAsia="en-GB"/>
+          <w14:ligatures w14:val="none"/>
+        </w:rPr>
+        <w:t>`phenotype`</w:t>
+      </w:r>
+      <w:r>
+        <w:rPr>
+          <w:rFonts w:ascii="Consolas" w:eastAsia="Times New Roman" w:hAnsi="Consolas" w:cs="Times New Roman"/>
+          <w:color w:val="CCCCCC"/>
+          <w:kern w:val="0"/>
+          <w:sz w:val="21"/>
+          <w:szCs w:val="21"/>
+          <w:lang w:eastAsia="en-GB"/>
+          <w14:ligatures w14:val="none"/>
+        </w:rPr>
+        <w:t xml:space="preserve"> contains </w:t>
+      </w:r>
+      <w:r>
+        <w:rPr>
+          <w:rFonts w:ascii="Consolas" w:eastAsia="Times New Roman" w:hAnsi="Consolas" w:cs="Times New Roman"/>
+          <w:color w:val="CE9178"/>
+          <w:kern w:val="0"/>
+          <w:sz w:val="21"/>
+          <w:szCs w:val="21"/>
+          <w:lang w:eastAsia="en-GB"/>
+          <w14:ligatures w14:val="none"/>
+        </w:rPr>
+        <w:t>`sprinter`</w:t>
+      </w:r>
+    </w:p>
+    <w:p>
+      <w:pPr>
+        <w:pStyle w:val="ListParagraph"/>
+        <w:numPr>
+          <w:ilvl w:val="0"/>
+          <w:numId w:val="6"/>
+        </w:numPr>
+        <w:shd w:val="clear" w:color="auto" w:fill="1F1F1F"/>
+        <w:spacing w:after="0" w:line="285" w:lineRule="atLeast"/>
+        <w:rPr>
+          <w:rFonts w:ascii="Consolas" w:eastAsia="Times New Roman" w:hAnsi="Consolas" w:cs="Times New Roman"/>
+          <w:color w:val="CCCCCC"/>
+          <w:kern w:val="0"/>
+          <w:sz w:val="21"/>
+          <w:szCs w:val="21"/>
+          <w:lang w:eastAsia="en-GB"/>
+          <w14:ligatures w14:val="none"/>
+        </w:rPr>
+      </w:pPr>
+      <w:r>
+        <w:rPr>
+          <w:rFonts w:ascii="Consolas" w:eastAsia="Times New Roman" w:hAnsi="Consolas" w:cs="Times New Roman"/>
+          <w:color w:val="CCCCCC"/>
+          <w:kern w:val="0"/>
+          <w:sz w:val="21"/>
+          <w:szCs w:val="21"/>
+          <w:lang w:eastAsia="en-GB"/>
+          <w14:ligatures w14:val="none"/>
+        </w:rPr>
+        <w:t xml:space="preserve">  </w:t>
+      </w:r>
+      <w:r>
+        <w:rPr>
+          <w:rFonts w:ascii="Consolas" w:eastAsia="Times New Roman" w:hAnsi="Consolas" w:cs="Times New Roman"/>
+          <w:color w:val="6796E6"/>
+          <w:kern w:val="0"/>
+          <w:sz w:val="21"/>
+          <w:szCs w:val="21"/>
+          <w:lang w:eastAsia="en-GB"/>
+          <w14:ligatures w14:val="none"/>
+        </w:rPr>
+        <w:t>-</w:t>
+      </w:r>
+      <w:r>
+        <w:rPr>
+          <w:rFonts w:ascii="Consolas" w:eastAsia="Times New Roman" w:hAnsi="Consolas" w:cs="Times New Roman"/>
+          <w:color w:val="CCCCCC"/>
+          <w:kern w:val="0"/>
+          <w:sz w:val="21"/>
+          <w:szCs w:val="21"/>
+          <w:lang w:eastAsia="en-GB"/>
+          <w14:ligatures w14:val="none"/>
+        </w:rPr>
+        <w:t xml:space="preserve"> </w:t>
+      </w:r>
+      <w:r>
+        <w:rPr>
+          <w:rFonts w:ascii="Consolas" w:eastAsia="Times New Roman" w:hAnsi="Consolas" w:cs="Times New Roman"/>
+          <w:color w:val="CE9178"/>
+          <w:kern w:val="0"/>
+          <w:sz w:val="21"/>
+          <w:szCs w:val="21"/>
+          <w:lang w:eastAsia="en-GB"/>
+          <w14:ligatures w14:val="none"/>
+        </w:rPr>
+        <w:t>`goal`</w:t>
+      </w:r>
+      <w:r>
+        <w:rPr>
+          <w:rFonts w:ascii="Consolas" w:eastAsia="Times New Roman" w:hAnsi="Consolas" w:cs="Times New Roman"/>
+          <w:color w:val="CCCCCC"/>
+          <w:kern w:val="0"/>
+          <w:sz w:val="21"/>
+          <w:szCs w:val="21"/>
+          <w:lang w:eastAsia="en-GB"/>
+          <w14:ligatures w14:val="none"/>
+        </w:rPr>
+        <w:t xml:space="preserve"> contains </w:t>
+      </w:r>
+      <w:r>
+        <w:rPr>
+          <w:rFonts w:ascii="Consolas" w:eastAsia="Times New Roman" w:hAnsi="Consolas" w:cs="Times New Roman"/>
+          <w:color w:val="CE9178"/>
+          <w:kern w:val="0"/>
+          <w:sz w:val="21"/>
+          <w:szCs w:val="21"/>
+          <w:lang w:eastAsia="en-GB"/>
+          <w14:ligatures w14:val="none"/>
+        </w:rPr>
+        <w:t>`climbing`</w:t>
+      </w:r>
+    </w:p>
+    <w:p>
+      <w:pPr>
+        <w:pStyle w:val="ListParagraph"/>
+        <w:numPr>
+          <w:ilvl w:val="0"/>
+          <w:numId w:val="6"/>
+        </w:numPr>
+        <w:shd w:val="clear" w:color="auto" w:fill="1F1F1F"/>
+        <w:spacing w:after="0" w:line="285" w:lineRule="atLeast"/>
+        <w:rPr>
+          <w:rFonts w:ascii="Consolas" w:eastAsia="Times New Roman" w:hAnsi="Consolas" w:cs="Times New Roman"/>
+          <w:color w:val="CCCCCC"/>
+          <w:kern w:val="0"/>
+          <w:sz w:val="21"/>
+          <w:szCs w:val="21"/>
+          <w:lang w:eastAsia="en-GB"/>
+          <w14:ligatures w14:val="none"/>
+        </w:rPr>
+      </w:pPr>
+    </w:p>
+    <w:p>
+      <w:pPr>
+        <w:pStyle w:val="ListParagraph"/>
+        <w:numPr>
+          <w:ilvl w:val="0"/>
+          <w:numId w:val="6"/>
+        </w:numPr>
+        <w:shd w:val="clear" w:color="auto" w:fill="1F1F1F"/>
+        <w:spacing w:after="0" w:line="285" w:lineRule="atLeast"/>
+        <w:rPr>
+          <w:rFonts w:ascii="Consolas" w:eastAsia="Times New Roman" w:hAnsi="Consolas" w:cs="Times New Roman"/>
+          <w:color w:val="CCCCCC"/>
+          <w:kern w:val="0"/>
+          <w:sz w:val="21"/>
+          <w:szCs w:val="21"/>
+          <w:lang w:eastAsia="en-GB"/>
+          <w14:ligatures w14:val="none"/>
+        </w:rPr>
+      </w:pPr>
+      <w:r>
+        <w:rPr>
+          <w:rFonts w:ascii="Consolas" w:eastAsia="Times New Roman" w:hAnsi="Consolas" w:cs="Times New Roman"/>
+          <w:b/>
+          <w:bCs/>
+          <w:color w:val="569CD6"/>
+          <w:kern w:val="0"/>
+          <w:sz w:val="21"/>
+          <w:szCs w:val="21"/>
+          <w:lang w:eastAsia="en-GB"/>
+          <w14:ligatures w14:val="none"/>
+        </w:rPr>
+        <w:t>#### 10.2 Sharpening the Sword</w:t>
+      </w:r>
+    </w:p>
+    <w:p>
+      <w:pPr>
+        <w:pStyle w:val="ListParagraph"/>
+        <w:numPr>
+          <w:ilvl w:val="0"/>
+          <w:numId w:val="6"/>
+        </w:numPr>
+        <w:shd w:val="clear" w:color="auto" w:fill="1F1F1F"/>
+        <w:spacing w:after="0" w:line="285" w:lineRule="atLeast"/>
+        <w:rPr>
+          <w:rFonts w:ascii="Consolas" w:eastAsia="Times New Roman" w:hAnsi="Consolas" w:cs="Times New Roman"/>
+          <w:color w:val="CCCCCC"/>
+          <w:kern w:val="0"/>
+          <w:sz w:val="21"/>
+          <w:szCs w:val="21"/>
+          <w:lang w:eastAsia="en-GB"/>
+          <w14:ligatures w14:val="none"/>
+        </w:rPr>
+      </w:pPr>
+      <w:r>
+        <w:rPr>
+          <w:rFonts w:ascii="Consolas" w:eastAsia="Times New Roman" w:hAnsi="Consolas" w:cs="Times New Roman"/>
+          <w:color w:val="6796E6"/>
+          <w:kern w:val="0"/>
+          <w:sz w:val="21"/>
+          <w:szCs w:val="21"/>
+          <w:lang w:eastAsia="en-GB"/>
+          <w14:ligatures w14:val="none"/>
+        </w:rPr>
+        <w:t>-</w:t>
+      </w:r>
+      <w:r>
+        <w:rPr>
+          <w:rFonts w:ascii="Consolas" w:eastAsia="Times New Roman" w:hAnsi="Consolas" w:cs="Times New Roman"/>
+          <w:color w:val="CCCCCC"/>
+          <w:kern w:val="0"/>
+          <w:sz w:val="21"/>
+          <w:szCs w:val="21"/>
+          <w:lang w:eastAsia="en-GB"/>
+          <w14:ligatures w14:val="none"/>
+        </w:rPr>
+        <w:t xml:space="preserve"> Text starts with:</w:t>
+      </w:r>
+    </w:p>
+    <w:p>
+      <w:pPr>
+        <w:pStyle w:val="ListParagraph"/>
+        <w:numPr>
+          <w:ilvl w:val="0"/>
+          <w:numId w:val="6"/>
+        </w:numPr>
+        <w:shd w:val="clear" w:color="auto" w:fill="1F1F1F"/>
+        <w:spacing w:after="0" w:line="285" w:lineRule="atLeast"/>
+        <w:rPr>
+          <w:rFonts w:ascii="Consolas" w:eastAsia="Times New Roman" w:hAnsi="Consolas" w:cs="Times New Roman"/>
+          <w:color w:val="CCCCCC"/>
+          <w:kern w:val="0"/>
+          <w:sz w:val="21"/>
+          <w:szCs w:val="21"/>
+          <w:lang w:eastAsia="en-GB"/>
+          <w14:ligatures w14:val="none"/>
+        </w:rPr>
+      </w:pPr>
+      <w:r>
+        <w:rPr>
+          <w:rFonts w:ascii="Consolas" w:eastAsia="Times New Roman" w:hAnsi="Consolas" w:cs="Times New Roman"/>
+          <w:color w:val="CCCCCC"/>
+          <w:kern w:val="0"/>
+          <w:sz w:val="21"/>
+          <w:szCs w:val="21"/>
+          <w:lang w:eastAsia="en-GB"/>
+          <w14:ligatures w14:val="none"/>
+        </w:rPr>
+        <w:t xml:space="preserve">  </w:t>
+      </w:r>
+      <w:r>
+        <w:rPr>
+          <w:rFonts w:ascii="Consolas" w:eastAsia="Times New Roman" w:hAnsi="Consolas" w:cs="Times New Roman"/>
+          <w:color w:val="6796E6"/>
+          <w:kern w:val="0"/>
+          <w:sz w:val="21"/>
+          <w:szCs w:val="21"/>
+          <w:lang w:eastAsia="en-GB"/>
+          <w14:ligatures w14:val="none"/>
+        </w:rPr>
+        <w:t>-</w:t>
+      </w:r>
+      <w:r>
+        <w:rPr>
+          <w:rFonts w:ascii="Consolas" w:eastAsia="Times New Roman" w:hAnsi="Consolas" w:cs="Times New Roman"/>
+          <w:color w:val="CCCCCC"/>
+          <w:kern w:val="0"/>
+          <w:sz w:val="21"/>
+          <w:szCs w:val="21"/>
+          <w:lang w:eastAsia="en-GB"/>
+          <w14:ligatures w14:val="none"/>
+        </w:rPr>
+        <w:t xml:space="preserve"> Sharpening the Sword</w:t>
+      </w:r>
+    </w:p>
+    <w:p>
+      <w:pPr>
+        <w:pStyle w:val="ListParagraph"/>
+        <w:numPr>
+          <w:ilvl w:val="0"/>
+          <w:numId w:val="6"/>
+        </w:numPr>
+        <w:shd w:val="clear" w:color="auto" w:fill="1F1F1F"/>
+        <w:spacing w:after="0" w:line="285" w:lineRule="atLeast"/>
+        <w:rPr>
+          <w:rFonts w:ascii="Consolas" w:eastAsia="Times New Roman" w:hAnsi="Consolas" w:cs="Times New Roman"/>
+          <w:color w:val="CCCCCC"/>
+          <w:kern w:val="0"/>
+          <w:sz w:val="21"/>
+          <w:szCs w:val="21"/>
+          <w:lang w:eastAsia="en-GB"/>
+          <w14:ligatures w14:val="none"/>
+        </w:rPr>
+      </w:pPr>
+      <w:r>
+        <w:rPr>
+          <w:rFonts w:ascii="Consolas" w:eastAsia="Times New Roman" w:hAnsi="Consolas" w:cs="Times New Roman"/>
+          <w:color w:val="6796E6"/>
+          <w:kern w:val="0"/>
+          <w:sz w:val="21"/>
+          <w:szCs w:val="21"/>
+          <w:lang w:eastAsia="en-GB"/>
+          <w14:ligatures w14:val="none"/>
+        </w:rPr>
+        <w:t>-</w:t>
+      </w:r>
+      <w:r>
+        <w:rPr>
+          <w:rFonts w:ascii="Consolas" w:eastAsia="Times New Roman" w:hAnsi="Consolas" w:cs="Times New Roman"/>
+          <w:color w:val="CCCCCC"/>
+          <w:kern w:val="0"/>
+          <w:sz w:val="21"/>
+          <w:szCs w:val="21"/>
+          <w:lang w:eastAsia="en-GB"/>
+          <w14:ligatures w14:val="none"/>
+        </w:rPr>
+        <w:t xml:space="preserve"> Trigger:</w:t>
+      </w:r>
+    </w:p>
+    <w:p>
+      <w:pPr>
+        <w:pStyle w:val="ListParagraph"/>
+        <w:numPr>
+          <w:ilvl w:val="0"/>
+          <w:numId w:val="6"/>
+        </w:numPr>
+        <w:shd w:val="clear" w:color="auto" w:fill="1F1F1F"/>
+        <w:spacing w:after="0" w:line="285" w:lineRule="atLeast"/>
+        <w:rPr>
+          <w:rFonts w:ascii="Consolas" w:eastAsia="Times New Roman" w:hAnsi="Consolas" w:cs="Times New Roman"/>
+          <w:color w:val="CCCCCC"/>
+          <w:kern w:val="0"/>
+          <w:sz w:val="21"/>
+          <w:szCs w:val="21"/>
+          <w:lang w:eastAsia="en-GB"/>
+          <w14:ligatures w14:val="none"/>
+        </w:rPr>
+      </w:pPr>
+      <w:r>
+        <w:rPr>
+          <w:rFonts w:ascii="Consolas" w:eastAsia="Times New Roman" w:hAnsi="Consolas" w:cs="Times New Roman"/>
+          <w:color w:val="CCCCCC"/>
+          <w:kern w:val="0"/>
+          <w:sz w:val="21"/>
+          <w:szCs w:val="21"/>
+          <w:lang w:eastAsia="en-GB"/>
+          <w14:ligatures w14:val="none"/>
+        </w:rPr>
+        <w:t xml:space="preserve">  </w:t>
+      </w:r>
+      <w:r>
+        <w:rPr>
+          <w:rFonts w:ascii="Consolas" w:eastAsia="Times New Roman" w:hAnsi="Consolas" w:cs="Times New Roman"/>
+          <w:color w:val="6796E6"/>
+          <w:kern w:val="0"/>
+          <w:sz w:val="21"/>
+          <w:szCs w:val="21"/>
+          <w:lang w:eastAsia="en-GB"/>
+          <w14:ligatures w14:val="none"/>
+        </w:rPr>
+        <w:t>-</w:t>
+      </w:r>
+      <w:r>
+        <w:rPr>
+          <w:rFonts w:ascii="Consolas" w:eastAsia="Times New Roman" w:hAnsi="Consolas" w:cs="Times New Roman"/>
+          <w:color w:val="CCCCCC"/>
+          <w:kern w:val="0"/>
+          <w:sz w:val="21"/>
+          <w:szCs w:val="21"/>
+          <w:lang w:eastAsia="en-GB"/>
+          <w14:ligatures w14:val="none"/>
+        </w:rPr>
+        <w:t xml:space="preserve"> </w:t>
+      </w:r>
+      <w:r>
+        <w:rPr>
+          <w:rFonts w:ascii="Consolas" w:eastAsia="Times New Roman" w:hAnsi="Consolas" w:cs="Times New Roman"/>
+          <w:color w:val="CE9178"/>
+          <w:kern w:val="0"/>
+          <w:sz w:val="21"/>
+          <w:szCs w:val="21"/>
+          <w:lang w:eastAsia="en-GB"/>
+          <w14:ligatures w14:val="none"/>
+        </w:rPr>
+        <w:t>`phenotype`</w:t>
+      </w:r>
+      <w:r>
+        <w:rPr>
+          <w:rFonts w:ascii="Consolas" w:eastAsia="Times New Roman" w:hAnsi="Consolas" w:cs="Times New Roman"/>
+          <w:color w:val="CCCCCC"/>
+          <w:kern w:val="0"/>
+          <w:sz w:val="21"/>
+          <w:szCs w:val="21"/>
+          <w:lang w:eastAsia="en-GB"/>
+          <w14:ligatures w14:val="none"/>
+        </w:rPr>
+        <w:t xml:space="preserve"> contains </w:t>
+      </w:r>
+      <w:r>
+        <w:rPr>
+          <w:rFonts w:ascii="Consolas" w:eastAsia="Times New Roman" w:hAnsi="Consolas" w:cs="Times New Roman"/>
+          <w:color w:val="CE9178"/>
+          <w:kern w:val="0"/>
+          <w:sz w:val="21"/>
+          <w:szCs w:val="21"/>
+          <w:lang w:eastAsia="en-GB"/>
+          <w14:ligatures w14:val="none"/>
+        </w:rPr>
+        <w:t>`sprinter`</w:t>
+      </w:r>
+    </w:p>
+    <w:p>
+      <w:pPr>
+        <w:pStyle w:val="ListParagraph"/>
+        <w:numPr>
+          <w:ilvl w:val="0"/>
+          <w:numId w:val="6"/>
+        </w:numPr>
+        <w:shd w:val="clear" w:color="auto" w:fill="1F1F1F"/>
+        <w:spacing w:after="0" w:line="285" w:lineRule="atLeast"/>
+        <w:rPr>
+          <w:rFonts w:ascii="Consolas" w:eastAsia="Times New Roman" w:hAnsi="Consolas" w:cs="Times New Roman"/>
+          <w:color w:val="CCCCCC"/>
+          <w:kern w:val="0"/>
+          <w:sz w:val="21"/>
+          <w:szCs w:val="21"/>
+          <w:lang w:eastAsia="en-GB"/>
+          <w14:ligatures w14:val="none"/>
+        </w:rPr>
+      </w:pPr>
+      <w:r>
+        <w:rPr>
+          <w:rFonts w:ascii="Consolas" w:eastAsia="Times New Roman" w:hAnsi="Consolas" w:cs="Times New Roman"/>
+          <w:color w:val="CCCCCC"/>
+          <w:kern w:val="0"/>
+          <w:sz w:val="21"/>
+          <w:szCs w:val="21"/>
+          <w:lang w:eastAsia="en-GB"/>
+          <w14:ligatures w14:val="none"/>
+        </w:rPr>
+        <w:t xml:space="preserve">  </w:t>
+      </w:r>
+      <w:r>
+        <w:rPr>
+          <w:rFonts w:ascii="Consolas" w:eastAsia="Times New Roman" w:hAnsi="Consolas" w:cs="Times New Roman"/>
+          <w:color w:val="6796E6"/>
+          <w:kern w:val="0"/>
+          <w:sz w:val="21"/>
+          <w:szCs w:val="21"/>
+          <w:lang w:eastAsia="en-GB"/>
+          <w14:ligatures w14:val="none"/>
+        </w:rPr>
+        <w:t>-</w:t>
+      </w:r>
+      <w:r>
+        <w:rPr>
+          <w:rFonts w:ascii="Consolas" w:eastAsia="Times New Roman" w:hAnsi="Consolas" w:cs="Times New Roman"/>
+          <w:color w:val="CCCCCC"/>
+          <w:kern w:val="0"/>
+          <w:sz w:val="21"/>
+          <w:szCs w:val="21"/>
+          <w:lang w:eastAsia="en-GB"/>
+          <w14:ligatures w14:val="none"/>
+        </w:rPr>
+        <w:t xml:space="preserve"> </w:t>
+      </w:r>
+      <w:r>
+        <w:rPr>
+          <w:rFonts w:ascii="Consolas" w:eastAsia="Times New Roman" w:hAnsi="Consolas" w:cs="Times New Roman"/>
+          <w:color w:val="CE9178"/>
+          <w:kern w:val="0"/>
+          <w:sz w:val="21"/>
+          <w:szCs w:val="21"/>
+          <w:lang w:eastAsia="en-GB"/>
+          <w14:ligatures w14:val="none"/>
+        </w:rPr>
+        <w:t>`goal`</w:t>
+      </w:r>
+      <w:r>
+        <w:rPr>
+          <w:rFonts w:ascii="Consolas" w:eastAsia="Times New Roman" w:hAnsi="Consolas" w:cs="Times New Roman"/>
+          <w:color w:val="CCCCCC"/>
+          <w:kern w:val="0"/>
+          <w:sz w:val="21"/>
+          <w:szCs w:val="21"/>
+          <w:lang w:eastAsia="en-GB"/>
+          <w14:ligatures w14:val="none"/>
+        </w:rPr>
+        <w:t xml:space="preserve"> contains </w:t>
+      </w:r>
+      <w:r>
+        <w:rPr>
+          <w:rFonts w:ascii="Consolas" w:eastAsia="Times New Roman" w:hAnsi="Consolas" w:cs="Times New Roman"/>
+          <w:color w:val="CE9178"/>
+          <w:kern w:val="0"/>
+          <w:sz w:val="21"/>
+          <w:szCs w:val="21"/>
+          <w:lang w:eastAsia="en-GB"/>
+          <w14:ligatures w14:val="none"/>
+        </w:rPr>
+        <w:t>`speed`</w:t>
+      </w:r>
+    </w:p>
+    <w:p>
+      <w:pPr>
+        <w:pStyle w:val="ListParagraph"/>
+        <w:numPr>
+          <w:ilvl w:val="0"/>
+          <w:numId w:val="6"/>
+        </w:numPr>
+        <w:shd w:val="clear" w:color="auto" w:fill="1F1F1F"/>
+        <w:spacing w:after="0" w:line="285" w:lineRule="atLeast"/>
+        <w:rPr>
+          <w:rFonts w:ascii="Consolas" w:eastAsia="Times New Roman" w:hAnsi="Consolas" w:cs="Times New Roman"/>
+          <w:color w:val="CCCCCC"/>
+          <w:kern w:val="0"/>
+          <w:sz w:val="21"/>
+          <w:szCs w:val="21"/>
+          <w:lang w:eastAsia="en-GB"/>
+          <w14:ligatures w14:val="none"/>
+        </w:rPr>
+      </w:pPr>
+    </w:p>
+    <w:p>
+      <w:pPr>
+        <w:pStyle w:val="ListParagraph"/>
+        <w:numPr>
+          <w:ilvl w:val="0"/>
+          <w:numId w:val="6"/>
+        </w:numPr>
+        <w:shd w:val="clear" w:color="auto" w:fill="1F1F1F"/>
+        <w:spacing w:after="0" w:line="285" w:lineRule="atLeast"/>
+        <w:rPr>
+          <w:rFonts w:ascii="Consolas" w:eastAsia="Times New Roman" w:hAnsi="Consolas" w:cs="Times New Roman"/>
+          <w:color w:val="CCCCCC"/>
+          <w:kern w:val="0"/>
+          <w:sz w:val="21"/>
+          <w:szCs w:val="21"/>
+          <w:lang w:eastAsia="en-GB"/>
+          <w14:ligatures w14:val="none"/>
+        </w:rPr>
+      </w:pPr>
+      <w:r>
+        <w:rPr>
+          <w:rFonts w:ascii="Consolas" w:eastAsia="Times New Roman" w:hAnsi="Consolas" w:cs="Times New Roman"/>
+          <w:b/>
+          <w:bCs/>
+          <w:color w:val="569CD6"/>
+          <w:kern w:val="0"/>
+          <w:sz w:val="21"/>
+          <w:szCs w:val="21"/>
+          <w:lang w:eastAsia="en-GB"/>
+          <w14:ligatures w14:val="none"/>
+        </w:rPr>
+        <w:t>#### 10.3 Natural Fit</w:t>
+      </w:r>
+    </w:p>
+    <w:p>
+      <w:pPr>
+        <w:pStyle w:val="ListParagraph"/>
+        <w:numPr>
+          <w:ilvl w:val="0"/>
+          <w:numId w:val="6"/>
+        </w:numPr>
+        <w:shd w:val="clear" w:color="auto" w:fill="1F1F1F"/>
+        <w:spacing w:after="0" w:line="285" w:lineRule="atLeast"/>
+        <w:rPr>
+          <w:rFonts w:ascii="Consolas" w:eastAsia="Times New Roman" w:hAnsi="Consolas" w:cs="Times New Roman"/>
+          <w:color w:val="CCCCCC"/>
+          <w:kern w:val="0"/>
+          <w:sz w:val="21"/>
+          <w:szCs w:val="21"/>
+          <w:lang w:eastAsia="en-GB"/>
+          <w14:ligatures w14:val="none"/>
+        </w:rPr>
+      </w:pPr>
+      <w:r>
+        <w:rPr>
+          <w:rFonts w:ascii="Consolas" w:eastAsia="Times New Roman" w:hAnsi="Consolas" w:cs="Times New Roman"/>
+          <w:color w:val="6796E6"/>
+          <w:kern w:val="0"/>
+          <w:sz w:val="21"/>
+          <w:szCs w:val="21"/>
+          <w:lang w:eastAsia="en-GB"/>
+          <w14:ligatures w14:val="none"/>
+        </w:rPr>
+        <w:t>-</w:t>
+      </w:r>
+      <w:r>
+        <w:rPr>
+          <w:rFonts w:ascii="Consolas" w:eastAsia="Times New Roman" w:hAnsi="Consolas" w:cs="Times New Roman"/>
+          <w:color w:val="CCCCCC"/>
+          <w:kern w:val="0"/>
+          <w:sz w:val="21"/>
+          <w:szCs w:val="21"/>
+          <w:lang w:eastAsia="en-GB"/>
+          <w14:ligatures w14:val="none"/>
+        </w:rPr>
+        <w:t xml:space="preserve"> Text starts with:</w:t>
+      </w:r>
+    </w:p>
+    <w:p>
+      <w:pPr>
+        <w:pStyle w:val="ListParagraph"/>
+        <w:numPr>
+          <w:ilvl w:val="0"/>
+          <w:numId w:val="6"/>
+        </w:numPr>
+        <w:shd w:val="clear" w:color="auto" w:fill="1F1F1F"/>
+        <w:spacing w:after="0" w:line="285" w:lineRule="atLeast"/>
+        <w:rPr>
+          <w:rFonts w:ascii="Consolas" w:eastAsia="Times New Roman" w:hAnsi="Consolas" w:cs="Times New Roman"/>
+          <w:color w:val="CCCCCC"/>
+          <w:kern w:val="0"/>
+          <w:sz w:val="21"/>
+          <w:szCs w:val="21"/>
+          <w:lang w:eastAsia="en-GB"/>
+          <w14:ligatures w14:val="none"/>
+        </w:rPr>
+      </w:pPr>
+      <w:r>
+        <w:rPr>
+          <w:rFonts w:ascii="Consolas" w:eastAsia="Times New Roman" w:hAnsi="Consolas" w:cs="Times New Roman"/>
+          <w:color w:val="CCCCCC"/>
+          <w:kern w:val="0"/>
+          <w:sz w:val="21"/>
+          <w:szCs w:val="21"/>
+          <w:lang w:eastAsia="en-GB"/>
+          <w14:ligatures w14:val="none"/>
+        </w:rPr>
+        <w:t xml:space="preserve">  </w:t>
+      </w:r>
+      <w:r>
+        <w:rPr>
+          <w:rFonts w:ascii="Consolas" w:eastAsia="Times New Roman" w:hAnsi="Consolas" w:cs="Times New Roman"/>
+          <w:color w:val="6796E6"/>
+          <w:kern w:val="0"/>
+          <w:sz w:val="21"/>
+          <w:szCs w:val="21"/>
+          <w:lang w:eastAsia="en-GB"/>
+          <w14:ligatures w14:val="none"/>
+        </w:rPr>
+        <w:t>-</w:t>
+      </w:r>
+      <w:r>
+        <w:rPr>
+          <w:rFonts w:ascii="Consolas" w:eastAsia="Times New Roman" w:hAnsi="Consolas" w:cs="Times New Roman"/>
+          <w:color w:val="CCCCCC"/>
+          <w:kern w:val="0"/>
+          <w:sz w:val="21"/>
+          <w:szCs w:val="21"/>
+          <w:lang w:eastAsia="en-GB"/>
+          <w14:ligatures w14:val="none"/>
+        </w:rPr>
+        <w:t xml:space="preserve"> Natural Fit</w:t>
+      </w:r>
+    </w:p>
+    <w:p>
+      <w:pPr>
+        <w:pStyle w:val="ListParagraph"/>
+        <w:numPr>
+          <w:ilvl w:val="0"/>
+          <w:numId w:val="6"/>
+        </w:numPr>
+        <w:shd w:val="clear" w:color="auto" w:fill="1F1F1F"/>
+        <w:spacing w:after="0" w:line="285" w:lineRule="atLeast"/>
+        <w:rPr>
+          <w:rFonts w:ascii="Consolas" w:eastAsia="Times New Roman" w:hAnsi="Consolas" w:cs="Times New Roman"/>
+          <w:color w:val="CCCCCC"/>
+          <w:kern w:val="0"/>
+          <w:sz w:val="21"/>
+          <w:szCs w:val="21"/>
+          <w:lang w:eastAsia="en-GB"/>
+          <w14:ligatures w14:val="none"/>
+        </w:rPr>
+      </w:pPr>
+      <w:r>
+        <w:rPr>
+          <w:rFonts w:ascii="Consolas" w:eastAsia="Times New Roman" w:hAnsi="Consolas" w:cs="Times New Roman"/>
+          <w:color w:val="6796E6"/>
+          <w:kern w:val="0"/>
+          <w:sz w:val="21"/>
+          <w:szCs w:val="21"/>
+          <w:lang w:eastAsia="en-GB"/>
+          <w14:ligatures w14:val="none"/>
+        </w:rPr>
+        <w:t>-</w:t>
+      </w:r>
+      <w:r>
+        <w:rPr>
+          <w:rFonts w:ascii="Consolas" w:eastAsia="Times New Roman" w:hAnsi="Consolas" w:cs="Times New Roman"/>
+          <w:color w:val="CCCCCC"/>
+          <w:kern w:val="0"/>
+          <w:sz w:val="21"/>
+          <w:szCs w:val="21"/>
+          <w:lang w:eastAsia="en-GB"/>
+          <w14:ligatures w14:val="none"/>
+        </w:rPr>
+        <w:t xml:space="preserve"> Trigger:</w:t>
+      </w:r>
+    </w:p>
+    <w:p>
+      <w:pPr>
+        <w:pStyle w:val="ListParagraph"/>
+        <w:numPr>
+          <w:ilvl w:val="0"/>
+          <w:numId w:val="6"/>
+        </w:numPr>
+        <w:shd w:val="clear" w:color="auto" w:fill="1F1F1F"/>
+        <w:spacing w:after="0" w:line="285" w:lineRule="atLeast"/>
+        <w:rPr>
+          <w:rFonts w:ascii="Consolas" w:eastAsia="Times New Roman" w:hAnsi="Consolas" w:cs="Times New Roman"/>
+          <w:color w:val="CCCCCC"/>
+          <w:kern w:val="0"/>
+          <w:sz w:val="21"/>
+          <w:szCs w:val="21"/>
+          <w:lang w:eastAsia="en-GB"/>
+          <w14:ligatures w14:val="none"/>
+        </w:rPr>
+      </w:pPr>
+      <w:r>
+        <w:rPr>
+          <w:rFonts w:ascii="Consolas" w:eastAsia="Times New Roman" w:hAnsi="Consolas" w:cs="Times New Roman"/>
+          <w:color w:val="CCCCCC"/>
+          <w:kern w:val="0"/>
+          <w:sz w:val="21"/>
+          <w:szCs w:val="21"/>
+          <w:lang w:eastAsia="en-GB"/>
+          <w14:ligatures w14:val="none"/>
+        </w:rPr>
+        <w:t xml:space="preserve">  </w:t>
+      </w:r>
+      <w:r>
+        <w:rPr>
+          <w:rFonts w:ascii="Consolas" w:eastAsia="Times New Roman" w:hAnsi="Consolas" w:cs="Times New Roman"/>
+          <w:color w:val="6796E6"/>
+          <w:kern w:val="0"/>
+          <w:sz w:val="21"/>
+          <w:szCs w:val="21"/>
+          <w:lang w:eastAsia="en-GB"/>
+          <w14:ligatures w14:val="none"/>
+        </w:rPr>
+        <w:t>-</w:t>
+      </w:r>
+      <w:r>
+        <w:rPr>
+          <w:rFonts w:ascii="Consolas" w:eastAsia="Times New Roman" w:hAnsi="Consolas" w:cs="Times New Roman"/>
+          <w:color w:val="CCCCCC"/>
+          <w:kern w:val="0"/>
+          <w:sz w:val="21"/>
+          <w:szCs w:val="21"/>
+          <w:lang w:eastAsia="en-GB"/>
+          <w14:ligatures w14:val="none"/>
+        </w:rPr>
+        <w:t xml:space="preserve"> </w:t>
+      </w:r>
+      <w:r>
+        <w:rPr>
+          <w:rFonts w:ascii="Consolas" w:eastAsia="Times New Roman" w:hAnsi="Consolas" w:cs="Times New Roman"/>
+          <w:color w:val="CE9178"/>
+          <w:kern w:val="0"/>
+          <w:sz w:val="21"/>
+          <w:szCs w:val="21"/>
+          <w:lang w:eastAsia="en-GB"/>
+          <w14:ligatures w14:val="none"/>
+        </w:rPr>
+        <w:t>`phenotype`</w:t>
+      </w:r>
+      <w:r>
+        <w:rPr>
+          <w:rFonts w:ascii="Consolas" w:eastAsia="Times New Roman" w:hAnsi="Consolas" w:cs="Times New Roman"/>
+          <w:color w:val="CCCCCC"/>
+          <w:kern w:val="0"/>
+          <w:sz w:val="21"/>
+          <w:szCs w:val="21"/>
+          <w:lang w:eastAsia="en-GB"/>
+          <w14:ligatures w14:val="none"/>
+        </w:rPr>
+        <w:t xml:space="preserve"> contains </w:t>
+      </w:r>
+      <w:r>
+        <w:rPr>
+          <w:rFonts w:ascii="Consolas" w:eastAsia="Times New Roman" w:hAnsi="Consolas" w:cs="Times New Roman"/>
+          <w:color w:val="CE9178"/>
+          <w:kern w:val="0"/>
+          <w:sz w:val="21"/>
+          <w:szCs w:val="21"/>
+          <w:lang w:eastAsia="en-GB"/>
+          <w14:ligatures w14:val="none"/>
+        </w:rPr>
+        <w:t>`time trialist`</w:t>
+      </w:r>
+    </w:p>
+    <w:p>
+      <w:pPr>
+        <w:pStyle w:val="ListParagraph"/>
+        <w:numPr>
+          <w:ilvl w:val="0"/>
+          <w:numId w:val="6"/>
+        </w:numPr>
+        <w:shd w:val="clear" w:color="auto" w:fill="1F1F1F"/>
+        <w:spacing w:after="0" w:line="285" w:lineRule="atLeast"/>
+        <w:rPr>
+          <w:rFonts w:ascii="Consolas" w:eastAsia="Times New Roman" w:hAnsi="Consolas" w:cs="Times New Roman"/>
+          <w:color w:val="CCCCCC"/>
+          <w:kern w:val="0"/>
+          <w:sz w:val="21"/>
+          <w:szCs w:val="21"/>
+          <w:lang w:eastAsia="en-GB"/>
+          <w14:ligatures w14:val="none"/>
+        </w:rPr>
+      </w:pPr>
+      <w:r>
+        <w:rPr>
+          <w:rFonts w:ascii="Consolas" w:eastAsia="Times New Roman" w:hAnsi="Consolas" w:cs="Times New Roman"/>
+          <w:color w:val="CCCCCC"/>
+          <w:kern w:val="0"/>
+          <w:sz w:val="21"/>
+          <w:szCs w:val="21"/>
+          <w:lang w:eastAsia="en-GB"/>
+          <w14:ligatures w14:val="none"/>
+        </w:rPr>
+        <w:t xml:space="preserve">  </w:t>
+      </w:r>
+      <w:r>
+        <w:rPr>
+          <w:rFonts w:ascii="Consolas" w:eastAsia="Times New Roman" w:hAnsi="Consolas" w:cs="Times New Roman"/>
+          <w:color w:val="6796E6"/>
+          <w:kern w:val="0"/>
+          <w:sz w:val="21"/>
+          <w:szCs w:val="21"/>
+          <w:lang w:eastAsia="en-GB"/>
+          <w14:ligatures w14:val="none"/>
+        </w:rPr>
+        <w:t>-</w:t>
+      </w:r>
+      <w:r>
+        <w:rPr>
+          <w:rFonts w:ascii="Consolas" w:eastAsia="Times New Roman" w:hAnsi="Consolas" w:cs="Times New Roman"/>
+          <w:color w:val="CCCCCC"/>
+          <w:kern w:val="0"/>
+          <w:sz w:val="21"/>
+          <w:szCs w:val="21"/>
+          <w:lang w:eastAsia="en-GB"/>
+          <w14:ligatures w14:val="none"/>
+        </w:rPr>
+        <w:t xml:space="preserve"> </w:t>
+      </w:r>
+      <w:r>
+        <w:rPr>
+          <w:rFonts w:ascii="Consolas" w:eastAsia="Times New Roman" w:hAnsi="Consolas" w:cs="Times New Roman"/>
+          <w:color w:val="CE9178"/>
+          <w:kern w:val="0"/>
+          <w:sz w:val="21"/>
+          <w:szCs w:val="21"/>
+          <w:lang w:eastAsia="en-GB"/>
+          <w14:ligatures w14:val="none"/>
+        </w:rPr>
+        <w:t>`goal`</w:t>
+      </w:r>
+      <w:r>
+        <w:rPr>
+          <w:rFonts w:ascii="Consolas" w:eastAsia="Times New Roman" w:hAnsi="Consolas" w:cs="Times New Roman"/>
+          <w:color w:val="CCCCCC"/>
+          <w:kern w:val="0"/>
+          <w:sz w:val="21"/>
+          <w:szCs w:val="21"/>
+          <w:lang w:eastAsia="en-GB"/>
+          <w14:ligatures w14:val="none"/>
+        </w:rPr>
+        <w:t xml:space="preserve"> contains </w:t>
+      </w:r>
+      <w:r>
+        <w:rPr>
+          <w:rFonts w:ascii="Consolas" w:eastAsia="Times New Roman" w:hAnsi="Consolas" w:cs="Times New Roman"/>
+          <w:color w:val="CE9178"/>
+          <w:kern w:val="0"/>
+          <w:sz w:val="21"/>
+          <w:szCs w:val="21"/>
+          <w:lang w:eastAsia="en-GB"/>
+          <w14:ligatures w14:val="none"/>
+        </w:rPr>
+        <w:t>`climbing`</w:t>
+      </w:r>
+    </w:p>
+    <w:p>
+      <w:pPr>
+        <w:pStyle w:val="ListParagraph"/>
+        <w:numPr>
+          <w:ilvl w:val="0"/>
+          <w:numId w:val="6"/>
+        </w:numPr>
+        <w:shd w:val="clear" w:color="auto" w:fill="1F1F1F"/>
+        <w:spacing w:after="0" w:line="285" w:lineRule="atLeast"/>
+        <w:rPr>
+          <w:rFonts w:ascii="Consolas" w:eastAsia="Times New Roman" w:hAnsi="Consolas" w:cs="Times New Roman"/>
+          <w:color w:val="CCCCCC"/>
+          <w:kern w:val="0"/>
+          <w:sz w:val="21"/>
+          <w:szCs w:val="21"/>
+          <w:lang w:eastAsia="en-GB"/>
+          <w14:ligatures w14:val="none"/>
+        </w:rPr>
+      </w:pPr>
+    </w:p>
+    <w:p>
+      <w:pPr>
+        <w:pStyle w:val="ListParagraph"/>
+        <w:numPr>
+          <w:ilvl w:val="0"/>
+          <w:numId w:val="6"/>
+        </w:numPr>
+        <w:shd w:val="clear" w:color="auto" w:fill="1F1F1F"/>
+        <w:spacing w:after="0" w:line="285" w:lineRule="atLeast"/>
+        <w:rPr>
+          <w:rFonts w:ascii="Consolas" w:eastAsia="Times New Roman" w:hAnsi="Consolas" w:cs="Times New Roman"/>
+          <w:color w:val="CCCCCC"/>
+          <w:kern w:val="0"/>
+          <w:sz w:val="21"/>
+          <w:szCs w:val="21"/>
+          <w:lang w:eastAsia="en-GB"/>
+          <w14:ligatures w14:val="none"/>
+        </w:rPr>
+      </w:pPr>
+      <w:r>
+        <w:rPr>
+          <w:rFonts w:ascii="Consolas" w:eastAsia="Times New Roman" w:hAnsi="Consolas" w:cs="Times New Roman"/>
+          <w:b/>
+          <w:bCs/>
+          <w:color w:val="569CD6"/>
+          <w:kern w:val="0"/>
+          <w:sz w:val="21"/>
+          <w:szCs w:val="21"/>
+          <w:lang w:eastAsia="en-GB"/>
+          <w14:ligatures w14:val="none"/>
+        </w:rPr>
+        <w:t>#### 10.4 Strategic Focus</w:t>
+      </w:r>
+    </w:p>
+    <w:p>
+      <w:pPr>
+        <w:pStyle w:val="ListParagraph"/>
+        <w:numPr>
+          <w:ilvl w:val="0"/>
+          <w:numId w:val="6"/>
+        </w:numPr>
+        <w:shd w:val="clear" w:color="auto" w:fill="1F1F1F"/>
+        <w:spacing w:after="0" w:line="285" w:lineRule="atLeast"/>
+        <w:rPr>
+          <w:rFonts w:ascii="Consolas" w:eastAsia="Times New Roman" w:hAnsi="Consolas" w:cs="Times New Roman"/>
+          <w:color w:val="CCCCCC"/>
+          <w:kern w:val="0"/>
+          <w:sz w:val="21"/>
+          <w:szCs w:val="21"/>
+          <w:lang w:eastAsia="en-GB"/>
+          <w14:ligatures w14:val="none"/>
+        </w:rPr>
+      </w:pPr>
+      <w:r>
+        <w:rPr>
+          <w:rFonts w:ascii="Consolas" w:eastAsia="Times New Roman" w:hAnsi="Consolas" w:cs="Times New Roman"/>
+          <w:color w:val="6796E6"/>
+          <w:kern w:val="0"/>
+          <w:sz w:val="21"/>
+          <w:szCs w:val="21"/>
+          <w:lang w:eastAsia="en-GB"/>
+          <w14:ligatures w14:val="none"/>
+        </w:rPr>
+        <w:t>-</w:t>
+      </w:r>
+      <w:r>
+        <w:rPr>
+          <w:rFonts w:ascii="Consolas" w:eastAsia="Times New Roman" w:hAnsi="Consolas" w:cs="Times New Roman"/>
+          <w:color w:val="CCCCCC"/>
+          <w:kern w:val="0"/>
+          <w:sz w:val="21"/>
+          <w:szCs w:val="21"/>
+          <w:lang w:eastAsia="en-GB"/>
+          <w14:ligatures w14:val="none"/>
+        </w:rPr>
+        <w:t xml:space="preserve"> Text starts with:</w:t>
+      </w:r>
+    </w:p>
+    <w:p>
+      <w:pPr>
+        <w:pStyle w:val="ListParagraph"/>
+        <w:numPr>
+          <w:ilvl w:val="0"/>
+          <w:numId w:val="6"/>
+        </w:numPr>
+        <w:shd w:val="clear" w:color="auto" w:fill="1F1F1F"/>
+        <w:spacing w:after="0" w:line="285" w:lineRule="atLeast"/>
+        <w:rPr>
+          <w:rFonts w:ascii="Consolas" w:eastAsia="Times New Roman" w:hAnsi="Consolas" w:cs="Times New Roman"/>
+          <w:color w:val="CCCCCC"/>
+          <w:kern w:val="0"/>
+          <w:sz w:val="21"/>
+          <w:szCs w:val="21"/>
+          <w:lang w:eastAsia="en-GB"/>
+          <w14:ligatures w14:val="none"/>
+        </w:rPr>
+      </w:pPr>
+      <w:r>
+        <w:rPr>
+          <w:rFonts w:ascii="Consolas" w:eastAsia="Times New Roman" w:hAnsi="Consolas" w:cs="Times New Roman"/>
+          <w:color w:val="CCCCCC"/>
+          <w:kern w:val="0"/>
+          <w:sz w:val="21"/>
+          <w:szCs w:val="21"/>
+          <w:lang w:eastAsia="en-GB"/>
+          <w14:ligatures w14:val="none"/>
+        </w:rPr>
+        <w:t xml:space="preserve">  </w:t>
+      </w:r>
+      <w:r>
+        <w:rPr>
+          <w:rFonts w:ascii="Consolas" w:eastAsia="Times New Roman" w:hAnsi="Consolas" w:cs="Times New Roman"/>
+          <w:color w:val="6796E6"/>
+          <w:kern w:val="0"/>
+          <w:sz w:val="21"/>
+          <w:szCs w:val="21"/>
+          <w:lang w:eastAsia="en-GB"/>
+          <w14:ligatures w14:val="none"/>
+        </w:rPr>
+        <w:t>-</w:t>
+      </w:r>
+      <w:r>
+        <w:rPr>
+          <w:rFonts w:ascii="Consolas" w:eastAsia="Times New Roman" w:hAnsi="Consolas" w:cs="Times New Roman"/>
+          <w:color w:val="CCCCCC"/>
+          <w:kern w:val="0"/>
+          <w:sz w:val="21"/>
+          <w:szCs w:val="21"/>
+          <w:lang w:eastAsia="en-GB"/>
+          <w14:ligatures w14:val="none"/>
+        </w:rPr>
+        <w:t xml:space="preserve"> Strategic Focus</w:t>
+      </w:r>
+    </w:p>
+    <w:p>
+      <w:pPr>
+        <w:pStyle w:val="ListParagraph"/>
+        <w:numPr>
+          <w:ilvl w:val="0"/>
+          <w:numId w:val="6"/>
+        </w:numPr>
+        <w:shd w:val="clear" w:color="auto" w:fill="1F1F1F"/>
+        <w:spacing w:after="0" w:line="285" w:lineRule="atLeast"/>
+        <w:rPr>
+          <w:rFonts w:ascii="Consolas" w:eastAsia="Times New Roman" w:hAnsi="Consolas" w:cs="Times New Roman"/>
+          <w:color w:val="CCCCCC"/>
+          <w:kern w:val="0"/>
+          <w:sz w:val="21"/>
+          <w:szCs w:val="21"/>
+          <w:lang w:eastAsia="en-GB"/>
+          <w14:ligatures w14:val="none"/>
+        </w:rPr>
+      </w:pPr>
+      <w:r>
+        <w:rPr>
+          <w:rFonts w:ascii="Consolas" w:eastAsia="Times New Roman" w:hAnsi="Consolas" w:cs="Times New Roman"/>
+          <w:color w:val="6796E6"/>
+          <w:kern w:val="0"/>
+          <w:sz w:val="21"/>
+          <w:szCs w:val="21"/>
+          <w:lang w:eastAsia="en-GB"/>
+          <w14:ligatures w14:val="none"/>
+        </w:rPr>
+        <w:t>-</w:t>
+      </w:r>
+      <w:r>
+        <w:rPr>
+          <w:rFonts w:ascii="Consolas" w:eastAsia="Times New Roman" w:hAnsi="Consolas" w:cs="Times New Roman"/>
+          <w:color w:val="CCCCCC"/>
+          <w:kern w:val="0"/>
+          <w:sz w:val="21"/>
+          <w:szCs w:val="21"/>
+          <w:lang w:eastAsia="en-GB"/>
+          <w14:ligatures w14:val="none"/>
+        </w:rPr>
+        <w:t xml:space="preserve"> Trigger:</w:t>
+      </w:r>
+    </w:p>
+    <w:p>
+      <w:pPr>
+        <w:pStyle w:val="ListParagraph"/>
+        <w:numPr>
+          <w:ilvl w:val="0"/>
+          <w:numId w:val="6"/>
+        </w:numPr>
+        <w:shd w:val="clear" w:color="auto" w:fill="1F1F1F"/>
+        <w:spacing w:after="0" w:line="285" w:lineRule="atLeast"/>
+        <w:rPr>
+          <w:rFonts w:ascii="Consolas" w:eastAsia="Times New Roman" w:hAnsi="Consolas" w:cs="Times New Roman"/>
+          <w:color w:val="CCCCCC"/>
+          <w:kern w:val="0"/>
+          <w:sz w:val="21"/>
+          <w:szCs w:val="21"/>
+          <w:lang w:eastAsia="en-GB"/>
+          <w14:ligatures w14:val="none"/>
+        </w:rPr>
+      </w:pPr>
+      <w:r>
+        <w:rPr>
+          <w:rFonts w:ascii="Consolas" w:eastAsia="Times New Roman" w:hAnsi="Consolas" w:cs="Times New Roman"/>
+          <w:color w:val="CCCCCC"/>
+          <w:kern w:val="0"/>
+          <w:sz w:val="21"/>
+          <w:szCs w:val="21"/>
+          <w:lang w:eastAsia="en-GB"/>
+          <w14:ligatures w14:val="none"/>
+        </w:rPr>
+        <w:t xml:space="preserve">  </w:t>
+      </w:r>
+      <w:r>
+        <w:rPr>
+          <w:rFonts w:ascii="Consolas" w:eastAsia="Times New Roman" w:hAnsi="Consolas" w:cs="Times New Roman"/>
+          <w:color w:val="6796E6"/>
+          <w:kern w:val="0"/>
+          <w:sz w:val="21"/>
+          <w:szCs w:val="21"/>
+          <w:lang w:eastAsia="en-GB"/>
+          <w14:ligatures w14:val="none"/>
+        </w:rPr>
+        <w:t>-</w:t>
+      </w:r>
+      <w:r>
+        <w:rPr>
+          <w:rFonts w:ascii="Consolas" w:eastAsia="Times New Roman" w:hAnsi="Consolas" w:cs="Times New Roman"/>
+          <w:color w:val="CCCCCC"/>
+          <w:kern w:val="0"/>
+          <w:sz w:val="21"/>
+          <w:szCs w:val="21"/>
+          <w:lang w:eastAsia="en-GB"/>
+          <w14:ligatures w14:val="none"/>
+        </w:rPr>
+        <w:t xml:space="preserve"> All other phenotype/goal combinations.</w:t>
+      </w:r>
+    </w:p>
+    <w:p>
+      <w:pPr>
+        <w:pStyle w:val="ListParagraph"/>
+        <w:numPr>
+          <w:ilvl w:val="0"/>
+          <w:numId w:val="6"/>
+        </w:numPr>
+        <w:shd w:val="clear" w:color="auto" w:fill="1F1F1F"/>
+        <w:spacing w:after="0" w:line="285" w:lineRule="atLeast"/>
+        <w:rPr>
+          <w:rFonts w:ascii="Consolas" w:eastAsia="Times New Roman" w:hAnsi="Consolas" w:cs="Times New Roman"/>
+          <w:color w:val="CCCCCC"/>
+          <w:kern w:val="0"/>
+          <w:sz w:val="21"/>
+          <w:szCs w:val="21"/>
+          <w:lang w:eastAsia="en-GB"/>
+          <w14:ligatures w14:val="none"/>
+        </w:rPr>
+      </w:pPr>
+    </w:p>
+    <w:p>
+      <w:pPr>
+        <w:pStyle w:val="ListParagraph"/>
+        <w:numPr>
+          <w:ilvl w:val="0"/>
+          <w:numId w:val="6"/>
+        </w:numPr>
+        <w:shd w:val="clear" w:color="auto" w:fill="1F1F1F"/>
+        <w:spacing w:after="0" w:line="285" w:lineRule="atLeast"/>
+        <w:rPr>
+          <w:rFonts w:ascii="Consolas" w:eastAsia="Times New Roman" w:hAnsi="Consolas" w:cs="Times New Roman"/>
+          <w:color w:val="CCCCCC"/>
+          <w:kern w:val="0"/>
+          <w:sz w:val="21"/>
+          <w:szCs w:val="21"/>
+          <w:lang w:eastAsia="en-GB"/>
+          <w14:ligatures w14:val="none"/>
+        </w:rPr>
+      </w:pPr>
+      <w:r>
+        <w:rPr>
+          <w:rFonts w:ascii="Consolas" w:eastAsia="Times New Roman" w:hAnsi="Consolas" w:cs="Times New Roman"/>
+          <w:b/>
+          <w:bCs/>
+          <w:color w:val="569CD6"/>
+          <w:kern w:val="0"/>
+          <w:sz w:val="21"/>
+          <w:szCs w:val="21"/>
+          <w:lang w:eastAsia="en-GB"/>
+          <w14:ligatures w14:val="none"/>
+        </w:rPr>
+        <w:t>### 11) Risk warning</w:t>
+      </w:r>
+    </w:p>
+    <w:p>
+      <w:pPr>
+        <w:pStyle w:val="ListParagraph"/>
+        <w:numPr>
+          <w:ilvl w:val="0"/>
+          <w:numId w:val="6"/>
+        </w:numPr>
+        <w:shd w:val="clear" w:color="auto" w:fill="1F1F1F"/>
+        <w:spacing w:after="0" w:line="285" w:lineRule="atLeast"/>
+        <w:rPr>
+          <w:rFonts w:ascii="Consolas" w:eastAsia="Times New Roman" w:hAnsi="Consolas" w:cs="Times New Roman"/>
+          <w:color w:val="CCCCCC"/>
+          <w:kern w:val="0"/>
+          <w:sz w:val="21"/>
+          <w:szCs w:val="21"/>
+          <w:lang w:eastAsia="en-GB"/>
+          <w14:ligatures w14:val="none"/>
+        </w:rPr>
+      </w:pPr>
+      <w:r>
+        <w:rPr>
+          <w:rFonts w:ascii="Consolas" w:eastAsia="Times New Roman" w:hAnsi="Consolas" w:cs="Times New Roman"/>
+          <w:color w:val="6796E6"/>
+          <w:kern w:val="0"/>
+          <w:sz w:val="21"/>
+          <w:szCs w:val="21"/>
+          <w:lang w:eastAsia="en-GB"/>
+          <w14:ligatures w14:val="none"/>
+        </w:rPr>
+        <w:t>-</w:t>
+      </w:r>
+      <w:r>
+        <w:rPr>
+          <w:rFonts w:ascii="Consolas" w:eastAsia="Times New Roman" w:hAnsi="Consolas" w:cs="Times New Roman"/>
+          <w:color w:val="CCCCCC"/>
+          <w:kern w:val="0"/>
+          <w:sz w:val="21"/>
+          <w:szCs w:val="21"/>
+          <w:lang w:eastAsia="en-GB"/>
+          <w14:ligatures w14:val="none"/>
+        </w:rPr>
+        <w:t xml:space="preserve"> Text pattern:</w:t>
+      </w:r>
+    </w:p>
+    <w:p>
+      <w:pPr>
+        <w:pStyle w:val="ListParagraph"/>
+        <w:numPr>
+          <w:ilvl w:val="0"/>
+          <w:numId w:val="6"/>
+        </w:numPr>
+        <w:shd w:val="clear" w:color="auto" w:fill="1F1F1F"/>
+        <w:spacing w:after="0" w:line="285" w:lineRule="atLeast"/>
+        <w:rPr>
+          <w:rFonts w:ascii="Consolas" w:eastAsia="Times New Roman" w:hAnsi="Consolas" w:cs="Times New Roman"/>
+          <w:color w:val="CCCCCC"/>
+          <w:kern w:val="0"/>
+          <w:sz w:val="21"/>
+          <w:szCs w:val="21"/>
+          <w:lang w:eastAsia="en-GB"/>
+          <w14:ligatures w14:val="none"/>
+        </w:rPr>
+      </w:pPr>
+      <w:r>
+        <w:rPr>
+          <w:rFonts w:ascii="Consolas" w:eastAsia="Times New Roman" w:hAnsi="Consolas" w:cs="Times New Roman"/>
+          <w:color w:val="CCCCCC"/>
+          <w:kern w:val="0"/>
+          <w:sz w:val="21"/>
+          <w:szCs w:val="21"/>
+          <w:lang w:eastAsia="en-GB"/>
+          <w14:ligatures w14:val="none"/>
+        </w:rPr>
+        <w:t xml:space="preserve">  </w:t>
+      </w:r>
+      <w:r>
+        <w:rPr>
+          <w:rFonts w:ascii="Consolas" w:eastAsia="Times New Roman" w:hAnsi="Consolas" w:cs="Times New Roman"/>
+          <w:color w:val="6796E6"/>
+          <w:kern w:val="0"/>
+          <w:sz w:val="21"/>
+          <w:szCs w:val="21"/>
+          <w:lang w:eastAsia="en-GB"/>
+          <w14:ligatures w14:val="none"/>
+        </w:rPr>
+        <w:t>-</w:t>
+      </w:r>
+      <w:r>
+        <w:rPr>
+          <w:rFonts w:ascii="Consolas" w:eastAsia="Times New Roman" w:hAnsi="Consolas" w:cs="Times New Roman"/>
+          <w:color w:val="CCCCCC"/>
+          <w:kern w:val="0"/>
+          <w:sz w:val="21"/>
+          <w:szCs w:val="21"/>
+          <w:lang w:eastAsia="en-GB"/>
+          <w14:ligatures w14:val="none"/>
+        </w:rPr>
+        <w:t xml:space="preserve"> Risk Alert: You tend to stagnate above X TSS/week. Stay disciplined about recovery.</w:t>
+      </w:r>
+    </w:p>
+    <w:p>
+      <w:pPr>
+        <w:pStyle w:val="ListParagraph"/>
+        <w:numPr>
+          <w:ilvl w:val="0"/>
+          <w:numId w:val="6"/>
+        </w:numPr>
+        <w:shd w:val="clear" w:color="auto" w:fill="1F1F1F"/>
+        <w:spacing w:after="0" w:line="285" w:lineRule="atLeast"/>
+        <w:rPr>
+          <w:rFonts w:ascii="Consolas" w:eastAsia="Times New Roman" w:hAnsi="Consolas" w:cs="Times New Roman"/>
+          <w:color w:val="CCCCCC"/>
+          <w:kern w:val="0"/>
+          <w:sz w:val="21"/>
+          <w:szCs w:val="21"/>
+          <w:lang w:eastAsia="en-GB"/>
+          <w14:ligatures w14:val="none"/>
+        </w:rPr>
+      </w:pPr>
+      <w:r>
+        <w:rPr>
+          <w:rFonts w:ascii="Consolas" w:eastAsia="Times New Roman" w:hAnsi="Consolas" w:cs="Times New Roman"/>
+          <w:color w:val="6796E6"/>
+          <w:kern w:val="0"/>
+          <w:sz w:val="21"/>
+          <w:szCs w:val="21"/>
+          <w:lang w:eastAsia="en-GB"/>
+          <w14:ligatures w14:val="none"/>
+        </w:rPr>
+        <w:t>-</w:t>
+      </w:r>
+      <w:r>
+        <w:rPr>
+          <w:rFonts w:ascii="Consolas" w:eastAsia="Times New Roman" w:hAnsi="Consolas" w:cs="Times New Roman"/>
+          <w:color w:val="CCCCCC"/>
+          <w:kern w:val="0"/>
+          <w:sz w:val="21"/>
+          <w:szCs w:val="21"/>
+          <w:lang w:eastAsia="en-GB"/>
+          <w14:ligatures w14:val="none"/>
+        </w:rPr>
+        <w:t xml:space="preserve"> Trigger:</w:t>
+      </w:r>
+    </w:p>
+    <w:p>
+      <w:pPr>
+        <w:pStyle w:val="ListParagraph"/>
+        <w:numPr>
+          <w:ilvl w:val="0"/>
+          <w:numId w:val="6"/>
+        </w:numPr>
+        <w:shd w:val="clear" w:color="auto" w:fill="1F1F1F"/>
+        <w:spacing w:after="0" w:line="285" w:lineRule="atLeast"/>
+        <w:rPr>
+          <w:rFonts w:ascii="Consolas" w:eastAsia="Times New Roman" w:hAnsi="Consolas" w:cs="Times New Roman"/>
+          <w:color w:val="CCCCCC"/>
+          <w:kern w:val="0"/>
+          <w:sz w:val="21"/>
+          <w:szCs w:val="21"/>
+          <w:lang w:eastAsia="en-GB"/>
+          <w14:ligatures w14:val="none"/>
+        </w:rPr>
+      </w:pPr>
+      <w:r>
+        <w:rPr>
+          <w:rFonts w:ascii="Consolas" w:eastAsia="Times New Roman" w:hAnsi="Consolas" w:cs="Times New Roman"/>
+          <w:color w:val="CCCCCC"/>
+          <w:kern w:val="0"/>
+          <w:sz w:val="21"/>
+          <w:szCs w:val="21"/>
+          <w:lang w:eastAsia="en-GB"/>
+          <w14:ligatures w14:val="none"/>
+        </w:rPr>
+        <w:t xml:space="preserve">  </w:t>
+      </w:r>
+      <w:r>
+        <w:rPr>
+          <w:rFonts w:ascii="Consolas" w:eastAsia="Times New Roman" w:hAnsi="Consolas" w:cs="Times New Roman"/>
+          <w:color w:val="6796E6"/>
+          <w:kern w:val="0"/>
+          <w:sz w:val="21"/>
+          <w:szCs w:val="21"/>
+          <w:lang w:eastAsia="en-GB"/>
+          <w14:ligatures w14:val="none"/>
+        </w:rPr>
+        <w:t>-</w:t>
+      </w:r>
+      <w:r>
+        <w:rPr>
+          <w:rFonts w:ascii="Consolas" w:eastAsia="Times New Roman" w:hAnsi="Consolas" w:cs="Times New Roman"/>
+          <w:color w:val="CCCCCC"/>
+          <w:kern w:val="0"/>
+          <w:sz w:val="21"/>
+          <w:szCs w:val="21"/>
+          <w:lang w:eastAsia="en-GB"/>
+          <w14:ligatures w14:val="none"/>
+        </w:rPr>
+        <w:t xml:space="preserve"> </w:t>
+      </w:r>
+      <w:r>
+        <w:rPr>
+          <w:rFonts w:ascii="Consolas" w:eastAsia="Times New Roman" w:hAnsi="Consolas" w:cs="Times New Roman"/>
+          <w:color w:val="CE9178"/>
+          <w:kern w:val="0"/>
+          <w:sz w:val="21"/>
+          <w:szCs w:val="21"/>
+          <w:lang w:eastAsia="en-GB"/>
+          <w14:ligatures w14:val="none"/>
+        </w:rPr>
+        <w:t>`</w:t>
+      </w:r>
+      <w:proofErr w:type="spellStart"/>
+      <w:proofErr w:type="gramStart"/>
+      <w:r>
+        <w:rPr>
+          <w:rFonts w:ascii="Consolas" w:eastAsia="Times New Roman" w:hAnsi="Consolas" w:cs="Times New Roman"/>
+          <w:color w:val="CE9178"/>
+          <w:kern w:val="0"/>
+          <w:sz w:val="21"/>
+          <w:szCs w:val="21"/>
+          <w:lang w:eastAsia="en-GB"/>
+          <w14:ligatures w14:val="none"/>
+        </w:rPr>
+        <w:t>analysis.stagnationZones.length</w:t>
+      </w:r>
+      <w:proofErr w:type="spellEnd"/>
+      <w:proofErr w:type="gramEnd"/>
+      <w:r>
+        <w:rPr>
+          <w:rFonts w:ascii="Consolas" w:eastAsia="Times New Roman" w:hAnsi="Consolas" w:cs="Times New Roman"/>
+          <w:color w:val="CE9178"/>
+          <w:kern w:val="0"/>
+          <w:sz w:val="21"/>
+          <w:szCs w:val="21"/>
+          <w:lang w:eastAsia="en-GB"/>
+          <w14:ligatures w14:val="none"/>
+        </w:rPr>
+        <w:t xml:space="preserve"> &gt; 0`</w:t>
+      </w:r>
+    </w:p>
+    <w:p>
+      <w:pPr>
+        <w:pStyle w:val="ListParagraph"/>
+        <w:numPr>
+          <w:ilvl w:val="0"/>
+          <w:numId w:val="6"/>
+        </w:numPr>
+        <w:shd w:val="clear" w:color="auto" w:fill="1F1F1F"/>
+        <w:spacing w:after="0" w:line="285" w:lineRule="atLeast"/>
+        <w:rPr>
+          <w:rFonts w:ascii="Consolas" w:eastAsia="Times New Roman" w:hAnsi="Consolas" w:cs="Times New Roman"/>
+          <w:color w:val="CCCCCC"/>
+          <w:kern w:val="0"/>
+          <w:sz w:val="21"/>
+          <w:szCs w:val="21"/>
+          <w:lang w:eastAsia="en-GB"/>
+          <w14:ligatures w14:val="none"/>
+        </w:rPr>
+      </w:pPr>
+    </w:p>
+    <w:p>
+      <w:pPr>
+        <w:pStyle w:val="ListParagraph"/>
+        <w:numPr>
+          <w:ilvl w:val="0"/>
+          <w:numId w:val="6"/>
+        </w:numPr>
+        <w:shd w:val="clear" w:color="auto" w:fill="1F1F1F"/>
+        <w:spacing w:after="0" w:line="285" w:lineRule="atLeast"/>
+        <w:rPr>
+          <w:rFonts w:ascii="Consolas" w:eastAsia="Times New Roman" w:hAnsi="Consolas" w:cs="Times New Roman"/>
+          <w:color w:val="CCCCCC"/>
+          <w:kern w:val="0"/>
+          <w:sz w:val="21"/>
+          <w:szCs w:val="21"/>
+          <w:lang w:eastAsia="en-GB"/>
+          <w14:ligatures w14:val="none"/>
+        </w:rPr>
+      </w:pPr>
+      <w:r>
+        <w:rPr>
+          <w:rFonts w:ascii="Consolas" w:eastAsia="Times New Roman" w:hAnsi="Consolas" w:cs="Times New Roman"/>
+          <w:b/>
+          <w:bCs/>
+          <w:color w:val="569CD6"/>
+          <w:kern w:val="0"/>
+          <w:sz w:val="21"/>
+          <w:szCs w:val="21"/>
+          <w:lang w:eastAsia="en-GB"/>
+          <w14:ligatures w14:val="none"/>
+        </w:rPr>
+        <w:t>## Ordering Rules (Important)</w:t>
+      </w:r>
+    </w:p>
+    <w:p>
+      <w:pPr>
+        <w:pStyle w:val="ListParagraph"/>
+        <w:numPr>
+          <w:ilvl w:val="0"/>
+          <w:numId w:val="6"/>
+        </w:numPr>
+        <w:shd w:val="clear" w:color="auto" w:fill="1F1F1F"/>
+        <w:spacing w:after="0" w:line="285" w:lineRule="atLeast"/>
+        <w:rPr>
+          <w:rFonts w:ascii="Consolas" w:eastAsia="Times New Roman" w:hAnsi="Consolas" w:cs="Times New Roman"/>
+          <w:color w:val="CCCCCC"/>
+          <w:kern w:val="0"/>
+          <w:sz w:val="21"/>
+          <w:szCs w:val="21"/>
+          <w:lang w:eastAsia="en-GB"/>
+          <w14:ligatures w14:val="none"/>
+        </w:rPr>
+      </w:pPr>
+      <w:r>
+        <w:rPr>
+          <w:rFonts w:ascii="Consolas" w:eastAsia="Times New Roman" w:hAnsi="Consolas" w:cs="Times New Roman"/>
+          <w:color w:val="CCCCCC"/>
+          <w:kern w:val="0"/>
+          <w:sz w:val="21"/>
+          <w:szCs w:val="21"/>
+          <w:lang w:eastAsia="en-GB"/>
+          <w14:ligatures w14:val="none"/>
+        </w:rPr>
+        <w:t>Blocks are appended in this order:</w:t>
+      </w:r>
+    </w:p>
+    <w:p>
+      <w:pPr>
+        <w:pStyle w:val="ListParagraph"/>
+        <w:numPr>
+          <w:ilvl w:val="0"/>
+          <w:numId w:val="6"/>
+        </w:numPr>
+        <w:shd w:val="clear" w:color="auto" w:fill="1F1F1F"/>
+        <w:spacing w:after="0" w:line="285" w:lineRule="atLeast"/>
+        <w:rPr>
+          <w:rFonts w:ascii="Consolas" w:eastAsia="Times New Roman" w:hAnsi="Consolas" w:cs="Times New Roman"/>
+          <w:color w:val="CCCCCC"/>
+          <w:kern w:val="0"/>
+          <w:sz w:val="21"/>
+          <w:szCs w:val="21"/>
+          <w:lang w:eastAsia="en-GB"/>
+          <w14:ligatures w14:val="none"/>
+        </w:rPr>
+      </w:pPr>
+      <w:r>
+        <w:rPr>
+          <w:rFonts w:ascii="Consolas" w:eastAsia="Times New Roman" w:hAnsi="Consolas" w:cs="Times New Roman"/>
+          <w:color w:val="6796E6"/>
+          <w:kern w:val="0"/>
+          <w:sz w:val="21"/>
+          <w:szCs w:val="21"/>
+          <w:lang w:eastAsia="en-GB"/>
+          <w14:ligatures w14:val="none"/>
+        </w:rPr>
+        <w:t>1.</w:t>
+      </w:r>
+      <w:r>
+        <w:rPr>
+          <w:rFonts w:ascii="Consolas" w:eastAsia="Times New Roman" w:hAnsi="Consolas" w:cs="Times New Roman"/>
+          <w:color w:val="CCCCCC"/>
+          <w:kern w:val="0"/>
+          <w:sz w:val="21"/>
+          <w:szCs w:val="21"/>
+          <w:lang w:eastAsia="en-GB"/>
+          <w14:ligatures w14:val="none"/>
+        </w:rPr>
+        <w:t xml:space="preserve"> Safety lines (if capped)</w:t>
+      </w:r>
+    </w:p>
+    <w:p>
+      <w:pPr>
+        <w:pStyle w:val="ListParagraph"/>
+        <w:numPr>
+          <w:ilvl w:val="0"/>
+          <w:numId w:val="6"/>
+        </w:numPr>
+        <w:shd w:val="clear" w:color="auto" w:fill="1F1F1F"/>
+        <w:spacing w:after="0" w:line="285" w:lineRule="atLeast"/>
+        <w:rPr>
+          <w:rFonts w:ascii="Consolas" w:eastAsia="Times New Roman" w:hAnsi="Consolas" w:cs="Times New Roman"/>
+          <w:color w:val="CCCCCC"/>
+          <w:kern w:val="0"/>
+          <w:sz w:val="21"/>
+          <w:szCs w:val="21"/>
+          <w:lang w:eastAsia="en-GB"/>
+          <w14:ligatures w14:val="none"/>
+        </w:rPr>
+      </w:pPr>
+      <w:r>
+        <w:rPr>
+          <w:rFonts w:ascii="Consolas" w:eastAsia="Times New Roman" w:hAnsi="Consolas" w:cs="Times New Roman"/>
+          <w:color w:val="6796E6"/>
+          <w:kern w:val="0"/>
+          <w:sz w:val="21"/>
+          <w:szCs w:val="21"/>
+          <w:lang w:eastAsia="en-GB"/>
+          <w14:ligatures w14:val="none"/>
+        </w:rPr>
+        <w:t>2.</w:t>
+      </w:r>
+      <w:r>
+        <w:rPr>
+          <w:rFonts w:ascii="Consolas" w:eastAsia="Times New Roman" w:hAnsi="Consolas" w:cs="Times New Roman"/>
+          <w:color w:val="CCCCCC"/>
+          <w:kern w:val="0"/>
+          <w:sz w:val="21"/>
+          <w:szCs w:val="21"/>
+          <w:lang w:eastAsia="en-GB"/>
+          <w14:ligatures w14:val="none"/>
+        </w:rPr>
+        <w:t xml:space="preserve"> Time-constrained branch OR proven-formula branch</w:t>
+      </w:r>
+    </w:p>
+    <w:p>
+      <w:pPr>
+        <w:pStyle w:val="ListParagraph"/>
+        <w:numPr>
+          <w:ilvl w:val="0"/>
+          <w:numId w:val="6"/>
+        </w:numPr>
+        <w:shd w:val="clear" w:color="auto" w:fill="1F1F1F"/>
+        <w:spacing w:after="0" w:line="285" w:lineRule="atLeast"/>
+        <w:rPr>
+          <w:rFonts w:ascii="Consolas" w:eastAsia="Times New Roman" w:hAnsi="Consolas" w:cs="Times New Roman"/>
+          <w:color w:val="CCCCCC"/>
+          <w:kern w:val="0"/>
+          <w:sz w:val="21"/>
+          <w:szCs w:val="21"/>
+          <w:lang w:eastAsia="en-GB"/>
+          <w14:ligatures w14:val="none"/>
+        </w:rPr>
+      </w:pPr>
+      <w:r>
+        <w:rPr>
+          <w:rFonts w:ascii="Consolas" w:eastAsia="Times New Roman" w:hAnsi="Consolas" w:cs="Times New Roman"/>
+          <w:color w:val="6796E6"/>
+          <w:kern w:val="0"/>
+          <w:sz w:val="21"/>
+          <w:szCs w:val="21"/>
+          <w:lang w:eastAsia="en-GB"/>
+          <w14:ligatures w14:val="none"/>
+        </w:rPr>
+        <w:t>3.</w:t>
+      </w:r>
+      <w:r>
+        <w:rPr>
+          <w:rFonts w:ascii="Consolas" w:eastAsia="Times New Roman" w:hAnsi="Consolas" w:cs="Times New Roman"/>
+          <w:color w:val="CCCCCC"/>
+          <w:kern w:val="0"/>
+          <w:sz w:val="21"/>
+          <w:szCs w:val="21"/>
+          <w:lang w:eastAsia="en-GB"/>
+          <w14:ligatures w14:val="none"/>
+        </w:rPr>
+        <w:t xml:space="preserve"> Separator + strategy (if goal exists)</w:t>
+      </w:r>
+    </w:p>
+    <w:p>
+      <w:pPr>
+        <w:pStyle w:val="ListParagraph"/>
+        <w:numPr>
+          <w:ilvl w:val="0"/>
+          <w:numId w:val="6"/>
+        </w:numPr>
+        <w:shd w:val="clear" w:color="auto" w:fill="1F1F1F"/>
+        <w:spacing w:after="0" w:line="285" w:lineRule="atLeast"/>
+        <w:rPr>
+          <w:rFonts w:ascii="Consolas" w:eastAsia="Times New Roman" w:hAnsi="Consolas" w:cs="Times New Roman"/>
+          <w:color w:val="CCCCCC"/>
+          <w:kern w:val="0"/>
+          <w:sz w:val="21"/>
+          <w:szCs w:val="21"/>
+          <w:lang w:eastAsia="en-GB"/>
+          <w14:ligatures w14:val="none"/>
+        </w:rPr>
+      </w:pPr>
+      <w:r>
+        <w:rPr>
+          <w:rFonts w:ascii="Consolas" w:eastAsia="Times New Roman" w:hAnsi="Consolas" w:cs="Times New Roman"/>
+          <w:color w:val="6796E6"/>
+          <w:kern w:val="0"/>
+          <w:sz w:val="21"/>
+          <w:szCs w:val="21"/>
+          <w:lang w:eastAsia="en-GB"/>
+          <w14:ligatures w14:val="none"/>
+        </w:rPr>
+        <w:t>4.</w:t>
+      </w:r>
+      <w:r>
+        <w:rPr>
+          <w:rFonts w:ascii="Consolas" w:eastAsia="Times New Roman" w:hAnsi="Consolas" w:cs="Times New Roman"/>
+          <w:color w:val="CCCCCC"/>
+          <w:kern w:val="0"/>
+          <w:sz w:val="21"/>
+          <w:szCs w:val="21"/>
+          <w:lang w:eastAsia="en-GB"/>
+          <w14:ligatures w14:val="none"/>
+        </w:rPr>
+        <w:t xml:space="preserve"> Risk alert (if stagnation exists)</w:t>
+      </w:r>
+    </w:p>
+    <w:p>
+      <w:pPr>
+        <w:pStyle w:val="ListParagraph"/>
+        <w:numPr>
+          <w:ilvl w:val="0"/>
+          <w:numId w:val="6"/>
+        </w:numPr>
+        <w:shd w:val="clear" w:color="auto" w:fill="1F1F1F"/>
+        <w:spacing w:after="0" w:line="285" w:lineRule="atLeast"/>
+        <w:rPr>
+          <w:rFonts w:ascii="Consolas" w:eastAsia="Times New Roman" w:hAnsi="Consolas" w:cs="Times New Roman"/>
+          <w:color w:val="CCCCCC"/>
+          <w:kern w:val="0"/>
+          <w:sz w:val="21"/>
+          <w:szCs w:val="21"/>
+          <w:lang w:eastAsia="en-GB"/>
+          <w14:ligatures w14:val="none"/>
+        </w:rPr>
+      </w:pPr>
+    </w:p>
+    <w:p>
+      <w:pPr>
+        <w:pStyle w:val="ListParagraph"/>
+        <w:numPr>
+          <w:ilvl w:val="0"/>
+          <w:numId w:val="6"/>
+        </w:numPr>
+        <w:shd w:val="clear" w:color="auto" w:fill="1F1F1F"/>
+        <w:spacing w:after="0" w:line="285" w:lineRule="atLeast"/>
+        <w:rPr>
+          <w:rFonts w:ascii="Consolas" w:eastAsia="Times New Roman" w:hAnsi="Consolas" w:cs="Times New Roman"/>
+          <w:color w:val="CCCCCC"/>
+          <w:kern w:val="0"/>
+          <w:sz w:val="21"/>
+          <w:szCs w:val="21"/>
+          <w:lang w:eastAsia="en-GB"/>
+          <w14:ligatures w14:val="none"/>
+        </w:rPr>
+      </w:pPr>
+      <w:r>
+        <w:rPr>
+          <w:rFonts w:ascii="Consolas" w:eastAsia="Times New Roman" w:hAnsi="Consolas" w:cs="Times New Roman"/>
+          <w:b/>
+          <w:bCs/>
+          <w:color w:val="569CD6"/>
+          <w:kern w:val="0"/>
+          <w:sz w:val="21"/>
+          <w:szCs w:val="21"/>
+          <w:lang w:eastAsia="en-GB"/>
+          <w14:ligatures w14:val="none"/>
+        </w:rPr>
+        <w:t>## Title Options (for context)</w:t>
+      </w:r>
+    </w:p>
+    <w:p>
+      <w:pPr>
+        <w:pStyle w:val="ListParagraph"/>
+        <w:numPr>
+          <w:ilvl w:val="0"/>
+          <w:numId w:val="6"/>
+        </w:numPr>
+        <w:shd w:val="clear" w:color="auto" w:fill="1F1F1F"/>
+        <w:spacing w:after="0" w:line="285" w:lineRule="atLeast"/>
+        <w:rPr>
+          <w:rFonts w:ascii="Consolas" w:eastAsia="Times New Roman" w:hAnsi="Consolas" w:cs="Times New Roman"/>
+          <w:color w:val="CCCCCC"/>
+          <w:kern w:val="0"/>
+          <w:sz w:val="21"/>
+          <w:szCs w:val="21"/>
+          <w:lang w:eastAsia="en-GB"/>
+          <w14:ligatures w14:val="none"/>
+        </w:rPr>
+      </w:pPr>
+      <w:r>
+        <w:rPr>
+          <w:rFonts w:ascii="Consolas" w:eastAsia="Times New Roman" w:hAnsi="Consolas" w:cs="Times New Roman"/>
+          <w:color w:val="6796E6"/>
+          <w:kern w:val="0"/>
+          <w:sz w:val="21"/>
+          <w:szCs w:val="21"/>
+          <w:lang w:eastAsia="en-GB"/>
+          <w14:ligatures w14:val="none"/>
+        </w:rPr>
+        <w:t>-</w:t>
+      </w:r>
+      <w:r>
+        <w:rPr>
+          <w:rFonts w:ascii="Consolas" w:eastAsia="Times New Roman" w:hAnsi="Consolas" w:cs="Times New Roman"/>
+          <w:color w:val="CCCCCC"/>
+          <w:kern w:val="0"/>
+          <w:sz w:val="21"/>
+          <w:szCs w:val="21"/>
+          <w:lang w:eastAsia="en-GB"/>
+          <w14:ligatures w14:val="none"/>
+        </w:rPr>
+        <w:t xml:space="preserve"> Data Building Phase</w:t>
+      </w:r>
+    </w:p>
+    <w:p>
+      <w:pPr>
+        <w:pStyle w:val="ListParagraph"/>
+        <w:numPr>
+          <w:ilvl w:val="0"/>
+          <w:numId w:val="6"/>
+        </w:numPr>
+        <w:shd w:val="clear" w:color="auto" w:fill="1F1F1F"/>
+        <w:spacing w:after="0" w:line="285" w:lineRule="atLeast"/>
+        <w:rPr>
+          <w:rFonts w:ascii="Consolas" w:eastAsia="Times New Roman" w:hAnsi="Consolas" w:cs="Times New Roman"/>
+          <w:color w:val="CCCCCC"/>
+          <w:kern w:val="0"/>
+          <w:sz w:val="21"/>
+          <w:szCs w:val="21"/>
+          <w:lang w:eastAsia="en-GB"/>
+          <w14:ligatures w14:val="none"/>
+        </w:rPr>
+      </w:pPr>
+      <w:r>
+        <w:rPr>
+          <w:rFonts w:ascii="Consolas" w:eastAsia="Times New Roman" w:hAnsi="Consolas" w:cs="Times New Roman"/>
+          <w:color w:val="6796E6"/>
+          <w:kern w:val="0"/>
+          <w:sz w:val="21"/>
+          <w:szCs w:val="21"/>
+          <w:lang w:eastAsia="en-GB"/>
+          <w14:ligatures w14:val="none"/>
+        </w:rPr>
+        <w:t>-</w:t>
+      </w:r>
+      <w:r>
+        <w:rPr>
+          <w:rFonts w:ascii="Consolas" w:eastAsia="Times New Roman" w:hAnsi="Consolas" w:cs="Times New Roman"/>
+          <w:color w:val="CCCCCC"/>
+          <w:kern w:val="0"/>
+          <w:sz w:val="21"/>
+          <w:szCs w:val="21"/>
+          <w:lang w:eastAsia="en-GB"/>
+          <w14:ligatures w14:val="none"/>
+        </w:rPr>
+        <w:t xml:space="preserve"> Personalized Training Plan</w:t>
+      </w:r>
+    </w:p>
+    <w:p>
+      <w:pPr>
+        <w:pStyle w:val="ListParagraph"/>
+        <w:numPr>
+          <w:ilvl w:val="0"/>
+          <w:numId w:val="6"/>
+        </w:numPr>
+        <w:shd w:val="clear" w:color="auto" w:fill="1F1F1F"/>
+        <w:spacing w:after="0" w:line="285" w:lineRule="atLeast"/>
+        <w:rPr>
+          <w:rFonts w:ascii="Consolas" w:eastAsia="Times New Roman" w:hAnsi="Consolas" w:cs="Times New Roman"/>
+          <w:color w:val="CCCCCC"/>
+          <w:kern w:val="0"/>
+          <w:sz w:val="21"/>
+          <w:szCs w:val="21"/>
+          <w:lang w:eastAsia="en-GB"/>
+          <w14:ligatures w14:val="none"/>
+        </w:rPr>
+      </w:pPr>
+      <w:r>
+        <w:rPr>
+          <w:rFonts w:ascii="Consolas" w:eastAsia="Times New Roman" w:hAnsi="Consolas" w:cs="Times New Roman"/>
+          <w:color w:val="6796E6"/>
+          <w:kern w:val="0"/>
+          <w:sz w:val="21"/>
+          <w:szCs w:val="21"/>
+          <w:lang w:eastAsia="en-GB"/>
+          <w14:ligatures w14:val="none"/>
+        </w:rPr>
+        <w:t>-</w:t>
+      </w:r>
+      <w:r>
+        <w:rPr>
+          <w:rFonts w:ascii="Consolas" w:eastAsia="Times New Roman" w:hAnsi="Consolas" w:cs="Times New Roman"/>
+          <w:color w:val="CCCCCC"/>
+          <w:kern w:val="0"/>
+          <w:sz w:val="21"/>
+          <w:szCs w:val="21"/>
+          <w:lang w:eastAsia="en-GB"/>
+          <w14:ligatures w14:val="none"/>
+        </w:rPr>
+        <w:t xml:space="preserve"> Efficiency-Focused Plan</w:t>
+      </w:r>
+    </w:p>
+    <w:p>
+      <w:pPr>
+        <w:pStyle w:val="ListParagraph"/>
+        <w:numPr>
+          <w:ilvl w:val="0"/>
+          <w:numId w:val="6"/>
+        </w:numPr>
+        <w:shd w:val="clear" w:color="auto" w:fill="1F1F1F"/>
+        <w:spacing w:after="0" w:line="285" w:lineRule="atLeast"/>
+        <w:rPr>
+          <w:rFonts w:ascii="Consolas" w:eastAsia="Times New Roman" w:hAnsi="Consolas" w:cs="Times New Roman"/>
+          <w:color w:val="CCCCCC"/>
+          <w:kern w:val="0"/>
+          <w:sz w:val="21"/>
+          <w:szCs w:val="21"/>
+          <w:lang w:eastAsia="en-GB"/>
+          <w14:ligatures w14:val="none"/>
+        </w:rPr>
+      </w:pPr>
+      <w:r>
+        <w:rPr>
+          <w:rFonts w:ascii="Consolas" w:eastAsia="Times New Roman" w:hAnsi="Consolas" w:cs="Times New Roman"/>
+          <w:color w:val="6796E6"/>
+          <w:kern w:val="0"/>
+          <w:sz w:val="21"/>
+          <w:szCs w:val="21"/>
+          <w:lang w:eastAsia="en-GB"/>
+          <w14:ligatures w14:val="none"/>
+        </w:rPr>
+        <w:t>-</w:t>
+      </w:r>
+      <w:r>
+        <w:rPr>
+          <w:rFonts w:ascii="Consolas" w:eastAsia="Times New Roman" w:hAnsi="Consolas" w:cs="Times New Roman"/>
+          <w:color w:val="CCCCCC"/>
+          <w:kern w:val="0"/>
+          <w:sz w:val="21"/>
+          <w:szCs w:val="21"/>
+          <w:lang w:eastAsia="en-GB"/>
+          <w14:ligatures w14:val="none"/>
+        </w:rPr>
+        <w:t xml:space="preserve"> Proven Formula Refined</w:t>
+      </w:r>
+    </w:p>
+    <w:p>
+      <w:pPr>
+        <w:pStyle w:val="ListParagraph"/>
+        <w:numPr>
+          <w:ilvl w:val="0"/>
+          <w:numId w:val="6"/>
+        </w:numPr>
+        <w:shd w:val="clear" w:color="auto" w:fill="1F1F1F"/>
+        <w:spacing w:after="0" w:line="285" w:lineRule="atLeast"/>
+        <w:rPr>
+          <w:rFonts w:ascii="Consolas" w:eastAsia="Times New Roman" w:hAnsi="Consolas" w:cs="Times New Roman"/>
+          <w:color w:val="CCCCCC"/>
+          <w:kern w:val="0"/>
+          <w:sz w:val="21"/>
+          <w:szCs w:val="21"/>
+          <w:lang w:eastAsia="en-GB"/>
+          <w14:ligatures w14:val="none"/>
+        </w:rPr>
+      </w:pPr>
+    </w:p>
+    <w:p>
+      <w:pPr>
+        <w:pStyle w:val="ListParagraph"/>
+        <w:numPr>
+          <w:ilvl w:val="0"/>
+          <w:numId w:val="6"/>
+        </w:numPr>
+        <w:shd w:val="clear" w:color="auto" w:fill="1F1F1F"/>
+        <w:spacing w:after="0" w:line="285" w:lineRule="atLeast"/>
+        <w:rPr>
+          <w:rFonts w:ascii="Consolas" w:eastAsia="Times New Roman" w:hAnsi="Consolas" w:cs="Times New Roman"/>
+          <w:color w:val="CCCCCC"/>
+          <w:kern w:val="0"/>
+          <w:sz w:val="21"/>
+          <w:szCs w:val="21"/>
+          <w:lang w:eastAsia="en-GB"/>
+          <w14:ligatures w14:val="none"/>
+        </w:rPr>
+      </w:pPr>
+      <w:r>
+        <w:rPr>
+          <w:rFonts w:ascii="Consolas" w:eastAsia="Times New Roman" w:hAnsi="Consolas" w:cs="Times New Roman"/>
+          <w:b/>
+          <w:bCs/>
+          <w:color w:val="569CD6"/>
+          <w:kern w:val="0"/>
+          <w:sz w:val="21"/>
+          <w:szCs w:val="21"/>
+          <w:lang w:eastAsia="en-GB"/>
+          <w14:ligatures w14:val="none"/>
+        </w:rPr>
+        <w:t>## Notes About Reachability</w:t>
+      </w:r>
+    </w:p>
+    <w:p>
+      <w:pPr>
+        <w:pStyle w:val="ListParagraph"/>
+        <w:numPr>
+          <w:ilvl w:val="0"/>
+          <w:numId w:val="6"/>
+        </w:numPr>
+        <w:shd w:val="clear" w:color="auto" w:fill="1F1F1F"/>
+        <w:spacing w:after="0" w:line="285" w:lineRule="atLeast"/>
+        <w:rPr>
+          <w:rFonts w:ascii="Consolas" w:eastAsia="Times New Roman" w:hAnsi="Consolas" w:cs="Times New Roman"/>
+          <w:color w:val="CCCCCC"/>
+          <w:kern w:val="0"/>
+          <w:sz w:val="21"/>
+          <w:szCs w:val="21"/>
+          <w:lang w:eastAsia="en-GB"/>
+          <w14:ligatures w14:val="none"/>
+        </w:rPr>
+      </w:pPr>
+      <w:r>
+        <w:rPr>
+          <w:rFonts w:ascii="Consolas" w:eastAsia="Times New Roman" w:hAnsi="Consolas" w:cs="Times New Roman"/>
+          <w:color w:val="6796E6"/>
+          <w:kern w:val="0"/>
+          <w:sz w:val="21"/>
+          <w:szCs w:val="21"/>
+          <w:lang w:eastAsia="en-GB"/>
+          <w14:ligatures w14:val="none"/>
+        </w:rPr>
+        <w:t>-</w:t>
+      </w:r>
+      <w:r>
+        <w:rPr>
+          <w:rFonts w:ascii="Consolas" w:eastAsia="Times New Roman" w:hAnsi="Consolas" w:cs="Times New Roman"/>
+          <w:color w:val="CCCCCC"/>
+          <w:kern w:val="0"/>
+          <w:sz w:val="21"/>
+          <w:szCs w:val="21"/>
+          <w:lang w:eastAsia="en-GB"/>
+          <w14:ligatures w14:val="none"/>
+        </w:rPr>
+        <w:t xml:space="preserve"> The fallback text is returned early and does not include strategy/risk blocks.</w:t>
+      </w:r>
+    </w:p>
+    <w:p>
+      <w:pPr>
+        <w:pStyle w:val="ListParagraph"/>
+        <w:numPr>
+          <w:ilvl w:val="0"/>
+          <w:numId w:val="6"/>
+        </w:numPr>
+        <w:shd w:val="clear" w:color="auto" w:fill="1F1F1F"/>
+        <w:spacing w:after="0" w:line="285" w:lineRule="atLeast"/>
+        <w:rPr>
+          <w:rFonts w:ascii="Consolas" w:eastAsia="Times New Roman" w:hAnsi="Consolas" w:cs="Times New Roman"/>
+          <w:color w:val="CCCCCC"/>
+          <w:kern w:val="0"/>
+          <w:sz w:val="21"/>
+          <w:szCs w:val="21"/>
+          <w:lang w:eastAsia="en-GB"/>
+          <w14:ligatures w14:val="none"/>
+        </w:rPr>
+      </w:pPr>
+      <w:r>
+        <w:rPr>
+          <w:rFonts w:ascii="Consolas" w:eastAsia="Times New Roman" w:hAnsi="Consolas" w:cs="Times New Roman"/>
+          <w:color w:val="6796E6"/>
+          <w:kern w:val="0"/>
+          <w:sz w:val="21"/>
+          <w:szCs w:val="21"/>
+          <w:lang w:eastAsia="en-GB"/>
+          <w14:ligatures w14:val="none"/>
+        </w:rPr>
+        <w:t>-</w:t>
+      </w:r>
+      <w:r>
+        <w:rPr>
+          <w:rFonts w:ascii="Consolas" w:eastAsia="Times New Roman" w:hAnsi="Consolas" w:cs="Times New Roman"/>
+          <w:color w:val="CCCCCC"/>
+          <w:kern w:val="0"/>
+          <w:sz w:val="21"/>
+          <w:szCs w:val="21"/>
+          <w:lang w:eastAsia="en-GB"/>
+          <w14:ligatures w14:val="none"/>
+        </w:rPr>
+        <w:t xml:space="preserve"> In the current UI flow, the Generate button is disabled until a goal is selected, so strategy text is typically present in non-fallback outputs.</w:t>
       </w:r>
     </w:p>
     <w:p>
